--- a/00-首页/题组Word/习题书/学生版-打印版/第二篇-结构化学/6-超分子与材料化学.docx
+++ b/00-首页/题组Word/习题书/学生版-打印版/第二篇-结构化学/6-超分子与材料化学.docx
@@ -2,7 +2,7 @@
 <file path=word/document.xml><?xml version="1.0" encoding="utf-8"?>
 <w:document xmlns:w="http://schemas.openxmlformats.org/wordprocessingml/2006/main" xmlns:m="http://schemas.openxmlformats.org/officeDocument/2006/math" xmlns:r="http://schemas.openxmlformats.org/officeDocument/2006/relationships" xmlns:o="urn:schemas-microsoft-com:office:office" xmlns:v="urn:schemas-microsoft-com:vml" xmlns:w10="urn:schemas-microsoft-com:office:word" xmlns:a="http://schemas.openxmlformats.org/drawingml/2006/main" xmlns:pic="http://schemas.openxmlformats.org/drawingml/2006/picture" xmlns:wp="http://schemas.openxmlformats.org/drawingml/2006/wordprocessingDrawing">
   <w:body>
-    <w:bookmarkStart w:id="35" w:name="第-6-章-超分子与材料化学"/>
+    <w:bookmarkStart w:id="50" w:name="第-6-章-超分子与材料化学"/>
     <w:p>
       <w:pPr>
         <w:pStyle w:val="Heading1"/>
@@ -523,7 +523,7 @@
       </w:r>
     </w:p>
     <w:bookmarkEnd w:id="9"/>
-    <w:bookmarkStart w:id="10" w:name="无机固体化学-习题10.3"/>
+    <w:bookmarkStart w:id="16" w:name="一分册测试-ch1b-10-组氨酸硅钨酸盐超分子"/>
     <w:p>
       <w:pPr>
         <w:pStyle w:val="Heading2"/>
@@ -540,25 +540,19 @@
         <w:rPr>
           <w:rFonts w:hint="eastAsia" w:ascii="Times New Roman" w:hAnsi="Times New Roman" w:eastAsia="SimHei" w:cs="Times New Roman"/>
         </w:rPr>
-        <w:t>无机固体化学</w:t>
-      </w:r>
-      <w:r>
-        <w:rPr>
-          <w:rFonts w:hint="eastAsia" w:ascii="Times New Roman" w:hAnsi="Times New Roman" w:eastAsia="Times New Roman" w:cs="Times New Roman"/>
-        </w:rPr>
-        <w:t>-</w:t>
+        <w:t>一分册测试</w:t>
+      </w:r>
+      <w:r>
+        <w:rPr>
+          <w:rFonts w:hint="eastAsia" w:ascii="Times New Roman" w:hAnsi="Times New Roman" w:eastAsia="Times New Roman" w:cs="Times New Roman"/>
+        </w:rPr>
+        <w:t>-Ch1B-10-</w:t>
       </w:r>
       <w:r>
         <w:rPr>
           <w:rFonts w:hint="eastAsia" w:ascii="Times New Roman" w:hAnsi="Times New Roman" w:eastAsia="SimHei" w:cs="Times New Roman"/>
         </w:rPr>
-        <w:t>习题</w:t>
-      </w:r>
-      <w:r>
-        <w:rPr>
-          <w:rFonts w:hint="eastAsia" w:ascii="Times New Roman" w:hAnsi="Times New Roman" w:eastAsia="Times New Roman" w:cs="Times New Roman"/>
-        </w:rPr>
-        <w:t>10.3</w:t>
+        <w:t>组氨酸硅钨酸盐超分子</w:t>
       </w:r>
     </w:p>
     <w:p>
@@ -569,7 +563,55 @@
         <w:rPr>
           <w:rFonts w:hint="eastAsia" w:ascii="Times New Roman" w:hAnsi="Times New Roman" w:eastAsia="FangSong" w:cs="Times New Roman"/>
         </w:rPr>
-        <w:t>解释固体的能带形成</w:t>
+        <w:t>研究发现</w:t>
+      </w:r>
+      <w:r>
+        <w:rPr>
+          <w:rFonts w:hint="eastAsia" w:ascii="Times New Roman" w:hAnsi="Times New Roman" w:eastAsia="Times New Roman" w:cs="Times New Roman"/>
+        </w:rPr>
+        <w:t>，</w:t>
+      </w:r>
+      <w:r>
+        <w:rPr>
+          <w:rFonts w:hint="eastAsia" w:ascii="Times New Roman" w:hAnsi="Times New Roman" w:eastAsia="FangSong" w:cs="Times New Roman"/>
+        </w:rPr>
+        <w:t>氨基酸与多金属氧酸盐能够通过氢键形成超分子化合物</w:t>
+      </w:r>
+      <w:r>
+        <w:rPr>
+          <w:rFonts w:hint="eastAsia" w:ascii="Times New Roman" w:hAnsi="Times New Roman" w:eastAsia="Times New Roman" w:cs="Times New Roman"/>
+        </w:rPr>
+        <w:t>，</w:t>
+      </w:r>
+      <w:r>
+        <w:rPr>
+          <w:rFonts w:hint="eastAsia" w:ascii="Times New Roman" w:hAnsi="Times New Roman" w:eastAsia="FangSong" w:cs="Times New Roman"/>
+        </w:rPr>
+        <w:t>晶体中常含有结晶水</w:t>
+      </w:r>
+      <w:r>
+        <w:rPr>
+          <w:rFonts w:hint="eastAsia" w:ascii="Times New Roman" w:hAnsi="Times New Roman" w:eastAsia="Times New Roman" w:cs="Times New Roman"/>
+        </w:rPr>
+        <w:t>，</w:t>
+      </w:r>
+      <w:r>
+        <w:rPr>
+          <w:rFonts w:hint="eastAsia" w:ascii="Times New Roman" w:hAnsi="Times New Roman" w:eastAsia="FangSong" w:cs="Times New Roman"/>
+        </w:rPr>
+        <w:t>这类物质展示其独特的晶体结构和新颖的物理化学性质</w:t>
+      </w:r>
+      <w:r>
+        <w:rPr>
+          <w:rFonts w:hint="eastAsia" w:ascii="Times New Roman" w:hAnsi="Times New Roman" w:eastAsia="Times New Roman" w:cs="Times New Roman"/>
+        </w:rPr>
+        <w:t>，</w:t>
+      </w:r>
+      <w:r>
+        <w:rPr>
+          <w:rFonts w:hint="eastAsia" w:ascii="Times New Roman" w:hAnsi="Times New Roman" w:eastAsia="FangSong" w:cs="Times New Roman"/>
+        </w:rPr>
+        <w:t>对探究新型功能材料十分重要</w:t>
       </w:r>
       <w:r>
         <w:rPr>
@@ -577,23 +619,785 @@
         </w:rPr>
         <w:t>。</w:t>
       </w:r>
-      <w:r>
-        <w:rPr>
-          <w:rFonts w:hint="eastAsia" w:ascii="Times New Roman" w:hAnsi="Times New Roman" w:eastAsia="FangSong" w:cs="Times New Roman"/>
-        </w:rPr>
-        <w:t>什么是</w:t>
-      </w:r>
-      <w:r>
-        <w:rPr>
-          <w:rFonts w:ascii="Times New Roman" w:hAnsi="Times New Roman" w:eastAsia="Times New Roman" w:cs="Times New Roman"/>
-        </w:rPr>
-        <w:t xml:space="preserve"> Fermi </w:t>
-      </w:r>
-      <w:r>
-        <w:rPr>
-          <w:rFonts w:hint="eastAsia" w:ascii="Times New Roman" w:hAnsi="Times New Roman" w:eastAsia="FangSong" w:cs="Times New Roman"/>
-        </w:rPr>
-        <w:t>能级</w:t>
+    </w:p>
+    <w:p>
+      <w:pPr>
+        <w:pStyle w:val="BodyText"/>
+      </w:pPr>
+      <w:r>
+        <w:rPr>
+          <w:rFonts w:hint="eastAsia" w:ascii="Times New Roman" w:hAnsi="Times New Roman" w:eastAsia="FangSong" w:cs="Times New Roman"/>
+        </w:rPr>
+        <w:t>某研究小组采用一种简便的溶液法</w:t>
+      </w:r>
+      <w:r>
+        <w:rPr>
+          <w:rFonts w:hint="eastAsia" w:ascii="Times New Roman" w:hAnsi="Times New Roman" w:eastAsia="Times New Roman" w:cs="Times New Roman"/>
+        </w:rPr>
+        <w:t>，</w:t>
+      </w:r>
+      <w:r>
+        <w:rPr>
+          <w:rFonts w:hint="eastAsia" w:ascii="Times New Roman" w:hAnsi="Times New Roman" w:eastAsia="FangSong" w:cs="Times New Roman"/>
+        </w:rPr>
+        <w:t>将一定量的组氨酸</w:t>
+      </w:r>
+      <w:r>
+        <w:rPr>
+          <w:rFonts w:hint="eastAsia" w:ascii="Times New Roman" w:hAnsi="Times New Roman" w:eastAsia="Times New Roman" w:cs="Times New Roman"/>
+        </w:rPr>
+        <w:t>（</w:t>
+      </w:r>
+      <w:r>
+        <w:rPr>
+          <w:rFonts w:hint="eastAsia" w:ascii="Times New Roman" w:hAnsi="Times New Roman" w:eastAsia="FangSong" w:cs="Times New Roman"/>
+        </w:rPr>
+        <w:t>分子式</w:t>
+      </w:r>
+      <w:r>
+        <w:rPr>
+          <w:rFonts w:hint="eastAsia" w:ascii="Times New Roman" w:hAnsi="Times New Roman" w:eastAsia="Times New Roman" w:cs="Times New Roman"/>
+        </w:rPr>
+        <w:t>：</w:t>
+      </w:r>
+      <m:oMath>
+        <m:oMathPr>
+          <m:ctrlPr>
+            <w:rPr>
+              <w:sz w:val="28"/>
+              <w:szCs w:val="28"/>
+            </w:rPr>
+          </m:ctrlPr>
+        </m:oMathPr>
+        <m:sSub>
+          <m:e>
+            <m:r>
+              <m:t>C</m:t>
+            </m:r>
+          </m:e>
+          <m:sub>
+            <m:r>
+              <m:t>6</m:t>
+            </m:r>
+          </m:sub>
+        </m:sSub>
+        <m:sSub>
+          <m:e>
+            <m:r>
+              <m:t>H</m:t>
+            </m:r>
+          </m:e>
+          <m:sub>
+            <m:r>
+              <m:t>9</m:t>
+            </m:r>
+          </m:sub>
+        </m:sSub>
+        <m:sSub>
+          <m:e>
+            <m:r>
+              <m:t>N</m:t>
+            </m:r>
+          </m:e>
+          <m:sub>
+            <m:r>
+              <m:t>3</m:t>
+            </m:r>
+          </m:sub>
+        </m:sSub>
+        <m:sSub>
+          <m:e>
+            <m:r>
+              <m:t>O</m:t>
+            </m:r>
+          </m:e>
+          <m:sub>
+            <m:r>
+              <m:t>2</m:t>
+            </m:r>
+          </m:sub>
+        </m:sSub>
+      </m:oMath>
+      <w:r>
+        <w:rPr>
+          <w:rFonts w:hint="eastAsia" w:ascii="Times New Roman" w:hAnsi="Times New Roman" w:eastAsia="Times New Roman" w:cs="Times New Roman"/>
+        </w:rPr>
+        <w:t>，</w:t>
+      </w:r>
+      <w:r>
+        <w:rPr>
+          <w:rFonts w:hint="eastAsia" w:ascii="Times New Roman" w:hAnsi="Times New Roman" w:eastAsia="FangSong" w:cs="Times New Roman"/>
+        </w:rPr>
+        <w:t>英文缩写</w:t>
+      </w:r>
+      <w:r>
+        <w:rPr>
+          <w:rFonts w:hint="eastAsia" w:ascii="Times New Roman" w:hAnsi="Times New Roman" w:eastAsia="Times New Roman" w:cs="Times New Roman"/>
+        </w:rPr>
+        <w:t>：His，</w:t>
+      </w:r>
+      <w:r>
+        <w:rPr>
+          <w:rFonts w:hint="eastAsia" w:ascii="Times New Roman" w:hAnsi="Times New Roman" w:eastAsia="FangSong" w:cs="Times New Roman"/>
+        </w:rPr>
+        <w:t>结构式</w:t>
+      </w:r>
+      <w:r>
+        <w:rPr>
+          <w:rFonts w:hint="eastAsia" w:ascii="Times New Roman" w:hAnsi="Times New Roman" w:eastAsia="Times New Roman" w:cs="Times New Roman"/>
+        </w:rPr>
+        <w:t>：</w:t>
+      </w:r>
+    </w:p>
+    <w:p>
+      <w:pPr>
+        <w:pStyle w:val="BodyText"/>
+        <w:spacing w:before="160" w:after="80"/>
+        <w:jc w:val="center"/>
+      </w:pPr>
+      <w:r>
+        <w:rPr>
+          <w:rFonts w:ascii="Times New Roman" w:hAnsi="Times New Roman" w:eastAsia="Times New Roman" w:cs="Times New Roman"/>
+        </w:rPr>
+        <w:drawing>
+          <wp:inline>
+            <wp:extent cx="2654300" cy="1816100"/>
+            <wp:effectExtent b="0" l="0" r="0" t="0"/>
+            <wp:docPr descr="" title="" id="11" name="Picture"/>
+            <a:graphic>
+              <a:graphicData uri="http://schemas.openxmlformats.org/drawingml/2006/picture">
+                <pic:pic>
+                  <pic:nvPicPr>
+                    <pic:cNvPr descr="f7d1189b37a09b50253b53792883563ae8eb6868f82a7445cb43180e89aabfd7.jpg" id="12" name="Picture"/>
+                    <pic:cNvPicPr>
+                      <a:picLocks noChangeArrowheads="1" noChangeAspect="1"/>
+                    </pic:cNvPicPr>
+                  </pic:nvPicPr>
+                  <pic:blipFill>
+                    <a:blip r:embed="rId10"/>
+                    <a:stretch>
+                      <a:fillRect/>
+                    </a:stretch>
+                  </pic:blipFill>
+                  <pic:spPr bwMode="auto">
+                    <a:xfrm>
+                      <a:off x="0" y="0"/>
+                      <a:ext cx="2654300" cy="1816100"/>
+                    </a:xfrm>
+                    <a:prstGeom prst="rect">
+                      <a:avLst/>
+                    </a:prstGeom>
+                    <a:noFill/>
+                    <a:ln w="9525">
+                      <a:noFill/>
+                      <a:headEnd/>
+                      <a:tailEnd/>
+                    </a:ln>
+                  </pic:spPr>
+                </pic:pic>
+              </a:graphicData>
+            </a:graphic>
+          </wp:inline>
+        </w:drawing>
+      </w:r>
+    </w:p>
+    <w:p>
+      <w:pPr>
+        <w:pStyle w:val="BodyText"/>
+      </w:pPr>
+      <w:r>
+        <w:rPr>
+          <w:rFonts w:hint="eastAsia" w:ascii="Times New Roman" w:hAnsi="Times New Roman" w:eastAsia="Times New Roman" w:cs="Times New Roman"/>
+        </w:rPr>
+        <w:t>）、</w:t>
+      </w:r>
+      <w:r>
+        <w:rPr>
+          <w:rFonts w:hint="eastAsia" w:ascii="Times New Roman" w:hAnsi="Times New Roman" w:eastAsia="FangSong" w:cs="Times New Roman"/>
+        </w:rPr>
+        <w:t>结构助剂及去离子水放入</w:t>
+      </w:r>
+      <w:r>
+        <w:rPr>
+          <w:rFonts w:ascii="Times New Roman" w:hAnsi="Times New Roman" w:eastAsia="Times New Roman" w:cs="Times New Roman"/>
+        </w:rPr>
+        <w:t xml:space="preserve"> 100 mL </w:t>
+      </w:r>
+      <w:r>
+        <w:rPr>
+          <w:rFonts w:hint="eastAsia" w:ascii="Times New Roman" w:hAnsi="Times New Roman" w:eastAsia="FangSong" w:cs="Times New Roman"/>
+        </w:rPr>
+        <w:t>锥形瓶中</w:t>
+      </w:r>
+      <w:r>
+        <w:rPr>
+          <w:rFonts w:hint="eastAsia" w:ascii="Times New Roman" w:hAnsi="Times New Roman" w:eastAsia="Times New Roman" w:cs="Times New Roman"/>
+        </w:rPr>
+        <w:t>，</w:t>
+      </w:r>
+      <w:r>
+        <w:rPr>
+          <w:rFonts w:hint="eastAsia" w:ascii="Times New Roman" w:hAnsi="Times New Roman" w:eastAsia="FangSong" w:cs="Times New Roman"/>
+        </w:rPr>
+        <w:t>搅拌混合均匀</w:t>
+      </w:r>
+      <w:r>
+        <w:rPr>
+          <w:rFonts w:hint="eastAsia" w:ascii="Times New Roman" w:hAnsi="Times New Roman" w:eastAsia="Times New Roman" w:cs="Times New Roman"/>
+        </w:rPr>
+        <w:t>，2</w:t>
+      </w:r>
+      <w:r>
+        <w:rPr>
+          <w:rFonts w:ascii="Times New Roman" w:hAnsi="Times New Roman" w:eastAsia="Times New Roman" w:cs="Times New Roman"/>
+        </w:rPr>
+        <w:t xml:space="preserve"> h </w:t>
+      </w:r>
+      <w:r>
+        <w:rPr>
+          <w:rFonts w:hint="eastAsia" w:ascii="Times New Roman" w:hAnsi="Times New Roman" w:eastAsia="FangSong" w:cs="Times New Roman"/>
+        </w:rPr>
+        <w:t xml:space="preserve">后加入一定量的</w:t>
+      </w:r>
+      <w:r>
+        <w:rPr>
+          <w:rFonts w:ascii="Times New Roman" w:hAnsi="Times New Roman" w:eastAsia="Times New Roman" w:cs="Times New Roman"/>
+        </w:rPr>
+        <w:t xml:space="preserve"> </w:t>
+      </w:r>
+      <m:oMath>
+        <m:oMathPr>
+          <m:ctrlPr>
+            <w:rPr>
+              <w:sz w:val="28"/>
+              <w:szCs w:val="28"/>
+            </w:rPr>
+          </m:ctrlPr>
+        </m:oMathPr>
+        <m:sSub>
+          <m:e>
+            <m:r>
+              <m:t>K</m:t>
+            </m:r>
+          </m:e>
+          <m:sub>
+            <m:r>
+              <m:t>4</m:t>
+            </m:r>
+          </m:sub>
+        </m:sSub>
+        <m:r>
+          <m:t>S</m:t>
+        </m:r>
+        <m:r>
+          <m:t>i</m:t>
+        </m:r>
+        <m:sSub>
+          <m:e>
+            <m:r>
+              <m:t>W</m:t>
+            </m:r>
+          </m:e>
+          <m:sub>
+            <m:r>
+              <m:t>12</m:t>
+            </m:r>
+          </m:sub>
+        </m:sSub>
+        <m:sSub>
+          <m:e>
+            <m:r>
+              <m:t>O</m:t>
+            </m:r>
+          </m:e>
+          <m:sub>
+            <m:r>
+              <m:t>40</m:t>
+            </m:r>
+          </m:sub>
+        </m:sSub>
+        <m:r>
+          <m:rPr>
+            <m:sty m:val="p"/>
+          </m:rPr>
+          <m:t>⋅</m:t>
+        </m:r>
+        <m:r>
+          <m:t>n</m:t>
+        </m:r>
+        <m:sSub>
+          <m:e>
+            <m:r>
+              <m:t>H</m:t>
+            </m:r>
+          </m:e>
+          <m:sub>
+            <m:r>
+              <m:t>2</m:t>
+            </m:r>
+          </m:sub>
+        </m:sSub>
+        <m:r>
+          <m:t>O</m:t>
+        </m:r>
+      </m:oMath>
+      <w:r>
+        <w:rPr>
+          <w:rFonts w:hint="eastAsia" w:ascii="Times New Roman" w:hAnsi="Times New Roman" w:eastAsia="Times New Roman" w:cs="Times New Roman"/>
+        </w:rPr>
+        <w:t>，</w:t>
+      </w:r>
+      <w:r>
+        <w:rPr>
+          <w:rFonts w:hint="eastAsia" w:ascii="Times New Roman" w:hAnsi="Times New Roman" w:eastAsia="FangSong" w:cs="Times New Roman"/>
+        </w:rPr>
+        <w:t>并在</w:t>
+      </w:r>
+      <w:r>
+        <w:rPr>
+          <w:rFonts w:ascii="Times New Roman" w:hAnsi="Times New Roman" w:eastAsia="Times New Roman" w:cs="Times New Roman"/>
+        </w:rPr>
+        <w:t xml:space="preserve"> 80℃ </w:t>
+      </w:r>
+      <w:r>
+        <w:rPr>
+          <w:rFonts w:hint="eastAsia" w:ascii="Times New Roman" w:hAnsi="Times New Roman" w:eastAsia="FangSong" w:cs="Times New Roman"/>
+        </w:rPr>
+        <w:t xml:space="preserve">下继续搅拌</w:t>
+      </w:r>
+      <w:r>
+        <w:rPr>
+          <w:rFonts w:ascii="Times New Roman" w:hAnsi="Times New Roman" w:eastAsia="Times New Roman" w:cs="Times New Roman"/>
+        </w:rPr>
+        <w:t xml:space="preserve"> 2 </w:t>
+      </w:r>
+      <w:r>
+        <w:rPr>
+          <w:rFonts w:hint="eastAsia" w:ascii="Times New Roman" w:hAnsi="Times New Roman" w:eastAsia="Times New Roman" w:cs="Times New Roman"/>
+        </w:rPr>
+        <w:t>h，</w:t>
+      </w:r>
+      <w:r>
+        <w:rPr>
+          <w:rFonts w:hint="eastAsia" w:ascii="Times New Roman" w:hAnsi="Times New Roman" w:eastAsia="FangSong" w:cs="Times New Roman"/>
+        </w:rPr>
+        <w:t>反应完成后</w:t>
+      </w:r>
+      <w:r>
+        <w:rPr>
+          <w:rFonts w:hint="eastAsia" w:ascii="Times New Roman" w:hAnsi="Times New Roman" w:eastAsia="Times New Roman" w:cs="Times New Roman"/>
+        </w:rPr>
+        <w:t>，</w:t>
+      </w:r>
+      <w:r>
+        <w:rPr>
+          <w:rFonts w:hint="eastAsia" w:ascii="Times New Roman" w:hAnsi="Times New Roman" w:eastAsia="FangSong" w:cs="Times New Roman"/>
+        </w:rPr>
+        <w:t>用布氏漏斗过滤</w:t>
+      </w:r>
+      <w:r>
+        <w:rPr>
+          <w:rFonts w:hint="eastAsia" w:ascii="Times New Roman" w:hAnsi="Times New Roman" w:eastAsia="Times New Roman" w:cs="Times New Roman"/>
+        </w:rPr>
+        <w:t>，</w:t>
+      </w:r>
+      <w:r>
+        <w:rPr>
+          <w:rFonts w:hint="eastAsia" w:ascii="Times New Roman" w:hAnsi="Times New Roman" w:eastAsia="FangSong" w:cs="Times New Roman"/>
+        </w:rPr>
+        <w:t>然后将滤液放置两周</w:t>
+      </w:r>
+      <w:r>
+        <w:rPr>
+          <w:rFonts w:hint="eastAsia" w:ascii="Times New Roman" w:hAnsi="Times New Roman" w:eastAsia="Times New Roman" w:cs="Times New Roman"/>
+        </w:rPr>
+        <w:t>，</w:t>
+      </w:r>
+      <w:r>
+        <w:rPr>
+          <w:rFonts w:hint="eastAsia" w:ascii="Times New Roman" w:hAnsi="Times New Roman" w:eastAsia="FangSong" w:cs="Times New Roman"/>
+        </w:rPr>
+        <w:t>即可得到带有结晶水的无色组氨酸多金属硅钨酸盐超分子晶体</w:t>
+      </w:r>
+      <w:r>
+        <w:rPr>
+          <w:rFonts w:hint="eastAsia" w:ascii="Times New Roman" w:hAnsi="Times New Roman" w:eastAsia="Times New Roman" w:cs="Times New Roman"/>
+        </w:rPr>
+        <w:t>。</w:t>
+      </w:r>
+    </w:p>
+    <w:p>
+      <w:pPr>
+        <w:pStyle w:val="BodyText"/>
+      </w:pPr>
+      <w:r>
+        <w:rPr>
+          <w:rFonts w:hint="eastAsia" w:ascii="Times New Roman" w:hAnsi="Times New Roman" w:eastAsia="FangSong" w:cs="Times New Roman"/>
+        </w:rPr>
+        <w:t>对该超分子晶体进行元素分析</w:t>
+      </w:r>
+      <w:r>
+        <w:rPr>
+          <w:rFonts w:hint="eastAsia" w:ascii="Times New Roman" w:hAnsi="Times New Roman" w:eastAsia="Times New Roman" w:cs="Times New Roman"/>
+        </w:rPr>
+        <w:t>，</w:t>
+      </w:r>
+      <w:r>
+        <w:rPr>
+          <w:rFonts w:hint="eastAsia" w:ascii="Times New Roman" w:hAnsi="Times New Roman" w:eastAsia="FangSong" w:cs="Times New Roman"/>
+        </w:rPr>
+        <w:t>结果为</w:t>
+      </w:r>
+      <w:r>
+        <w:rPr>
+          <w:rFonts w:hint="eastAsia" w:ascii="Times New Roman" w:hAnsi="Times New Roman" w:eastAsia="Times New Roman" w:cs="Times New Roman"/>
+        </w:rPr>
+        <w:t>（</w:t>
+      </w:r>
+      <w:r>
+        <w:rPr>
+          <w:rFonts w:hint="eastAsia" w:ascii="Times New Roman" w:hAnsi="Times New Roman" w:eastAsia="FangSong" w:cs="Times New Roman"/>
+        </w:rPr>
+        <w:t>质量百分含量</w:t>
+      </w:r>
+      <w:r>
+        <w:rPr>
+          <w:rFonts w:hint="eastAsia" w:ascii="Times New Roman" w:hAnsi="Times New Roman" w:eastAsia="Times New Roman" w:cs="Times New Roman"/>
+        </w:rPr>
+        <w:t>）：C</w:t>
+      </w:r>
+      <w:r>
+        <w:rPr>
+          <w:rFonts w:ascii="Times New Roman" w:hAnsi="Times New Roman" w:eastAsia="Times New Roman" w:cs="Times New Roman"/>
+        </w:rPr>
+        <w:t xml:space="preserve"> 4.50%; H 1.05%; N 2.47%; Si 0.91%; W </w:t>
+      </w:r>
+      <w:r>
+        <w:rPr>
+          <w:rFonts w:hint="eastAsia" w:ascii="Times New Roman" w:hAnsi="Times New Roman" w:eastAsia="Times New Roman" w:cs="Times New Roman"/>
+        </w:rPr>
+        <w:t>67.02%。</w:t>
+      </w:r>
+      <w:r>
+        <w:rPr>
+          <w:rFonts w:hint="eastAsia" w:ascii="Times New Roman" w:hAnsi="Times New Roman" w:eastAsia="FangSong" w:cs="Times New Roman"/>
+        </w:rPr>
+        <w:t>热重分析如图所示</w:t>
+      </w:r>
+      <w:r>
+        <w:rPr>
+          <w:rFonts w:hint="eastAsia" w:ascii="Times New Roman" w:hAnsi="Times New Roman" w:eastAsia="Times New Roman" w:cs="Times New Roman"/>
+        </w:rPr>
+        <w:t>，</w:t>
+      </w:r>
+      <w:r>
+        <w:rPr>
+          <w:rFonts w:hint="eastAsia" w:ascii="Times New Roman" w:hAnsi="Times New Roman" w:eastAsia="FangSong" w:cs="Times New Roman"/>
+        </w:rPr>
+        <w:t>呈现三步失重的现象</w:t>
+      </w:r>
+      <w:r>
+        <w:rPr>
+          <w:rFonts w:hint="eastAsia" w:ascii="Times New Roman" w:hAnsi="Times New Roman" w:eastAsia="Times New Roman" w:cs="Times New Roman"/>
+        </w:rPr>
+        <w:t>，</w:t>
+      </w:r>
+      <w:r>
+        <w:rPr>
+          <w:rFonts w:hint="eastAsia" w:ascii="Times New Roman" w:hAnsi="Times New Roman" w:eastAsia="FangSong" w:cs="Times New Roman"/>
+        </w:rPr>
+        <w:t>分别失重</w:t>
+      </w:r>
+      <w:r>
+        <w:rPr>
+          <w:rFonts w:ascii="Times New Roman" w:hAnsi="Times New Roman" w:eastAsia="Times New Roman" w:cs="Times New Roman"/>
+        </w:rPr>
+        <w:t xml:space="preserve"> 3.0%、9.3%、7.5%。</w:t>
+      </w:r>
+    </w:p>
+    <w:p>
+      <w:pPr>
+        <w:pStyle w:val="BodyText"/>
+        <w:spacing w:before="160" w:after="80"/>
+        <w:jc w:val="center"/>
+      </w:pPr>
+      <w:r>
+        <w:rPr>
+          <w:rFonts w:ascii="Times New Roman" w:hAnsi="Times New Roman" w:eastAsia="Times New Roman" w:cs="Times New Roman"/>
+        </w:rPr>
+        <w:drawing>
+          <wp:inline>
+            <wp:extent cx="3600000" cy="2543119"/>
+            <wp:effectExtent b="0" l="0" r="0" t="0"/>
+            <wp:docPr descr="" title="" id="14" name="Picture"/>
+            <a:graphic>
+              <a:graphicData uri="http://schemas.openxmlformats.org/drawingml/2006/picture">
+                <pic:pic>
+                  <pic:nvPicPr>
+                    <pic:cNvPr descr="5b14386fb0b452fff0a37af3bf785b303ac550ebc7b4183db003f61e6424b355.jpg" id="15" name="Picture"/>
+                    <pic:cNvPicPr>
+                      <a:picLocks noChangeArrowheads="1" noChangeAspect="1"/>
+                    </pic:cNvPicPr>
+                  </pic:nvPicPr>
+                  <pic:blipFill>
+                    <a:blip r:embed="rId13"/>
+                    <a:stretch>
+                      <a:fillRect/>
+                    </a:stretch>
+                  </pic:blipFill>
+                  <pic:spPr bwMode="auto">
+                    <a:xfrm>
+                      <a:off x="0" y="0"/>
+                      <a:ext cx="3600000" cy="2543119"/>
+                    </a:xfrm>
+                    <a:prstGeom prst="rect">
+                      <a:avLst/>
+                    </a:prstGeom>
+                    <a:noFill/>
+                    <a:ln w="9525">
+                      <a:noFill/>
+                      <a:headEnd/>
+                      <a:tailEnd/>
+                    </a:ln>
+                  </pic:spPr>
+                </pic:pic>
+              </a:graphicData>
+            </a:graphic>
+          </wp:inline>
+        </w:drawing>
+      </w:r>
+    </w:p>
+    <w:p>
+      <w:pPr>
+        <w:pStyle w:val="BodyText"/>
+      </w:pPr>
+      <w:r>
+        <w:rPr>
+          <w:rFonts w:hint="eastAsia" w:ascii="Times New Roman" w:hAnsi="Times New Roman" w:eastAsia="FangSong" w:cs="Times New Roman"/>
+        </w:rPr>
+        <w:t>第</w:t>
+      </w:r>
+      <w:r>
+        <w:rPr>
+          <w:rFonts w:hint="eastAsia" w:ascii="Times New Roman" w:hAnsi="Times New Roman" w:eastAsia="Times New Roman" w:cs="Times New Roman"/>
+        </w:rPr>
+        <w:t>10</w:t>
+      </w:r>
+      <w:r>
+        <w:rPr>
+          <w:rFonts w:hint="eastAsia" w:ascii="Times New Roman" w:hAnsi="Times New Roman" w:eastAsia="FangSong" w:cs="Times New Roman"/>
+        </w:rPr>
+        <w:t>题图</w:t>
+      </w:r>
+    </w:p>
+    <w:p>
+      <w:pPr>
+        <w:pStyle w:val="BodyText"/>
+      </w:pPr>
+      <w:r>
+        <w:rPr>
+          <w:rFonts w:hint="eastAsia" w:ascii="Times New Roman" w:hAnsi="Times New Roman" w:eastAsia="FangSong" w:cs="Times New Roman"/>
+        </w:rPr>
+        <w:t>请回答</w:t>
+      </w:r>
+      <w:r>
+        <w:rPr>
+          <w:rFonts w:hint="eastAsia" w:ascii="Times New Roman" w:hAnsi="Times New Roman" w:eastAsia="Times New Roman" w:cs="Times New Roman"/>
+        </w:rPr>
+        <w:t>：</w:t>
+      </w:r>
+    </w:p>
+    <w:p>
+      <w:pPr>
+        <w:pStyle w:val="BodyText"/>
+      </w:pPr>
+      <w:r>
+        <w:rPr>
+          <w:rFonts w:ascii="Times New Roman" w:hAnsi="Times New Roman" w:eastAsia="Times New Roman" w:cs="Times New Roman"/>
+        </w:rPr>
+        <w:t xml:space="preserve">10-1 </w:t>
+      </w:r>
+      <w:r>
+        <w:rPr>
+          <w:rFonts w:hint="eastAsia" w:ascii="Times New Roman" w:hAnsi="Times New Roman" w:eastAsia="FangSong" w:cs="Times New Roman"/>
+        </w:rPr>
+        <w:t xml:space="preserve">试计算该超分子化合物中</w:t>
+      </w:r>
+      <w:r>
+        <w:rPr>
+          <w:rFonts w:ascii="Times New Roman" w:hAnsi="Times New Roman" w:eastAsia="Times New Roman" w:cs="Times New Roman"/>
+        </w:rPr>
+        <w:t xml:space="preserve"> C </w:t>
+      </w:r>
+      <w:r>
+        <w:rPr>
+          <w:rFonts w:hint="eastAsia" w:ascii="Times New Roman" w:hAnsi="Times New Roman" w:eastAsia="FangSong" w:cs="Times New Roman"/>
+        </w:rPr>
+        <w:t xml:space="preserve">与</w:t>
+      </w:r>
+      <w:r>
+        <w:rPr>
+          <w:rFonts w:ascii="Times New Roman" w:hAnsi="Times New Roman" w:eastAsia="Times New Roman" w:cs="Times New Roman"/>
+        </w:rPr>
+        <w:t xml:space="preserve"> W </w:t>
+      </w:r>
+      <w:r>
+        <w:rPr>
+          <w:rFonts w:hint="eastAsia" w:ascii="Times New Roman" w:hAnsi="Times New Roman" w:eastAsia="FangSong" w:cs="Times New Roman"/>
+        </w:rPr>
+        <w:t>的物质的量之比</w:t>
+      </w:r>
+      <w:r>
+        <w:rPr>
+          <w:rFonts w:hint="eastAsia" w:ascii="Times New Roman" w:hAnsi="Times New Roman" w:eastAsia="Times New Roman" w:cs="Times New Roman"/>
+        </w:rPr>
+        <w:t>，</w:t>
+      </w:r>
+      <w:r>
+        <w:rPr>
+          <w:rFonts w:hint="eastAsia" w:ascii="Times New Roman" w:hAnsi="Times New Roman" w:eastAsia="FangSong" w:cs="Times New Roman"/>
+        </w:rPr>
+        <w:t>确定该超分子化合物的化学式</w:t>
+      </w:r>
+      <w:r>
+        <w:rPr>
+          <w:rFonts w:hint="eastAsia" w:ascii="Times New Roman" w:hAnsi="Times New Roman" w:eastAsia="Times New Roman" w:cs="Times New Roman"/>
+        </w:rPr>
+        <w:t>。</w:t>
+      </w:r>
+    </w:p>
+    <w:p>
+      <w:pPr>
+        <w:pStyle w:val="BodyText"/>
+      </w:pPr>
+      <w:r>
+        <w:rPr>
+          <w:rFonts w:ascii="Times New Roman" w:hAnsi="Times New Roman" w:eastAsia="Times New Roman" w:cs="Times New Roman"/>
+        </w:rPr>
+        <w:t xml:space="preserve">10-2 </w:t>
+      </w:r>
+      <w:r>
+        <w:rPr>
+          <w:rFonts w:hint="eastAsia" w:ascii="Times New Roman" w:hAnsi="Times New Roman" w:eastAsia="FangSong" w:cs="Times New Roman"/>
+        </w:rPr>
+        <w:t>试通过计算阐述热重分析中</w:t>
+      </w:r>
+      <w:r>
+        <w:rPr>
+          <w:rFonts w:hint="eastAsia" w:ascii="Times New Roman" w:hAnsi="Times New Roman" w:eastAsia="Times New Roman" w:cs="Times New Roman"/>
+        </w:rPr>
+        <w:t>，</w:t>
+      </w:r>
+      <w:r>
+        <w:rPr>
+          <w:rFonts w:hint="eastAsia" w:ascii="Times New Roman" w:hAnsi="Times New Roman" w:eastAsia="FangSong" w:cs="Times New Roman"/>
+        </w:rPr>
+        <w:t>第一步失重</w:t>
+      </w:r>
+      <w:r>
+        <w:rPr>
+          <w:rFonts w:ascii="Times New Roman" w:hAnsi="Times New Roman" w:eastAsia="Times New Roman" w:cs="Times New Roman"/>
+        </w:rPr>
+        <w:t xml:space="preserve"> </w:t>
+      </w:r>
+      <m:oMath>
+        <m:r>
+          <m:t>3.0</m:t>
+        </m:r>
+        <m:r>
+          <m:rPr>
+            <m:sty m:val="p"/>
+          </m:rPr>
+          <m:t>%</m:t>
+        </m:r>
+      </m:oMath>
+      <w:r>
+        <w:rPr>
+          <w:rFonts w:ascii="Times New Roman" w:hAnsi="Times New Roman" w:eastAsia="Times New Roman" w:cs="Times New Roman"/>
+        </w:rPr>
+        <w:t xml:space="preserve"> </w:t>
+      </w:r>
+      <w:r>
+        <w:rPr>
+          <w:rFonts w:hint="eastAsia" w:ascii="Times New Roman" w:hAnsi="Times New Roman" w:eastAsia="FangSong" w:cs="Times New Roman"/>
+        </w:rPr>
+        <w:t xml:space="preserve">的原因和第二步失重</w:t>
+      </w:r>
+      <w:r>
+        <w:rPr>
+          <w:rFonts w:ascii="Times New Roman" w:hAnsi="Times New Roman" w:eastAsia="Times New Roman" w:cs="Times New Roman"/>
+        </w:rPr>
+        <w:t xml:space="preserve"> </w:t>
+      </w:r>
+      <m:oMath>
+        <m:r>
+          <m:t>9.3</m:t>
+        </m:r>
+        <m:r>
+          <m:rPr>
+            <m:sty m:val="p"/>
+          </m:rPr>
+          <m:t>%</m:t>
+        </m:r>
+      </m:oMath>
+      <w:r>
+        <w:rPr>
+          <w:rFonts w:ascii="Times New Roman" w:hAnsi="Times New Roman" w:eastAsia="Times New Roman" w:cs="Times New Roman"/>
+        </w:rPr>
+        <w:t xml:space="preserve"> </w:t>
+      </w:r>
+      <w:r>
+        <w:rPr>
+          <w:rFonts w:hint="eastAsia" w:ascii="Times New Roman" w:hAnsi="Times New Roman" w:eastAsia="FangSong" w:cs="Times New Roman"/>
+        </w:rPr>
+        <w:t>的原因</w:t>
+      </w:r>
+      <w:r>
+        <w:rPr>
+          <w:rFonts w:hint="eastAsia" w:ascii="Times New Roman" w:hAnsi="Times New Roman" w:eastAsia="Times New Roman" w:cs="Times New Roman"/>
+        </w:rPr>
+        <w:t>；</w:t>
+      </w:r>
+      <w:r>
+        <w:rPr>
+          <w:rFonts w:hint="eastAsia" w:ascii="Times New Roman" w:hAnsi="Times New Roman" w:eastAsia="FangSong" w:cs="Times New Roman"/>
+        </w:rPr>
+        <w:t>第三步失重是多酸骨架断裂分解所致</w:t>
+      </w:r>
+      <w:r>
+        <w:rPr>
+          <w:rFonts w:hint="eastAsia" w:ascii="Times New Roman" w:hAnsi="Times New Roman" w:eastAsia="Times New Roman" w:cs="Times New Roman"/>
+        </w:rPr>
+        <w:t>，</w:t>
+      </w:r>
+      <w:r>
+        <w:rPr>
+          <w:rFonts w:hint="eastAsia" w:ascii="Times New Roman" w:hAnsi="Times New Roman" w:eastAsia="FangSong" w:cs="Times New Roman"/>
+        </w:rPr>
+        <w:t>并通过计算确定该多酸阴离子的化学式</w:t>
+      </w:r>
+      <w:r>
+        <w:rPr>
+          <w:rFonts w:hint="eastAsia" w:ascii="Times New Roman" w:hAnsi="Times New Roman" w:eastAsia="Times New Roman" w:cs="Times New Roman"/>
+        </w:rPr>
+        <w:t>。</w:t>
+      </w:r>
+    </w:p>
+    <w:p>
+      <w:pPr>
+        <w:pStyle w:val="BodyText"/>
+      </w:pPr>
+      <w:r>
+        <w:rPr>
+          <w:rFonts w:ascii="Times New Roman" w:hAnsi="Times New Roman" w:eastAsia="Times New Roman" w:cs="Times New Roman"/>
+        </w:rPr>
+        <w:t xml:space="preserve">10-3 </w:t>
+      </w:r>
+      <w:r>
+        <w:rPr>
+          <w:rFonts w:hint="eastAsia" w:ascii="Times New Roman" w:hAnsi="Times New Roman" w:eastAsia="FangSong" w:cs="Times New Roman"/>
+        </w:rPr>
+        <w:t>阐述该超分子化合物的各组分间主要是靠什么作用结合在一起</w:t>
       </w:r>
       <w:r>
         <w:rPr>
@@ -601,11 +1405,34 @@
         </w:rPr>
         <w:t>？</w:t>
       </w:r>
-      <w:r>
-        <w:rPr>
-          <w:rFonts w:hint="eastAsia" w:ascii="Times New Roman" w:hAnsi="Times New Roman" w:eastAsia="FangSong" w:cs="Times New Roman"/>
-        </w:rPr>
-        <w:t>什么是固体中的能隙</w:t>
+    </w:p>
+    <w:p>
+      <w:pPr>
+        <w:pStyle w:val="BodyText"/>
+      </w:pPr>
+      <w:r>
+        <w:rPr>
+          <w:rFonts w:ascii="Times New Roman" w:hAnsi="Times New Roman" w:eastAsia="Times New Roman" w:cs="Times New Roman"/>
+        </w:rPr>
+        <w:t xml:space="preserve">10-4 </w:t>
+      </w:r>
+      <w:r>
+        <w:rPr>
+          <w:rFonts w:hint="eastAsia" w:ascii="Times New Roman" w:hAnsi="Times New Roman" w:eastAsia="FangSong" w:cs="Times New Roman"/>
+        </w:rPr>
+        <w:t>该超分子化合物在什么温度以下稳定</w:t>
+      </w:r>
+      <w:r>
+        <w:rPr>
+          <w:rFonts w:hint="eastAsia" w:ascii="Times New Roman" w:hAnsi="Times New Roman" w:eastAsia="Times New Roman" w:cs="Times New Roman"/>
+        </w:rPr>
+        <w:t>？</w:t>
+      </w:r>
+      <w:r>
+        <w:rPr>
+          <w:rFonts w:hint="eastAsia" w:ascii="Times New Roman" w:hAnsi="Times New Roman" w:eastAsia="FangSong" w:cs="Times New Roman"/>
+        </w:rPr>
+        <w:t>其原因是什么</w:t>
       </w:r>
       <w:r>
         <w:rPr>
@@ -624,8 +1451,8 @@
         </w:pict>
       </w:r>
     </w:p>
-    <w:bookmarkEnd w:id="10"/>
-    <w:bookmarkStart w:id="11" w:name="无机固体化学-习题10.5"/>
+    <w:bookmarkEnd w:id="16"/>
+    <w:bookmarkStart w:id="17" w:name="无机固体化学-习题10.3"/>
     <w:p>
       <w:pPr>
         <w:pStyle w:val="Heading2"/>
@@ -660,7 +1487,7 @@
         <w:rPr>
           <w:rFonts w:hint="eastAsia" w:ascii="Times New Roman" w:hAnsi="Times New Roman" w:eastAsia="Times New Roman" w:cs="Times New Roman"/>
         </w:rPr>
-        <w:t>10.5</w:t>
+        <w:t>10.3</w:t>
       </w:r>
     </w:p>
     <w:p>
@@ -671,55 +1498,7 @@
         <w:rPr>
           <w:rFonts w:hint="eastAsia" w:ascii="Times New Roman" w:hAnsi="Times New Roman" w:eastAsia="FangSong" w:cs="Times New Roman"/>
         </w:rPr>
-        <w:t>解释</w:t>
-      </w:r>
-      <w:r>
-        <w:rPr>
-          <w:rFonts w:hint="eastAsia" w:ascii="Times New Roman" w:hAnsi="Times New Roman" w:eastAsia="Times New Roman" w:cs="Times New Roman"/>
-        </w:rPr>
-        <w:t>：</w:t>
-      </w:r>
-      <w:r>
-        <w:rPr>
-          <w:rFonts w:hint="eastAsia" w:ascii="Times New Roman" w:hAnsi="Times New Roman" w:eastAsia="FangSong" w:cs="Times New Roman"/>
-        </w:rPr>
-        <w:t>本征半导体</w:t>
-      </w:r>
-      <w:r>
-        <w:rPr>
-          <w:rFonts w:hint="eastAsia" w:ascii="Times New Roman" w:hAnsi="Times New Roman" w:eastAsia="Times New Roman" w:cs="Times New Roman"/>
-        </w:rPr>
-        <w:t>，</w:t>
-      </w:r>
-      <w:r>
-        <w:rPr>
-          <w:rFonts w:hint="eastAsia" w:ascii="Times New Roman" w:hAnsi="Times New Roman" w:eastAsia="FangSong" w:cs="Times New Roman"/>
-        </w:rPr>
-        <w:t>掺杂半导体</w:t>
-      </w:r>
-      <w:r>
-        <w:rPr>
-          <w:rFonts w:hint="eastAsia" w:ascii="Times New Roman" w:hAnsi="Times New Roman" w:eastAsia="Times New Roman" w:cs="Times New Roman"/>
-        </w:rPr>
-        <w:t>，n-</w:t>
-      </w:r>
-      <w:r>
-        <w:rPr>
-          <w:rFonts w:hint="eastAsia" w:ascii="Times New Roman" w:hAnsi="Times New Roman" w:eastAsia="FangSong" w:cs="Times New Roman"/>
-        </w:rPr>
-        <w:t>型半导体</w:t>
-      </w:r>
-      <w:r>
-        <w:rPr>
-          <w:rFonts w:hint="eastAsia" w:ascii="Times New Roman" w:hAnsi="Times New Roman" w:eastAsia="Times New Roman" w:cs="Times New Roman"/>
-        </w:rPr>
-        <w:t>，p-</w:t>
-      </w:r>
-      <w:r>
-        <w:rPr>
-          <w:rFonts w:hint="eastAsia" w:ascii="Times New Roman" w:hAnsi="Times New Roman" w:eastAsia="FangSong" w:cs="Times New Roman"/>
-        </w:rPr>
-        <w:t>型半导体</w:t>
+        <w:t>解释固体的能带形成</w:t>
       </w:r>
       <w:r>
         <w:rPr>
@@ -731,7 +1510,31 @@
         <w:rPr>
           <w:rFonts w:hint="eastAsia" w:ascii="Times New Roman" w:hAnsi="Times New Roman" w:eastAsia="FangSong" w:cs="Times New Roman"/>
         </w:rPr>
-        <w:t>它们之间的区别何在</w:t>
+        <w:t>什么是</w:t>
+      </w:r>
+      <w:r>
+        <w:rPr>
+          <w:rFonts w:ascii="Times New Roman" w:hAnsi="Times New Roman" w:eastAsia="Times New Roman" w:cs="Times New Roman"/>
+        </w:rPr>
+        <w:t xml:space="preserve"> Fermi </w:t>
+      </w:r>
+      <w:r>
+        <w:rPr>
+          <w:rFonts w:hint="eastAsia" w:ascii="Times New Roman" w:hAnsi="Times New Roman" w:eastAsia="FangSong" w:cs="Times New Roman"/>
+        </w:rPr>
+        <w:t>能级</w:t>
+      </w:r>
+      <w:r>
+        <w:rPr>
+          <w:rFonts w:hint="eastAsia" w:ascii="Times New Roman" w:hAnsi="Times New Roman" w:eastAsia="Times New Roman" w:cs="Times New Roman"/>
+        </w:rPr>
+        <w:t>？</w:t>
+      </w:r>
+      <w:r>
+        <w:rPr>
+          <w:rFonts w:hint="eastAsia" w:ascii="Times New Roman" w:hAnsi="Times New Roman" w:eastAsia="FangSong" w:cs="Times New Roman"/>
+        </w:rPr>
+        <w:t>什么是固体中的能隙</w:t>
       </w:r>
       <w:r>
         <w:rPr>
@@ -750,8 +1553,8 @@
         </w:pict>
       </w:r>
     </w:p>
-    <w:bookmarkEnd w:id="11"/>
-    <w:bookmarkStart w:id="12" w:name="无机固体化学-习题10.6"/>
+    <w:bookmarkEnd w:id="17"/>
+    <w:bookmarkStart w:id="18" w:name="无机固体化学-习题10.5"/>
     <w:p>
       <w:pPr>
         <w:pStyle w:val="Heading2"/>
@@ -786,7 +1589,7 @@
         <w:rPr>
           <w:rFonts w:hint="eastAsia" w:ascii="Times New Roman" w:hAnsi="Times New Roman" w:eastAsia="Times New Roman" w:cs="Times New Roman"/>
         </w:rPr>
-        <w:t>10.6</w:t>
+        <w:t>10.5</w:t>
       </w:r>
     </w:p>
     <w:p>
@@ -795,40 +1598,21 @@
       </w:pPr>
       <w:r>
         <w:rPr>
-          <w:rFonts w:ascii="Times New Roman" w:hAnsi="Times New Roman" w:eastAsia="Times New Roman" w:cs="Times New Roman"/>
-        </w:rPr>
-        <w:t xml:space="preserve">NiO </w:t>
-      </w:r>
-      <w:r>
-        <w:rPr>
-          <w:rFonts w:hint="eastAsia" w:ascii="Times New Roman" w:hAnsi="Times New Roman" w:eastAsia="FangSong" w:cs="Times New Roman"/>
-        </w:rPr>
-        <w:t xml:space="preserve">中加入</w:t>
-      </w:r>
-      <w:r>
-        <w:rPr>
-          <w:rFonts w:ascii="Times New Roman" w:hAnsi="Times New Roman" w:eastAsia="Times New Roman" w:cs="Times New Roman"/>
-        </w:rPr>
-        <w:t xml:space="preserve"> Li</w:t>
-      </w:r>
-      <w:r>
-        <w:rPr>
-          <w:rFonts w:ascii="Times New Roman" w:hAnsi="Times New Roman" w:eastAsia="Times New Roman" w:cs="Times New Roman"/>
-          <w:vertAlign w:val="subscript"/>
-        </w:rPr>
-        <w:t>2</w:t>
-      </w:r>
-      <w:r>
-        <w:rPr>
-          <w:rFonts w:ascii="Times New Roman" w:hAnsi="Times New Roman" w:eastAsia="Times New Roman" w:cs="Times New Roman"/>
-        </w:rPr>
-        <w:t xml:space="preserve">O </w:t>
-      </w:r>
-      <w:r>
-        <w:rPr>
-          <w:rFonts w:hint="eastAsia" w:ascii="Times New Roman" w:hAnsi="Times New Roman" w:eastAsia="FangSong" w:cs="Times New Roman"/>
-        </w:rPr>
-        <w:t>在空气中焙烧可增加其导电性</w:t>
+          <w:rFonts w:hint="eastAsia" w:ascii="Times New Roman" w:hAnsi="Times New Roman" w:eastAsia="FangSong" w:cs="Times New Roman"/>
+        </w:rPr>
+        <w:t>解释</w:t>
+      </w:r>
+      <w:r>
+        <w:rPr>
+          <w:rFonts w:hint="eastAsia" w:ascii="Times New Roman" w:hAnsi="Times New Roman" w:eastAsia="Times New Roman" w:cs="Times New Roman"/>
+        </w:rPr>
+        <w:t>：</w:t>
+      </w:r>
+      <w:r>
+        <w:rPr>
+          <w:rFonts w:hint="eastAsia" w:ascii="Times New Roman" w:hAnsi="Times New Roman" w:eastAsia="FangSong" w:cs="Times New Roman"/>
+        </w:rPr>
+        <w:t>本征半导体</w:t>
       </w:r>
       <w:r>
         <w:rPr>
@@ -840,7 +1624,43 @@
         <w:rPr>
           <w:rFonts w:hint="eastAsia" w:ascii="Times New Roman" w:hAnsi="Times New Roman" w:eastAsia="FangSong" w:cs="Times New Roman"/>
         </w:rPr>
-        <w:t>为什么</w:t>
+        <w:t>掺杂半导体</w:t>
+      </w:r>
+      <w:r>
+        <w:rPr>
+          <w:rFonts w:hint="eastAsia" w:ascii="Times New Roman" w:hAnsi="Times New Roman" w:eastAsia="Times New Roman" w:cs="Times New Roman"/>
+        </w:rPr>
+        <w:t>，n-</w:t>
+      </w:r>
+      <w:r>
+        <w:rPr>
+          <w:rFonts w:hint="eastAsia" w:ascii="Times New Roman" w:hAnsi="Times New Roman" w:eastAsia="FangSong" w:cs="Times New Roman"/>
+        </w:rPr>
+        <w:t>型半导体</w:t>
+      </w:r>
+      <w:r>
+        <w:rPr>
+          <w:rFonts w:hint="eastAsia" w:ascii="Times New Roman" w:hAnsi="Times New Roman" w:eastAsia="Times New Roman" w:cs="Times New Roman"/>
+        </w:rPr>
+        <w:t>，p-</w:t>
+      </w:r>
+      <w:r>
+        <w:rPr>
+          <w:rFonts w:hint="eastAsia" w:ascii="Times New Roman" w:hAnsi="Times New Roman" w:eastAsia="FangSong" w:cs="Times New Roman"/>
+        </w:rPr>
+        <w:t>型半导体</w:t>
+      </w:r>
+      <w:r>
+        <w:rPr>
+          <w:rFonts w:hint="eastAsia" w:ascii="Times New Roman" w:hAnsi="Times New Roman" w:eastAsia="Times New Roman" w:cs="Times New Roman"/>
+        </w:rPr>
+        <w:t>。</w:t>
+      </w:r>
+      <w:r>
+        <w:rPr>
+          <w:rFonts w:hint="eastAsia" w:ascii="Times New Roman" w:hAnsi="Times New Roman" w:eastAsia="FangSong" w:cs="Times New Roman"/>
+        </w:rPr>
+        <w:t>它们之间的区别何在</w:t>
       </w:r>
       <w:r>
         <w:rPr>
@@ -859,8 +1679,8 @@
         </w:pict>
       </w:r>
     </w:p>
-    <w:bookmarkEnd w:id="12"/>
-    <w:bookmarkStart w:id="13" w:name="无机固体化学-习题10.7"/>
+    <w:bookmarkEnd w:id="18"/>
+    <w:bookmarkStart w:id="19" w:name="无机固体化学-习题10.6"/>
     <w:p>
       <w:pPr>
         <w:pStyle w:val="Heading2"/>
@@ -895,7 +1715,7 @@
         <w:rPr>
           <w:rFonts w:hint="eastAsia" w:ascii="Times New Roman" w:hAnsi="Times New Roman" w:eastAsia="Times New Roman" w:cs="Times New Roman"/>
         </w:rPr>
-        <w:t>10.7</w:t>
+        <w:t>10.6</w:t>
       </w:r>
     </w:p>
     <w:p>
@@ -904,39 +1724,21 @@
       </w:pPr>
       <w:r>
         <w:rPr>
-          <w:rFonts w:hint="eastAsia" w:ascii="Times New Roman" w:hAnsi="Times New Roman" w:eastAsia="FangSong" w:cs="Times New Roman"/>
-        </w:rPr>
-        <w:t>解释</w:t>
-      </w:r>
-      <w:r>
-        <w:rPr>
-          <w:rFonts w:hint="eastAsia" w:ascii="Times New Roman" w:hAnsi="Times New Roman" w:eastAsia="Times New Roman" w:cs="Times New Roman"/>
-        </w:rPr>
-        <w:t>：</w:t>
-      </w:r>
-      <w:r>
-        <w:rPr>
-          <w:rFonts w:ascii="Times New Roman" w:hAnsi="Times New Roman" w:eastAsia="Times New Roman" w:cs="Times New Roman"/>
-        </w:rPr>
-        <w:t xml:space="preserve"> </w:t>
-      </w:r>
-      <w:r>
-        <w:rPr>
-          <w:rFonts w:ascii="Times New Roman" w:hAnsi="Times New Roman" w:eastAsia="Times New Roman" w:cs="Times New Roman"/>
-        </w:rPr>
-        <w:t xml:space="preserve">(1) Schottky </w:t>
-      </w:r>
-      <w:r>
-        <w:rPr>
-          <w:rFonts w:hint="eastAsia" w:ascii="Times New Roman" w:hAnsi="Times New Roman" w:eastAsia="FangSong" w:cs="Times New Roman"/>
-        </w:rPr>
-        <w:t xml:space="preserve">缺陷在</w:t>
-      </w:r>
-      <w:r>
-        <w:rPr>
-          <w:rFonts w:ascii="Times New Roman" w:hAnsi="Times New Roman" w:eastAsia="Times New Roman" w:cs="Times New Roman"/>
-        </w:rPr>
-        <w:t xml:space="preserve"> CaCl</w:t>
+          <w:rFonts w:ascii="Times New Roman" w:hAnsi="Times New Roman" w:eastAsia="Times New Roman" w:cs="Times New Roman"/>
+        </w:rPr>
+        <w:t xml:space="preserve">NiO </w:t>
+      </w:r>
+      <w:r>
+        <w:rPr>
+          <w:rFonts w:hint="eastAsia" w:ascii="Times New Roman" w:hAnsi="Times New Roman" w:eastAsia="FangSong" w:cs="Times New Roman"/>
+        </w:rPr>
+        <w:t xml:space="preserve">中加入</w:t>
+      </w:r>
+      <w:r>
+        <w:rPr>
+          <w:rFonts w:ascii="Times New Roman" w:hAnsi="Times New Roman" w:eastAsia="Times New Roman" w:cs="Times New Roman"/>
+        </w:rPr>
+        <w:t xml:space="preserve"> Li</w:t>
       </w:r>
       <w:r>
         <w:rPr>
@@ -949,98 +1751,13 @@
         <w:rPr>
           <w:rFonts w:ascii="Times New Roman" w:hAnsi="Times New Roman" w:eastAsia="Times New Roman" w:cs="Times New Roman"/>
         </w:rPr>
-        <w:t xml:space="preserve"> </w:t>
-      </w:r>
-      <w:r>
-        <w:rPr>
-          <w:rFonts w:hint="eastAsia" w:ascii="Times New Roman" w:hAnsi="Times New Roman" w:eastAsia="FangSong" w:cs="Times New Roman"/>
-        </w:rPr>
-        <w:t>中</w:t>
-      </w:r>
-      <w:r>
-        <w:rPr>
-          <w:rFonts w:hint="eastAsia" w:ascii="Times New Roman" w:hAnsi="Times New Roman" w:eastAsia="Times New Roman" w:cs="Times New Roman"/>
-        </w:rPr>
-        <w:t>；</w:t>
-      </w:r>
-      <w:r>
-        <w:rPr>
-          <w:rFonts w:ascii="Times New Roman" w:hAnsi="Times New Roman" w:eastAsia="Times New Roman" w:cs="Times New Roman"/>
-        </w:rPr>
-        <w:t xml:space="preserve"> </w:t>
-      </w:r>
-      <w:r>
-        <w:rPr>
-          <w:rFonts w:ascii="Times New Roman" w:hAnsi="Times New Roman" w:eastAsia="Times New Roman" w:cs="Times New Roman"/>
-        </w:rPr>
-        <w:t xml:space="preserve">(2) Frenkel </w:t>
-      </w:r>
-      <w:r>
-        <w:rPr>
-          <w:rFonts w:hint="eastAsia" w:ascii="Times New Roman" w:hAnsi="Times New Roman" w:eastAsia="FangSong" w:cs="Times New Roman"/>
-        </w:rPr>
-        <w:t xml:space="preserve">缺陷在</w:t>
-      </w:r>
-      <w:r>
-        <w:rPr>
-          <w:rFonts w:ascii="Times New Roman" w:hAnsi="Times New Roman" w:eastAsia="Times New Roman" w:cs="Times New Roman"/>
-        </w:rPr>
-        <w:t xml:space="preserve"> AgBr </w:t>
-      </w:r>
-      <w:r>
-        <w:rPr>
-          <w:rFonts w:hint="eastAsia" w:ascii="Times New Roman" w:hAnsi="Times New Roman" w:eastAsia="FangSong" w:cs="Times New Roman"/>
-        </w:rPr>
-        <w:t>中</w:t>
-      </w:r>
-      <w:r>
-        <w:rPr>
-          <w:rFonts w:hint="eastAsia" w:ascii="Times New Roman" w:hAnsi="Times New Roman" w:eastAsia="Times New Roman" w:cs="Times New Roman"/>
-        </w:rPr>
-        <w:t>；</w:t>
-      </w:r>
-      <w:r>
-        <w:rPr>
-          <w:rFonts w:ascii="Times New Roman" w:hAnsi="Times New Roman" w:eastAsia="Times New Roman" w:cs="Times New Roman"/>
-        </w:rPr>
-        <w:t xml:space="preserve"> </w:t>
-      </w:r>
-      <w:r>
-        <w:rPr>
-          <w:rFonts w:ascii="Times New Roman" w:hAnsi="Times New Roman" w:eastAsia="Times New Roman" w:cs="Times New Roman"/>
-        </w:rPr>
-        <w:t xml:space="preserve">(3) AgCl </w:t>
-      </w:r>
-      <w:r>
-        <w:rPr>
-          <w:rFonts w:hint="eastAsia" w:ascii="Times New Roman" w:hAnsi="Times New Roman" w:eastAsia="FangSong" w:cs="Times New Roman"/>
-        </w:rPr>
-        <w:t xml:space="preserve">中用</w:t>
-      </w:r>
-      <w:r>
-        <w:rPr>
-          <w:rFonts w:ascii="Times New Roman" w:hAnsi="Times New Roman" w:eastAsia="Times New Roman" w:cs="Times New Roman"/>
-        </w:rPr>
-        <w:t xml:space="preserve"> CdCl</w:t>
-      </w:r>
-      <w:r>
-        <w:rPr>
-          <w:rFonts w:ascii="Times New Roman" w:hAnsi="Times New Roman" w:eastAsia="Times New Roman" w:cs="Times New Roman"/>
-          <w:vertAlign w:val="subscript"/>
-        </w:rPr>
-        <w:t>2</w:t>
-      </w:r>
-      <w:r>
-        <w:rPr>
-          <w:rFonts w:ascii="Times New Roman" w:hAnsi="Times New Roman" w:eastAsia="Times New Roman" w:cs="Times New Roman"/>
-        </w:rPr>
-        <w:t xml:space="preserve"> </w:t>
-      </w:r>
-      <w:r>
-        <w:rPr>
-          <w:rFonts w:hint="eastAsia" w:ascii="Times New Roman" w:hAnsi="Times New Roman" w:eastAsia="FangSong" w:cs="Times New Roman"/>
-        </w:rPr>
-        <w:t>掺杂</w:t>
+        <w:t xml:space="preserve">O </w:t>
+      </w:r>
+      <w:r>
+        <w:rPr>
+          <w:rFonts w:hint="eastAsia" w:ascii="Times New Roman" w:hAnsi="Times New Roman" w:eastAsia="FangSong" w:cs="Times New Roman"/>
+        </w:rPr>
+        <w:t>在空气中焙烧可增加其导电性</w:t>
       </w:r>
       <w:r>
         <w:rPr>
@@ -1052,19 +1769,7 @@
         <w:rPr>
           <w:rFonts w:hint="eastAsia" w:ascii="Times New Roman" w:hAnsi="Times New Roman" w:eastAsia="FangSong" w:cs="Times New Roman"/>
         </w:rPr>
-        <w:t>引起</w:t>
-      </w:r>
-      <w:r>
-        <w:rPr>
-          <w:rFonts w:ascii="Times New Roman" w:hAnsi="Times New Roman" w:eastAsia="Times New Roman" w:cs="Times New Roman"/>
-        </w:rPr>
-        <w:t xml:space="preserve"> AgCl </w:t>
-      </w:r>
-      <w:r>
-        <w:rPr>
-          <w:rFonts w:hint="eastAsia" w:ascii="Times New Roman" w:hAnsi="Times New Roman" w:eastAsia="FangSong" w:cs="Times New Roman"/>
-        </w:rPr>
-        <w:t>晶体结构发生什么变化</w:t>
+        <w:t>为什么</w:t>
       </w:r>
       <w:r>
         <w:rPr>
@@ -1083,8 +1788,8 @@
         </w:pict>
       </w:r>
     </w:p>
-    <w:bookmarkEnd w:id="13"/>
-    <w:bookmarkStart w:id="14" w:name="超分子-习题10.1"/>
+    <w:bookmarkEnd w:id="19"/>
+    <w:bookmarkStart w:id="20" w:name="无机固体化学-习题10.7"/>
     <w:p>
       <w:pPr>
         <w:pStyle w:val="Heading2"/>
@@ -1096,6 +1801,2351 @@
           <w:rFonts w:ascii="Times New Roman" w:hAnsi="Times New Roman" w:eastAsia="Times New Roman" w:cs="Times New Roman"/>
         </w:rPr>
         <w:t xml:space="preserve">6.6 </w:t>
+      </w:r>
+      <w:r>
+        <w:rPr>
+          <w:rFonts w:hint="eastAsia" w:ascii="Times New Roman" w:hAnsi="Times New Roman" w:eastAsia="SimHei" w:cs="Times New Roman"/>
+        </w:rPr>
+        <w:t>无机固体化学</w:t>
+      </w:r>
+      <w:r>
+        <w:rPr>
+          <w:rFonts w:hint="eastAsia" w:ascii="Times New Roman" w:hAnsi="Times New Roman" w:eastAsia="Times New Roman" w:cs="Times New Roman"/>
+        </w:rPr>
+        <w:t>-</w:t>
+      </w:r>
+      <w:r>
+        <w:rPr>
+          <w:rFonts w:hint="eastAsia" w:ascii="Times New Roman" w:hAnsi="Times New Roman" w:eastAsia="SimHei" w:cs="Times New Roman"/>
+        </w:rPr>
+        <w:t>习题</w:t>
+      </w:r>
+      <w:r>
+        <w:rPr>
+          <w:rFonts w:hint="eastAsia" w:ascii="Times New Roman" w:hAnsi="Times New Roman" w:eastAsia="Times New Roman" w:cs="Times New Roman"/>
+        </w:rPr>
+        <w:t>10.7</w:t>
+      </w:r>
+    </w:p>
+    <w:p>
+      <w:pPr>
+        <w:pStyle w:val="FirstParagraph"/>
+      </w:pPr>
+      <w:r>
+        <w:rPr>
+          <w:rFonts w:hint="eastAsia" w:ascii="Times New Roman" w:hAnsi="Times New Roman" w:eastAsia="FangSong" w:cs="Times New Roman"/>
+        </w:rPr>
+        <w:t>解释</w:t>
+      </w:r>
+      <w:r>
+        <w:rPr>
+          <w:rFonts w:hint="eastAsia" w:ascii="Times New Roman" w:hAnsi="Times New Roman" w:eastAsia="Times New Roman" w:cs="Times New Roman"/>
+        </w:rPr>
+        <w:t>：</w:t>
+      </w:r>
+      <w:r>
+        <w:rPr>
+          <w:rFonts w:ascii="Times New Roman" w:hAnsi="Times New Roman" w:eastAsia="Times New Roman" w:cs="Times New Roman"/>
+        </w:rPr>
+        <w:t xml:space="preserve"> </w:t>
+      </w:r>
+      <w:r>
+        <w:rPr>
+          <w:rFonts w:ascii="Times New Roman" w:hAnsi="Times New Roman" w:eastAsia="Times New Roman" w:cs="Times New Roman"/>
+        </w:rPr>
+        <w:t xml:space="preserve">(1) Schottky </w:t>
+      </w:r>
+      <w:r>
+        <w:rPr>
+          <w:rFonts w:hint="eastAsia" w:ascii="Times New Roman" w:hAnsi="Times New Roman" w:eastAsia="FangSong" w:cs="Times New Roman"/>
+        </w:rPr>
+        <w:t xml:space="preserve">缺陷在</w:t>
+      </w:r>
+      <w:r>
+        <w:rPr>
+          <w:rFonts w:ascii="Times New Roman" w:hAnsi="Times New Roman" w:eastAsia="Times New Roman" w:cs="Times New Roman"/>
+        </w:rPr>
+        <w:t xml:space="preserve"> CaCl</w:t>
+      </w:r>
+      <w:r>
+        <w:rPr>
+          <w:rFonts w:ascii="Times New Roman" w:hAnsi="Times New Roman" w:eastAsia="Times New Roman" w:cs="Times New Roman"/>
+          <w:vertAlign w:val="subscript"/>
+        </w:rPr>
+        <w:t>2</w:t>
+      </w:r>
+      <w:r>
+        <w:rPr>
+          <w:rFonts w:ascii="Times New Roman" w:hAnsi="Times New Roman" w:eastAsia="Times New Roman" w:cs="Times New Roman"/>
+        </w:rPr>
+        <w:t xml:space="preserve"> </w:t>
+      </w:r>
+      <w:r>
+        <w:rPr>
+          <w:rFonts w:hint="eastAsia" w:ascii="Times New Roman" w:hAnsi="Times New Roman" w:eastAsia="FangSong" w:cs="Times New Roman"/>
+        </w:rPr>
+        <w:t>中</w:t>
+      </w:r>
+      <w:r>
+        <w:rPr>
+          <w:rFonts w:hint="eastAsia" w:ascii="Times New Roman" w:hAnsi="Times New Roman" w:eastAsia="Times New Roman" w:cs="Times New Roman"/>
+        </w:rPr>
+        <w:t>；</w:t>
+      </w:r>
+      <w:r>
+        <w:rPr>
+          <w:rFonts w:ascii="Times New Roman" w:hAnsi="Times New Roman" w:eastAsia="Times New Roman" w:cs="Times New Roman"/>
+        </w:rPr>
+        <w:t xml:space="preserve"> </w:t>
+      </w:r>
+      <w:r>
+        <w:rPr>
+          <w:rFonts w:ascii="Times New Roman" w:hAnsi="Times New Roman" w:eastAsia="Times New Roman" w:cs="Times New Roman"/>
+        </w:rPr>
+        <w:t xml:space="preserve">(2) Frenkel </w:t>
+      </w:r>
+      <w:r>
+        <w:rPr>
+          <w:rFonts w:hint="eastAsia" w:ascii="Times New Roman" w:hAnsi="Times New Roman" w:eastAsia="FangSong" w:cs="Times New Roman"/>
+        </w:rPr>
+        <w:t xml:space="preserve">缺陷在</w:t>
+      </w:r>
+      <w:r>
+        <w:rPr>
+          <w:rFonts w:ascii="Times New Roman" w:hAnsi="Times New Roman" w:eastAsia="Times New Roman" w:cs="Times New Roman"/>
+        </w:rPr>
+        <w:t xml:space="preserve"> AgBr </w:t>
+      </w:r>
+      <w:r>
+        <w:rPr>
+          <w:rFonts w:hint="eastAsia" w:ascii="Times New Roman" w:hAnsi="Times New Roman" w:eastAsia="FangSong" w:cs="Times New Roman"/>
+        </w:rPr>
+        <w:t>中</w:t>
+      </w:r>
+      <w:r>
+        <w:rPr>
+          <w:rFonts w:hint="eastAsia" w:ascii="Times New Roman" w:hAnsi="Times New Roman" w:eastAsia="Times New Roman" w:cs="Times New Roman"/>
+        </w:rPr>
+        <w:t>；</w:t>
+      </w:r>
+      <w:r>
+        <w:rPr>
+          <w:rFonts w:ascii="Times New Roman" w:hAnsi="Times New Roman" w:eastAsia="Times New Roman" w:cs="Times New Roman"/>
+        </w:rPr>
+        <w:t xml:space="preserve"> </w:t>
+      </w:r>
+      <w:r>
+        <w:rPr>
+          <w:rFonts w:ascii="Times New Roman" w:hAnsi="Times New Roman" w:eastAsia="Times New Roman" w:cs="Times New Roman"/>
+        </w:rPr>
+        <w:t xml:space="preserve">(3) AgCl </w:t>
+      </w:r>
+      <w:r>
+        <w:rPr>
+          <w:rFonts w:hint="eastAsia" w:ascii="Times New Roman" w:hAnsi="Times New Roman" w:eastAsia="FangSong" w:cs="Times New Roman"/>
+        </w:rPr>
+        <w:t xml:space="preserve">中用</w:t>
+      </w:r>
+      <w:r>
+        <w:rPr>
+          <w:rFonts w:ascii="Times New Roman" w:hAnsi="Times New Roman" w:eastAsia="Times New Roman" w:cs="Times New Roman"/>
+        </w:rPr>
+        <w:t xml:space="preserve"> CdCl</w:t>
+      </w:r>
+      <w:r>
+        <w:rPr>
+          <w:rFonts w:ascii="Times New Roman" w:hAnsi="Times New Roman" w:eastAsia="Times New Roman" w:cs="Times New Roman"/>
+          <w:vertAlign w:val="subscript"/>
+        </w:rPr>
+        <w:t>2</w:t>
+      </w:r>
+      <w:r>
+        <w:rPr>
+          <w:rFonts w:ascii="Times New Roman" w:hAnsi="Times New Roman" w:eastAsia="Times New Roman" w:cs="Times New Roman"/>
+        </w:rPr>
+        <w:t xml:space="preserve"> </w:t>
+      </w:r>
+      <w:r>
+        <w:rPr>
+          <w:rFonts w:hint="eastAsia" w:ascii="Times New Roman" w:hAnsi="Times New Roman" w:eastAsia="FangSong" w:cs="Times New Roman"/>
+        </w:rPr>
+        <w:t>掺杂</w:t>
+      </w:r>
+      <w:r>
+        <w:rPr>
+          <w:rFonts w:hint="eastAsia" w:ascii="Times New Roman" w:hAnsi="Times New Roman" w:eastAsia="Times New Roman" w:cs="Times New Roman"/>
+        </w:rPr>
+        <w:t>，</w:t>
+      </w:r>
+      <w:r>
+        <w:rPr>
+          <w:rFonts w:hint="eastAsia" w:ascii="Times New Roman" w:hAnsi="Times New Roman" w:eastAsia="FangSong" w:cs="Times New Roman"/>
+        </w:rPr>
+        <w:t>引起</w:t>
+      </w:r>
+      <w:r>
+        <w:rPr>
+          <w:rFonts w:ascii="Times New Roman" w:hAnsi="Times New Roman" w:eastAsia="Times New Roman" w:cs="Times New Roman"/>
+        </w:rPr>
+        <w:t xml:space="preserve"> AgCl </w:t>
+      </w:r>
+      <w:r>
+        <w:rPr>
+          <w:rFonts w:hint="eastAsia" w:ascii="Times New Roman" w:hAnsi="Times New Roman" w:eastAsia="FangSong" w:cs="Times New Roman"/>
+        </w:rPr>
+        <w:t>晶体结构发生什么变化</w:t>
+      </w:r>
+      <w:r>
+        <w:rPr>
+          <w:rFonts w:hint="eastAsia" w:ascii="Times New Roman" w:hAnsi="Times New Roman" w:eastAsia="Times New Roman" w:cs="Times New Roman"/>
+        </w:rPr>
+        <w:t>？</w:t>
+      </w:r>
+    </w:p>
+    <w:p>
+      <w:pPr>
+        <w:spacing w:before="160" w:after="80"/>
+      </w:pPr>
+      <w:r>
+        <w:pict>
+          <v:rect style="width:0;height:1.5pt" o:hralign="center" o:hrstd="t" o:hr="t"/>
+        </w:pict>
+      </w:r>
+    </w:p>
+    <w:bookmarkEnd w:id="20"/>
+    <w:bookmarkStart w:id="27" w:name="化学能力测试-ch3b-3-licoo2电极材料"/>
+    <w:p>
+      <w:pPr>
+        <w:pStyle w:val="Heading2"/>
+        <w:spacing w:before="280" w:after="80"/>
+        <w:keepNext/>
+      </w:pPr>
+      <w:r>
+        <w:rPr>
+          <w:rFonts w:ascii="Times New Roman" w:hAnsi="Times New Roman" w:eastAsia="Times New Roman" w:cs="Times New Roman"/>
+        </w:rPr>
+        <w:t xml:space="preserve">6.7 </w:t>
+      </w:r>
+      <w:r>
+        <w:rPr>
+          <w:rFonts w:hint="eastAsia" w:ascii="Times New Roman" w:hAnsi="Times New Roman" w:eastAsia="SimHei" w:cs="Times New Roman"/>
+        </w:rPr>
+        <w:t>化学能力测试</w:t>
+      </w:r>
+      <w:r>
+        <w:rPr>
+          <w:rFonts w:hint="eastAsia" w:ascii="Times New Roman" w:hAnsi="Times New Roman" w:eastAsia="Times New Roman" w:cs="Times New Roman"/>
+        </w:rPr>
+        <w:t>-Ch3B-3-LiCoO2</w:t>
+      </w:r>
+      <w:r>
+        <w:rPr>
+          <w:rFonts w:hint="eastAsia" w:ascii="Times New Roman" w:hAnsi="Times New Roman" w:eastAsia="SimHei" w:cs="Times New Roman"/>
+        </w:rPr>
+        <w:t>电极材料</w:t>
+      </w:r>
+    </w:p>
+    <w:p>
+      <w:pPr>
+        <w:pStyle w:val="FirstParagraph"/>
+      </w:pPr>
+      <w:r>
+        <w:rPr>
+          <w:rFonts w:hint="eastAsia" w:ascii="Times New Roman" w:hAnsi="Times New Roman" w:eastAsia="FangSong" w:cs="Times New Roman"/>
+        </w:rPr>
+        <w:t>目前商品化的锂离子电池正极几乎都是锂钴复合氧化物</w:t>
+      </w:r>
+      <w:r>
+        <w:rPr>
+          <w:rFonts w:hint="eastAsia" w:ascii="Times New Roman" w:hAnsi="Times New Roman" w:eastAsia="Times New Roman" w:cs="Times New Roman"/>
+        </w:rPr>
+        <w:t>，</w:t>
+      </w:r>
+      <w:r>
+        <w:rPr>
+          <w:rFonts w:hint="eastAsia" w:ascii="Times New Roman" w:hAnsi="Times New Roman" w:eastAsia="FangSong" w:cs="Times New Roman"/>
+        </w:rPr>
+        <w:t>其理想结构如图所示</w:t>
+      </w:r>
+      <w:r>
+        <w:rPr>
+          <w:rFonts w:hint="eastAsia" w:ascii="Times New Roman" w:hAnsi="Times New Roman" w:eastAsia="Times New Roman" w:cs="Times New Roman"/>
+        </w:rPr>
+        <w:t>：</w:t>
+      </w:r>
+    </w:p>
+    <w:p>
+      <w:pPr>
+        <w:pStyle w:val="BodyText"/>
+        <w:spacing w:before="160" w:after="80"/>
+        <w:jc w:val="center"/>
+      </w:pPr>
+      <w:r>
+        <w:rPr>
+          <w:rFonts w:ascii="Times New Roman" w:hAnsi="Times New Roman" w:eastAsia="Times New Roman" w:cs="Times New Roman"/>
+        </w:rPr>
+        <w:drawing>
+          <wp:inline>
+            <wp:extent cx="2095500" cy="5930900"/>
+            <wp:effectExtent b="0" l="0" r="0" t="0"/>
+            <wp:docPr descr="" title="" id="22" name="Picture"/>
+            <a:graphic>
+              <a:graphicData uri="http://schemas.openxmlformats.org/drawingml/2006/picture">
+                <pic:pic>
+                  <pic:nvPicPr>
+                    <pic:cNvPr descr="bfd06cb6af8ec92631039aa6884e22d2438340c14a36619ae840fffb8d5d7b0d.jpg" id="23" name="Picture"/>
+                    <pic:cNvPicPr>
+                      <a:picLocks noChangeArrowheads="1" noChangeAspect="1"/>
+                    </pic:cNvPicPr>
+                  </pic:nvPicPr>
+                  <pic:blipFill>
+                    <a:blip r:embed="rId21"/>
+                    <a:stretch>
+                      <a:fillRect/>
+                    </a:stretch>
+                  </pic:blipFill>
+                  <pic:spPr bwMode="auto">
+                    <a:xfrm>
+                      <a:off x="0" y="0"/>
+                      <a:ext cx="2095500" cy="5930900"/>
+                    </a:xfrm>
+                    <a:prstGeom prst="rect">
+                      <a:avLst/>
+                    </a:prstGeom>
+                    <a:noFill/>
+                    <a:ln w="9525">
+                      <a:noFill/>
+                      <a:headEnd/>
+                      <a:tailEnd/>
+                    </a:ln>
+                  </pic:spPr>
+                </pic:pic>
+              </a:graphicData>
+            </a:graphic>
+          </wp:inline>
+        </w:drawing>
+      </w:r>
+    </w:p>
+    <w:p>
+      <w:pPr>
+        <w:pStyle w:val="BodyText"/>
+      </w:pPr>
+      <w:r>
+        <w:rPr>
+          <w:rFonts w:ascii="Times New Roman" w:hAnsi="Times New Roman" w:eastAsia="Times New Roman" w:cs="Times New Roman"/>
+          <w:b/>
+          <w:bCs/>
+        </w:rPr>
+        <w:t xml:space="preserve">3-1</w:t>
+      </w:r>
+      <w:r>
+        <w:rPr>
+          <w:rFonts w:ascii="Times New Roman" w:hAnsi="Times New Roman" w:eastAsia="Times New Roman" w:cs="Times New Roman"/>
+        </w:rPr>
+        <w:t xml:space="preserve"> </w:t>
+      </w:r>
+      <w:r>
+        <w:rPr>
+          <w:rFonts w:hint="eastAsia" w:ascii="Times New Roman" w:hAnsi="Times New Roman" w:eastAsia="FangSong" w:cs="Times New Roman"/>
+        </w:rPr>
+        <w:t>用粗线框出这种理想结构的锂钴复合氧化物晶体的一个晶胞</w:t>
+      </w:r>
+      <w:r>
+        <w:rPr>
+          <w:rFonts w:hint="eastAsia" w:ascii="Times New Roman" w:hAnsi="Times New Roman" w:eastAsia="Times New Roman" w:cs="Times New Roman"/>
+        </w:rPr>
+        <w:t>。</w:t>
+      </w:r>
+    </w:p>
+    <w:p>
+      <w:pPr>
+        <w:pStyle w:val="BodyText"/>
+      </w:pPr>
+      <w:r>
+        <w:rPr>
+          <w:rFonts w:ascii="Times New Roman" w:hAnsi="Times New Roman" w:eastAsia="Times New Roman" w:cs="Times New Roman"/>
+          <w:b/>
+          <w:bCs/>
+        </w:rPr>
+        <w:t xml:space="preserve">3-2</w:t>
+      </w:r>
+      <w:r>
+        <w:rPr>
+          <w:rFonts w:ascii="Times New Roman" w:hAnsi="Times New Roman" w:eastAsia="Times New Roman" w:cs="Times New Roman"/>
+        </w:rPr>
+        <w:t xml:space="preserve"> </w:t>
+      </w:r>
+      <w:r>
+        <w:rPr>
+          <w:rFonts w:hint="eastAsia" w:ascii="Times New Roman" w:hAnsi="Times New Roman" w:eastAsia="FangSong" w:cs="Times New Roman"/>
+        </w:rPr>
+        <w:t>这种晶体的一个晶胞里有几个锂原子</w:t>
+      </w:r>
+      <w:r>
+        <w:rPr>
+          <w:rFonts w:hint="eastAsia" w:ascii="Times New Roman" w:hAnsi="Times New Roman" w:eastAsia="Times New Roman" w:cs="Times New Roman"/>
+        </w:rPr>
+        <w:t>、</w:t>
+      </w:r>
+      <w:r>
+        <w:rPr>
+          <w:rFonts w:hint="eastAsia" w:ascii="Times New Roman" w:hAnsi="Times New Roman" w:eastAsia="FangSong" w:cs="Times New Roman"/>
+        </w:rPr>
+        <w:t>几个钴原子和几个氧原子</w:t>
+      </w:r>
+      <w:r>
+        <w:rPr>
+          <w:rFonts w:hint="eastAsia" w:ascii="Times New Roman" w:hAnsi="Times New Roman" w:eastAsia="Times New Roman" w:cs="Times New Roman"/>
+        </w:rPr>
+        <w:t>？</w:t>
+      </w:r>
+    </w:p>
+    <w:p>
+      <w:pPr>
+        <w:pStyle w:val="BodyText"/>
+      </w:pPr>
+      <w:r>
+        <w:rPr>
+          <w:rFonts w:ascii="Times New Roman" w:hAnsi="Times New Roman" w:eastAsia="Times New Roman" w:cs="Times New Roman"/>
+          <w:b/>
+          <w:bCs/>
+        </w:rPr>
+        <w:t xml:space="preserve">3-3</w:t>
+      </w:r>
+      <w:r>
+        <w:rPr>
+          <w:rFonts w:ascii="Times New Roman" w:hAnsi="Times New Roman" w:eastAsia="Times New Roman" w:cs="Times New Roman"/>
+        </w:rPr>
+        <w:t xml:space="preserve"> </w:t>
+      </w:r>
+      <w:r>
+        <w:rPr>
+          <w:rFonts w:hint="eastAsia" w:ascii="Times New Roman" w:hAnsi="Times New Roman" w:eastAsia="FangSong" w:cs="Times New Roman"/>
+        </w:rPr>
+        <w:t>给出这种理想结构的锂钴复合氧化物的化学式</w:t>
+      </w:r>
+      <w:r>
+        <w:rPr>
+          <w:rFonts w:hint="eastAsia" w:ascii="Times New Roman" w:hAnsi="Times New Roman" w:eastAsia="Times New Roman" w:cs="Times New Roman"/>
+        </w:rPr>
+        <w:t>（</w:t>
+      </w:r>
+      <w:r>
+        <w:rPr>
+          <w:rFonts w:hint="eastAsia" w:ascii="Times New Roman" w:hAnsi="Times New Roman" w:eastAsia="FangSong" w:cs="Times New Roman"/>
+        </w:rPr>
+        <w:t>最简式</w:t>
+      </w:r>
+      <w:r>
+        <w:rPr>
+          <w:rFonts w:hint="eastAsia" w:ascii="Times New Roman" w:hAnsi="Times New Roman" w:eastAsia="Times New Roman" w:cs="Times New Roman"/>
+        </w:rPr>
+        <w:t>）。</w:t>
+      </w:r>
+    </w:p>
+    <w:p>
+      <w:pPr>
+        <w:pStyle w:val="BodyText"/>
+      </w:pPr>
+      <w:r>
+        <w:rPr>
+          <w:rFonts w:ascii="Times New Roman" w:hAnsi="Times New Roman" w:eastAsia="Times New Roman" w:cs="Times New Roman"/>
+          <w:b/>
+          <w:bCs/>
+        </w:rPr>
+        <w:t xml:space="preserve">3-4</w:t>
+      </w:r>
+      <w:r>
+        <w:rPr>
+          <w:rFonts w:ascii="Times New Roman" w:hAnsi="Times New Roman" w:eastAsia="Times New Roman" w:cs="Times New Roman"/>
+        </w:rPr>
+        <w:t xml:space="preserve"> </w:t>
+      </w:r>
+      <w:r>
+        <w:rPr>
+          <w:rFonts w:hint="eastAsia" w:ascii="Times New Roman" w:hAnsi="Times New Roman" w:eastAsia="FangSong" w:cs="Times New Roman"/>
+        </w:rPr>
+        <w:t>锂离子电池必须先长时间充电后才能使用</w:t>
+      </w:r>
+      <w:r>
+        <w:rPr>
+          <w:rFonts w:hint="eastAsia" w:ascii="Times New Roman" w:hAnsi="Times New Roman" w:eastAsia="Times New Roman" w:cs="Times New Roman"/>
+        </w:rPr>
+        <w:t>。</w:t>
+      </w:r>
+      <w:r>
+        <w:rPr>
+          <w:rFonts w:hint="eastAsia" w:ascii="Times New Roman" w:hAnsi="Times New Roman" w:eastAsia="FangSong" w:cs="Times New Roman"/>
+        </w:rPr>
+        <w:t>写出上述锂钴氧化物作为正极放电时的电极反应</w:t>
+      </w:r>
+      <w:r>
+        <w:rPr>
+          <w:rFonts w:hint="eastAsia" w:ascii="Times New Roman" w:hAnsi="Times New Roman" w:eastAsia="Times New Roman" w:cs="Times New Roman"/>
+        </w:rPr>
+        <w:t>。</w:t>
+      </w:r>
+    </w:p>
+    <w:p>
+      <w:pPr>
+        <w:pStyle w:val="BodyText"/>
+      </w:pPr>
+      <w:r>
+        <w:rPr>
+          <w:rFonts w:ascii="Times New Roman" w:hAnsi="Times New Roman" w:eastAsia="Times New Roman" w:cs="Times New Roman"/>
+          <w:b/>
+          <w:bCs/>
+        </w:rPr>
+        <w:t xml:space="preserve">3-5</w:t>
+      </w:r>
+      <w:r>
+        <w:rPr>
+          <w:rFonts w:ascii="Times New Roman" w:hAnsi="Times New Roman" w:eastAsia="Times New Roman" w:cs="Times New Roman"/>
+        </w:rPr>
+        <w:t xml:space="preserve"> </w:t>
+      </w:r>
+      <w:r>
+        <w:rPr>
+          <w:rFonts w:hint="eastAsia" w:ascii="Times New Roman" w:hAnsi="Times New Roman" w:eastAsia="FangSong" w:cs="Times New Roman"/>
+        </w:rPr>
+        <w:t>锂锰复合氧化物是另一种锂离子电池正极材料</w:t>
+      </w:r>
+      <w:r>
+        <w:rPr>
+          <w:rFonts w:hint="eastAsia" w:ascii="Times New Roman" w:hAnsi="Times New Roman" w:eastAsia="Times New Roman" w:cs="Times New Roman"/>
+        </w:rPr>
+        <w:t>。</w:t>
+      </w:r>
+      <w:r>
+        <w:rPr>
+          <w:rFonts w:hint="eastAsia" w:ascii="Times New Roman" w:hAnsi="Times New Roman" w:eastAsia="FangSong" w:cs="Times New Roman"/>
+        </w:rPr>
+        <w:t>它的理想晶体中有两种多面体</w:t>
+      </w:r>
+      <w:r>
+        <w:rPr>
+          <w:rFonts w:hint="eastAsia" w:ascii="Times New Roman" w:hAnsi="Times New Roman" w:eastAsia="Times New Roman" w:cs="Times New Roman"/>
+        </w:rPr>
+        <w:t>：LiO</w:t>
+      </w:r>
+      <w:r>
+        <w:rPr>
+          <w:rFonts w:hint="eastAsia" w:ascii="Times New Roman" w:hAnsi="Times New Roman" w:eastAsia="Times New Roman" w:cs="Times New Roman"/>
+          <w:vertAlign w:val="subscript"/>
+        </w:rPr>
+        <w:t>4</w:t>
+      </w:r>
+      <w:r>
+        <w:rPr>
+          <w:rFonts w:ascii="Times New Roman" w:hAnsi="Times New Roman" w:eastAsia="Times New Roman" w:cs="Times New Roman"/>
+        </w:rPr>
+        <w:t xml:space="preserve"> </w:t>
+      </w:r>
+      <w:r>
+        <w:rPr>
+          <w:rFonts w:hint="eastAsia" w:ascii="Times New Roman" w:hAnsi="Times New Roman" w:eastAsia="FangSong" w:cs="Times New Roman"/>
+        </w:rPr>
+        <w:t xml:space="preserve">四面体和</w:t>
+      </w:r>
+      <w:r>
+        <w:rPr>
+          <w:rFonts w:ascii="Times New Roman" w:hAnsi="Times New Roman" w:eastAsia="Times New Roman" w:cs="Times New Roman"/>
+        </w:rPr>
+        <w:t xml:space="preserve"> MnO</w:t>
+      </w:r>
+      <w:r>
+        <w:rPr>
+          <w:rFonts w:ascii="Times New Roman" w:hAnsi="Times New Roman" w:eastAsia="Times New Roman" w:cs="Times New Roman"/>
+          <w:vertAlign w:val="subscript"/>
+        </w:rPr>
+        <w:t>6</w:t>
+      </w:r>
+      <w:r>
+        <w:rPr>
+          <w:rFonts w:ascii="Times New Roman" w:hAnsi="Times New Roman" w:eastAsia="Times New Roman" w:cs="Times New Roman"/>
+        </w:rPr>
+        <w:t xml:space="preserve"> </w:t>
+      </w:r>
+      <w:r>
+        <w:rPr>
+          <w:rFonts w:hint="eastAsia" w:ascii="Times New Roman" w:hAnsi="Times New Roman" w:eastAsia="FangSong" w:cs="Times New Roman"/>
+        </w:rPr>
+        <w:t>八面体</w:t>
+      </w:r>
+      <w:r>
+        <w:rPr>
+          <w:rFonts w:hint="eastAsia" w:ascii="Times New Roman" w:hAnsi="Times New Roman" w:eastAsia="Times New Roman" w:cs="Times New Roman"/>
+        </w:rPr>
+        <w:t>，</w:t>
+      </w:r>
+      <w:r>
+        <w:rPr>
+          <w:rFonts w:hint="eastAsia" w:ascii="Times New Roman" w:hAnsi="Times New Roman" w:eastAsia="FangSong" w:cs="Times New Roman"/>
+        </w:rPr>
+        <w:t>个数比</w:t>
+      </w:r>
+      <w:r>
+        <w:rPr>
+          <w:rFonts w:ascii="Times New Roman" w:hAnsi="Times New Roman" w:eastAsia="Times New Roman" w:cs="Times New Roman"/>
+        </w:rPr>
+        <w:t xml:space="preserve"> </w:t>
+      </w:r>
+      <w:r>
+        <w:rPr>
+          <w:rFonts w:hint="eastAsia" w:ascii="Times New Roman" w:hAnsi="Times New Roman" w:eastAsia="Times New Roman" w:cs="Times New Roman"/>
+        </w:rPr>
+        <w:t>1:2，LiO</w:t>
+      </w:r>
+      <w:r>
+        <w:rPr>
+          <w:rFonts w:hint="eastAsia" w:ascii="Times New Roman" w:hAnsi="Times New Roman" w:eastAsia="Times New Roman" w:cs="Times New Roman"/>
+          <w:vertAlign w:val="subscript"/>
+        </w:rPr>
+        <w:t>4</w:t>
+      </w:r>
+      <w:r>
+        <w:rPr>
+          <w:rFonts w:ascii="Times New Roman" w:hAnsi="Times New Roman" w:eastAsia="Times New Roman" w:cs="Times New Roman"/>
+        </w:rPr>
+        <w:t xml:space="preserve"> </w:t>
+      </w:r>
+      <w:r>
+        <w:rPr>
+          <w:rFonts w:hint="eastAsia" w:ascii="Times New Roman" w:hAnsi="Times New Roman" w:eastAsia="FangSong" w:cs="Times New Roman"/>
+        </w:rPr>
+        <w:t>四面体相互分离</w:t>
+      </w:r>
+      <w:r>
+        <w:rPr>
+          <w:rFonts w:hint="eastAsia" w:ascii="Times New Roman" w:hAnsi="Times New Roman" w:eastAsia="Times New Roman" w:cs="Times New Roman"/>
+        </w:rPr>
+        <w:t>，MnO</w:t>
+      </w:r>
+      <w:r>
+        <w:rPr>
+          <w:rFonts w:hint="eastAsia" w:ascii="Times New Roman" w:hAnsi="Times New Roman" w:eastAsia="Times New Roman" w:cs="Times New Roman"/>
+          <w:vertAlign w:val="subscript"/>
+        </w:rPr>
+        <w:t>6</w:t>
+      </w:r>
+      <w:r>
+        <w:rPr>
+          <w:rFonts w:ascii="Times New Roman" w:hAnsi="Times New Roman" w:eastAsia="Times New Roman" w:cs="Times New Roman"/>
+        </w:rPr>
+        <w:t xml:space="preserve"> </w:t>
+      </w:r>
+      <w:r>
+        <w:rPr>
+          <w:rFonts w:hint="eastAsia" w:ascii="Times New Roman" w:hAnsi="Times New Roman" w:eastAsia="FangSong" w:cs="Times New Roman"/>
+        </w:rPr>
+        <w:t xml:space="preserve">八面体的所有氧原子全部取自</w:t>
+      </w:r>
+      <w:r>
+        <w:rPr>
+          <w:rFonts w:ascii="Times New Roman" w:hAnsi="Times New Roman" w:eastAsia="Times New Roman" w:cs="Times New Roman"/>
+        </w:rPr>
+        <w:t xml:space="preserve"> LiO</w:t>
+      </w:r>
+      <w:r>
+        <w:rPr>
+          <w:rFonts w:ascii="Times New Roman" w:hAnsi="Times New Roman" w:eastAsia="Times New Roman" w:cs="Times New Roman"/>
+          <w:vertAlign w:val="subscript"/>
+        </w:rPr>
+        <w:t>4</w:t>
+      </w:r>
+      <w:r>
+        <w:rPr>
+          <w:rFonts w:ascii="Times New Roman" w:hAnsi="Times New Roman" w:eastAsia="Times New Roman" w:cs="Times New Roman"/>
+        </w:rPr>
+        <w:t xml:space="preserve"> </w:t>
+      </w:r>
+      <w:r>
+        <w:rPr>
+          <w:rFonts w:hint="eastAsia" w:ascii="Times New Roman" w:hAnsi="Times New Roman" w:eastAsia="FangSong" w:cs="Times New Roman"/>
+        </w:rPr>
+        <w:t>四面体</w:t>
+      </w:r>
+      <w:r>
+        <w:rPr>
+          <w:rFonts w:hint="eastAsia" w:ascii="Times New Roman" w:hAnsi="Times New Roman" w:eastAsia="Times New Roman" w:cs="Times New Roman"/>
+        </w:rPr>
+        <w:t>。</w:t>
+      </w:r>
+      <w:r>
+        <w:rPr>
+          <w:rFonts w:hint="eastAsia" w:ascii="Times New Roman" w:hAnsi="Times New Roman" w:eastAsia="FangSong" w:cs="Times New Roman"/>
+        </w:rPr>
+        <w:t>写出这种晶体的化学式</w:t>
+      </w:r>
+      <w:r>
+        <w:rPr>
+          <w:rFonts w:hint="eastAsia" w:ascii="Times New Roman" w:hAnsi="Times New Roman" w:eastAsia="Times New Roman" w:cs="Times New Roman"/>
+        </w:rPr>
+        <w:t>。</w:t>
+      </w:r>
+    </w:p>
+    <w:p>
+      <w:pPr>
+        <w:pStyle w:val="BodyText"/>
+      </w:pPr>
+      <w:r>
+        <w:rPr>
+          <w:rFonts w:ascii="Times New Roman" w:hAnsi="Times New Roman" w:eastAsia="Times New Roman" w:cs="Times New Roman"/>
+          <w:b/>
+          <w:bCs/>
+        </w:rPr>
+        <w:t xml:space="preserve">3-6</w:t>
+      </w:r>
+      <w:r>
+        <w:rPr>
+          <w:rFonts w:ascii="Times New Roman" w:hAnsi="Times New Roman" w:eastAsia="Times New Roman" w:cs="Times New Roman"/>
+        </w:rPr>
+        <w:t xml:space="preserve"> </w:t>
+      </w:r>
+      <w:r>
+        <w:rPr>
+          <w:rFonts w:hint="eastAsia" w:ascii="Times New Roman" w:hAnsi="Times New Roman" w:eastAsia="FangSong" w:cs="Times New Roman"/>
+        </w:rPr>
+        <w:t>从右图获取信息</w:t>
+      </w:r>
+      <w:r>
+        <w:rPr>
+          <w:rFonts w:hint="eastAsia" w:ascii="Times New Roman" w:hAnsi="Times New Roman" w:eastAsia="Times New Roman" w:cs="Times New Roman"/>
+        </w:rPr>
+        <w:t>，</w:t>
+      </w:r>
+      <w:r>
+        <w:rPr>
+          <w:rFonts w:hint="eastAsia" w:ascii="Times New Roman" w:hAnsi="Times New Roman" w:eastAsia="FangSong" w:cs="Times New Roman"/>
+        </w:rPr>
+        <w:t>说明为什么锂锰氧化物正极材料在充电和放电时晶体中的锂离子可在晶体中移动</w:t>
+      </w:r>
+      <w:r>
+        <w:rPr>
+          <w:rFonts w:hint="eastAsia" w:ascii="Times New Roman" w:hAnsi="Times New Roman" w:eastAsia="Times New Roman" w:cs="Times New Roman"/>
+        </w:rPr>
+        <w:t>，</w:t>
+      </w:r>
+      <w:r>
+        <w:rPr>
+          <w:rFonts w:hint="eastAsia" w:ascii="Times New Roman" w:hAnsi="Times New Roman" w:eastAsia="FangSong" w:cs="Times New Roman"/>
+        </w:rPr>
+        <w:t>而且个数可变</w:t>
+      </w:r>
+      <w:r>
+        <w:rPr>
+          <w:rFonts w:hint="eastAsia" w:ascii="Times New Roman" w:hAnsi="Times New Roman" w:eastAsia="Times New Roman" w:cs="Times New Roman"/>
+        </w:rPr>
+        <w:t>。</w:t>
+      </w:r>
+      <w:r>
+        <w:rPr>
+          <w:rFonts w:hint="eastAsia" w:ascii="Times New Roman" w:hAnsi="Times New Roman" w:eastAsia="FangSong" w:cs="Times New Roman"/>
+        </w:rPr>
+        <w:t>并说明晶体中锂离子的增减对锰的氧化态有何影响</w:t>
+      </w:r>
+      <w:r>
+        <w:rPr>
+          <w:rFonts w:hint="eastAsia" w:ascii="Times New Roman" w:hAnsi="Times New Roman" w:eastAsia="Times New Roman" w:cs="Times New Roman"/>
+        </w:rPr>
+        <w:t>。</w:t>
+      </w:r>
+    </w:p>
+    <w:p>
+      <w:pPr>
+        <w:pStyle w:val="BodyText"/>
+      </w:pPr>
+      <w:r>
+        <w:rPr>
+          <w:rFonts w:hint="eastAsia" w:ascii="Times New Roman" w:hAnsi="Times New Roman" w:eastAsia="FangSong" w:cs="Times New Roman"/>
+        </w:rPr>
+        <w:t>锂电池是当今很普遍的电池</w:t>
+      </w:r>
+      <w:r>
+        <w:rPr>
+          <w:rFonts w:hint="eastAsia" w:ascii="Times New Roman" w:hAnsi="Times New Roman" w:eastAsia="Times New Roman" w:cs="Times New Roman"/>
+        </w:rPr>
+        <w:t>。</w:t>
+      </w:r>
+      <w:r>
+        <w:rPr>
+          <w:rFonts w:hint="eastAsia" w:ascii="Times New Roman" w:hAnsi="Times New Roman" w:eastAsia="FangSong" w:cs="Times New Roman"/>
+        </w:rPr>
+        <w:t>本题以锂电池为载体</w:t>
+      </w:r>
+      <w:r>
+        <w:rPr>
+          <w:rFonts w:hint="eastAsia" w:ascii="Times New Roman" w:hAnsi="Times New Roman" w:eastAsia="Times New Roman" w:cs="Times New Roman"/>
+        </w:rPr>
+        <w:t>，</w:t>
+      </w:r>
+      <w:r>
+        <w:rPr>
+          <w:rFonts w:hint="eastAsia" w:ascii="Times New Roman" w:hAnsi="Times New Roman" w:eastAsia="FangSong" w:cs="Times New Roman"/>
+        </w:rPr>
+        <w:t>考查晶体结构</w:t>
+      </w:r>
+      <w:r>
+        <w:rPr>
+          <w:rFonts w:hint="eastAsia" w:ascii="Times New Roman" w:hAnsi="Times New Roman" w:eastAsia="Times New Roman" w:cs="Times New Roman"/>
+        </w:rPr>
+        <w:t>。</w:t>
+      </w:r>
+    </w:p>
+    <w:p>
+      <w:pPr>
+        <w:pStyle w:val="BodyText"/>
+      </w:pPr>
+      <w:r>
+        <w:rPr>
+          <w:rFonts w:ascii="Times New Roman" w:hAnsi="Times New Roman" w:eastAsia="Times New Roman" w:cs="Times New Roman"/>
+          <w:b/>
+          <w:bCs/>
+        </w:rPr>
+        <w:t xml:space="preserve">3-1</w:t>
+      </w:r>
+      <w:r>
+        <w:rPr>
+          <w:rFonts w:ascii="Times New Roman" w:hAnsi="Times New Roman" w:eastAsia="Times New Roman" w:cs="Times New Roman"/>
+        </w:rPr>
+        <w:t xml:space="preserve"> </w:t>
+      </w:r>
+      <w:r>
+        <w:rPr>
+          <w:rFonts w:hint="eastAsia" w:ascii="Times New Roman" w:hAnsi="Times New Roman" w:eastAsia="FangSong" w:cs="Times New Roman"/>
+        </w:rPr>
+        <w:t>画晶胞时要注意画出平行六面体</w:t>
+      </w:r>
+      <w:r>
+        <w:rPr>
+          <w:rFonts w:hint="eastAsia" w:ascii="Times New Roman" w:hAnsi="Times New Roman" w:eastAsia="Times New Roman" w:cs="Times New Roman"/>
+        </w:rPr>
+        <w:t>：</w:t>
+      </w:r>
+    </w:p>
+    <w:p>
+      <w:pPr>
+        <w:pStyle w:val="BodyText"/>
+        <w:spacing w:before="160" w:after="80"/>
+        <w:jc w:val="center"/>
+      </w:pPr>
+      <w:r>
+        <w:rPr>
+          <w:rFonts w:ascii="Times New Roman" w:hAnsi="Times New Roman" w:eastAsia="Times New Roman" w:cs="Times New Roman"/>
+        </w:rPr>
+        <w:drawing>
+          <wp:inline>
+            <wp:extent cx="2520000" cy="3653592"/>
+            <wp:effectExtent b="0" l="0" r="0" t="0"/>
+            <wp:docPr descr="" title="" id="25" name="Picture"/>
+            <a:graphic>
+              <a:graphicData uri="http://schemas.openxmlformats.org/drawingml/2006/picture">
+                <pic:pic>
+                  <pic:nvPicPr>
+                    <pic:cNvPr descr="42d34317d318a0132a21da52cf701fa06540e97170ce00b877824b7b10aca185.jpg" id="26" name="Picture"/>
+                    <pic:cNvPicPr>
+                      <a:picLocks noChangeArrowheads="1" noChangeAspect="1"/>
+                    </pic:cNvPicPr>
+                  </pic:nvPicPr>
+                  <pic:blipFill>
+                    <a:blip r:embed="rId24"/>
+                    <a:stretch>
+                      <a:fillRect/>
+                    </a:stretch>
+                  </pic:blipFill>
+                  <pic:spPr bwMode="auto">
+                    <a:xfrm>
+                      <a:off x="0" y="0"/>
+                      <a:ext cx="2520000" cy="3653592"/>
+                    </a:xfrm>
+                    <a:prstGeom prst="rect">
+                      <a:avLst/>
+                    </a:prstGeom>
+                    <a:noFill/>
+                    <a:ln w="9525">
+                      <a:noFill/>
+                      <a:headEnd/>
+                      <a:tailEnd/>
+                    </a:ln>
+                  </pic:spPr>
+                </pic:pic>
+              </a:graphicData>
+            </a:graphic>
+          </wp:inline>
+        </w:drawing>
+      </w:r>
+    </w:p>
+    <w:p>
+      <w:pPr>
+        <w:pStyle w:val="BodyText"/>
+      </w:pPr>
+      <w:r>
+        <w:rPr>
+          <w:rFonts w:ascii="Times New Roman" w:hAnsi="Times New Roman" w:eastAsia="Times New Roman" w:cs="Times New Roman"/>
+          <w:b/>
+          <w:bCs/>
+        </w:rPr>
+        <w:t xml:space="preserve">3-2</w:t>
+      </w:r>
+      <w:r>
+        <w:rPr>
+          <w:rFonts w:ascii="Times New Roman" w:hAnsi="Times New Roman" w:eastAsia="Times New Roman" w:cs="Times New Roman"/>
+        </w:rPr>
+        <w:t xml:space="preserve"> </w:t>
+      </w:r>
+      <w:r>
+        <w:rPr>
+          <w:rFonts w:hint="eastAsia" w:ascii="Times New Roman" w:hAnsi="Times New Roman" w:eastAsia="FangSong" w:cs="Times New Roman"/>
+        </w:rPr>
+        <w:t xml:space="preserve">晶胞里有</w:t>
+      </w:r>
+      <w:r>
+        <w:rPr>
+          <w:rFonts w:ascii="Times New Roman" w:hAnsi="Times New Roman" w:eastAsia="Times New Roman" w:cs="Times New Roman"/>
+        </w:rPr>
+        <w:t xml:space="preserve"> 3 </w:t>
+      </w:r>
+      <w:r>
+        <w:rPr>
+          <w:rFonts w:hint="eastAsia" w:ascii="Times New Roman" w:hAnsi="Times New Roman" w:eastAsia="FangSong" w:cs="Times New Roman"/>
+        </w:rPr>
+        <w:t>个锂原子</w:t>
+      </w:r>
+      <w:r>
+        <w:rPr>
+          <w:rFonts w:hint="eastAsia" w:ascii="Times New Roman" w:hAnsi="Times New Roman" w:eastAsia="Times New Roman" w:cs="Times New Roman"/>
+        </w:rPr>
+        <w:t>、3</w:t>
+      </w:r>
+      <w:r>
+        <w:rPr>
+          <w:rFonts w:ascii="Times New Roman" w:hAnsi="Times New Roman" w:eastAsia="Times New Roman" w:cs="Times New Roman"/>
+        </w:rPr>
+        <w:t xml:space="preserve"> </w:t>
+      </w:r>
+      <w:r>
+        <w:rPr>
+          <w:rFonts w:hint="eastAsia" w:ascii="Times New Roman" w:hAnsi="Times New Roman" w:eastAsia="FangSong" w:cs="Times New Roman"/>
+        </w:rPr>
+        <w:t xml:space="preserve">个钴原子和</w:t>
+      </w:r>
+      <w:r>
+        <w:rPr>
+          <w:rFonts w:ascii="Times New Roman" w:hAnsi="Times New Roman" w:eastAsia="Times New Roman" w:cs="Times New Roman"/>
+        </w:rPr>
+        <w:t xml:space="preserve"> 6 </w:t>
+      </w:r>
+      <w:r>
+        <w:rPr>
+          <w:rFonts w:hint="eastAsia" w:ascii="Times New Roman" w:hAnsi="Times New Roman" w:eastAsia="FangSong" w:cs="Times New Roman"/>
+        </w:rPr>
+        <w:t>个氧原子</w:t>
+      </w:r>
+      <w:r>
+        <w:rPr>
+          <w:rFonts w:hint="eastAsia" w:ascii="Times New Roman" w:hAnsi="Times New Roman" w:eastAsia="Times New Roman" w:cs="Times New Roman"/>
+        </w:rPr>
+        <w:t>。</w:t>
+      </w:r>
+    </w:p>
+    <w:p>
+      <w:pPr>
+        <w:pStyle w:val="BodyText"/>
+      </w:pPr>
+      <w:r>
+        <w:rPr>
+          <w:rFonts w:ascii="Times New Roman" w:hAnsi="Times New Roman" w:eastAsia="Times New Roman" w:cs="Times New Roman"/>
+          <w:b/>
+          <w:bCs/>
+        </w:rPr>
+        <w:t xml:space="preserve">3-3</w:t>
+      </w:r>
+      <w:r>
+        <w:rPr>
+          <w:rFonts w:ascii="Times New Roman" w:hAnsi="Times New Roman" w:eastAsia="Times New Roman" w:cs="Times New Roman"/>
+        </w:rPr>
+        <w:t xml:space="preserve"> </w:t>
+      </w:r>
+      <w:r>
+        <w:rPr>
+          <w:rFonts w:hint="eastAsia" w:ascii="Times New Roman" w:hAnsi="Times New Roman" w:eastAsia="FangSong" w:cs="Times New Roman"/>
+        </w:rPr>
+        <w:t>根据原子在顶点</w:t>
+      </w:r>
+      <w:r>
+        <w:rPr>
+          <w:rFonts w:hint="eastAsia" w:ascii="Times New Roman" w:hAnsi="Times New Roman" w:eastAsia="Times New Roman" w:cs="Times New Roman"/>
+        </w:rPr>
+        <w:t>、</w:t>
+      </w:r>
+      <w:r>
+        <w:rPr>
+          <w:rFonts w:hint="eastAsia" w:ascii="Times New Roman" w:hAnsi="Times New Roman" w:eastAsia="FangSong" w:cs="Times New Roman"/>
+        </w:rPr>
+        <w:t>面心</w:t>
+      </w:r>
+      <w:r>
+        <w:rPr>
+          <w:rFonts w:hint="eastAsia" w:ascii="Times New Roman" w:hAnsi="Times New Roman" w:eastAsia="Times New Roman" w:cs="Times New Roman"/>
+        </w:rPr>
+        <w:t>、</w:t>
+      </w:r>
+      <w:r>
+        <w:rPr>
+          <w:rFonts w:hint="eastAsia" w:ascii="Times New Roman" w:hAnsi="Times New Roman" w:eastAsia="FangSong" w:cs="Times New Roman"/>
+        </w:rPr>
+        <w:t>棱心的贡献率</w:t>
+      </w:r>
+      <w:r>
+        <w:rPr>
+          <w:rFonts w:hint="eastAsia" w:ascii="Times New Roman" w:hAnsi="Times New Roman" w:eastAsia="Times New Roman" w:cs="Times New Roman"/>
+        </w:rPr>
+        <w:t>，</w:t>
+      </w:r>
+      <w:r>
+        <w:rPr>
+          <w:rFonts w:hint="eastAsia" w:ascii="Times New Roman" w:hAnsi="Times New Roman" w:eastAsia="FangSong" w:cs="Times New Roman"/>
+        </w:rPr>
+        <w:t>很容易得化学式为</w:t>
+      </w:r>
+      <w:r>
+        <w:rPr>
+          <w:rFonts w:ascii="Times New Roman" w:hAnsi="Times New Roman" w:eastAsia="Times New Roman" w:cs="Times New Roman"/>
+        </w:rPr>
+        <w:t xml:space="preserve"> LiCoO</w:t>
+      </w:r>
+      <w:r>
+        <w:rPr>
+          <w:rFonts w:ascii="Times New Roman" w:hAnsi="Times New Roman" w:eastAsia="Times New Roman" w:cs="Times New Roman"/>
+          <w:vertAlign w:val="subscript"/>
+        </w:rPr>
+        <w:t>2</w:t>
+      </w:r>
+      <w:r>
+        <w:rPr>
+          <w:rFonts w:ascii="Times New Roman" w:hAnsi="Times New Roman" w:eastAsia="Times New Roman" w:cs="Times New Roman"/>
+        </w:rPr>
+        <w:t>。</w:t>
+      </w:r>
+    </w:p>
+    <w:p>
+      <w:pPr>
+        <w:pStyle w:val="BodyText"/>
+      </w:pPr>
+      <w:r>
+        <w:rPr>
+          <w:rFonts w:ascii="Times New Roman" w:hAnsi="Times New Roman" w:eastAsia="Times New Roman" w:cs="Times New Roman"/>
+          <w:b/>
+          <w:bCs/>
+        </w:rPr>
+        <w:t xml:space="preserve">3-4</w:t>
+      </w:r>
+      <w:r>
+        <w:rPr>
+          <w:rFonts w:ascii="Times New Roman" w:hAnsi="Times New Roman" w:eastAsia="Times New Roman" w:cs="Times New Roman"/>
+        </w:rPr>
+        <w:t xml:space="preserve"> </w:t>
+      </w:r>
+      <w:r>
+        <w:rPr>
+          <w:rFonts w:hint="eastAsia" w:ascii="Times New Roman" w:hAnsi="Times New Roman" w:eastAsia="FangSong" w:cs="Times New Roman"/>
+        </w:rPr>
+        <w:t>电极反应方程式</w:t>
+      </w:r>
+      <w:r>
+        <w:rPr>
+          <w:rFonts w:hint="eastAsia" w:ascii="Times New Roman" w:hAnsi="Times New Roman" w:eastAsia="Times New Roman" w:cs="Times New Roman"/>
+        </w:rPr>
+        <w:t>（</w:t>
+      </w:r>
+      <w:r>
+        <w:rPr>
+          <w:rFonts w:hint="eastAsia" w:ascii="Times New Roman" w:hAnsi="Times New Roman" w:eastAsia="FangSong" w:cs="Times New Roman"/>
+        </w:rPr>
+        <w:t>正极放电</w:t>
+      </w:r>
+      <w:r>
+        <w:rPr>
+          <w:rFonts w:hint="eastAsia" w:ascii="Times New Roman" w:hAnsi="Times New Roman" w:eastAsia="Times New Roman" w:cs="Times New Roman"/>
+        </w:rPr>
+        <w:t>，Li</w:t>
+      </w:r>
+      <w:r>
+        <w:rPr>
+          <w:rFonts w:hint="eastAsia" w:ascii="Times New Roman" w:hAnsi="Times New Roman" w:eastAsia="Times New Roman" w:cs="Times New Roman"/>
+          <w:vertAlign w:val="superscript"/>
+        </w:rPr>
+        <w:t>+</w:t>
+      </w:r>
+      <w:r>
+        <w:rPr>
+          <w:rFonts w:ascii="Times New Roman" w:hAnsi="Times New Roman" w:eastAsia="Times New Roman" w:cs="Times New Roman"/>
+        </w:rPr>
+        <w:t xml:space="preserve"> </w:t>
+      </w:r>
+      <w:r>
+        <w:rPr>
+          <w:rFonts w:hint="eastAsia" w:ascii="Times New Roman" w:hAnsi="Times New Roman" w:eastAsia="FangSong" w:cs="Times New Roman"/>
+        </w:rPr>
+        <w:t>嵌入</w:t>
+      </w:r>
+      <w:r>
+        <w:rPr>
+          <w:rFonts w:hint="eastAsia" w:ascii="Times New Roman" w:hAnsi="Times New Roman" w:eastAsia="Times New Roman" w:cs="Times New Roman"/>
+        </w:rPr>
+        <w:t>）：</w:t>
+      </w:r>
+    </w:p>
+    <w:p>
+      <w:pPr>
+        <w:pStyle w:val="BodyText"/>
+      </w:pPr>
+      <m:oMathPara>
+        <m:oMathParaPr>
+          <m:jc m:val="center"/>
+          <m:ctrlPr>
+            <w:rPr>
+              <w:sz w:val="28"/>
+              <w:szCs w:val="28"/>
+            </w:rPr>
+          </m:ctrlPr>
+        </m:oMathParaPr>
+        <m:oMath>
+          <m:r>
+            <m:rPr>
+              <m:sty m:val="p"/>
+            </m:rPr>
+            <m:t>L</m:t>
+          </m:r>
+          <m:sSub>
+            <m:e>
+              <m:r>
+                <m:rPr>
+                  <m:sty m:val="p"/>
+                </m:rPr>
+                <m:t>i</m:t>
+              </m:r>
+            </m:e>
+            <m:sub>
+              <m:r>
+                <m:rPr>
+                  <m:sty m:val="p"/>
+                </m:rPr>
+                <m:t>1</m:t>
+              </m:r>
+              <m:r>
+                <m:rPr>
+                  <m:sty m:val="p"/>
+                </m:rPr>
+                <m:t>−</m:t>
+              </m:r>
+              <m:r>
+                <m:rPr>
+                  <m:sty m:val="p"/>
+                </m:rPr>
+                <m:t>x</m:t>
+              </m:r>
+            </m:sub>
+          </m:sSub>
+          <m:r>
+            <m:rPr>
+              <m:sty m:val="p"/>
+            </m:rPr>
+            <m:t>C</m:t>
+          </m:r>
+          <m:r>
+            <m:rPr>
+              <m:sty m:val="p"/>
+            </m:rPr>
+            <m:t>o</m:t>
+          </m:r>
+          <m:sSub>
+            <m:e>
+              <m:r>
+                <m:rPr>
+                  <m:sty m:val="p"/>
+                </m:rPr>
+                <m:t>O</m:t>
+              </m:r>
+            </m:e>
+            <m:sub>
+              <m:r>
+                <m:rPr>
+                  <m:sty m:val="p"/>
+                </m:rPr>
+                <m:t>2</m:t>
+              </m:r>
+            </m:sub>
+          </m:sSub>
+          <m:r>
+            <m:rPr>
+              <m:sty m:val="p"/>
+            </m:rPr>
+            <m:t>+</m:t>
+          </m:r>
+          <m:r>
+            <m:t>x</m:t>
+          </m:r>
+          <m:r>
+            <m:rPr>
+              <m:sty m:val="p"/>
+            </m:rPr>
+            <m:t>L</m:t>
+          </m:r>
+          <m:sSup>
+            <m:e>
+              <m:r>
+                <m:rPr>
+                  <m:sty m:val="p"/>
+                </m:rPr>
+                <m:t>i</m:t>
+              </m:r>
+            </m:e>
+            <m:sup>
+              <m:r>
+                <m:rPr>
+                  <m:sty m:val="p"/>
+                </m:rPr>
+                <m:t>+</m:t>
+              </m:r>
+            </m:sup>
+          </m:sSup>
+          <m:r>
+            <m:rPr>
+              <m:sty m:val="p"/>
+            </m:rPr>
+            <m:t>+</m:t>
+          </m:r>
+          <m:r>
+            <m:t>x</m:t>
+          </m:r>
+          <m:sSup>
+            <m:e>
+              <m:r>
+                <m:rPr>
+                  <m:sty m:val="p"/>
+                </m:rPr>
+                <m:t>e</m:t>
+              </m:r>
+            </m:e>
+            <m:sup>
+              <m:r>
+                <m:rPr>
+                  <m:sty m:val="p"/>
+                </m:rPr>
+                <m:t>−</m:t>
+              </m:r>
+            </m:sup>
+          </m:sSup>
+          <m:limUpp>
+            <m:e>
+              <m:r>
+                <m:rPr>
+                  <m:sty m:val="p"/>
+                </m:rPr>
+                <m:t>→</m:t>
+              </m:r>
+            </m:e>
+            <m:lim>
+              <m:r>
+                <m:rPr>
+                  <m:nor/>
+                  <m:sty m:val="p"/>
+                </m:rPr>
+                <m:t>放电</m:t>
+              </m:r>
+            </m:lim>
+          </m:limUpp>
+          <m:r>
+            <m:rPr>
+              <m:sty m:val="p"/>
+            </m:rPr>
+            <m:t>L</m:t>
+          </m:r>
+          <m:r>
+            <m:rPr>
+              <m:sty m:val="p"/>
+            </m:rPr>
+            <m:t>i</m:t>
+          </m:r>
+          <m:r>
+            <m:rPr>
+              <m:sty m:val="p"/>
+            </m:rPr>
+            <m:t>C</m:t>
+          </m:r>
+          <m:r>
+            <m:rPr>
+              <m:sty m:val="p"/>
+            </m:rPr>
+            <m:t>o</m:t>
+          </m:r>
+          <m:sSub>
+            <m:e>
+              <m:r>
+                <m:rPr>
+                  <m:sty m:val="p"/>
+                </m:rPr>
+                <m:t>O</m:t>
+              </m:r>
+            </m:e>
+            <m:sub>
+              <m:r>
+                <m:rPr>
+                  <m:sty m:val="p"/>
+                </m:rPr>
+                <m:t>2</m:t>
+              </m:r>
+            </m:sub>
+          </m:sSub>
+          <m:r>
+            <m:t> </m:t>
+          </m:r>
+          <m:r>
+            <m:rPr>
+              <m:sty m:val="p"/>
+            </m:rPr>
+            <m:t>(</m:t>
+          </m:r>
+          <m:r>
+            <m:rPr>
+              <m:nor/>
+              <m:sty m:val="p"/>
+            </m:rPr>
+            <m:t>理想</m:t>
+          </m:r>
+          <m:r>
+            <m:rPr>
+              <m:sty m:val="p"/>
+            </m:rPr>
+            <m:t>)</m:t>
+          </m:r>
+        </m:oMath>
+      </m:oMathPara>
+    </w:p>
+    <w:p>
+      <w:pPr>
+        <w:pStyle w:val="FirstParagraph"/>
+      </w:pPr>
+      <w:r>
+        <w:rPr>
+          <w:rFonts w:hint="eastAsia" w:ascii="Times New Roman" w:hAnsi="Times New Roman" w:eastAsia="Times New Roman" w:cs="Times New Roman"/>
+        </w:rPr>
+        <w:t>（</w:t>
+      </w:r>
+      <w:r>
+        <w:rPr>
+          <w:rFonts w:hint="eastAsia" w:ascii="Times New Roman" w:hAnsi="Times New Roman" w:eastAsia="FangSong" w:cs="Times New Roman"/>
+        </w:rPr>
+        <w:t>充电则为逆过程</w:t>
+      </w:r>
+      <w:r>
+        <w:rPr>
+          <w:rFonts w:hint="eastAsia" w:ascii="Times New Roman" w:hAnsi="Times New Roman" w:eastAsia="Times New Roman" w:cs="Times New Roman"/>
+        </w:rPr>
+        <w:t>：LiCoO</w:t>
+      </w:r>
+      <w:r>
+        <w:rPr>
+          <w:rFonts w:hint="eastAsia" w:ascii="Times New Roman" w:hAnsi="Times New Roman" w:eastAsia="Times New Roman" w:cs="Times New Roman"/>
+          <w:vertAlign w:val="subscript"/>
+        </w:rPr>
+        <w:t>2</w:t>
+      </w:r>
+      <w:r>
+        <w:rPr>
+          <w:rFonts w:ascii="Times New Roman" w:hAnsi="Times New Roman" w:eastAsia="Times New Roman" w:cs="Times New Roman"/>
+        </w:rPr>
+        <w:t xml:space="preserve"> − xe</w:t>
+      </w:r>
+      <w:r>
+        <w:rPr>
+          <w:rFonts w:ascii="Times New Roman" w:hAnsi="Times New Roman" w:eastAsia="Times New Roman" w:cs="Times New Roman"/>
+          <w:vertAlign w:val="superscript"/>
+        </w:rPr>
+        <w:t>-</w:t>
+      </w:r>
+      <w:r>
+        <w:rPr>
+          <w:rFonts w:ascii="Times New Roman" w:hAnsi="Times New Roman" w:eastAsia="Times New Roman" w:cs="Times New Roman"/>
+        </w:rPr>
+        <w:t xml:space="preserve"> → Li</w:t>
+      </w:r>
+      <w:r>
+        <w:rPr>
+          <w:rFonts w:ascii="Times New Roman" w:hAnsi="Times New Roman" w:eastAsia="Times New Roman" w:cs="Times New Roman"/>
+          <w:vertAlign w:val="subscript"/>
+        </w:rPr>
+        <w:t>1-x</w:t>
+      </w:r>
+      <w:r>
+        <w:rPr>
+          <w:rFonts w:ascii="Times New Roman" w:hAnsi="Times New Roman" w:eastAsia="Times New Roman" w:cs="Times New Roman"/>
+        </w:rPr>
+        <w:t>CoO</w:t>
+      </w:r>
+      <w:r>
+        <w:rPr>
+          <w:rFonts w:ascii="Times New Roman" w:hAnsi="Times New Roman" w:eastAsia="Times New Roman" w:cs="Times New Roman"/>
+          <w:vertAlign w:val="subscript"/>
+        </w:rPr>
+        <w:t>2</w:t>
+      </w:r>
+      <w:r>
+        <w:rPr>
+          <w:rFonts w:ascii="Times New Roman" w:hAnsi="Times New Roman" w:eastAsia="Times New Roman" w:cs="Times New Roman"/>
+        </w:rPr>
+        <w:t xml:space="preserve"> + </w:t>
+      </w:r>
+      <w:r>
+        <w:rPr>
+          <w:rFonts w:hint="eastAsia" w:ascii="Times New Roman" w:hAnsi="Times New Roman" w:eastAsia="Times New Roman" w:cs="Times New Roman"/>
+        </w:rPr>
+        <w:t>xLi</w:t>
+      </w:r>
+      <w:r>
+        <w:rPr>
+          <w:rFonts w:hint="eastAsia" w:ascii="Times New Roman" w:hAnsi="Times New Roman" w:eastAsia="Times New Roman" w:cs="Times New Roman"/>
+          <w:vertAlign w:val="superscript"/>
+        </w:rPr>
+        <w:t>+</w:t>
+      </w:r>
+      <w:r>
+        <w:rPr>
+          <w:rFonts w:hint="eastAsia" w:ascii="Times New Roman" w:hAnsi="Times New Roman" w:eastAsia="Times New Roman" w:cs="Times New Roman"/>
+        </w:rPr>
+        <w:t>，Co</w:t>
+      </w:r>
+      <w:r>
+        <w:rPr>
+          <w:rFonts w:ascii="Times New Roman" w:hAnsi="Times New Roman" w:eastAsia="Times New Roman" w:cs="Times New Roman"/>
+        </w:rPr>
+        <w:t xml:space="preserve"> </w:t>
+      </w:r>
+      <w:r>
+        <w:rPr>
+          <w:rFonts w:hint="eastAsia" w:ascii="Times New Roman" w:hAnsi="Times New Roman" w:eastAsia="FangSong" w:cs="Times New Roman"/>
+        </w:rPr>
+        <w:t>氧化态升高</w:t>
+      </w:r>
+      <w:r>
+        <w:rPr>
+          <w:rFonts w:hint="eastAsia" w:ascii="Times New Roman" w:hAnsi="Times New Roman" w:eastAsia="Times New Roman" w:cs="Times New Roman"/>
+        </w:rPr>
+        <w:t>。）</w:t>
+      </w:r>
+    </w:p>
+    <w:p>
+      <w:pPr>
+        <w:pStyle w:val="BodyText"/>
+      </w:pPr>
+      <w:r>
+        <w:rPr>
+          <w:rFonts w:ascii="Times New Roman" w:hAnsi="Times New Roman" w:eastAsia="Times New Roman" w:cs="Times New Roman"/>
+          <w:b/>
+          <w:bCs/>
+        </w:rPr>
+        <w:t xml:space="preserve">3-5</w:t>
+      </w:r>
+      <w:r>
+        <w:rPr>
+          <w:rFonts w:ascii="Times New Roman" w:hAnsi="Times New Roman" w:eastAsia="Times New Roman" w:cs="Times New Roman"/>
+        </w:rPr>
+        <w:t xml:space="preserve"> </w:t>
+      </w:r>
+      <w:r>
+        <w:rPr>
+          <w:rFonts w:hint="eastAsia" w:ascii="Times New Roman" w:hAnsi="Times New Roman" w:eastAsia="FangSong" w:cs="Times New Roman"/>
+        </w:rPr>
+        <w:t>化学式</w:t>
+      </w:r>
+      <w:r>
+        <w:rPr>
+          <w:rFonts w:hint="eastAsia" w:ascii="Times New Roman" w:hAnsi="Times New Roman" w:eastAsia="Times New Roman" w:cs="Times New Roman"/>
+        </w:rPr>
+        <w:t>：LiMn</w:t>
+      </w:r>
+      <w:r>
+        <w:rPr>
+          <w:rFonts w:hint="eastAsia" w:ascii="Times New Roman" w:hAnsi="Times New Roman" w:eastAsia="Times New Roman" w:cs="Times New Roman"/>
+          <w:vertAlign w:val="subscript"/>
+        </w:rPr>
+        <w:t>2</w:t>
+      </w:r>
+      <w:r>
+        <w:rPr>
+          <w:rFonts w:hint="eastAsia" w:ascii="Times New Roman" w:hAnsi="Times New Roman" w:eastAsia="Times New Roman" w:cs="Times New Roman"/>
+        </w:rPr>
+        <w:t>O</w:t>
+      </w:r>
+      <w:r>
+        <w:rPr>
+          <w:rFonts w:hint="eastAsia" w:ascii="Times New Roman" w:hAnsi="Times New Roman" w:eastAsia="Times New Roman" w:cs="Times New Roman"/>
+          <w:vertAlign w:val="subscript"/>
+        </w:rPr>
+        <w:t>4</w:t>
+      </w:r>
+      <w:r>
+        <w:rPr>
+          <w:rFonts w:hint="eastAsia" w:ascii="Times New Roman" w:hAnsi="Times New Roman" w:eastAsia="Times New Roman" w:cs="Times New Roman"/>
+        </w:rPr>
+        <w:t>。（LiO</w:t>
+      </w:r>
+      <w:r>
+        <w:rPr>
+          <w:rFonts w:hint="eastAsia" w:ascii="Times New Roman" w:hAnsi="Times New Roman" w:eastAsia="Times New Roman" w:cs="Times New Roman"/>
+          <w:vertAlign w:val="subscript"/>
+        </w:rPr>
+        <w:t>4</w:t>
+      </w:r>
+      <w:r>
+        <w:rPr>
+          <w:rFonts w:ascii="Times New Roman" w:hAnsi="Times New Roman" w:eastAsia="Times New Roman" w:cs="Times New Roman"/>
+        </w:rPr>
+        <w:t xml:space="preserve"> </w:t>
+      </w:r>
+      <w:r>
+        <w:rPr>
+          <w:rFonts w:hint="eastAsia" w:ascii="Times New Roman" w:hAnsi="Times New Roman" w:eastAsia="FangSong" w:cs="Times New Roman"/>
+        </w:rPr>
+        <w:t xml:space="preserve">四面体</w:t>
+      </w:r>
+      <w:r>
+        <w:rPr>
+          <w:rFonts w:ascii="Times New Roman" w:hAnsi="Times New Roman" w:eastAsia="Times New Roman" w:cs="Times New Roman"/>
+        </w:rPr>
+        <w:t xml:space="preserve"> : MnO</w:t>
+      </w:r>
+      <w:r>
+        <w:rPr>
+          <w:rFonts w:ascii="Times New Roman" w:hAnsi="Times New Roman" w:eastAsia="Times New Roman" w:cs="Times New Roman"/>
+          <w:vertAlign w:val="subscript"/>
+        </w:rPr>
+        <w:t>6</w:t>
+      </w:r>
+      <w:r>
+        <w:rPr>
+          <w:rFonts w:ascii="Times New Roman" w:hAnsi="Times New Roman" w:eastAsia="Times New Roman" w:cs="Times New Roman"/>
+        </w:rPr>
+        <w:t xml:space="preserve"> </w:t>
+      </w:r>
+      <w:r>
+        <w:rPr>
+          <w:rFonts w:hint="eastAsia" w:ascii="Times New Roman" w:hAnsi="Times New Roman" w:eastAsia="FangSong" w:cs="Times New Roman"/>
+        </w:rPr>
+        <w:t xml:space="preserve">八面体</w:t>
+      </w:r>
+      <w:r>
+        <w:rPr>
+          <w:rFonts w:ascii="Times New Roman" w:hAnsi="Times New Roman" w:eastAsia="Times New Roman" w:cs="Times New Roman"/>
+        </w:rPr>
+        <w:t xml:space="preserve"> = </w:t>
+      </w:r>
+      <w:r>
+        <w:rPr>
+          <w:rFonts w:hint="eastAsia" w:ascii="Times New Roman" w:hAnsi="Times New Roman" w:eastAsia="Times New Roman" w:cs="Times New Roman"/>
+        </w:rPr>
+        <w:t>1:2，</w:t>
+      </w:r>
+      <w:r>
+        <w:rPr>
+          <w:rFonts w:hint="eastAsia" w:ascii="Times New Roman" w:hAnsi="Times New Roman" w:eastAsia="FangSong" w:cs="Times New Roman"/>
+        </w:rPr>
+        <w:t>即</w:t>
+      </w:r>
+      <w:r>
+        <w:rPr>
+          <w:rFonts w:ascii="Times New Roman" w:hAnsi="Times New Roman" w:eastAsia="Times New Roman" w:cs="Times New Roman"/>
+        </w:rPr>
+        <w:t xml:space="preserve"> Li : Mn = </w:t>
+      </w:r>
+      <w:r>
+        <w:rPr>
+          <w:rFonts w:hint="eastAsia" w:ascii="Times New Roman" w:hAnsi="Times New Roman" w:eastAsia="Times New Roman" w:cs="Times New Roman"/>
+        </w:rPr>
+        <w:t>1:2；</w:t>
+      </w:r>
+      <w:r>
+        <w:rPr>
+          <w:rFonts w:hint="eastAsia" w:ascii="Times New Roman" w:hAnsi="Times New Roman" w:eastAsia="FangSong" w:cs="Times New Roman"/>
+        </w:rPr>
+        <w:t>由电荷守恒</w:t>
+      </w:r>
+      <w:r>
+        <w:rPr>
+          <w:rFonts w:ascii="Times New Roman" w:hAnsi="Times New Roman" w:eastAsia="Times New Roman" w:cs="Times New Roman"/>
+        </w:rPr>
+        <w:t xml:space="preserve"> Li</w:t>
+      </w:r>
+      <w:r>
+        <w:rPr>
+          <w:rFonts w:ascii="Times New Roman" w:hAnsi="Times New Roman" w:eastAsia="Times New Roman" w:cs="Times New Roman"/>
+          <w:vertAlign w:val="superscript"/>
+        </w:rPr>
+        <w:t>+</w:t>
+      </w:r>
+      <w:r>
+        <w:rPr>
+          <w:rFonts w:ascii="Times New Roman" w:hAnsi="Times New Roman" w:eastAsia="Times New Roman" w:cs="Times New Roman"/>
+        </w:rPr>
+        <w:t>Mn</w:t>
+      </w:r>
+      <w:r>
+        <w:rPr>
+          <w:rFonts w:ascii="Times New Roman" w:hAnsi="Times New Roman" w:eastAsia="Times New Roman" w:cs="Times New Roman"/>
+          <w:vertAlign w:val="superscript"/>
+        </w:rPr>
+        <w:t>3+</w:t>
+      </w:r>
+      <w:r>
+        <w:rPr>
+          <w:rFonts w:ascii="Times New Roman" w:hAnsi="Times New Roman" w:eastAsia="Times New Roman" w:cs="Times New Roman"/>
+        </w:rPr>
+        <w:t>Mn</w:t>
+      </w:r>
+      <w:r>
+        <w:rPr>
+          <w:rFonts w:ascii="Times New Roman" w:hAnsi="Times New Roman" w:eastAsia="Times New Roman" w:cs="Times New Roman"/>
+          <w:vertAlign w:val="superscript"/>
+        </w:rPr>
+        <w:t>4+</w:t>
+      </w:r>
+      <w:r>
+        <w:rPr>
+          <w:rFonts w:ascii="Times New Roman" w:hAnsi="Times New Roman" w:eastAsia="Times New Roman" w:cs="Times New Roman"/>
+        </w:rPr>
+        <w:t>O</w:t>
+      </w:r>
+      <w:r>
+        <w:rPr>
+          <w:rFonts w:ascii="Times New Roman" w:hAnsi="Times New Roman" w:eastAsia="Times New Roman" w:cs="Times New Roman"/>
+          <w:vertAlign w:val="subscript"/>
+        </w:rPr>
+        <w:t>4</w:t>
+      </w:r>
+      <w:r>
+        <w:rPr>
+          <w:rFonts w:ascii="Times New Roman" w:hAnsi="Times New Roman" w:eastAsia="Times New Roman" w:cs="Times New Roman"/>
+        </w:rPr>
+        <w:t xml:space="preserve"> </w:t>
+      </w:r>
+      <w:r>
+        <w:rPr>
+          <w:rFonts w:hint="eastAsia" w:ascii="Times New Roman" w:hAnsi="Times New Roman" w:eastAsia="FangSong" w:cs="Times New Roman"/>
+        </w:rPr>
+        <w:t xml:space="preserve">或</w:t>
+      </w:r>
+      <w:r>
+        <w:rPr>
+          <w:rFonts w:ascii="Times New Roman" w:hAnsi="Times New Roman" w:eastAsia="Times New Roman" w:cs="Times New Roman"/>
+        </w:rPr>
+        <w:t xml:space="preserve"> </w:t>
+      </w:r>
+      <w:r>
+        <w:rPr>
+          <w:rFonts w:hint="eastAsia" w:ascii="Times New Roman" w:hAnsi="Times New Roman" w:eastAsia="Times New Roman" w:cs="Times New Roman"/>
+        </w:rPr>
+        <w:t>LiMn(III,IV)</w:t>
+      </w:r>
+      <w:r>
+        <w:rPr>
+          <w:rFonts w:hint="eastAsia" w:ascii="Times New Roman" w:hAnsi="Times New Roman" w:eastAsia="Times New Roman" w:cs="Times New Roman"/>
+          <w:vertAlign w:val="subscript"/>
+        </w:rPr>
+        <w:t>2</w:t>
+      </w:r>
+      <w:r>
+        <w:rPr>
+          <w:rFonts w:hint="eastAsia" w:ascii="Times New Roman" w:hAnsi="Times New Roman" w:eastAsia="Times New Roman" w:cs="Times New Roman"/>
+        </w:rPr>
+        <w:t>O</w:t>
+      </w:r>
+      <w:r>
+        <w:rPr>
+          <w:rFonts w:hint="eastAsia" w:ascii="Times New Roman" w:hAnsi="Times New Roman" w:eastAsia="Times New Roman" w:cs="Times New Roman"/>
+          <w:vertAlign w:val="subscript"/>
+        </w:rPr>
+        <w:t>4</w:t>
+      </w:r>
+      <w:r>
+        <w:rPr>
+          <w:rFonts w:hint="eastAsia" w:ascii="Times New Roman" w:hAnsi="Times New Roman" w:eastAsia="Times New Roman" w:cs="Times New Roman"/>
+        </w:rPr>
+        <w:t>。）</w:t>
+      </w:r>
+    </w:p>
+    <w:p>
+      <w:pPr>
+        <w:pStyle w:val="BodyText"/>
+        <w:spacing w:after="80"/>
+      </w:pPr>
+      <w:r>
+        <w:rPr>
+          <w:rFonts w:ascii="Times New Roman" w:hAnsi="Times New Roman" w:eastAsia="Times New Roman" w:cs="Times New Roman"/>
+          <w:b/>
+          <w:bCs/>
+        </w:rPr>
+        <w:t xml:space="preserve">3-6</w:t>
+      </w:r>
+      <w:r>
+        <w:rPr>
+          <w:rFonts w:ascii="Times New Roman" w:hAnsi="Times New Roman" w:eastAsia="Times New Roman" w:cs="Times New Roman"/>
+        </w:rPr>
+        <w:t xml:space="preserve"> </w:t>
+      </w:r>
+      <w:r>
+        <w:rPr>
+          <w:rFonts w:hint="eastAsia" w:ascii="Times New Roman" w:hAnsi="Times New Roman" w:eastAsia="FangSong" w:cs="Times New Roman"/>
+        </w:rPr>
+        <w:t xml:space="preserve">相邻</w:t>
+      </w:r>
+      <w:r>
+        <w:rPr>
+          <w:rFonts w:ascii="Times New Roman" w:hAnsi="Times New Roman" w:eastAsia="Times New Roman" w:cs="Times New Roman"/>
+        </w:rPr>
+        <w:t xml:space="preserve"> Li</w:t>
+      </w:r>
+      <w:r>
+        <w:rPr>
+          <w:rFonts w:ascii="Times New Roman" w:hAnsi="Times New Roman" w:eastAsia="Times New Roman" w:cs="Times New Roman"/>
+          <w:vertAlign w:val="superscript"/>
+        </w:rPr>
+        <w:t>+</w:t>
+      </w:r>
+      <w:r>
+        <w:rPr>
+          <w:rFonts w:ascii="Times New Roman" w:hAnsi="Times New Roman" w:eastAsia="Times New Roman" w:cs="Times New Roman"/>
+        </w:rPr>
+        <w:t xml:space="preserve"> </w:t>
+      </w:r>
+      <w:r>
+        <w:rPr>
+          <w:rFonts w:hint="eastAsia" w:ascii="Times New Roman" w:hAnsi="Times New Roman" w:eastAsia="FangSong" w:cs="Times New Roman"/>
+        </w:rPr>
+        <w:t xml:space="preserve">之间有多个未填</w:t>
+      </w:r>
+      <w:r>
+        <w:rPr>
+          <w:rFonts w:ascii="Times New Roman" w:hAnsi="Times New Roman" w:eastAsia="Times New Roman" w:cs="Times New Roman"/>
+        </w:rPr>
+        <w:t xml:space="preserve"> Li</w:t>
+      </w:r>
+      <w:r>
+        <w:rPr>
+          <w:rFonts w:ascii="Times New Roman" w:hAnsi="Times New Roman" w:eastAsia="Times New Roman" w:cs="Times New Roman"/>
+          <w:vertAlign w:val="superscript"/>
+        </w:rPr>
+        <w:t>+</w:t>
+      </w:r>
+      <w:r>
+        <w:rPr>
+          <w:rFonts w:ascii="Times New Roman" w:hAnsi="Times New Roman" w:eastAsia="Times New Roman" w:cs="Times New Roman"/>
+        </w:rPr>
+        <w:t xml:space="preserve"> </w:t>
+      </w:r>
+      <w:r>
+        <w:rPr>
+          <w:rFonts w:hint="eastAsia" w:ascii="Times New Roman" w:hAnsi="Times New Roman" w:eastAsia="FangSong" w:cs="Times New Roman"/>
+        </w:rPr>
+        <w:t>的八面体及四面体空隙</w:t>
+      </w:r>
+      <w:r>
+        <w:rPr>
+          <w:rFonts w:hint="eastAsia" w:ascii="Times New Roman" w:hAnsi="Times New Roman" w:eastAsia="Times New Roman" w:cs="Times New Roman"/>
+        </w:rPr>
+        <w:t>，</w:t>
+      </w:r>
+      <w:r>
+        <w:rPr>
+          <w:rFonts w:hint="eastAsia" w:ascii="Times New Roman" w:hAnsi="Times New Roman" w:eastAsia="FangSong" w:cs="Times New Roman"/>
+        </w:rPr>
+        <w:t>在电场作用下形成</w:t>
+      </w:r>
+      <w:r>
+        <w:rPr>
+          <w:rFonts w:hint="eastAsia" w:ascii="Times New Roman" w:hAnsi="Times New Roman" w:eastAsia="Times New Roman" w:cs="Times New Roman"/>
+        </w:rPr>
+        <w:t>”</w:t>
+      </w:r>
+      <w:r>
+        <w:rPr>
+          <w:rFonts w:hint="eastAsia" w:ascii="Times New Roman" w:hAnsi="Times New Roman" w:eastAsia="FangSong" w:cs="Times New Roman"/>
+        </w:rPr>
+        <w:t>离子通道</w:t>
+      </w:r>
+      <w:r>
+        <w:rPr>
+          <w:rFonts w:hint="eastAsia" w:ascii="Times New Roman" w:hAnsi="Times New Roman" w:eastAsia="Times New Roman" w:cs="Times New Roman"/>
+        </w:rPr>
+        <w:t>”。</w:t>
+      </w:r>
+      <w:r>
+        <w:rPr>
+          <w:rFonts w:hint="eastAsia" w:ascii="Times New Roman" w:hAnsi="Times New Roman" w:eastAsia="FangSong" w:cs="Times New Roman"/>
+        </w:rPr>
+        <w:t>充电时</w:t>
+      </w:r>
+      <w:r>
+        <w:rPr>
+          <w:rFonts w:hint="eastAsia" w:ascii="Times New Roman" w:hAnsi="Times New Roman" w:eastAsia="Times New Roman" w:cs="Times New Roman"/>
+        </w:rPr>
+        <w:t>，</w:t>
+      </w:r>
+      <w:r>
+        <w:rPr>
+          <w:rFonts w:hint="eastAsia" w:ascii="Times New Roman" w:hAnsi="Times New Roman" w:eastAsia="FangSong" w:cs="Times New Roman"/>
+        </w:rPr>
+        <w:t>锂锰氧化物中部分</w:t>
+      </w:r>
+      <w:r>
+        <w:rPr>
+          <w:rFonts w:ascii="Times New Roman" w:hAnsi="Times New Roman" w:eastAsia="Times New Roman" w:cs="Times New Roman"/>
+        </w:rPr>
+        <w:t xml:space="preserve"> Li</w:t>
+      </w:r>
+      <w:r>
+        <w:rPr>
+          <w:rFonts w:ascii="Times New Roman" w:hAnsi="Times New Roman" w:eastAsia="Times New Roman" w:cs="Times New Roman"/>
+          <w:vertAlign w:val="superscript"/>
+        </w:rPr>
+        <w:t>+</w:t>
+      </w:r>
+      <w:r>
+        <w:rPr>
+          <w:rFonts w:ascii="Times New Roman" w:hAnsi="Times New Roman" w:eastAsia="Times New Roman" w:cs="Times New Roman"/>
+        </w:rPr>
+        <w:t xml:space="preserve"> </w:t>
+      </w:r>
+      <w:r>
+        <w:rPr>
+          <w:rFonts w:hint="eastAsia" w:ascii="Times New Roman" w:hAnsi="Times New Roman" w:eastAsia="FangSong" w:cs="Times New Roman"/>
+        </w:rPr>
+        <w:t>沿着</w:t>
+      </w:r>
+      <w:r>
+        <w:rPr>
+          <w:rFonts w:hint="eastAsia" w:ascii="Times New Roman" w:hAnsi="Times New Roman" w:eastAsia="Times New Roman" w:cs="Times New Roman"/>
+        </w:rPr>
+        <w:t>”</w:t>
+      </w:r>
+      <w:r>
+        <w:rPr>
+          <w:rFonts w:hint="eastAsia" w:ascii="Times New Roman" w:hAnsi="Times New Roman" w:eastAsia="FangSong" w:cs="Times New Roman"/>
+        </w:rPr>
+        <w:t>离子通道</w:t>
+      </w:r>
+      <w:r>
+        <w:rPr>
+          <w:rFonts w:hint="eastAsia" w:ascii="Times New Roman" w:hAnsi="Times New Roman" w:eastAsia="Times New Roman" w:cs="Times New Roman"/>
+        </w:rPr>
+        <w:t>”</w:t>
+      </w:r>
+      <w:r>
+        <w:rPr>
+          <w:rFonts w:hint="eastAsia" w:ascii="Times New Roman" w:hAnsi="Times New Roman" w:eastAsia="FangSong" w:cs="Times New Roman"/>
+        </w:rPr>
+        <w:t>移出晶体</w:t>
+      </w:r>
+      <w:r>
+        <w:rPr>
+          <w:rFonts w:hint="eastAsia" w:ascii="Times New Roman" w:hAnsi="Times New Roman" w:eastAsia="Times New Roman" w:cs="Times New Roman"/>
+        </w:rPr>
+        <w:t>，</w:t>
+      </w:r>
+      <w:r>
+        <w:rPr>
+          <w:rFonts w:hint="eastAsia" w:ascii="Times New Roman" w:hAnsi="Times New Roman" w:eastAsia="FangSong" w:cs="Times New Roman"/>
+        </w:rPr>
+        <w:t>晶体中锂离子的个数减少</w:t>
+      </w:r>
+      <w:r>
+        <w:rPr>
+          <w:rFonts w:hint="eastAsia" w:ascii="Times New Roman" w:hAnsi="Times New Roman" w:eastAsia="Times New Roman" w:cs="Times New Roman"/>
+        </w:rPr>
+        <w:t>，Mn</w:t>
+      </w:r>
+      <w:r>
+        <w:rPr>
+          <w:rFonts w:ascii="Times New Roman" w:hAnsi="Times New Roman" w:eastAsia="Times New Roman" w:cs="Times New Roman"/>
+        </w:rPr>
+        <w:t xml:space="preserve"> </w:t>
+      </w:r>
+      <w:r>
+        <w:rPr>
+          <w:rFonts w:hint="eastAsia" w:ascii="Times New Roman" w:hAnsi="Times New Roman" w:eastAsia="FangSong" w:cs="Times New Roman"/>
+        </w:rPr>
+        <w:t>的氧化态升高</w:t>
+      </w:r>
+      <w:r>
+        <w:rPr>
+          <w:rFonts w:hint="eastAsia" w:ascii="Times New Roman" w:hAnsi="Times New Roman" w:eastAsia="Times New Roman" w:cs="Times New Roman"/>
+        </w:rPr>
+        <w:t>；</w:t>
+      </w:r>
+      <w:r>
+        <w:rPr>
+          <w:rFonts w:hint="eastAsia" w:ascii="Times New Roman" w:hAnsi="Times New Roman" w:eastAsia="FangSong" w:cs="Times New Roman"/>
+        </w:rPr>
+        <w:t>放电时</w:t>
+      </w:r>
+      <w:r>
+        <w:rPr>
+          <w:rFonts w:ascii="Times New Roman" w:hAnsi="Times New Roman" w:eastAsia="Times New Roman" w:cs="Times New Roman"/>
+        </w:rPr>
+        <w:t xml:space="preserve"> Li</w:t>
+      </w:r>
+      <w:r>
+        <w:rPr>
+          <w:rFonts w:ascii="Times New Roman" w:hAnsi="Times New Roman" w:eastAsia="Times New Roman" w:cs="Times New Roman"/>
+          <w:vertAlign w:val="superscript"/>
+        </w:rPr>
+        <w:t>+</w:t>
+      </w:r>
+      <w:r>
+        <w:rPr>
+          <w:rFonts w:ascii="Times New Roman" w:hAnsi="Times New Roman" w:eastAsia="Times New Roman" w:cs="Times New Roman"/>
+        </w:rPr>
+        <w:t xml:space="preserve"> </w:t>
+      </w:r>
+      <w:r>
+        <w:rPr>
+          <w:rFonts w:hint="eastAsia" w:ascii="Times New Roman" w:hAnsi="Times New Roman" w:eastAsia="FangSong" w:cs="Times New Roman"/>
+        </w:rPr>
+        <w:t>沿通道从电解质流回晶体</w:t>
+      </w:r>
+      <w:r>
+        <w:rPr>
+          <w:rFonts w:hint="eastAsia" w:ascii="Times New Roman" w:hAnsi="Times New Roman" w:eastAsia="Times New Roman" w:cs="Times New Roman"/>
+        </w:rPr>
+        <w:t>，</w:t>
+      </w:r>
+      <w:r>
+        <w:rPr>
+          <w:rFonts w:hint="eastAsia" w:ascii="Times New Roman" w:hAnsi="Times New Roman" w:eastAsia="FangSong" w:cs="Times New Roman"/>
+        </w:rPr>
+        <w:t>锂离子个数增加</w:t>
+      </w:r>
+      <w:r>
+        <w:rPr>
+          <w:rFonts w:hint="eastAsia" w:ascii="Times New Roman" w:hAnsi="Times New Roman" w:eastAsia="Times New Roman" w:cs="Times New Roman"/>
+        </w:rPr>
+        <w:t>，Mn</w:t>
+      </w:r>
+      <w:r>
+        <w:rPr>
+          <w:rFonts w:ascii="Times New Roman" w:hAnsi="Times New Roman" w:eastAsia="Times New Roman" w:cs="Times New Roman"/>
+        </w:rPr>
+        <w:t xml:space="preserve"> </w:t>
+      </w:r>
+      <w:r>
+        <w:rPr>
+          <w:rFonts w:hint="eastAsia" w:ascii="Times New Roman" w:hAnsi="Times New Roman" w:eastAsia="FangSong" w:cs="Times New Roman"/>
+        </w:rPr>
+        <w:t>的氧化态降低</w:t>
+      </w:r>
+      <w:r>
+        <w:rPr>
+          <w:rFonts w:hint="eastAsia" w:ascii="Times New Roman" w:hAnsi="Times New Roman" w:eastAsia="Times New Roman" w:cs="Times New Roman"/>
+        </w:rPr>
+        <w:t>。</w:t>
+      </w:r>
+    </w:p>
+    <w:tbl>
+      <w:tblPr>
+        <w:tblStyle w:val="Table"/>
+        <w:tblW w:type="auto" w:w="0"/>
+        <w:tblLook w:firstRow="1" w:lastRow="0" w:firstColumn="0" w:lastColumn="0" w:noHBand="0" w:noVBand="0" w:val="0020"/>
+      </w:tblPr>
+      <w:tblGrid>
+        <w:gridCol w:w="3960"/>
+        <w:gridCol w:w="3960"/>
+      </w:tblGrid>
+      <w:tr>
+        <w:trPr>
+          <w:tblHeader w:val="on"/>
+        </w:trPr>
+        <w:tc>
+          <w:tcPr/>
+          <w:p>
+            <w:pPr>
+              <w:pStyle w:val="Compact"/>
+              <w:jc w:val="center"/>
+            </w:pPr>
+            <w:r>
+              <w:rPr>
+                <w:rFonts w:hint="eastAsia" w:ascii="Times New Roman" w:hAnsi="Times New Roman" w:eastAsia="SimHei" w:cs="Times New Roman"/>
+                <w:b/>
+              </w:rPr>
+              <w:t xml:space="preserve">知识点</w:t>
+            </w:r>
+          </w:p>
+        </w:tc>
+        <w:tc>
+          <w:tcPr/>
+          <w:p>
+            <w:pPr>
+              <w:pStyle w:val="Compact"/>
+              <w:jc w:val="center"/>
+            </w:pPr>
+            <w:r>
+              <w:rPr>
+                <w:rFonts w:hint="eastAsia" w:ascii="Times New Roman" w:hAnsi="Times New Roman" w:eastAsia="SimHei" w:cs="Times New Roman"/>
+                <w:b/>
+              </w:rPr>
+              <w:t xml:space="preserve">体现</w:t>
+            </w:r>
+          </w:p>
+        </w:tc>
+      </w:tr>
+      <w:tr>
+        <w:tc>
+          <w:tcPr/>
+          <w:p>
+            <w:pPr>
+              <w:pStyle w:val="Compact"/>
+              <w:jc w:val="center"/>
+            </w:pPr>
+            <w:r>
+              <w:rPr>
+                <w:rFonts w:hint="eastAsia" w:ascii="Times New Roman" w:hAnsi="Times New Roman" w:eastAsia="FangSong" w:cs="Times New Roman"/>
+              </w:rPr>
+              <w:t xml:space="preserve">层状氧化物</w:t>
+            </w:r>
+          </w:p>
+        </w:tc>
+        <w:tc>
+          <w:tcPr/>
+          <w:p>
+            <w:pPr>
+              <w:pStyle w:val="Compact"/>
+              <w:jc w:val="center"/>
+            </w:pPr>
+            <w:r>
+              <w:rPr>
+                <w:rFonts w:ascii="Times New Roman" w:hAnsi="Times New Roman" w:eastAsia="Times New Roman" w:cs="Times New Roman"/>
+              </w:rPr>
+              <w:t>LiCoO</w:t>
+            </w:r>
+            <w:r>
+              <w:rPr>
+                <w:rFonts w:ascii="Times New Roman" w:hAnsi="Times New Roman" w:eastAsia="Times New Roman" w:cs="Times New Roman"/>
+                <w:vertAlign w:val="subscript"/>
+              </w:rPr>
+              <w:t>2</w:t>
+            </w:r>
+            <w:r>
+              <w:rPr>
+                <w:rFonts w:ascii="Times New Roman" w:hAnsi="Times New Roman" w:eastAsia="Times New Roman" w:cs="Times New Roman"/>
+              </w:rPr>
+              <w:t xml:space="preserve"> </w:t>
+            </w:r>
+            <w:r>
+              <w:rPr>
+                <w:rFonts w:hint="eastAsia" w:ascii="Times New Roman" w:hAnsi="Times New Roman" w:eastAsia="FangSong" w:cs="Times New Roman"/>
+              </w:rPr>
+              <w:t xml:space="preserve">晶胞</w:t>
+            </w:r>
+            <w:r>
+              <w:rPr>
+                <w:rFonts w:ascii="Times New Roman" w:hAnsi="Times New Roman" w:eastAsia="Times New Roman" w:cs="Times New Roman"/>
+              </w:rPr>
+              <w:t xml:space="preserve"> 3Li+3Co+6O</w:t>
+            </w:r>
+          </w:p>
+        </w:tc>
+      </w:tr>
+      <w:tr>
+        <w:tc>
+          <w:tcPr/>
+          <w:p>
+            <w:pPr>
+              <w:pStyle w:val="Compact"/>
+              <w:jc w:val="center"/>
+            </w:pPr>
+            <w:r>
+              <w:rPr>
+                <w:rFonts w:hint="eastAsia" w:ascii="Times New Roman" w:hAnsi="Times New Roman" w:eastAsia="FangSong" w:cs="Times New Roman"/>
+              </w:rPr>
+              <w:t xml:space="preserve">电极反应</w:t>
+            </w:r>
+          </w:p>
+        </w:tc>
+        <w:tc>
+          <w:tcPr/>
+          <w:p>
+            <w:pPr>
+              <w:pStyle w:val="Compact"/>
+              <w:jc w:val="center"/>
+            </w:pPr>
+            <w:r>
+              <w:rPr>
+                <w:rFonts w:ascii="Times New Roman" w:hAnsi="Times New Roman" w:eastAsia="Times New Roman" w:cs="Times New Roman"/>
+              </w:rPr>
+              <w:t>Li</w:t>
+            </w:r>
+            <w:r>
+              <w:rPr>
+                <w:rFonts w:ascii="Times New Roman" w:hAnsi="Times New Roman" w:eastAsia="Times New Roman" w:cs="Times New Roman"/>
+                <w:vertAlign w:val="subscript"/>
+              </w:rPr>
+              <w:t>1-x</w:t>
+            </w:r>
+            <w:r>
+              <w:rPr>
+                <w:rFonts w:ascii="Times New Roman" w:hAnsi="Times New Roman" w:eastAsia="Times New Roman" w:cs="Times New Roman"/>
+              </w:rPr>
+              <w:t>CoO</w:t>
+            </w:r>
+            <w:r>
+              <w:rPr>
+                <w:rFonts w:ascii="Times New Roman" w:hAnsi="Times New Roman" w:eastAsia="Times New Roman" w:cs="Times New Roman"/>
+                <w:vertAlign w:val="subscript"/>
+              </w:rPr>
+              <w:t>2</w:t>
+            </w:r>
+            <w:r>
+              <w:rPr>
+                <w:rFonts w:ascii="Times New Roman" w:hAnsi="Times New Roman" w:eastAsia="Times New Roman" w:cs="Times New Roman"/>
+              </w:rPr>
+              <w:t xml:space="preserve"> + xLi</w:t>
+            </w:r>
+            <w:r>
+              <w:rPr>
+                <w:rFonts w:ascii="Times New Roman" w:hAnsi="Times New Roman" w:eastAsia="Times New Roman" w:cs="Times New Roman"/>
+                <w:vertAlign w:val="superscript"/>
+              </w:rPr>
+              <w:t>+</w:t>
+            </w:r>
+            <w:r>
+              <w:rPr>
+                <w:rFonts w:ascii="Times New Roman" w:hAnsi="Times New Roman" w:eastAsia="Times New Roman" w:cs="Times New Roman"/>
+              </w:rPr>
+              <w:t xml:space="preserve"> + xe</w:t>
+            </w:r>
+            <w:r>
+              <w:rPr>
+                <w:rFonts w:ascii="Times New Roman" w:hAnsi="Times New Roman" w:eastAsia="Times New Roman" w:cs="Times New Roman"/>
+                <w:vertAlign w:val="superscript"/>
+              </w:rPr>
+              <w:t>-</w:t>
+            </w:r>
+            <w:r>
+              <w:rPr>
+                <w:rFonts w:ascii="Times New Roman" w:hAnsi="Times New Roman" w:eastAsia="Times New Roman" w:cs="Times New Roman"/>
+              </w:rPr>
+              <w:t xml:space="preserve"> → LiCoO</w:t>
+            </w:r>
+            <w:r>
+              <w:rPr>
+                <w:rFonts w:ascii="Times New Roman" w:hAnsi="Times New Roman" w:eastAsia="Times New Roman" w:cs="Times New Roman"/>
+                <w:vertAlign w:val="subscript"/>
+              </w:rPr>
+              <w:t>2</w:t>
+            </w:r>
+          </w:p>
+        </w:tc>
+      </w:tr>
+      <w:tr>
+        <w:tc>
+          <w:tcPr/>
+          <w:p>
+            <w:pPr>
+              <w:pStyle w:val="Compact"/>
+              <w:jc w:val="center"/>
+            </w:pPr>
+            <w:r>
+              <w:rPr>
+                <w:rFonts w:hint="eastAsia" w:ascii="Times New Roman" w:hAnsi="Times New Roman" w:eastAsia="FangSong" w:cs="Times New Roman"/>
+              </w:rPr>
+              <w:t xml:space="preserve">尖晶石结构</w:t>
+            </w:r>
+          </w:p>
+        </w:tc>
+        <w:tc>
+          <w:tcPr/>
+          <w:p>
+            <w:pPr>
+              <w:pStyle w:val="Compact"/>
+              <w:jc w:val="center"/>
+            </w:pPr>
+            <w:r>
+              <w:rPr>
+                <w:rFonts w:hint="eastAsia" w:ascii="Times New Roman" w:hAnsi="Times New Roman" w:eastAsia="Times New Roman" w:cs="Times New Roman"/>
+              </w:rPr>
+              <w:t>LiMn</w:t>
+            </w:r>
+            <w:r>
+              <w:rPr>
+                <w:rFonts w:hint="eastAsia" w:ascii="Times New Roman" w:hAnsi="Times New Roman" w:eastAsia="Times New Roman" w:cs="Times New Roman"/>
+                <w:vertAlign w:val="subscript"/>
+              </w:rPr>
+              <w:t>2</w:t>
+            </w:r>
+            <w:r>
+              <w:rPr>
+                <w:rFonts w:hint="eastAsia" w:ascii="Times New Roman" w:hAnsi="Times New Roman" w:eastAsia="Times New Roman" w:cs="Times New Roman"/>
+              </w:rPr>
+              <w:t>O</w:t>
+            </w:r>
+            <w:r>
+              <w:rPr>
+                <w:rFonts w:hint="eastAsia" w:ascii="Times New Roman" w:hAnsi="Times New Roman" w:eastAsia="Times New Roman" w:cs="Times New Roman"/>
+                <w:vertAlign w:val="subscript"/>
+              </w:rPr>
+              <w:t>4</w:t>
+            </w:r>
+            <w:r>
+              <w:rPr>
+                <w:rFonts w:hint="eastAsia" w:ascii="Times New Roman" w:hAnsi="Times New Roman" w:eastAsia="Times New Roman" w:cs="Times New Roman"/>
+              </w:rPr>
+              <w:t>（LiO</w:t>
+            </w:r>
+            <w:r>
+              <w:rPr>
+                <w:rFonts w:hint="eastAsia" w:ascii="Times New Roman" w:hAnsi="Times New Roman" w:eastAsia="Times New Roman" w:cs="Times New Roman"/>
+                <w:vertAlign w:val="subscript"/>
+              </w:rPr>
+              <w:t>4</w:t>
+            </w:r>
+            <w:r>
+              <w:rPr>
+                <w:rFonts w:hint="eastAsia" w:ascii="Times New Roman" w:hAnsi="Times New Roman" w:eastAsia="Times New Roman" w:cs="Times New Roman"/>
+              </w:rPr>
+              <w:t>:MnO</w:t>
+            </w:r>
+            <w:r>
+              <w:rPr>
+                <w:rFonts w:hint="eastAsia" w:ascii="Times New Roman" w:hAnsi="Times New Roman" w:eastAsia="Times New Roman" w:cs="Times New Roman"/>
+                <w:vertAlign w:val="subscript"/>
+              </w:rPr>
+              <w:t>6</w:t>
+            </w:r>
+            <w:r>
+              <w:rPr>
+                <w:rFonts w:ascii="Times New Roman" w:hAnsi="Times New Roman" w:eastAsia="Times New Roman" w:cs="Times New Roman"/>
+              </w:rPr>
+              <w:t xml:space="preserve"> = </w:t>
+            </w:r>
+            <w:r>
+              <w:rPr>
+                <w:rFonts w:hint="eastAsia" w:ascii="Times New Roman" w:hAnsi="Times New Roman" w:eastAsia="Times New Roman" w:cs="Times New Roman"/>
+              </w:rPr>
+              <w:t xml:space="preserve">1:2）</w:t>
+            </w:r>
+          </w:p>
+        </w:tc>
+      </w:tr>
+      <w:tr>
+        <w:tc>
+          <w:tcPr/>
+          <w:p>
+            <w:pPr>
+              <w:pStyle w:val="Compact"/>
+              <w:jc w:val="center"/>
+            </w:pPr>
+            <w:r>
+              <w:rPr>
+                <w:rFonts w:hint="eastAsia" w:ascii="Times New Roman" w:hAnsi="Times New Roman" w:eastAsia="FangSong" w:cs="Times New Roman"/>
+              </w:rPr>
+              <w:t xml:space="preserve">嵌入化学</w:t>
+            </w:r>
+          </w:p>
+        </w:tc>
+        <w:tc>
+          <w:tcPr/>
+          <w:p>
+            <w:pPr>
+              <w:pStyle w:val="Compact"/>
+              <w:jc w:val="center"/>
+            </w:pPr>
+            <w:r>
+              <w:rPr>
+                <w:rFonts w:hint="eastAsia" w:ascii="Times New Roman" w:hAnsi="Times New Roman" w:eastAsia="FangSong" w:cs="Times New Roman"/>
+              </w:rPr>
+              <w:t xml:space="preserve">充放电</w:t>
+            </w:r>
+            <w:r>
+              <w:rPr>
+                <w:rFonts w:ascii="Times New Roman" w:hAnsi="Times New Roman" w:eastAsia="Times New Roman" w:cs="Times New Roman"/>
+              </w:rPr>
+              <w:t xml:space="preserve"> Li</w:t>
+            </w:r>
+            <w:r>
+              <w:rPr>
+                <w:rFonts w:ascii="Times New Roman" w:hAnsi="Times New Roman" w:eastAsia="Times New Roman" w:cs="Times New Roman"/>
+                <w:vertAlign w:val="superscript"/>
+              </w:rPr>
+              <w:t>+</w:t>
+            </w:r>
+            <w:r>
+              <w:rPr>
+                <w:rFonts w:ascii="Times New Roman" w:hAnsi="Times New Roman" w:eastAsia="Times New Roman" w:cs="Times New Roman"/>
+              </w:rPr>
+              <w:t xml:space="preserve"> </w:t>
+            </w:r>
+            <w:r>
+              <w:rPr>
+                <w:rFonts w:hint="eastAsia" w:ascii="Times New Roman" w:hAnsi="Times New Roman" w:eastAsia="FangSong" w:cs="Times New Roman"/>
+              </w:rPr>
+              <w:t>脱嵌</w:t>
+            </w:r>
+            <w:r>
+              <w:rPr>
+                <w:rFonts w:hint="eastAsia" w:ascii="Times New Roman" w:hAnsi="Times New Roman" w:eastAsia="Times New Roman" w:cs="Times New Roman"/>
+              </w:rPr>
+              <w:t>、Mn</w:t>
+            </w:r>
+            <w:r>
+              <w:rPr>
+                <w:rFonts w:ascii="Times New Roman" w:hAnsi="Times New Roman" w:eastAsia="Times New Roman" w:cs="Times New Roman"/>
+              </w:rPr>
+              <w:t xml:space="preserve"> </w:t>
+            </w:r>
+            <w:r>
+              <w:rPr>
+                <w:rFonts w:hint="eastAsia" w:ascii="Times New Roman" w:hAnsi="Times New Roman" w:eastAsia="FangSong" w:cs="Times New Roman"/>
+              </w:rPr>
+              <w:t xml:space="preserve">氧化态随</w:t>
+            </w:r>
+            <w:r>
+              <w:rPr>
+                <w:rFonts w:ascii="Times New Roman" w:hAnsi="Times New Roman" w:eastAsia="Times New Roman" w:cs="Times New Roman"/>
+              </w:rPr>
+              <w:t xml:space="preserve"> x </w:t>
+            </w:r>
+            <w:r>
+              <w:rPr>
+                <w:rFonts w:hint="eastAsia" w:ascii="Times New Roman" w:hAnsi="Times New Roman" w:eastAsia="FangSong" w:cs="Times New Roman"/>
+              </w:rPr>
+              <w:t xml:space="preserve">变</w:t>
+            </w:r>
+          </w:p>
+        </w:tc>
+      </w:tr>
+    </w:tbl>
+    <w:p>
+      <w:pPr>
+        <w:spacing w:before="160" w:after="80"/>
+      </w:pPr>
+      <w:r>
+        <w:pict>
+          <v:rect style="width:0;height:1.5pt" o:hralign="center" o:hrstd="t" o:hr="t"/>
+        </w:pict>
+      </w:r>
+    </w:p>
+    <w:bookmarkEnd w:id="27"/>
+    <w:bookmarkStart w:id="28" w:name="超分子-习题10.1"/>
+    <w:p>
+      <w:pPr>
+        <w:pStyle w:val="Heading2"/>
+        <w:spacing w:before="280" w:after="80"/>
+        <w:keepNext/>
+      </w:pPr>
+      <w:r>
+        <w:rPr>
+          <w:rFonts w:ascii="Times New Roman" w:hAnsi="Times New Roman" w:eastAsia="Times New Roman" w:cs="Times New Roman"/>
+        </w:rPr>
+        <w:t xml:space="preserve">6.8 </w:t>
       </w:r>
       <w:r>
         <w:rPr>
@@ -1415,8 +4465,8 @@
         </w:pict>
       </w:r>
     </w:p>
-    <w:bookmarkEnd w:id="14"/>
-    <w:bookmarkStart w:id="15" w:name="超分子-习题10.2"/>
+    <w:bookmarkEnd w:id="28"/>
+    <w:bookmarkStart w:id="29" w:name="超分子-习题10.2"/>
     <w:p>
       <w:pPr>
         <w:pStyle w:val="Heading2"/>
@@ -1427,7 +4477,7 @@
         <w:rPr>
           <w:rFonts w:ascii="Times New Roman" w:hAnsi="Times New Roman" w:eastAsia="Times New Roman" w:cs="Times New Roman"/>
         </w:rPr>
-        <w:t xml:space="preserve">6.7 </w:t>
+        <w:t xml:space="preserve">6.9 </w:t>
       </w:r>
       <w:r>
         <w:rPr>
@@ -2135,8 +5185,8 @@
         </w:pict>
       </w:r>
     </w:p>
-    <w:bookmarkEnd w:id="15"/>
-    <w:bookmarkStart w:id="16" w:name="超分子-习题10.3"/>
+    <w:bookmarkEnd w:id="29"/>
+    <w:bookmarkStart w:id="30" w:name="超分子-习题10.3"/>
     <w:p>
       <w:pPr>
         <w:pStyle w:val="Heading2"/>
@@ -2147,7 +5197,7 @@
         <w:rPr>
           <w:rFonts w:ascii="Times New Roman" w:hAnsi="Times New Roman" w:eastAsia="Times New Roman" w:cs="Times New Roman"/>
         </w:rPr>
-        <w:t xml:space="preserve">6.8 </w:t>
+        <w:t xml:space="preserve">6.10 </w:t>
       </w:r>
       <w:r>
         <w:rPr>
@@ -3415,8 +6465,8 @@
         </w:pict>
       </w:r>
     </w:p>
-    <w:bookmarkEnd w:id="16"/>
-    <w:bookmarkStart w:id="17" w:name="超分子-习题10.4"/>
+    <w:bookmarkEnd w:id="30"/>
+    <w:bookmarkStart w:id="31" w:name="超分子-习题10.4"/>
     <w:p>
       <w:pPr>
         <w:pStyle w:val="Heading2"/>
@@ -3427,7 +6477,7 @@
         <w:rPr>
           <w:rFonts w:ascii="Times New Roman" w:hAnsi="Times New Roman" w:eastAsia="Times New Roman" w:cs="Times New Roman"/>
         </w:rPr>
-        <w:t xml:space="preserve">6.9 </w:t>
+        <w:t xml:space="preserve">6.11 </w:t>
       </w:r>
       <w:r>
         <w:rPr>
@@ -3725,8 +6775,8 @@
         </w:pict>
       </w:r>
     </w:p>
-    <w:bookmarkEnd w:id="17"/>
-    <w:bookmarkStart w:id="18" w:name="超分子-习题10.5"/>
+    <w:bookmarkEnd w:id="31"/>
+    <w:bookmarkStart w:id="32" w:name="超分子-习题10.5"/>
     <w:p>
       <w:pPr>
         <w:pStyle w:val="Heading2"/>
@@ -3737,7 +6787,7 @@
         <w:rPr>
           <w:rFonts w:ascii="Times New Roman" w:hAnsi="Times New Roman" w:eastAsia="Times New Roman" w:cs="Times New Roman"/>
         </w:rPr>
-        <w:t xml:space="preserve">6.10 </w:t>
+        <w:t xml:space="preserve">6.12 </w:t>
       </w:r>
       <w:r>
         <w:rPr>
@@ -3918,8 +6968,8 @@
         </w:pict>
       </w:r>
     </w:p>
-    <w:bookmarkEnd w:id="18"/>
-    <w:bookmarkStart w:id="19" w:name="超分子-习题10.6"/>
+    <w:bookmarkEnd w:id="32"/>
+    <w:bookmarkStart w:id="33" w:name="超分子-习题10.6"/>
     <w:p>
       <w:pPr>
         <w:pStyle w:val="Heading2"/>
@@ -3930,7 +6980,7 @@
         <w:rPr>
           <w:rFonts w:ascii="Times New Roman" w:hAnsi="Times New Roman" w:eastAsia="Times New Roman" w:cs="Times New Roman"/>
         </w:rPr>
-        <w:t xml:space="preserve">6.11 </w:t>
+        <w:t xml:space="preserve">6.13 </w:t>
       </w:r>
       <w:r>
         <w:rPr>
@@ -4188,8 +7238,8 @@
         </w:pict>
       </w:r>
     </w:p>
-    <w:bookmarkEnd w:id="19"/>
-    <w:bookmarkStart w:id="20" w:name="超分子-习题10.7"/>
+    <w:bookmarkEnd w:id="33"/>
+    <w:bookmarkStart w:id="34" w:name="超分子-习题10.7"/>
     <w:p>
       <w:pPr>
         <w:pStyle w:val="Heading2"/>
@@ -4200,7 +7250,7 @@
         <w:rPr>
           <w:rFonts w:ascii="Times New Roman" w:hAnsi="Times New Roman" w:eastAsia="Times New Roman" w:cs="Times New Roman"/>
         </w:rPr>
-        <w:t xml:space="preserve">6.12 </w:t>
+        <w:t xml:space="preserve">6.14 </w:t>
       </w:r>
       <w:r>
         <w:rPr>
@@ -4248,8 +7298,8 @@
         </w:pict>
       </w:r>
     </w:p>
-    <w:bookmarkEnd w:id="20"/>
-    <w:bookmarkStart w:id="21" w:name="超分子-习题10.8"/>
+    <w:bookmarkEnd w:id="34"/>
+    <w:bookmarkStart w:id="35" w:name="超分子-习题10.8"/>
     <w:p>
       <w:pPr>
         <w:pStyle w:val="Heading2"/>
@@ -4260,7 +7310,7 @@
         <w:rPr>
           <w:rFonts w:ascii="Times New Roman" w:hAnsi="Times New Roman" w:eastAsia="Times New Roman" w:cs="Times New Roman"/>
         </w:rPr>
-        <w:t xml:space="preserve">6.13 </w:t>
+        <w:t xml:space="preserve">6.15 </w:t>
       </w:r>
       <w:r>
         <w:rPr>
@@ -4700,8 +7750,8 @@
         </w:pict>
       </w:r>
     </w:p>
-    <w:bookmarkEnd w:id="21"/>
-    <w:bookmarkStart w:id="22" w:name="超分子-习题10.9"/>
+    <w:bookmarkEnd w:id="35"/>
+    <w:bookmarkStart w:id="36" w:name="超分子-习题10.9"/>
     <w:p>
       <w:pPr>
         <w:pStyle w:val="Heading2"/>
@@ -4712,7 +7762,7 @@
         <w:rPr>
           <w:rFonts w:ascii="Times New Roman" w:hAnsi="Times New Roman" w:eastAsia="Times New Roman" w:cs="Times New Roman"/>
         </w:rPr>
-        <w:t xml:space="preserve">6.14 </w:t>
+        <w:t xml:space="preserve">6.16 </w:t>
       </w:r>
       <w:r>
         <w:rPr>
@@ -4878,8 +7928,8 @@
         </w:pict>
       </w:r>
     </w:p>
-    <w:bookmarkEnd w:id="22"/>
-    <w:bookmarkStart w:id="23" w:name="超分子-习题10.10"/>
+    <w:bookmarkEnd w:id="36"/>
+    <w:bookmarkStart w:id="37" w:name="超分子-习题10.10"/>
     <w:p>
       <w:pPr>
         <w:pStyle w:val="Heading2"/>
@@ -4890,7 +7940,7 @@
         <w:rPr>
           <w:rFonts w:ascii="Times New Roman" w:hAnsi="Times New Roman" w:eastAsia="Times New Roman" w:cs="Times New Roman"/>
         </w:rPr>
-        <w:t xml:space="preserve">6.15 </w:t>
+        <w:t xml:space="preserve">6.17 </w:t>
       </w:r>
       <w:r>
         <w:rPr>
@@ -4974,8 +8024,8 @@
         </w:pict>
       </w:r>
     </w:p>
-    <w:bookmarkEnd w:id="23"/>
-    <w:bookmarkStart w:id="24" w:name="超分子-习题10.11"/>
+    <w:bookmarkEnd w:id="37"/>
+    <w:bookmarkStart w:id="38" w:name="超分子-习题10.11"/>
     <w:p>
       <w:pPr>
         <w:pStyle w:val="Heading2"/>
@@ -4986,7 +8036,7 @@
         <w:rPr>
           <w:rFonts w:ascii="Times New Roman" w:hAnsi="Times New Roman" w:eastAsia="Times New Roman" w:cs="Times New Roman"/>
         </w:rPr>
-        <w:t xml:space="preserve">6.16 </w:t>
+        <w:t xml:space="preserve">6.18 </w:t>
       </w:r>
       <w:r>
         <w:rPr>
@@ -5208,8 +8258,8 @@
         </w:pict>
       </w:r>
     </w:p>
-    <w:bookmarkEnd w:id="24"/>
-    <w:bookmarkStart w:id="25" w:name="超分子-习题10.12"/>
+    <w:bookmarkEnd w:id="38"/>
+    <w:bookmarkStart w:id="39" w:name="超分子-习题10.12"/>
     <w:p>
       <w:pPr>
         <w:pStyle w:val="Heading2"/>
@@ -5220,7 +8270,7 @@
         <w:rPr>
           <w:rFonts w:ascii="Times New Roman" w:hAnsi="Times New Roman" w:eastAsia="Times New Roman" w:cs="Times New Roman"/>
         </w:rPr>
-        <w:t xml:space="preserve">6.17 </w:t>
+        <w:t xml:space="preserve">6.19 </w:t>
       </w:r>
       <w:r>
         <w:rPr>
@@ -5443,8 +8493,8 @@
         </w:pict>
       </w:r>
     </w:p>
-    <w:bookmarkEnd w:id="25"/>
-    <w:bookmarkStart w:id="26" w:name="超分子-习题10.13"/>
+    <w:bookmarkEnd w:id="39"/>
+    <w:bookmarkStart w:id="40" w:name="超分子-习题10.13"/>
     <w:p>
       <w:pPr>
         <w:pStyle w:val="Heading2"/>
@@ -5455,7 +8505,7 @@
         <w:rPr>
           <w:rFonts w:ascii="Times New Roman" w:hAnsi="Times New Roman" w:eastAsia="Times New Roman" w:cs="Times New Roman"/>
         </w:rPr>
-        <w:t xml:space="preserve">6.18 </w:t>
+        <w:t xml:space="preserve">6.20 </w:t>
       </w:r>
       <w:r>
         <w:rPr>
@@ -5690,8 +8740,8 @@
         </w:pict>
       </w:r>
     </w:p>
-    <w:bookmarkEnd w:id="26"/>
-    <w:bookmarkStart w:id="27" w:name="超分子-习题10.14"/>
+    <w:bookmarkEnd w:id="40"/>
+    <w:bookmarkStart w:id="41" w:name="超分子-习题10.14"/>
     <w:p>
       <w:pPr>
         <w:pStyle w:val="Heading2"/>
@@ -5702,7 +8752,7 @@
         <w:rPr>
           <w:rFonts w:ascii="Times New Roman" w:hAnsi="Times New Roman" w:eastAsia="Times New Roman" w:cs="Times New Roman"/>
         </w:rPr>
-        <w:t xml:space="preserve">6.19 </w:t>
+        <w:t xml:space="preserve">6.21 </w:t>
       </w:r>
       <w:r>
         <w:rPr>
@@ -5833,8 +8883,8 @@
         </w:pict>
       </w:r>
     </w:p>
-    <w:bookmarkEnd w:id="27"/>
-    <w:bookmarkStart w:id="28" w:name="超分子-习题10.15"/>
+    <w:bookmarkEnd w:id="41"/>
+    <w:bookmarkStart w:id="42" w:name="超分子-习题10.15"/>
     <w:p>
       <w:pPr>
         <w:pStyle w:val="Heading2"/>
@@ -5845,7 +8895,7 @@
         <w:rPr>
           <w:rFonts w:ascii="Times New Roman" w:hAnsi="Times New Roman" w:eastAsia="Times New Roman" w:cs="Times New Roman"/>
         </w:rPr>
-        <w:t xml:space="preserve">6.20 </w:t>
+        <w:t xml:space="preserve">6.22 </w:t>
       </w:r>
       <w:r>
         <w:rPr>
@@ -5953,8 +9003,8 @@
         </w:pict>
       </w:r>
     </w:p>
-    <w:bookmarkEnd w:id="28"/>
-    <w:bookmarkStart w:id="29" w:name="超分子-习题10.16"/>
+    <w:bookmarkEnd w:id="42"/>
+    <w:bookmarkStart w:id="43" w:name="超分子-习题10.16"/>
     <w:p>
       <w:pPr>
         <w:pStyle w:val="Heading2"/>
@@ -5965,7 +9015,7 @@
         <w:rPr>
           <w:rFonts w:ascii="Times New Roman" w:hAnsi="Times New Roman" w:eastAsia="Times New Roman" w:cs="Times New Roman"/>
         </w:rPr>
-        <w:t xml:space="preserve">6.21 </w:t>
+        <w:t xml:space="preserve">6.23 </w:t>
       </w:r>
       <w:r>
         <w:rPr>
@@ -6125,8 +9175,8 @@
         </w:pict>
       </w:r>
     </w:p>
-    <w:bookmarkEnd w:id="29"/>
-    <w:bookmarkStart w:id="30" w:name="超分子-习题10.17"/>
+    <w:bookmarkEnd w:id="43"/>
+    <w:bookmarkStart w:id="44" w:name="超分子-习题10.17"/>
     <w:p>
       <w:pPr>
         <w:pStyle w:val="Heading2"/>
@@ -6137,7 +9187,7 @@
         <w:rPr>
           <w:rFonts w:ascii="Times New Roman" w:hAnsi="Times New Roman" w:eastAsia="Times New Roman" w:cs="Times New Roman"/>
         </w:rPr>
-        <w:t xml:space="preserve">6.22 </w:t>
+        <w:t xml:space="preserve">6.24 </w:t>
       </w:r>
       <w:r>
         <w:rPr>
@@ -6359,8 +9409,8 @@
         </w:pict>
       </w:r>
     </w:p>
-    <w:bookmarkEnd w:id="30"/>
-    <w:bookmarkStart w:id="31" w:name="超分子-习题10.18"/>
+    <w:bookmarkEnd w:id="44"/>
+    <w:bookmarkStart w:id="45" w:name="超分子-习题10.18"/>
     <w:p>
       <w:pPr>
         <w:pStyle w:val="Heading2"/>
@@ -6371,7 +9421,7 @@
         <w:rPr>
           <w:rFonts w:ascii="Times New Roman" w:hAnsi="Times New Roman" w:eastAsia="Times New Roman" w:cs="Times New Roman"/>
         </w:rPr>
-        <w:t xml:space="preserve">6.23 </w:t>
+        <w:t xml:space="preserve">6.25 </w:t>
       </w:r>
       <w:r>
         <w:rPr>
@@ -6425,8 +9475,8 @@
         </w:pict>
       </w:r>
     </w:p>
-    <w:bookmarkEnd w:id="31"/>
-    <w:bookmarkStart w:id="32" w:name="超分子-习题10.19"/>
+    <w:bookmarkEnd w:id="45"/>
+    <w:bookmarkStart w:id="46" w:name="超分子-习题10.19"/>
     <w:p>
       <w:pPr>
         <w:pStyle w:val="Heading2"/>
@@ -6437,7 +9487,7 @@
         <w:rPr>
           <w:rFonts w:ascii="Times New Roman" w:hAnsi="Times New Roman" w:eastAsia="Times New Roman" w:cs="Times New Roman"/>
         </w:rPr>
-        <w:t xml:space="preserve">6.24 </w:t>
+        <w:t xml:space="preserve">6.26 </w:t>
       </w:r>
       <w:r>
         <w:rPr>
@@ -6491,8 +9541,8 @@
         </w:pict>
       </w:r>
     </w:p>
-    <w:bookmarkEnd w:id="32"/>
-    <w:bookmarkStart w:id="33" w:name="超分子-习题10.20"/>
+    <w:bookmarkEnd w:id="46"/>
+    <w:bookmarkStart w:id="47" w:name="超分子-习题10.20"/>
     <w:p>
       <w:pPr>
         <w:pStyle w:val="Heading2"/>
@@ -6503,7 +9553,7 @@
         <w:rPr>
           <w:rFonts w:ascii="Times New Roman" w:hAnsi="Times New Roman" w:eastAsia="Times New Roman" w:cs="Times New Roman"/>
         </w:rPr>
-        <w:t xml:space="preserve">6.25 </w:t>
+        <w:t xml:space="preserve">6.27 </w:t>
       </w:r>
       <w:r>
         <w:rPr>
@@ -6557,8 +9607,8 @@
         </w:pict>
       </w:r>
     </w:p>
-    <w:bookmarkEnd w:id="33"/>
-    <w:bookmarkStart w:id="34" w:name="超分子-习题10.21"/>
+    <w:bookmarkEnd w:id="47"/>
+    <w:bookmarkStart w:id="48" w:name="超分子-习题10.21"/>
     <w:p>
       <w:pPr>
         <w:pStyle w:val="Heading2"/>
@@ -6569,7 +9619,7 @@
         <w:rPr>
           <w:rFonts w:ascii="Times New Roman" w:hAnsi="Times New Roman" w:eastAsia="Times New Roman" w:cs="Times New Roman"/>
         </w:rPr>
-        <w:t xml:space="preserve">6.26 </w:t>
+        <w:t xml:space="preserve">6.28 </w:t>
       </w:r>
       <w:r>
         <w:rPr>
@@ -6629,11 +9679,2397 @@
         </w:pict>
       </w:r>
     </w:p>
-    <w:bookmarkEnd w:id="34"/>
-    <w:bookmarkEnd w:id="35"/>
+    <w:bookmarkEnd w:id="48"/>
+    <w:bookmarkStart w:id="49" w:name="化学能力测试-ch7b-7-银纳米簇电化学"/>
+    <w:p>
+      <w:pPr>
+        <w:pStyle w:val="Heading2"/>
+        <w:spacing w:before="280" w:after="80"/>
+        <w:keepNext/>
+      </w:pPr>
+      <w:r>
+        <w:rPr>
+          <w:rFonts w:ascii="Times New Roman" w:hAnsi="Times New Roman" w:eastAsia="Times New Roman" w:cs="Times New Roman"/>
+        </w:rPr>
+        <w:t xml:space="preserve">6.29 </w:t>
+      </w:r>
+      <w:r>
+        <w:rPr>
+          <w:rFonts w:hint="eastAsia" w:ascii="Times New Roman" w:hAnsi="Times New Roman" w:eastAsia="SimHei" w:cs="Times New Roman"/>
+        </w:rPr>
+        <w:t>化学能力测试</w:t>
+      </w:r>
+      <w:r>
+        <w:rPr>
+          <w:rFonts w:hint="eastAsia" w:ascii="Times New Roman" w:hAnsi="Times New Roman" w:eastAsia="Times New Roman" w:cs="Times New Roman"/>
+        </w:rPr>
+        <w:t>-Ch7B-7-</w:t>
+      </w:r>
+      <w:r>
+        <w:rPr>
+          <w:rFonts w:hint="eastAsia" w:ascii="Times New Roman" w:hAnsi="Times New Roman" w:eastAsia="SimHei" w:cs="Times New Roman"/>
+        </w:rPr>
+        <w:t>银纳米簇电化学</w:t>
+      </w:r>
+    </w:p>
+    <w:p>
+      <w:pPr>
+        <w:pStyle w:val="FirstParagraph"/>
+      </w:pPr>
+      <w:r>
+        <w:rPr>
+          <w:rFonts w:hint="eastAsia" w:ascii="Times New Roman" w:hAnsi="Times New Roman" w:eastAsia="FangSong" w:cs="Times New Roman"/>
+        </w:rPr>
+        <w:t>银纳米簇合物电化学原电池</w:t>
+      </w:r>
+      <w:r>
+        <w:rPr>
+          <w:rFonts w:hint="eastAsia" w:ascii="Times New Roman" w:hAnsi="Times New Roman" w:eastAsia="Times New Roman" w:cs="Times New Roman"/>
+        </w:rPr>
+        <w:t>（</w:t>
+      </w:r>
+      <w:r>
+        <w:rPr>
+          <w:rFonts w:hint="eastAsia" w:ascii="Times New Roman" w:hAnsi="Times New Roman" w:eastAsia="FangSong" w:cs="Times New Roman"/>
+        </w:rPr>
+        <w:t>右半电池电势较高</w:t>
+      </w:r>
+      <w:r>
+        <w:rPr>
+          <w:rFonts w:hint="eastAsia" w:ascii="Times New Roman" w:hAnsi="Times New Roman" w:eastAsia="Times New Roman" w:cs="Times New Roman"/>
+        </w:rPr>
+        <w:t>）：</w:t>
+      </w:r>
+    </w:p>
+    <w:p>
+      <w:pPr>
+        <w:pStyle w:val="BodyText"/>
+      </w:pPr>
+      <w:r>
+        <w:rPr>
+          <w:rFonts w:ascii="Times New Roman" w:hAnsi="Times New Roman" w:eastAsia="Times New Roman" w:cs="Times New Roman"/>
+        </w:rPr>
+        <w:t xml:space="preserve">(Ⅰ) </w:t>
+      </w:r>
+      <w:r>
+        <w:rPr>
+          <w:rFonts w:hint="eastAsia" w:ascii="Times New Roman" w:hAnsi="Times New Roman" w:eastAsia="Times New Roman" w:cs="Times New Roman"/>
+        </w:rPr>
+        <w:t>Ag(s)/AgCl(</w:t>
+      </w:r>
+      <w:r>
+        <w:rPr>
+          <w:rFonts w:hint="eastAsia" w:ascii="Times New Roman" w:hAnsi="Times New Roman" w:eastAsia="FangSong" w:cs="Times New Roman"/>
+        </w:rPr>
+        <w:t>饱和</w:t>
+      </w:r>
+      <w:r>
+        <w:rPr>
+          <w:rFonts w:hint="eastAsia" w:ascii="Times New Roman" w:hAnsi="Times New Roman" w:eastAsia="Times New Roman" w:cs="Times New Roman"/>
+        </w:rPr>
+        <w:t>)//Ag</w:t>
+      </w:r>
+      <w:r>
+        <w:rPr>
+          <w:rFonts w:hint="eastAsia" w:ascii="Times New Roman" w:hAnsi="Times New Roman" w:eastAsia="Times New Roman" w:cs="Times New Roman"/>
+          <w:vertAlign w:val="superscript"/>
+        </w:rPr>
+        <w:t>+</w:t>
+      </w:r>
+      <w:r>
+        <w:rPr>
+          <w:rFonts w:hint="eastAsia" w:ascii="Times New Roman" w:hAnsi="Times New Roman" w:eastAsia="Times New Roman" w:cs="Times New Roman"/>
+        </w:rPr>
+        <w:t>(0.01M)/Ag(s)</w:t>
+      </w:r>
+      <w:r>
+        <w:rPr>
+          <w:rFonts w:ascii="Times New Roman" w:hAnsi="Times New Roman" w:eastAsia="Times New Roman" w:cs="Times New Roman"/>
+        </w:rPr>
+        <w:t xml:space="preserve"> U</w:t>
+      </w:r>
+      <w:r>
+        <w:rPr>
+          <w:rFonts w:ascii="Times New Roman" w:hAnsi="Times New Roman" w:eastAsia="Times New Roman" w:cs="Times New Roman"/>
+          <w:vertAlign w:val="subscript"/>
+        </w:rPr>
+        <w:t>1</w:t>
+      </w:r>
+      <w:r>
+        <w:rPr>
+          <w:rFonts w:ascii="Times New Roman" w:hAnsi="Times New Roman" w:eastAsia="Times New Roman" w:cs="Times New Roman"/>
+        </w:rPr>
+        <w:t>=0.170 V</w:t>
+      </w:r>
+    </w:p>
+    <w:p>
+      <w:pPr>
+        <w:pStyle w:val="BodyText"/>
+      </w:pPr>
+      <w:r>
+        <w:rPr>
+          <w:rFonts w:ascii="Times New Roman" w:hAnsi="Times New Roman" w:eastAsia="Times New Roman" w:cs="Times New Roman"/>
+        </w:rPr>
+        <w:t xml:space="preserve">(Ⅱ) </w:t>
+      </w:r>
+      <w:r>
+        <w:rPr>
+          <w:rFonts w:hint="eastAsia" w:ascii="Times New Roman" w:hAnsi="Times New Roman" w:eastAsia="Times New Roman" w:cs="Times New Roman"/>
+        </w:rPr>
+        <w:t>Pt/Ag</w:t>
+      </w:r>
+      <w:r>
+        <w:rPr>
+          <w:rFonts w:hint="eastAsia" w:ascii="Times New Roman" w:hAnsi="Times New Roman" w:eastAsia="Times New Roman" w:cs="Times New Roman"/>
+          <w:vertAlign w:val="subscript"/>
+        </w:rPr>
+        <w:t>n</w:t>
+      </w:r>
+      <w:r>
+        <w:rPr>
+          <w:rFonts w:hint="eastAsia" w:ascii="Times New Roman" w:hAnsi="Times New Roman" w:eastAsia="Times New Roman" w:cs="Times New Roman"/>
+        </w:rPr>
+        <w:t>(</w:t>
+      </w:r>
+      <w:r>
+        <w:rPr>
+          <w:rFonts w:hint="eastAsia" w:ascii="Times New Roman" w:hAnsi="Times New Roman" w:eastAsia="FangSong" w:cs="Times New Roman"/>
+        </w:rPr>
+        <w:t>纳米簇</w:t>
+      </w:r>
+      <w:r>
+        <w:rPr>
+          <w:rFonts w:hint="eastAsia" w:ascii="Times New Roman" w:hAnsi="Times New Roman" w:eastAsia="Times New Roman" w:cs="Times New Roman"/>
+        </w:rPr>
+        <w:t>),</w:t>
+      </w:r>
+      <w:r>
+        <w:rPr>
+          <w:rFonts w:ascii="Times New Roman" w:hAnsi="Times New Roman" w:eastAsia="Times New Roman" w:cs="Times New Roman"/>
+        </w:rPr>
+        <w:t xml:space="preserve"> </w:t>
+      </w:r>
+      <w:r>
+        <w:rPr>
+          <w:rFonts w:hint="eastAsia" w:ascii="Times New Roman" w:hAnsi="Times New Roman" w:eastAsia="Times New Roman" w:cs="Times New Roman"/>
+        </w:rPr>
+        <w:t>Ag</w:t>
+      </w:r>
+      <w:r>
+        <w:rPr>
+          <w:rFonts w:hint="eastAsia" w:ascii="Times New Roman" w:hAnsi="Times New Roman" w:eastAsia="Times New Roman" w:cs="Times New Roman"/>
+          <w:vertAlign w:val="superscript"/>
+        </w:rPr>
+        <w:t>+</w:t>
+      </w:r>
+      <w:r>
+        <w:rPr>
+          <w:rFonts w:hint="eastAsia" w:ascii="Times New Roman" w:hAnsi="Times New Roman" w:eastAsia="Times New Roman" w:cs="Times New Roman"/>
+        </w:rPr>
+        <w:t>(0.01M)//AgCl(</w:t>
+      </w:r>
+      <w:r>
+        <w:rPr>
+          <w:rFonts w:hint="eastAsia" w:ascii="Times New Roman" w:hAnsi="Times New Roman" w:eastAsia="FangSong" w:cs="Times New Roman"/>
+        </w:rPr>
+        <w:t>饱和</w:t>
+      </w:r>
+      <w:r>
+        <w:rPr>
+          <w:rFonts w:hint="eastAsia" w:ascii="Times New Roman" w:hAnsi="Times New Roman" w:eastAsia="Times New Roman" w:cs="Times New Roman"/>
+        </w:rPr>
+        <w:t>)/Ag(s)：Ag</w:t>
+      </w:r>
+      <w:r>
+        <w:rPr>
+          <w:rFonts w:hint="eastAsia" w:ascii="Times New Roman" w:hAnsi="Times New Roman" w:eastAsia="Times New Roman" w:cs="Times New Roman"/>
+          <w:vertAlign w:val="subscript"/>
+        </w:rPr>
+        <w:t>10</w:t>
+      </w:r>
+      <w:r>
+        <w:rPr>
+          <w:rFonts w:ascii="Times New Roman" w:hAnsi="Times New Roman" w:eastAsia="Times New Roman" w:cs="Times New Roman"/>
+        </w:rPr>
+        <w:t xml:space="preserve"> U</w:t>
+      </w:r>
+      <w:r>
+        <w:rPr>
+          <w:rFonts w:ascii="Times New Roman" w:hAnsi="Times New Roman" w:eastAsia="Times New Roman" w:cs="Times New Roman"/>
+          <w:vertAlign w:val="subscript"/>
+        </w:rPr>
+        <w:t>2</w:t>
+      </w:r>
+      <w:r>
+        <w:rPr>
+          <w:rFonts w:ascii="Times New Roman" w:hAnsi="Times New Roman" w:eastAsia="Times New Roman" w:cs="Times New Roman"/>
+        </w:rPr>
+        <w:t>=0.430 V、Ag</w:t>
+      </w:r>
+      <w:r>
+        <w:rPr>
+          <w:rFonts w:ascii="Times New Roman" w:hAnsi="Times New Roman" w:eastAsia="Times New Roman" w:cs="Times New Roman"/>
+          <w:vertAlign w:val="subscript"/>
+        </w:rPr>
+        <w:t>5</w:t>
+      </w:r>
+      <w:r>
+        <w:rPr>
+          <w:rFonts w:ascii="Times New Roman" w:hAnsi="Times New Roman" w:eastAsia="Times New Roman" w:cs="Times New Roman"/>
+        </w:rPr>
+        <w:t xml:space="preserve"> U</w:t>
+      </w:r>
+      <w:r>
+        <w:rPr>
+          <w:rFonts w:ascii="Times New Roman" w:hAnsi="Times New Roman" w:eastAsia="Times New Roman" w:cs="Times New Roman"/>
+          <w:vertAlign w:val="subscript"/>
+        </w:rPr>
+        <w:t>3</w:t>
+      </w:r>
+      <w:r>
+        <w:rPr>
+          <w:rFonts w:ascii="Times New Roman" w:hAnsi="Times New Roman" w:eastAsia="Times New Roman" w:cs="Times New Roman"/>
+        </w:rPr>
+        <w:t>=1.030 V</w:t>
+      </w:r>
+    </w:p>
+    <w:p>
+      <w:pPr>
+        <w:pStyle w:val="BodyText"/>
+      </w:pPr>
+      <w:r>
+        <w:rPr>
+          <w:rFonts w:ascii="Times New Roman" w:hAnsi="Times New Roman" w:eastAsia="Times New Roman" w:cs="Times New Roman"/>
+          <w:b/>
+          <w:bCs/>
+        </w:rPr>
+        <w:t xml:space="preserve">7-1</w:t>
+      </w:r>
+      <w:r>
+        <w:rPr>
+          <w:rFonts w:ascii="Times New Roman" w:hAnsi="Times New Roman" w:eastAsia="Times New Roman" w:cs="Times New Roman"/>
+        </w:rPr>
+        <w:t xml:space="preserve"> </w:t>
+      </w:r>
+      <w:r>
+        <w:rPr>
+          <w:rFonts w:hint="eastAsia" w:ascii="Times New Roman" w:hAnsi="Times New Roman" w:eastAsia="FangSong" w:cs="Times New Roman"/>
+        </w:rPr>
+        <w:t xml:space="preserve">计算</w:t>
+      </w:r>
+      <w:r>
+        <w:rPr>
+          <w:rFonts w:ascii="Times New Roman" w:hAnsi="Times New Roman" w:eastAsia="Times New Roman" w:cs="Times New Roman"/>
+        </w:rPr>
+        <w:t xml:space="preserve"> AgCl </w:t>
+      </w:r>
+      <w:r>
+        <w:rPr>
+          <w:rFonts w:hint="eastAsia" w:ascii="Times New Roman" w:hAnsi="Times New Roman" w:eastAsia="FangSong" w:cs="Times New Roman"/>
+        </w:rPr>
+        <w:t>溶度积</w:t>
+      </w:r>
+      <w:r>
+        <w:rPr>
+          <w:rFonts w:hint="eastAsia" w:ascii="Times New Roman" w:hAnsi="Times New Roman" w:eastAsia="Times New Roman" w:cs="Times New Roman"/>
+        </w:rPr>
+        <w:t>。</w:t>
+      </w:r>
+    </w:p>
+    <w:p>
+      <w:pPr>
+        <w:pStyle w:val="BodyText"/>
+      </w:pPr>
+      <w:r>
+        <w:rPr>
+          <w:rFonts w:ascii="Times New Roman" w:hAnsi="Times New Roman" w:eastAsia="Times New Roman" w:cs="Times New Roman"/>
+          <w:b/>
+          <w:bCs/>
+        </w:rPr>
+        <w:t xml:space="preserve">7-2</w:t>
+      </w:r>
+      <w:r>
+        <w:rPr>
+          <w:rFonts w:ascii="Times New Roman" w:hAnsi="Times New Roman" w:eastAsia="Times New Roman" w:cs="Times New Roman"/>
+        </w:rPr>
+        <w:t xml:space="preserve"> </w:t>
+      </w:r>
+      <w:r>
+        <w:rPr>
+          <w:rFonts w:hint="eastAsia" w:ascii="Times New Roman" w:hAnsi="Times New Roman" w:eastAsia="FangSong" w:cs="Times New Roman"/>
+        </w:rPr>
+        <w:t xml:space="preserve">计算</w:t>
+      </w:r>
+      <w:r>
+        <w:rPr>
+          <w:rFonts w:ascii="Times New Roman" w:hAnsi="Times New Roman" w:eastAsia="Times New Roman" w:cs="Times New Roman"/>
+        </w:rPr>
+        <w:t xml:space="preserve"> Ag</w:t>
+      </w:r>
+      <w:r>
+        <w:rPr>
+          <w:rFonts w:ascii="Times New Roman" w:hAnsi="Times New Roman" w:eastAsia="Times New Roman" w:cs="Times New Roman"/>
+          <w:vertAlign w:val="subscript"/>
+        </w:rPr>
+        <w:t>5</w:t>
+      </w:r>
+      <w:r>
+        <w:rPr>
+          <w:rFonts w:ascii="Times New Roman" w:hAnsi="Times New Roman" w:eastAsia="Times New Roman" w:cs="Times New Roman"/>
+        </w:rPr>
+        <w:t xml:space="preserve"> </w:t>
+      </w:r>
+      <w:r>
+        <w:rPr>
+          <w:rFonts w:hint="eastAsia" w:ascii="Times New Roman" w:hAnsi="Times New Roman" w:eastAsia="FangSong" w:cs="Times New Roman"/>
+        </w:rPr>
+        <w:t xml:space="preserve">与</w:t>
+      </w:r>
+      <w:r>
+        <w:rPr>
+          <w:rFonts w:ascii="Times New Roman" w:hAnsi="Times New Roman" w:eastAsia="Times New Roman" w:cs="Times New Roman"/>
+        </w:rPr>
+        <w:t xml:space="preserve"> Ag</w:t>
+      </w:r>
+      <w:r>
+        <w:rPr>
+          <w:rFonts w:ascii="Times New Roman" w:hAnsi="Times New Roman" w:eastAsia="Times New Roman" w:cs="Times New Roman"/>
+          <w:vertAlign w:val="subscript"/>
+        </w:rPr>
+        <w:t>10</w:t>
+      </w:r>
+      <w:r>
+        <w:rPr>
+          <w:rFonts w:ascii="Times New Roman" w:hAnsi="Times New Roman" w:eastAsia="Times New Roman" w:cs="Times New Roman"/>
+        </w:rPr>
+        <w:t xml:space="preserve"> </w:t>
+      </w:r>
+      <w:r>
+        <w:rPr>
+          <w:rFonts w:hint="eastAsia" w:ascii="Times New Roman" w:hAnsi="Times New Roman" w:eastAsia="FangSong" w:cs="Times New Roman"/>
+        </w:rPr>
+        <w:t>的标准电极电势</w:t>
+      </w:r>
+      <w:r>
+        <w:rPr>
+          <w:rFonts w:hint="eastAsia" w:ascii="Times New Roman" w:hAnsi="Times New Roman" w:eastAsia="Times New Roman" w:cs="Times New Roman"/>
+        </w:rPr>
+        <w:t>。</w:t>
+      </w:r>
+    </w:p>
+    <w:p>
+      <w:pPr>
+        <w:pStyle w:val="BodyText"/>
+      </w:pPr>
+      <w:r>
+        <w:rPr>
+          <w:rFonts w:ascii="Times New Roman" w:hAnsi="Times New Roman" w:eastAsia="Times New Roman" w:cs="Times New Roman"/>
+          <w:b/>
+          <w:bCs/>
+        </w:rPr>
+        <w:t xml:space="preserve">7-3</w:t>
+      </w:r>
+      <w:r>
+        <w:rPr>
+          <w:rFonts w:ascii="Times New Roman" w:hAnsi="Times New Roman" w:eastAsia="Times New Roman" w:cs="Times New Roman"/>
+        </w:rPr>
+        <w:t xml:space="preserve"> </w:t>
+      </w:r>
+      <w:r>
+        <w:rPr>
+          <w:rFonts w:hint="eastAsia" w:ascii="Times New Roman" w:hAnsi="Times New Roman" w:eastAsia="FangSong" w:cs="Times New Roman"/>
+        </w:rPr>
+        <w:t>为什么银电极电势与颗粒大小有关</w:t>
+      </w:r>
+      <w:r>
+        <w:rPr>
+          <w:rFonts w:hint="eastAsia" w:ascii="Times New Roman" w:hAnsi="Times New Roman" w:eastAsia="Times New Roman" w:cs="Times New Roman"/>
+        </w:rPr>
+        <w:t>？</w:t>
+      </w:r>
+    </w:p>
+    <w:p>
+      <w:pPr>
+        <w:pStyle w:val="BodyText"/>
+      </w:pPr>
+      <w:r>
+        <w:rPr>
+          <w:rFonts w:ascii="Times New Roman" w:hAnsi="Times New Roman" w:eastAsia="Times New Roman" w:cs="Times New Roman"/>
+          <w:b/>
+          <w:bCs/>
+        </w:rPr>
+        <w:t xml:space="preserve">7-4</w:t>
+      </w:r>
+      <w:r>
+        <w:rPr>
+          <w:rFonts w:ascii="Times New Roman" w:hAnsi="Times New Roman" w:eastAsia="Times New Roman" w:cs="Times New Roman"/>
+        </w:rPr>
+        <w:t xml:space="preserve"> </w:t>
+      </w:r>
+      <w:r>
+        <w:rPr>
+          <w:rFonts w:ascii="Times New Roman" w:hAnsi="Times New Roman" w:eastAsia="Times New Roman" w:cs="Times New Roman"/>
+        </w:rPr>
+        <w:t xml:space="preserve">(1) pH=13 </w:t>
+      </w:r>
+      <w:r>
+        <w:rPr>
+          <w:rFonts w:hint="eastAsia" w:ascii="Times New Roman" w:hAnsi="Times New Roman" w:eastAsia="FangSong" w:cs="Times New Roman"/>
+        </w:rPr>
+        <w:t xml:space="preserve">溶液</w:t>
+      </w:r>
+      <w:r>
+        <w:rPr>
+          <w:rFonts w:ascii="Times New Roman" w:hAnsi="Times New Roman" w:eastAsia="Times New Roman" w:cs="Times New Roman"/>
+        </w:rPr>
+        <w:t xml:space="preserve"> (2) pH=5 </w:t>
+      </w:r>
+      <w:r>
+        <w:rPr>
+          <w:rFonts w:hint="eastAsia" w:ascii="Times New Roman" w:hAnsi="Times New Roman" w:eastAsia="FangSong" w:cs="Times New Roman"/>
+        </w:rPr>
+        <w:t xml:space="preserve">溶液</w:t>
+      </w:r>
+      <w:r>
+        <w:rPr>
+          <w:rFonts w:ascii="Times New Roman" w:hAnsi="Times New Roman" w:eastAsia="Times New Roman" w:cs="Times New Roman"/>
+        </w:rPr>
+        <w:t xml:space="preserve"> (3) pH≈0.004、c(Ag</w:t>
+      </w:r>
+      <w:r>
+        <w:rPr>
+          <w:rFonts w:ascii="Times New Roman" w:hAnsi="Times New Roman" w:eastAsia="Times New Roman" w:cs="Times New Roman"/>
+          <w:vertAlign w:val="superscript"/>
+        </w:rPr>
+        <w:t>+</w:t>
+      </w:r>
+      <w:r>
+        <w:rPr>
+          <w:rFonts w:ascii="Times New Roman" w:hAnsi="Times New Roman" w:eastAsia="Times New Roman" w:cs="Times New Roman"/>
+        </w:rPr>
+        <w:t>)=10</w:t>
+      </w:r>
+      <w:r>
+        <w:rPr>
+          <w:rFonts w:ascii="Times New Roman" w:hAnsi="Times New Roman" w:eastAsia="Times New Roman" w:cs="Times New Roman"/>
+          <w:vertAlign w:val="superscript"/>
+        </w:rPr>
+        <w:t>-10</w:t>
+      </w:r>
+      <w:r>
+        <w:rPr>
+          <w:rFonts w:ascii="Times New Roman" w:hAnsi="Times New Roman" w:eastAsia="Times New Roman" w:cs="Times New Roman"/>
+        </w:rPr>
+        <w:t xml:space="preserve"> M </w:t>
+      </w:r>
+      <w:r>
+        <w:rPr>
+          <w:rFonts w:hint="eastAsia" w:ascii="Times New Roman" w:hAnsi="Times New Roman" w:eastAsia="FangSong" w:cs="Times New Roman"/>
+        </w:rPr>
+        <w:t>中各发生什么</w:t>
+      </w:r>
+      <w:r>
+        <w:rPr>
+          <w:rFonts w:hint="eastAsia" w:ascii="Times New Roman" w:hAnsi="Times New Roman" w:eastAsia="Times New Roman" w:cs="Times New Roman"/>
+        </w:rPr>
+        <w:t>？</w:t>
+      </w:r>
+    </w:p>
+    <w:p>
+      <w:pPr>
+        <w:pStyle w:val="BodyText"/>
+      </w:pPr>
+      <w:r>
+        <w:rPr>
+          <w:rFonts w:ascii="Times New Roman" w:hAnsi="Times New Roman" w:eastAsia="Times New Roman" w:cs="Times New Roman"/>
+          <w:b/>
+          <w:bCs/>
+        </w:rPr>
+        <w:t xml:space="preserve">7-1</w:t>
+      </w:r>
+      <w:r>
+        <w:rPr>
+          <w:rFonts w:ascii="Times New Roman" w:hAnsi="Times New Roman" w:eastAsia="Times New Roman" w:cs="Times New Roman"/>
+        </w:rPr>
+        <w:t xml:space="preserve"> </w:t>
+      </w:r>
+      <w:r>
+        <w:rPr>
+          <w:rFonts w:hint="eastAsia" w:ascii="Times New Roman" w:hAnsi="Times New Roman" w:eastAsia="Times New Roman" w:cs="Times New Roman"/>
+        </w:rPr>
+        <w:t>Nernst：U</w:t>
+      </w:r>
+      <w:r>
+        <w:rPr>
+          <w:rFonts w:hint="eastAsia" w:ascii="Times New Roman" w:hAnsi="Times New Roman" w:eastAsia="Times New Roman" w:cs="Times New Roman"/>
+          <w:vertAlign w:val="subscript"/>
+        </w:rPr>
+        <w:t>1</w:t>
+      </w:r>
+      <w:r>
+        <w:rPr>
+          <w:rFonts w:hint="eastAsia" w:ascii="Times New Roman" w:hAnsi="Times New Roman" w:eastAsia="Times New Roman" w:cs="Times New Roman"/>
+        </w:rPr>
+        <w:t>=(RT/F)ln[c</w:t>
+      </w:r>
+      <w:r>
+        <w:rPr>
+          <w:rFonts w:hint="eastAsia" w:ascii="Times New Roman" w:hAnsi="Times New Roman" w:eastAsia="Times New Roman" w:cs="Times New Roman"/>
+          <w:vertAlign w:val="subscript"/>
+        </w:rPr>
+        <w:t>2</w:t>
+      </w:r>
+      <w:r>
+        <w:rPr>
+          <w:rFonts w:hint="eastAsia" w:ascii="Times New Roman" w:hAnsi="Times New Roman" w:eastAsia="Times New Roman" w:cs="Times New Roman"/>
+        </w:rPr>
+        <w:t>(Ag</w:t>
+      </w:r>
+      <w:r>
+        <w:rPr>
+          <w:rFonts w:hint="eastAsia" w:ascii="Times New Roman" w:hAnsi="Times New Roman" w:eastAsia="Times New Roman" w:cs="Times New Roman"/>
+          <w:vertAlign w:val="superscript"/>
+        </w:rPr>
+        <w:t>+</w:t>
+      </w:r>
+      <w:r>
+        <w:rPr>
+          <w:rFonts w:hint="eastAsia" w:ascii="Times New Roman" w:hAnsi="Times New Roman" w:eastAsia="Times New Roman" w:cs="Times New Roman"/>
+        </w:rPr>
+        <w:t>)/c</w:t>
+      </w:r>
+      <w:r>
+        <w:rPr>
+          <w:rFonts w:hint="eastAsia" w:ascii="Times New Roman" w:hAnsi="Times New Roman" w:eastAsia="Times New Roman" w:cs="Times New Roman"/>
+          <w:vertAlign w:val="subscript"/>
+        </w:rPr>
+        <w:t>1</w:t>
+      </w:r>
+      <w:r>
+        <w:rPr>
+          <w:rFonts w:hint="eastAsia" w:ascii="Times New Roman" w:hAnsi="Times New Roman" w:eastAsia="Times New Roman" w:cs="Times New Roman"/>
+        </w:rPr>
+        <w:t>(Ag</w:t>
+      </w:r>
+      <w:r>
+        <w:rPr>
+          <w:rFonts w:hint="eastAsia" w:ascii="Times New Roman" w:hAnsi="Times New Roman" w:eastAsia="Times New Roman" w:cs="Times New Roman"/>
+          <w:vertAlign w:val="superscript"/>
+        </w:rPr>
+        <w:t>+</w:t>
+      </w:r>
+      <w:r>
+        <w:rPr>
+          <w:rFonts w:hint="eastAsia" w:ascii="Times New Roman" w:hAnsi="Times New Roman" w:eastAsia="Times New Roman" w:cs="Times New Roman"/>
+        </w:rPr>
+        <w:t>)]，c</w:t>
+      </w:r>
+      <w:r>
+        <w:rPr>
+          <w:rFonts w:hint="eastAsia" w:ascii="Times New Roman" w:hAnsi="Times New Roman" w:eastAsia="Times New Roman" w:cs="Times New Roman"/>
+          <w:vertAlign w:val="subscript"/>
+        </w:rPr>
+        <w:t>2</w:t>
+      </w:r>
+      <w:r>
+        <w:rPr>
+          <w:rFonts w:hint="eastAsia" w:ascii="Times New Roman" w:hAnsi="Times New Roman" w:eastAsia="Times New Roman" w:cs="Times New Roman"/>
+        </w:rPr>
+        <w:t>=0.01</w:t>
+      </w:r>
+      <w:r>
+        <w:rPr>
+          <w:rFonts w:ascii="Times New Roman" w:hAnsi="Times New Roman" w:eastAsia="Times New Roman" w:cs="Times New Roman"/>
+        </w:rPr>
+        <w:t xml:space="preserve"> </w:t>
+      </w:r>
+      <w:r>
+        <w:rPr>
+          <w:rFonts w:hint="eastAsia" w:ascii="Times New Roman" w:hAnsi="Times New Roman" w:eastAsia="Times New Roman" w:cs="Times New Roman"/>
+        </w:rPr>
+        <w:t xml:space="preserve">M：</w:t>
+      </w:r>
+    </w:p>
+    <w:p>
+      <w:pPr>
+        <w:pStyle w:val="BodyText"/>
+      </w:pPr>
+      <m:oMathPara>
+        <m:oMathParaPr>
+          <m:jc m:val="center"/>
+          <m:ctrlPr>
+            <w:rPr>
+              <w:sz w:val="28"/>
+              <w:szCs w:val="28"/>
+            </w:rPr>
+          </m:ctrlPr>
+        </m:oMathParaPr>
+        <m:oMath>
+          <m:r>
+            <m:t>0.170</m:t>
+          </m:r>
+          <m:r>
+            <m:rPr>
+              <m:sty m:val="p"/>
+            </m:rPr>
+            <m:t>=</m:t>
+          </m:r>
+          <m:r>
+            <m:t>0.02569</m:t>
+          </m:r>
+          <m:r>
+            <m:rPr>
+              <m:sty m:val="p"/>
+            </m:rPr>
+            <m:t>ln</m:t>
+          </m:r>
+          <m:r>
+            <m:rPr>
+              <m:sty m:val="p"/>
+            </m:rPr>
+            <m:t>(</m:t>
+          </m:r>
+          <m:r>
+            <m:t>0.01</m:t>
+          </m:r>
+          <m:r>
+            <m:rPr>
+              <m:sty m:val="p"/>
+            </m:rPr>
+            <m:t>/</m:t>
+          </m:r>
+          <m:sSub>
+            <m:e>
+              <m:r>
+                <m:t>c</m:t>
+              </m:r>
+            </m:e>
+            <m:sub>
+              <m:r>
+                <m:t>1</m:t>
+              </m:r>
+            </m:sub>
+          </m:sSub>
+          <m:r>
+            <m:rPr>
+              <m:sty m:val="p"/>
+            </m:rPr>
+            <m:t>)</m:t>
+          </m:r>
+          <m:r>
+            <m:rPr>
+              <m:sty m:val="p"/>
+            </m:rPr>
+            <m:t>⇒</m:t>
+          </m:r>
+          <m:sSub>
+            <m:e>
+              <m:r>
+                <m:t>c</m:t>
+              </m:r>
+            </m:e>
+            <m:sub>
+              <m:r>
+                <m:t>1</m:t>
+              </m:r>
+            </m:sub>
+          </m:sSub>
+          <m:r>
+            <m:rPr>
+              <m:sty m:val="p"/>
+            </m:rPr>
+            <m:t>(</m:t>
+          </m:r>
+          <m:r>
+            <m:rPr>
+              <m:sty m:val="p"/>
+            </m:rPr>
+            <m:t>A</m:t>
+          </m:r>
+          <m:sSup>
+            <m:e>
+              <m:r>
+                <m:rPr>
+                  <m:sty m:val="p"/>
+                </m:rPr>
+                <m:t>g</m:t>
+              </m:r>
+            </m:e>
+            <m:sup>
+              <m:r>
+                <m:rPr>
+                  <m:sty m:val="p"/>
+                </m:rPr>
+                <m:t>+</m:t>
+              </m:r>
+            </m:sup>
+          </m:sSup>
+          <m:r>
+            <m:rPr>
+              <m:sty m:val="p"/>
+            </m:rPr>
+            <m:t>)</m:t>
+          </m:r>
+          <m:r>
+            <m:rPr>
+              <m:sty m:val="p"/>
+            </m:rPr>
+            <m:t>=</m:t>
+          </m:r>
+          <m:r>
+            <m:t>1.337</m:t>
+          </m:r>
+          <m:r>
+            <m:rPr>
+              <m:sty m:val="p"/>
+            </m:rPr>
+            <m:t>×</m:t>
+          </m:r>
+          <m:sSup>
+            <m:e>
+              <m:r>
+                <m:t>10</m:t>
+              </m:r>
+            </m:e>
+            <m:sup>
+              <m:r>
+                <m:rPr>
+                  <m:sty m:val="p"/>
+                </m:rPr>
+                <m:t>−</m:t>
+              </m:r>
+              <m:r>
+                <m:t>5</m:t>
+              </m:r>
+            </m:sup>
+          </m:sSup>
+          <m:r>
+            <m:t> </m:t>
+          </m:r>
+          <m:r>
+            <m:rPr>
+              <m:sty m:val="p"/>
+            </m:rPr>
+            <m:t>M</m:t>
+          </m:r>
+        </m:oMath>
+      </m:oMathPara>
+    </w:p>
+    <w:p>
+      <w:pPr>
+        <w:pStyle w:val="FirstParagraph"/>
+      </w:pPr>
+      <w:r>
+        <w:rPr>
+          <w:rFonts w:hint="eastAsia" w:ascii="Times New Roman" w:hAnsi="Times New Roman" w:eastAsia="FangSong" w:cs="Times New Roman"/>
+        </w:rPr>
+        <w:t xml:space="preserve">饱和液</w:t>
+      </w:r>
+      <w:r>
+        <w:rPr>
+          <w:rFonts w:ascii="Times New Roman" w:hAnsi="Times New Roman" w:eastAsia="Times New Roman" w:cs="Times New Roman"/>
+        </w:rPr>
+        <w:t xml:space="preserve"> [Ag</w:t>
+      </w:r>
+      <w:r>
+        <w:rPr>
+          <w:rFonts w:ascii="Times New Roman" w:hAnsi="Times New Roman" w:eastAsia="Times New Roman" w:cs="Times New Roman"/>
+          <w:vertAlign w:val="superscript"/>
+        </w:rPr>
+        <w:t>+</w:t>
+      </w:r>
+      <w:r>
+        <w:rPr>
+          <w:rFonts w:ascii="Times New Roman" w:hAnsi="Times New Roman" w:eastAsia="Times New Roman" w:cs="Times New Roman"/>
+        </w:rPr>
+        <w:t>]=[Cl</w:t>
+      </w:r>
+      <w:r>
+        <w:rPr>
+          <w:rFonts w:ascii="Times New Roman" w:hAnsi="Times New Roman" w:eastAsia="Times New Roman" w:cs="Times New Roman"/>
+          <w:vertAlign w:val="superscript"/>
+        </w:rPr>
+        <w:t>-</w:t>
+      </w:r>
+      <w:r>
+        <w:rPr>
+          <w:rFonts w:ascii="Times New Roman" w:hAnsi="Times New Roman" w:eastAsia="Times New Roman" w:cs="Times New Roman"/>
+        </w:rPr>
+        <w:t>]=1.337×10</w:t>
+      </w:r>
+      <w:r>
+        <w:rPr>
+          <w:rFonts w:ascii="Times New Roman" w:hAnsi="Times New Roman" w:eastAsia="Times New Roman" w:cs="Times New Roman"/>
+          <w:vertAlign w:val="superscript"/>
+        </w:rPr>
+        <w:t>-5</w:t>
+      </w:r>
+      <w:r>
+        <w:rPr>
+          <w:rFonts w:ascii="Times New Roman" w:hAnsi="Times New Roman" w:eastAsia="Times New Roman" w:cs="Times New Roman"/>
+        </w:rPr>
+        <w:t xml:space="preserve"> →</w:t>
+      </w:r>
+      <w:r>
+        <w:rPr>
+          <w:rFonts w:ascii="Times New Roman" w:hAnsi="Times New Roman" w:eastAsia="Times New Roman" w:cs="Times New Roman"/>
+        </w:rPr>
+        <w:t xml:space="preserve"> </w:t>
+      </w:r>
+      <w:r>
+        <w:rPr>
+          <w:rFonts w:ascii="Times New Roman" w:hAnsi="Times New Roman" w:eastAsia="Times New Roman" w:cs="Times New Roman"/>
+          <w:b/>
+          <w:bCs/>
+        </w:rPr>
+        <w:t>Ksp(AgCl)=(1.337×10</w:t>
+      </w:r>
+      <w:r>
+        <w:rPr>
+          <w:rFonts w:ascii="Times New Roman" w:hAnsi="Times New Roman" w:eastAsia="Times New Roman" w:cs="Times New Roman"/>
+          <w:b/>
+          <w:bCs/>
+          <w:vertAlign w:val="superscript"/>
+        </w:rPr>
+        <w:t>-5</w:t>
+      </w:r>
+      <w:r>
+        <w:rPr>
+          <w:rFonts w:ascii="Times New Roman" w:hAnsi="Times New Roman" w:eastAsia="Times New Roman" w:cs="Times New Roman"/>
+          <w:b/>
+          <w:bCs/>
+        </w:rPr>
+        <w:t>)</w:t>
+      </w:r>
+      <w:r>
+        <w:rPr>
+          <w:rFonts w:ascii="Times New Roman" w:hAnsi="Times New Roman" w:eastAsia="Times New Roman" w:cs="Times New Roman"/>
+          <w:b/>
+          <w:bCs/>
+          <w:vertAlign w:val="superscript"/>
+        </w:rPr>
+        <w:t>2</w:t>
+      </w:r>
+      <w:r>
+        <w:rPr>
+          <w:rFonts w:ascii="Times New Roman" w:hAnsi="Times New Roman" w:eastAsia="Times New Roman" w:cs="Times New Roman"/>
+          <w:b/>
+          <w:bCs/>
+        </w:rPr>
+        <w:t>=1.788×10</w:t>
+      </w:r>
+      <w:r>
+        <w:rPr>
+          <w:rFonts w:ascii="Times New Roman" w:hAnsi="Times New Roman" w:eastAsia="Times New Roman" w:cs="Times New Roman"/>
+          <w:b/>
+          <w:bCs/>
+          <w:vertAlign w:val="superscript"/>
+        </w:rPr>
+        <w:t>-10</w:t>
+      </w:r>
+    </w:p>
+    <w:p>
+      <w:pPr>
+        <w:pStyle w:val="BodyText"/>
+      </w:pPr>
+      <w:r>
+        <w:rPr>
+          <w:rFonts w:ascii="Times New Roman" w:hAnsi="Times New Roman" w:eastAsia="Times New Roman" w:cs="Times New Roman"/>
+          <w:b/>
+          <w:bCs/>
+        </w:rPr>
+        <w:t xml:space="preserve">7-2</w:t>
+      </w:r>
+      <w:r>
+        <w:rPr>
+          <w:rFonts w:ascii="Times New Roman" w:hAnsi="Times New Roman" w:eastAsia="Times New Roman" w:cs="Times New Roman"/>
+        </w:rPr>
+        <w:t xml:space="preserve"> </w:t>
+      </w:r>
+      <w:r>
+        <w:rPr>
+          <w:rFonts w:ascii="Times New Roman" w:hAnsi="Times New Roman" w:eastAsia="Times New Roman" w:cs="Times New Roman"/>
+        </w:rPr>
+        <w:t xml:space="preserve">E(AgCl </w:t>
+      </w:r>
+      <w:r>
+        <w:rPr>
+          <w:rFonts w:hint="eastAsia" w:ascii="Times New Roman" w:hAnsi="Times New Roman" w:eastAsia="FangSong" w:cs="Times New Roman"/>
+        </w:rPr>
+        <w:t>半电池</w:t>
+      </w:r>
+      <w:r>
+        <w:rPr>
+          <w:rFonts w:hint="eastAsia" w:ascii="Times New Roman" w:hAnsi="Times New Roman" w:eastAsia="Times New Roman" w:cs="Times New Roman"/>
+        </w:rPr>
+        <w:t>)=0.800+0.02569·ln(1.337×10</w:t>
+      </w:r>
+      <w:r>
+        <w:rPr>
+          <w:rFonts w:hint="eastAsia" w:ascii="Times New Roman" w:hAnsi="Times New Roman" w:eastAsia="Times New Roman" w:cs="Times New Roman"/>
+          <w:vertAlign w:val="superscript"/>
+        </w:rPr>
+        <w:t>-5</w:t>
+      </w:r>
+      <w:r>
+        <w:rPr>
+          <w:rFonts w:hint="eastAsia" w:ascii="Times New Roman" w:hAnsi="Times New Roman" w:eastAsia="Times New Roman" w:cs="Times New Roman"/>
+        </w:rPr>
+        <w:t>)=0.512</w:t>
+      </w:r>
+      <w:r>
+        <w:rPr>
+          <w:rFonts w:ascii="Times New Roman" w:hAnsi="Times New Roman" w:eastAsia="Times New Roman" w:cs="Times New Roman"/>
+        </w:rPr>
+        <w:t xml:space="preserve"> V。</w:t>
+      </w:r>
+    </w:p>
+    <w:p>
+      <w:pPr>
+        <w:pStyle w:val="BodyText"/>
+      </w:pPr>
+      <w:r>
+        <w:rPr>
+          <w:rFonts w:hint="eastAsia" w:ascii="Times New Roman" w:hAnsi="Times New Roman" w:eastAsia="Times New Roman" w:cs="Times New Roman"/>
+        </w:rPr>
+        <w:t>U=E(AgCl)−E(Ag</w:t>
+      </w:r>
+      <w:r>
+        <w:rPr>
+          <w:rFonts w:hint="eastAsia" w:ascii="Times New Roman" w:hAnsi="Times New Roman" w:eastAsia="Times New Roman" w:cs="Times New Roman"/>
+          <w:vertAlign w:val="subscript"/>
+        </w:rPr>
+        <w:t>n</w:t>
+      </w:r>
+      <w:r>
+        <w:rPr>
+          <w:rFonts w:hint="eastAsia" w:ascii="Times New Roman" w:hAnsi="Times New Roman" w:eastAsia="Times New Roman" w:cs="Times New Roman"/>
+        </w:rPr>
+        <w:t>/Ag</w:t>
+      </w:r>
+      <w:r>
+        <w:rPr>
+          <w:rFonts w:hint="eastAsia" w:ascii="Times New Roman" w:hAnsi="Times New Roman" w:eastAsia="Times New Roman" w:cs="Times New Roman"/>
+          <w:vertAlign w:val="superscript"/>
+        </w:rPr>
+        <w:t>+</w:t>
+      </w:r>
+      <w:r>
+        <w:rPr>
+          <w:rFonts w:hint="eastAsia" w:ascii="Times New Roman" w:hAnsi="Times New Roman" w:eastAsia="Times New Roman" w:cs="Times New Roman"/>
+        </w:rPr>
+        <w:t>)：</w:t>
+      </w:r>
+    </w:p>
+    <w:p>
+      <w:pPr>
+        <w:pStyle w:val="BodyText"/>
+      </w:pPr>
+      <m:oMathPara>
+        <m:oMathParaPr>
+          <m:jc m:val="center"/>
+          <m:ctrlPr>
+            <w:rPr>
+              <w:sz w:val="28"/>
+              <w:szCs w:val="28"/>
+            </w:rPr>
+          </m:ctrlPr>
+        </m:oMathParaPr>
+        <m:oMath>
+          <m:r>
+            <m:t>E</m:t>
+          </m:r>
+          <m:r>
+            <m:rPr>
+              <m:sty m:val="p"/>
+            </m:rPr>
+            <m:t>(</m:t>
+          </m:r>
+          <m:r>
+            <m:rPr>
+              <m:sty m:val="p"/>
+            </m:rPr>
+            <m:t>A</m:t>
+          </m:r>
+          <m:sSub>
+            <m:e>
+              <m:r>
+                <m:rPr>
+                  <m:sty m:val="p"/>
+                </m:rPr>
+                <m:t>g</m:t>
+              </m:r>
+            </m:e>
+            <m:sub>
+              <m:r>
+                <m:rPr>
+                  <m:sty m:val="p"/>
+                </m:rPr>
+                <m:t>10</m:t>
+              </m:r>
+            </m:sub>
+          </m:sSub>
+          <m:r>
+            <m:rPr>
+              <m:sty m:val="p"/>
+            </m:rPr>
+            <m:t>/</m:t>
+          </m:r>
+          <m:r>
+            <m:rPr>
+              <m:sty m:val="p"/>
+            </m:rPr>
+            <m:t>A</m:t>
+          </m:r>
+          <m:sSup>
+            <m:e>
+              <m:r>
+                <m:rPr>
+                  <m:sty m:val="p"/>
+                </m:rPr>
+                <m:t>g</m:t>
+              </m:r>
+            </m:e>
+            <m:sup>
+              <m:r>
+                <m:rPr>
+                  <m:sty m:val="p"/>
+                </m:rPr>
+                <m:t>+</m:t>
+              </m:r>
+            </m:sup>
+          </m:sSup>
+          <m:r>
+            <m:rPr>
+              <m:sty m:val="p"/>
+            </m:rPr>
+            <m:t>)</m:t>
+          </m:r>
+          <m:r>
+            <m:rPr>
+              <m:sty m:val="p"/>
+            </m:rPr>
+            <m:t>=</m:t>
+          </m:r>
+          <m:r>
+            <m:t>0.512</m:t>
+          </m:r>
+          <m:r>
+            <m:rPr>
+              <m:sty m:val="p"/>
+            </m:rPr>
+            <m:t>−</m:t>
+          </m:r>
+          <m:r>
+            <m:t>0.430</m:t>
+          </m:r>
+          <m:r>
+            <m:rPr>
+              <m:sty m:val="p"/>
+            </m:rPr>
+            <m:t>=</m:t>
+          </m:r>
+          <m:r>
+            <m:t>0.082</m:t>
+          </m:r>
+          <m:r>
+            <m:t> </m:t>
+          </m:r>
+          <m:r>
+            <m:rPr>
+              <m:sty m:val="p"/>
+            </m:rPr>
+            <m:t>V</m:t>
+          </m:r>
+        </m:oMath>
+      </m:oMathPara>
+    </w:p>
+    <w:p>
+      <w:pPr>
+        <w:pStyle w:val="FirstParagraph"/>
+      </w:pPr>
+      <m:oMathPara>
+        <m:oMathParaPr>
+          <m:jc m:val="center"/>
+          <m:ctrlPr>
+            <w:rPr>
+              <w:sz w:val="28"/>
+              <w:szCs w:val="28"/>
+            </w:rPr>
+          </m:ctrlPr>
+        </m:oMathParaPr>
+        <m:oMath>
+          <m:sSup>
+            <m:e>
+              <m:r>
+                <m:t>E</m:t>
+              </m:r>
+            </m:e>
+            <m:sup>
+              <m:r>
+                <m:t>θ</m:t>
+              </m:r>
+            </m:sup>
+          </m:sSup>
+          <m:r>
+            <m:rPr>
+              <m:sty m:val="p"/>
+            </m:rPr>
+            <m:t>(</m:t>
+          </m:r>
+          <m:r>
+            <m:rPr>
+              <m:sty m:val="p"/>
+            </m:rPr>
+            <m:t>A</m:t>
+          </m:r>
+          <m:sSub>
+            <m:e>
+              <m:r>
+                <m:rPr>
+                  <m:sty m:val="p"/>
+                </m:rPr>
+                <m:t>g</m:t>
+              </m:r>
+            </m:e>
+            <m:sub>
+              <m:r>
+                <m:rPr>
+                  <m:sty m:val="p"/>
+                </m:rPr>
+                <m:t>10</m:t>
+              </m:r>
+            </m:sub>
+          </m:sSub>
+          <m:r>
+            <m:rPr>
+              <m:sty m:val="p"/>
+            </m:rPr>
+            <m:t>/</m:t>
+          </m:r>
+          <m:r>
+            <m:rPr>
+              <m:sty m:val="p"/>
+            </m:rPr>
+            <m:t>A</m:t>
+          </m:r>
+          <m:sSup>
+            <m:e>
+              <m:r>
+                <m:rPr>
+                  <m:sty m:val="p"/>
+                </m:rPr>
+                <m:t>g</m:t>
+              </m:r>
+            </m:e>
+            <m:sup>
+              <m:r>
+                <m:rPr>
+                  <m:sty m:val="p"/>
+                </m:rPr>
+                <m:t>+</m:t>
+              </m:r>
+            </m:sup>
+          </m:sSup>
+          <m:r>
+            <m:rPr>
+              <m:sty m:val="p"/>
+            </m:rPr>
+            <m:t>)</m:t>
+          </m:r>
+          <m:r>
+            <m:rPr>
+              <m:sty m:val="p"/>
+            </m:rPr>
+            <m:t>=</m:t>
+          </m:r>
+          <m:r>
+            <m:t>0.082</m:t>
+          </m:r>
+          <m:r>
+            <m:rPr>
+              <m:sty m:val="p"/>
+            </m:rPr>
+            <m:t>−</m:t>
+          </m:r>
+          <m:r>
+            <m:t>0.02569</m:t>
+          </m:r>
+          <m:r>
+            <m:rPr>
+              <m:sty m:val="p"/>
+            </m:rPr>
+            <m:t>ln</m:t>
+          </m:r>
+          <m:r>
+            <m:rPr>
+              <m:sty m:val="p"/>
+            </m:rPr>
+            <m:t>(</m:t>
+          </m:r>
+          <m:r>
+            <m:t>0.01</m:t>
+          </m:r>
+          <m:r>
+            <m:rPr>
+              <m:sty m:val="p"/>
+            </m:rPr>
+            <m:t>)</m:t>
+          </m:r>
+          <m:r>
+            <m:rPr>
+              <m:sty m:val="p"/>
+            </m:rPr>
+            <m:t>=</m:t>
+          </m:r>
+          <m:r>
+            <m:t>0.200</m:t>
+          </m:r>
+          <m:r>
+            <m:t> </m:t>
+          </m:r>
+          <m:r>
+            <m:rPr>
+              <m:sty m:val="p"/>
+            </m:rPr>
+            <m:t>V</m:t>
+          </m:r>
+        </m:oMath>
+      </m:oMathPara>
+    </w:p>
+    <w:p>
+      <w:pPr>
+        <w:pStyle w:val="FirstParagraph"/>
+      </w:pPr>
+      <m:oMathPara>
+        <m:oMathParaPr>
+          <m:jc m:val="center"/>
+          <m:ctrlPr>
+            <w:rPr>
+              <w:sz w:val="28"/>
+              <w:szCs w:val="28"/>
+            </w:rPr>
+          </m:ctrlPr>
+        </m:oMathParaPr>
+        <m:oMath>
+          <m:r>
+            <m:t>E</m:t>
+          </m:r>
+          <m:r>
+            <m:rPr>
+              <m:sty m:val="p"/>
+            </m:rPr>
+            <m:t>(</m:t>
+          </m:r>
+          <m:r>
+            <m:rPr>
+              <m:sty m:val="p"/>
+            </m:rPr>
+            <m:t>A</m:t>
+          </m:r>
+          <m:sSub>
+            <m:e>
+              <m:r>
+                <m:rPr>
+                  <m:sty m:val="p"/>
+                </m:rPr>
+                <m:t>g</m:t>
+              </m:r>
+            </m:e>
+            <m:sub>
+              <m:r>
+                <m:rPr>
+                  <m:sty m:val="p"/>
+                </m:rPr>
+                <m:t>5</m:t>
+              </m:r>
+            </m:sub>
+          </m:sSub>
+          <m:r>
+            <m:rPr>
+              <m:sty m:val="p"/>
+            </m:rPr>
+            <m:t>/</m:t>
+          </m:r>
+          <m:r>
+            <m:rPr>
+              <m:sty m:val="p"/>
+            </m:rPr>
+            <m:t>A</m:t>
+          </m:r>
+          <m:sSup>
+            <m:e>
+              <m:r>
+                <m:rPr>
+                  <m:sty m:val="p"/>
+                </m:rPr>
+                <m:t>g</m:t>
+              </m:r>
+            </m:e>
+            <m:sup>
+              <m:r>
+                <m:rPr>
+                  <m:sty m:val="p"/>
+                </m:rPr>
+                <m:t>+</m:t>
+              </m:r>
+            </m:sup>
+          </m:sSup>
+          <m:r>
+            <m:rPr>
+              <m:sty m:val="p"/>
+            </m:rPr>
+            <m:t>)</m:t>
+          </m:r>
+          <m:r>
+            <m:rPr>
+              <m:sty m:val="p"/>
+            </m:rPr>
+            <m:t>=</m:t>
+          </m:r>
+          <m:r>
+            <m:t>0.512</m:t>
+          </m:r>
+          <m:r>
+            <m:rPr>
+              <m:sty m:val="p"/>
+            </m:rPr>
+            <m:t>−</m:t>
+          </m:r>
+          <m:r>
+            <m:t>1.030</m:t>
+          </m:r>
+          <m:r>
+            <m:rPr>
+              <m:sty m:val="p"/>
+            </m:rPr>
+            <m:t>=</m:t>
+          </m:r>
+          <m:r>
+            <m:rPr>
+              <m:sty m:val="p"/>
+            </m:rPr>
+            <m:t>−</m:t>
+          </m:r>
+          <m:r>
+            <m:t>0.518</m:t>
+          </m:r>
+          <m:r>
+            <m:t> </m:t>
+          </m:r>
+          <m:r>
+            <m:rPr>
+              <m:sty m:val="p"/>
+            </m:rPr>
+            <m:t>V</m:t>
+          </m:r>
+          <m:r>
+            <m:rPr>
+              <m:sty m:val="p"/>
+            </m:rPr>
+            <m:t>⇒</m:t>
+          </m:r>
+          <m:sSup>
+            <m:e>
+              <m:r>
+                <m:t>E</m:t>
+              </m:r>
+            </m:e>
+            <m:sup>
+              <m:r>
+                <m:t>θ</m:t>
+              </m:r>
+            </m:sup>
+          </m:sSup>
+          <m:r>
+            <m:rPr>
+              <m:sty m:val="p"/>
+            </m:rPr>
+            <m:t>(</m:t>
+          </m:r>
+          <m:r>
+            <m:rPr>
+              <m:sty m:val="p"/>
+            </m:rPr>
+            <m:t>A</m:t>
+          </m:r>
+          <m:sSub>
+            <m:e>
+              <m:r>
+                <m:rPr>
+                  <m:sty m:val="p"/>
+                </m:rPr>
+                <m:t>g</m:t>
+              </m:r>
+            </m:e>
+            <m:sub>
+              <m:r>
+                <m:rPr>
+                  <m:sty m:val="p"/>
+                </m:rPr>
+                <m:t>5</m:t>
+              </m:r>
+            </m:sub>
+          </m:sSub>
+          <m:r>
+            <m:rPr>
+              <m:sty m:val="p"/>
+            </m:rPr>
+            <m:t>/</m:t>
+          </m:r>
+          <m:r>
+            <m:rPr>
+              <m:sty m:val="p"/>
+            </m:rPr>
+            <m:t>A</m:t>
+          </m:r>
+          <m:sSup>
+            <m:e>
+              <m:r>
+                <m:rPr>
+                  <m:sty m:val="p"/>
+                </m:rPr>
+                <m:t>g</m:t>
+              </m:r>
+            </m:e>
+            <m:sup>
+              <m:r>
+                <m:rPr>
+                  <m:sty m:val="p"/>
+                </m:rPr>
+                <m:t>+</m:t>
+              </m:r>
+            </m:sup>
+          </m:sSup>
+          <m:r>
+            <m:rPr>
+              <m:sty m:val="p"/>
+            </m:rPr>
+            <m:t>)</m:t>
+          </m:r>
+          <m:r>
+            <m:rPr>
+              <m:sty m:val="p"/>
+            </m:rPr>
+            <m:t>=</m:t>
+          </m:r>
+          <m:r>
+            <m:rPr>
+              <m:sty m:val="p"/>
+            </m:rPr>
+            <m:t>−</m:t>
+          </m:r>
+          <m:r>
+            <m:t>0.400</m:t>
+          </m:r>
+          <m:r>
+            <m:t> </m:t>
+          </m:r>
+          <m:r>
+            <m:rPr>
+              <m:sty m:val="p"/>
+            </m:rPr>
+            <m:t>V</m:t>
+          </m:r>
+        </m:oMath>
+      </m:oMathPara>
+    </w:p>
+    <w:p>
+      <w:pPr>
+        <w:pStyle w:val="FirstParagraph"/>
+      </w:pPr>
+      <w:r>
+        <w:rPr>
+          <w:rFonts w:ascii="Times New Roman" w:hAnsi="Times New Roman" w:eastAsia="Times New Roman" w:cs="Times New Roman"/>
+          <w:b/>
+          <w:bCs/>
+        </w:rPr>
+        <w:t xml:space="preserve">7-3</w:t>
+      </w:r>
+      <w:r>
+        <w:rPr>
+          <w:rFonts w:ascii="Times New Roman" w:hAnsi="Times New Roman" w:eastAsia="Times New Roman" w:cs="Times New Roman"/>
+        </w:rPr>
+        <w:t xml:space="preserve"> </w:t>
+      </w:r>
+      <w:r>
+        <w:rPr>
+          <w:rFonts w:hint="eastAsia" w:ascii="Times New Roman" w:hAnsi="Times New Roman" w:eastAsia="FangSong" w:cs="Times New Roman"/>
+        </w:rPr>
+        <w:t>小粒子表面积大</w:t>
+      </w:r>
+      <w:r>
+        <w:rPr>
+          <w:rFonts w:hint="eastAsia" w:ascii="Times New Roman" w:hAnsi="Times New Roman" w:eastAsia="Times New Roman" w:cs="Times New Roman"/>
+        </w:rPr>
+        <w:t>、</w:t>
+      </w:r>
+      <w:r>
+        <w:rPr>
+          <w:rFonts w:hint="eastAsia" w:ascii="Times New Roman" w:hAnsi="Times New Roman" w:eastAsia="FangSong" w:cs="Times New Roman"/>
+        </w:rPr>
+        <w:t>表面原子结晶能不利</w:t>
+      </w:r>
+      <w:r>
+        <w:rPr>
+          <w:rFonts w:ascii="Times New Roman" w:hAnsi="Times New Roman" w:eastAsia="Times New Roman" w:cs="Times New Roman"/>
+        </w:rPr>
+        <w:t xml:space="preserve"> → </w:t>
+      </w:r>
+      <w:r>
+        <w:rPr>
+          <w:rFonts w:hint="eastAsia" w:ascii="Times New Roman" w:hAnsi="Times New Roman" w:eastAsia="FangSong" w:cs="Times New Roman"/>
+        </w:rPr>
+        <w:t>形成自由能大</w:t>
+      </w:r>
+      <w:r>
+        <w:rPr>
+          <w:rFonts w:hint="eastAsia" w:ascii="Times New Roman" w:hAnsi="Times New Roman" w:eastAsia="Times New Roman" w:cs="Times New Roman"/>
+        </w:rPr>
+        <w:t>（</w:t>
+      </w:r>
+      <w:r>
+        <w:rPr>
+          <w:rFonts w:hint="eastAsia" w:ascii="Times New Roman" w:hAnsi="Times New Roman" w:eastAsia="FangSong" w:cs="Times New Roman"/>
+        </w:rPr>
+        <w:t>负值小</w:t>
+      </w:r>
+      <w:r>
+        <w:rPr>
+          <w:rFonts w:hint="eastAsia" w:ascii="Times New Roman" w:hAnsi="Times New Roman" w:eastAsia="Times New Roman" w:cs="Times New Roman"/>
+        </w:rPr>
+        <w:t>）→</w:t>
+      </w:r>
+      <w:r>
+        <w:rPr>
+          <w:rFonts w:ascii="Times New Roman" w:hAnsi="Times New Roman" w:eastAsia="Times New Roman" w:cs="Times New Roman"/>
+        </w:rPr>
+        <w:t xml:space="preserve"> </w:t>
+      </w:r>
+      <w:r>
+        <w:rPr>
+          <w:rFonts w:hint="eastAsia" w:ascii="Times New Roman" w:hAnsi="Times New Roman" w:eastAsia="FangSong" w:cs="Times New Roman"/>
+        </w:rPr>
+        <w:t>标准电位低</w:t>
+      </w:r>
+      <w:r>
+        <w:rPr>
+          <w:rFonts w:hint="eastAsia" w:ascii="Times New Roman" w:hAnsi="Times New Roman" w:eastAsia="Times New Roman" w:cs="Times New Roman"/>
+        </w:rPr>
+        <w:t>。</w:t>
+      </w:r>
+      <w:r>
+        <w:rPr>
+          <w:rFonts w:hint="eastAsia" w:ascii="Times New Roman" w:hAnsi="Times New Roman" w:eastAsia="FangSong" w:cs="Times New Roman"/>
+        </w:rPr>
+        <w:t>增加粒子大小标准电位升高直至达块体极限</w:t>
+      </w:r>
+      <w:r>
+        <w:rPr>
+          <w:rFonts w:hint="eastAsia" w:ascii="Times New Roman" w:hAnsi="Times New Roman" w:eastAsia="Times New Roman" w:cs="Times New Roman"/>
+        </w:rPr>
+        <w:t>。</w:t>
+      </w:r>
+    </w:p>
+    <w:p>
+      <w:pPr>
+        <w:pStyle w:val="BodyText"/>
+      </w:pPr>
+      <w:r>
+        <w:rPr>
+          <w:rFonts w:ascii="Times New Roman" w:hAnsi="Times New Roman" w:eastAsia="Times New Roman" w:cs="Times New Roman"/>
+          <w:b/>
+          <w:bCs/>
+        </w:rPr>
+        <w:t xml:space="preserve">7-4</w:t>
+      </w:r>
+      <w:r>
+        <w:rPr>
+          <w:rFonts w:ascii="Times New Roman" w:hAnsi="Times New Roman" w:eastAsia="Times New Roman" w:cs="Times New Roman"/>
+        </w:rPr>
+        <w:t xml:space="preserve"> </w:t>
+      </w:r>
+      <w:r>
+        <w:rPr>
+          <w:rFonts w:ascii="Times New Roman" w:hAnsi="Times New Roman" w:eastAsia="Times New Roman" w:cs="Times New Roman"/>
+        </w:rPr>
+        <w:t xml:space="preserve">(1) </w:t>
+      </w:r>
+      <w:r>
+        <w:rPr>
+          <w:rFonts w:hint="eastAsia" w:ascii="Times New Roman" w:hAnsi="Times New Roman" w:eastAsia="Times New Roman" w:cs="Times New Roman"/>
+        </w:rPr>
+        <w:t>pH=13：E(H</w:t>
+      </w:r>
+      <w:r>
+        <w:rPr>
+          <w:rFonts w:hint="eastAsia" w:ascii="Times New Roman" w:hAnsi="Times New Roman" w:eastAsia="Times New Roman" w:cs="Times New Roman"/>
+          <w:vertAlign w:val="subscript"/>
+        </w:rPr>
+        <w:t>2</w:t>
+      </w:r>
+      <w:r>
+        <w:rPr>
+          <w:rFonts w:hint="eastAsia" w:ascii="Times New Roman" w:hAnsi="Times New Roman" w:eastAsia="Times New Roman" w:cs="Times New Roman"/>
+        </w:rPr>
+        <w:t>/2H</w:t>
+      </w:r>
+      <w:r>
+        <w:rPr>
+          <w:rFonts w:hint="eastAsia" w:ascii="Times New Roman" w:hAnsi="Times New Roman" w:eastAsia="Times New Roman" w:cs="Times New Roman"/>
+          <w:vertAlign w:val="superscript"/>
+        </w:rPr>
+        <w:t>+</w:t>
+      </w:r>
+      <w:r>
+        <w:rPr>
+          <w:rFonts w:hint="eastAsia" w:ascii="Times New Roman" w:hAnsi="Times New Roman" w:eastAsia="Times New Roman" w:cs="Times New Roman"/>
+        </w:rPr>
+        <w:t>)=0.02569·ln(10</w:t>
+      </w:r>
+      <w:r>
+        <w:rPr>
+          <w:rFonts w:hint="eastAsia" w:ascii="Times New Roman" w:hAnsi="Times New Roman" w:eastAsia="Times New Roman" w:cs="Times New Roman"/>
+          <w:vertAlign w:val="superscript"/>
+        </w:rPr>
+        <w:t>-13</w:t>
+      </w:r>
+      <w:r>
+        <w:rPr>
+          <w:rFonts w:hint="eastAsia" w:ascii="Times New Roman" w:hAnsi="Times New Roman" w:eastAsia="Times New Roman" w:cs="Times New Roman"/>
+        </w:rPr>
+        <w:t>)=−0.769</w:t>
+      </w:r>
+      <w:r>
+        <w:rPr>
+          <w:rFonts w:ascii="Times New Roman" w:hAnsi="Times New Roman" w:eastAsia="Times New Roman" w:cs="Times New Roman"/>
+        </w:rPr>
+        <w:t xml:space="preserve"> </w:t>
+      </w:r>
+      <w:r>
+        <w:rPr>
+          <w:rFonts w:hint="eastAsia" w:ascii="Times New Roman" w:hAnsi="Times New Roman" w:eastAsia="Times New Roman" w:cs="Times New Roman"/>
+        </w:rPr>
+        <w:t>V，</w:t>
+      </w:r>
+      <w:r>
+        <w:rPr>
+          <w:rFonts w:hint="eastAsia" w:ascii="Times New Roman" w:hAnsi="Times New Roman" w:eastAsia="FangSong" w:cs="Times New Roman"/>
+        </w:rPr>
+        <w:t>两银簇标准电位均</w:t>
+      </w:r>
+      <w:r>
+        <w:rPr>
+          <w:rFonts w:ascii="Times New Roman" w:hAnsi="Times New Roman" w:eastAsia="Times New Roman" w:cs="Times New Roman"/>
+        </w:rPr>
+        <w:t xml:space="preserve"> &gt; −0.769 → </w:t>
+      </w:r>
+      <w:r>
+        <w:rPr>
+          <w:rFonts w:hint="eastAsia" w:ascii="Times New Roman" w:hAnsi="Times New Roman" w:eastAsia="FangSong" w:cs="Times New Roman"/>
+        </w:rPr>
+        <w:t>稳定不被氧化</w:t>
+      </w:r>
+      <w:r>
+        <w:rPr>
+          <w:rFonts w:hint="eastAsia" w:ascii="Times New Roman" w:hAnsi="Times New Roman" w:eastAsia="Times New Roman" w:cs="Times New Roman"/>
+        </w:rPr>
+        <w:t>（Ag</w:t>
+      </w:r>
+      <w:r>
+        <w:rPr>
+          <w:rFonts w:hint="eastAsia" w:ascii="Times New Roman" w:hAnsi="Times New Roman" w:eastAsia="Times New Roman" w:cs="Times New Roman"/>
+          <w:vertAlign w:val="superscript"/>
+        </w:rPr>
+        <w:t>+</w:t>
+      </w:r>
+      <w:r>
+        <w:rPr>
+          <w:rFonts w:ascii="Times New Roman" w:hAnsi="Times New Roman" w:eastAsia="Times New Roman" w:cs="Times New Roman"/>
+        </w:rPr>
+        <w:t xml:space="preserve"> </w:t>
+      </w:r>
+      <w:r>
+        <w:rPr>
+          <w:rFonts w:hint="eastAsia" w:ascii="Times New Roman" w:hAnsi="Times New Roman" w:eastAsia="FangSong" w:cs="Times New Roman"/>
+        </w:rPr>
+        <w:t>浓度到平衡极小</w:t>
+      </w:r>
+      <w:r>
+        <w:rPr>
+          <w:rFonts w:hint="eastAsia" w:ascii="Times New Roman" w:hAnsi="Times New Roman" w:eastAsia="Times New Roman" w:cs="Times New Roman"/>
+        </w:rPr>
+        <w:t>）。</w:t>
+      </w:r>
+    </w:p>
+    <w:p>
+      <w:pPr>
+        <w:numPr>
+          <w:ilvl w:val="0"/>
+          <w:numId w:val="1002"/>
+        </w:numPr>
+      </w:pPr>
+      <w:r>
+        <w:rPr>
+          <w:rFonts w:hint="eastAsia" w:ascii="Times New Roman" w:hAnsi="Times New Roman" w:eastAsia="Times New Roman" w:cs="Times New Roman"/>
+        </w:rPr>
+        <w:t xml:space="preserve">pH=5：E=−0.02569×5×ln10·…</w:t>
+      </w:r>
+      <w:r>
+        <w:rPr>
+          <w:rFonts w:ascii="Times New Roman" w:hAnsi="Times New Roman" w:eastAsia="Times New Roman" w:cs="Times New Roman"/>
+        </w:rPr>
+        <w:t xml:space="preserve"> =−0.269 </w:t>
+      </w:r>
+      <w:r>
+        <w:rPr>
+          <w:rFonts w:hint="eastAsia" w:ascii="Times New Roman" w:hAnsi="Times New Roman" w:eastAsia="Times New Roman" w:cs="Times New Roman"/>
+        </w:rPr>
+        <w:t>V（</w:t>
+      </w:r>
+      <w:r>
+        <w:rPr>
+          <w:rFonts w:hint="eastAsia" w:ascii="Times New Roman" w:hAnsi="Times New Roman" w:eastAsia="FangSong" w:cs="Times New Roman"/>
+        </w:rPr>
+        <w:t>对</w:t>
+      </w:r>
+      <w:r>
+        <w:rPr>
+          <w:rFonts w:ascii="Times New Roman" w:hAnsi="Times New Roman" w:eastAsia="Times New Roman" w:cs="Times New Roman"/>
+        </w:rPr>
+        <w:t xml:space="preserve"> H</w:t>
+      </w:r>
+      <w:r>
+        <w:rPr>
+          <w:rFonts w:ascii="Times New Roman" w:hAnsi="Times New Roman" w:eastAsia="Times New Roman" w:cs="Times New Roman"/>
+          <w:vertAlign w:val="superscript"/>
+        </w:rPr>
+        <w:t>+</w:t>
+      </w:r>
+      <w:r>
+        <w:rPr>
+          <w:rFonts w:ascii="Times New Roman" w:hAnsi="Times New Roman" w:eastAsia="Times New Roman" w:cs="Times New Roman"/>
+        </w:rPr>
+        <w:t>/H</w:t>
+      </w:r>
+      <w:r>
+        <w:rPr>
+          <w:rFonts w:ascii="Times New Roman" w:hAnsi="Times New Roman" w:eastAsia="Times New Roman" w:cs="Times New Roman"/>
+          <w:vertAlign w:val="subscript"/>
+        </w:rPr>
+        <w:t>2</w:t>
+      </w:r>
+      <w:r>
+        <w:rPr>
+          <w:rFonts w:ascii="Times New Roman" w:hAnsi="Times New Roman" w:eastAsia="Times New Roman" w:cs="Times New Roman"/>
+        </w:rPr>
+        <w:t xml:space="preserve"> </w:t>
+      </w:r>
+      <w:r>
+        <w:rPr>
+          <w:rFonts w:hint="eastAsia" w:ascii="Times New Roman" w:hAnsi="Times New Roman" w:eastAsia="FangSong" w:cs="Times New Roman"/>
+        </w:rPr>
+        <w:t xml:space="preserve">用</w:t>
+      </w:r>
+      <w:r>
+        <w:rPr>
+          <w:rFonts w:ascii="Times New Roman" w:hAnsi="Times New Roman" w:eastAsia="Times New Roman" w:cs="Times New Roman"/>
+        </w:rPr>
+        <w:t xml:space="preserve"> ln[H</w:t>
+      </w:r>
+      <w:r>
+        <w:rPr>
+          <w:rFonts w:ascii="Times New Roman" w:hAnsi="Times New Roman" w:eastAsia="Times New Roman" w:cs="Times New Roman"/>
+          <w:vertAlign w:val="superscript"/>
+        </w:rPr>
+        <w:t>+</w:t>
+      </w:r>
+      <w:r>
+        <w:rPr>
+          <w:rFonts w:ascii="Times New Roman" w:hAnsi="Times New Roman" w:eastAsia="Times New Roman" w:cs="Times New Roman"/>
+        </w:rPr>
+        <w:t xml:space="preserve">] </w:t>
+      </w:r>
+      <w:r>
+        <w:rPr>
+          <w:rFonts w:hint="eastAsia" w:ascii="Times New Roman" w:hAnsi="Times New Roman" w:eastAsia="FangSong" w:cs="Times New Roman"/>
+        </w:rPr>
+        <w:t xml:space="preserve">得</w:t>
+      </w:r>
+      <w:r>
+        <w:rPr>
+          <w:rFonts w:ascii="Times New Roman" w:hAnsi="Times New Roman" w:eastAsia="Times New Roman" w:cs="Times New Roman"/>
+        </w:rPr>
+        <w:t xml:space="preserve"> −0.295 V </w:t>
+      </w:r>
+      <w:r>
+        <w:rPr>
+          <w:rFonts w:hint="eastAsia" w:ascii="Times New Roman" w:hAnsi="Times New Roman" w:eastAsia="FangSong" w:cs="Times New Roman"/>
+        </w:rPr>
+        <w:t>源式</w:t>
+      </w:r>
+      <w:r>
+        <w:rPr>
+          <w:rFonts w:hint="eastAsia" w:ascii="Times New Roman" w:hAnsi="Times New Roman" w:eastAsia="Times New Roman" w:cs="Times New Roman"/>
+        </w:rPr>
+        <w:t>），Ag</w:t>
+      </w:r>
+      <w:r>
+        <w:rPr>
+          <w:rFonts w:hint="eastAsia" w:ascii="Times New Roman" w:hAnsi="Times New Roman" w:eastAsia="Times New Roman" w:cs="Times New Roman"/>
+          <w:vertAlign w:val="subscript"/>
+        </w:rPr>
+        <w:t>10</w:t>
+      </w:r>
+      <w:r>
+        <w:rPr>
+          <w:rFonts w:ascii="Times New Roman" w:hAnsi="Times New Roman" w:eastAsia="Times New Roman" w:cs="Times New Roman"/>
+        </w:rPr>
+        <w:t xml:space="preserve"> (E^θ=0.2) </w:t>
+      </w:r>
+      <w:r>
+        <w:rPr>
+          <w:rFonts w:hint="eastAsia" w:ascii="Times New Roman" w:hAnsi="Times New Roman" w:eastAsia="FangSong" w:cs="Times New Roman"/>
+        </w:rPr>
+        <w:t>稳定</w:t>
+      </w:r>
+      <w:r>
+        <w:rPr>
+          <w:rFonts w:hint="eastAsia" w:ascii="Times New Roman" w:hAnsi="Times New Roman" w:eastAsia="Times New Roman" w:cs="Times New Roman"/>
+        </w:rPr>
+        <w:t>；Ag</w:t>
+      </w:r>
+      <w:r>
+        <w:rPr>
+          <w:rFonts w:hint="eastAsia" w:ascii="Times New Roman" w:hAnsi="Times New Roman" w:eastAsia="Times New Roman" w:cs="Times New Roman"/>
+          <w:vertAlign w:val="subscript"/>
+        </w:rPr>
+        <w:t>5</w:t>
+      </w:r>
+      <w:r>
+        <w:rPr>
+          <w:rFonts w:ascii="Times New Roman" w:hAnsi="Times New Roman" w:eastAsia="Times New Roman" w:cs="Times New Roman"/>
+        </w:rPr>
+        <w:t xml:space="preserve"> (E^θ=−0.4) </w:t>
+      </w:r>
+      <w:r>
+        <w:rPr>
+          <w:rFonts w:hint="eastAsia" w:ascii="Times New Roman" w:hAnsi="Times New Roman" w:eastAsia="FangSong" w:cs="Times New Roman"/>
+        </w:rPr>
+        <w:t xml:space="preserve">被</w:t>
+      </w:r>
+      <w:r>
+        <w:rPr>
+          <w:rFonts w:ascii="Times New Roman" w:hAnsi="Times New Roman" w:eastAsia="Times New Roman" w:cs="Times New Roman"/>
+        </w:rPr>
+        <w:t xml:space="preserve"> H</w:t>
+      </w:r>
+      <w:r>
+        <w:rPr>
+          <w:rFonts w:ascii="Times New Roman" w:hAnsi="Times New Roman" w:eastAsia="Times New Roman" w:cs="Times New Roman"/>
+          <w:vertAlign w:val="superscript"/>
+        </w:rPr>
+        <w:t>+</w:t>
+      </w:r>
+      <w:r>
+        <w:rPr>
+          <w:rFonts w:ascii="Times New Roman" w:hAnsi="Times New Roman" w:eastAsia="Times New Roman" w:cs="Times New Roman"/>
+        </w:rPr>
+        <w:t xml:space="preserve"> </w:t>
+      </w:r>
+      <w:r>
+        <w:rPr>
+          <w:rFonts w:hint="eastAsia" w:ascii="Times New Roman" w:hAnsi="Times New Roman" w:eastAsia="FangSong" w:cs="Times New Roman"/>
+        </w:rPr>
+        <w:t>氧化溶解</w:t>
+      </w:r>
+      <w:r>
+        <w:rPr>
+          <w:rFonts w:hint="eastAsia" w:ascii="Times New Roman" w:hAnsi="Times New Roman" w:eastAsia="Times New Roman" w:cs="Times New Roman"/>
+        </w:rPr>
+        <w:t>（</w:t>
+      </w:r>
+      <w:r>
+        <w:rPr>
+          <w:rFonts w:hint="eastAsia" w:ascii="Times New Roman" w:hAnsi="Times New Roman" w:eastAsia="FangSong" w:cs="Times New Roman"/>
+        </w:rPr>
+        <w:t>平衡</w:t>
+      </w:r>
+      <w:r>
+        <w:rPr>
+          <w:rFonts w:ascii="Times New Roman" w:hAnsi="Times New Roman" w:eastAsia="Times New Roman" w:cs="Times New Roman"/>
+        </w:rPr>
+        <w:t xml:space="preserve"> c(Ag</w:t>
+      </w:r>
+      <w:r>
+        <w:rPr>
+          <w:rFonts w:ascii="Times New Roman" w:hAnsi="Times New Roman" w:eastAsia="Times New Roman" w:cs="Times New Roman"/>
+          <w:vertAlign w:val="superscript"/>
+        </w:rPr>
+        <w:t>+</w:t>
+      </w:r>
+      <w:r>
+        <w:rPr>
+          <w:rFonts w:ascii="Times New Roman" w:hAnsi="Times New Roman" w:eastAsia="Times New Roman" w:cs="Times New Roman"/>
+        </w:rPr>
+        <w:t xml:space="preserve">)=57 M </w:t>
+      </w:r>
+      <w:r>
+        <w:rPr>
+          <w:rFonts w:hint="eastAsia" w:ascii="Times New Roman" w:hAnsi="Times New Roman" w:eastAsia="FangSong" w:cs="Times New Roman"/>
+        </w:rPr>
+        <w:t xml:space="preserve">不可达</w:t>
+      </w:r>
+      <w:r>
+        <w:rPr>
+          <w:rFonts w:ascii="Times New Roman" w:hAnsi="Times New Roman" w:eastAsia="Times New Roman" w:cs="Times New Roman"/>
+        </w:rPr>
+        <w:t xml:space="preserve"> → </w:t>
+      </w:r>
+      <w:r>
+        <w:rPr>
+          <w:rFonts w:hint="eastAsia" w:ascii="Times New Roman" w:hAnsi="Times New Roman" w:eastAsia="FangSong" w:cs="Times New Roman"/>
+        </w:rPr>
+        <w:t>完全溶解</w:t>
+      </w:r>
+      <w:r>
+        <w:rPr>
+          <w:rFonts w:hint="eastAsia" w:ascii="Times New Roman" w:hAnsi="Times New Roman" w:eastAsia="Times New Roman" w:cs="Times New Roman"/>
+        </w:rPr>
+        <w:t>，Ag</w:t>
+      </w:r>
+      <w:r>
+        <w:rPr>
+          <w:rFonts w:hint="eastAsia" w:ascii="Times New Roman" w:hAnsi="Times New Roman" w:eastAsia="Times New Roman" w:cs="Times New Roman"/>
+          <w:vertAlign w:val="superscript"/>
+        </w:rPr>
+        <w:t>+</w:t>
+      </w:r>
+      <w:r>
+        <w:rPr>
+          <w:rFonts w:ascii="Times New Roman" w:hAnsi="Times New Roman" w:eastAsia="Times New Roman" w:cs="Times New Roman"/>
+        </w:rPr>
+        <w:t xml:space="preserve"> </w:t>
+      </w:r>
+      <w:r>
+        <w:rPr>
+          <w:rFonts w:hint="eastAsia" w:ascii="Times New Roman" w:hAnsi="Times New Roman" w:eastAsia="FangSong" w:cs="Times New Roman"/>
+        </w:rPr>
+        <w:t>再还原成块银</w:t>
+      </w:r>
+      <w:r>
+        <w:rPr>
+          <w:rFonts w:hint="eastAsia" w:ascii="Times New Roman" w:hAnsi="Times New Roman" w:eastAsia="Times New Roman" w:cs="Times New Roman"/>
+        </w:rPr>
+        <w:t>）。</w:t>
+      </w:r>
+    </w:p>
+    <w:p>
+      <w:pPr>
+        <w:numPr>
+          <w:ilvl w:val="0"/>
+          <w:numId w:val="1002"/>
+        </w:numPr>
+        <w:spacing w:after="80"/>
+      </w:pPr>
+      <w:r>
+        <w:rPr>
+          <w:rFonts w:hint="eastAsia" w:ascii="Times New Roman" w:hAnsi="Times New Roman" w:eastAsia="Times New Roman" w:cs="Times New Roman"/>
+        </w:rPr>
+        <w:t>[Ag</w:t>
+      </w:r>
+      <w:r>
+        <w:rPr>
+          <w:rFonts w:hint="eastAsia" w:ascii="Times New Roman" w:hAnsi="Times New Roman" w:eastAsia="Times New Roman" w:cs="Times New Roman"/>
+          <w:vertAlign w:val="superscript"/>
+        </w:rPr>
+        <w:t>+</w:t>
+      </w:r>
+      <w:r>
+        <w:rPr>
+          <w:rFonts w:hint="eastAsia" w:ascii="Times New Roman" w:hAnsi="Times New Roman" w:eastAsia="Times New Roman" w:cs="Times New Roman"/>
+        </w:rPr>
+        <w:t>]=10</w:t>
+      </w:r>
+      <w:r>
+        <w:rPr>
+          <w:rFonts w:hint="eastAsia" w:ascii="Times New Roman" w:hAnsi="Times New Roman" w:eastAsia="Times New Roman" w:cs="Times New Roman"/>
+          <w:vertAlign w:val="superscript"/>
+        </w:rPr>
+        <w:t>-10</w:t>
+      </w:r>
+      <w:r>
+        <w:rPr>
+          <w:rFonts w:hint="eastAsia" w:ascii="Times New Roman" w:hAnsi="Times New Roman" w:eastAsia="Times New Roman" w:cs="Times New Roman"/>
+        </w:rPr>
+        <w:t>：[Ag/Ag</w:t>
+      </w:r>
+      <w:r>
+        <w:rPr>
+          <w:rFonts w:hint="eastAsia" w:ascii="Times New Roman" w:hAnsi="Times New Roman" w:eastAsia="Times New Roman" w:cs="Times New Roman"/>
+          <w:vertAlign w:val="superscript"/>
+        </w:rPr>
+        <w:t>+</w:t>
+      </w:r>
+      <w:r>
+        <w:rPr>
+          <w:rFonts w:hint="eastAsia" w:ascii="Times New Roman" w:hAnsi="Times New Roman" w:eastAsia="Times New Roman" w:cs="Times New Roman"/>
+        </w:rPr>
+        <w:t>]</w:t>
+      </w:r>
+      <w:r>
+        <w:rPr>
+          <w:rFonts w:ascii="Times New Roman" w:hAnsi="Times New Roman" w:eastAsia="Times New Roman" w:cs="Times New Roman"/>
+        </w:rPr>
+        <w:t xml:space="preserve"> E=0.800+0.02569·ln(10</w:t>
+      </w:r>
+      <w:r>
+        <w:rPr>
+          <w:rFonts w:ascii="Times New Roman" w:hAnsi="Times New Roman" w:eastAsia="Times New Roman" w:cs="Times New Roman"/>
+          <w:vertAlign w:val="superscript"/>
+        </w:rPr>
+        <w:t>-10</w:t>
+      </w:r>
+      <w:r>
+        <w:rPr>
+          <w:rFonts w:ascii="Times New Roman" w:hAnsi="Times New Roman" w:eastAsia="Times New Roman" w:cs="Times New Roman"/>
+        </w:rPr>
+        <w:t xml:space="preserve">)=0.208 </w:t>
+      </w:r>
+      <w:r>
+        <w:rPr>
+          <w:rFonts w:hint="eastAsia" w:ascii="Times New Roman" w:hAnsi="Times New Roman" w:eastAsia="Times New Roman" w:cs="Times New Roman"/>
+        </w:rPr>
+        <w:t>V；Ag</w:t>
+      </w:r>
+      <w:r>
+        <w:rPr>
+          <w:rFonts w:hint="eastAsia" w:ascii="Times New Roman" w:hAnsi="Times New Roman" w:eastAsia="Times New Roman" w:cs="Times New Roman"/>
+          <w:vertAlign w:val="subscript"/>
+        </w:rPr>
+        <w:t>10</w:t>
+      </w:r>
+      <w:r>
+        <w:rPr>
+          <w:rFonts w:ascii="Times New Roman" w:hAnsi="Times New Roman" w:eastAsia="Times New Roman" w:cs="Times New Roman"/>
+        </w:rPr>
+        <w:t xml:space="preserve"> E=0.200−0.591=−0.392 </w:t>
+      </w:r>
+      <w:r>
+        <w:rPr>
+          <w:rFonts w:hint="eastAsia" w:ascii="Times New Roman" w:hAnsi="Times New Roman" w:eastAsia="Times New Roman" w:cs="Times New Roman"/>
+        </w:rPr>
+        <w:t>V；Ag</w:t>
+      </w:r>
+      <w:r>
+        <w:rPr>
+          <w:rFonts w:hint="eastAsia" w:ascii="Times New Roman" w:hAnsi="Times New Roman" w:eastAsia="Times New Roman" w:cs="Times New Roman"/>
+          <w:vertAlign w:val="subscript"/>
+        </w:rPr>
+        <w:t>5</w:t>
+      </w:r>
+      <w:r>
+        <w:rPr>
+          <w:rFonts w:ascii="Times New Roman" w:hAnsi="Times New Roman" w:eastAsia="Times New Roman" w:cs="Times New Roman"/>
+        </w:rPr>
+        <w:t xml:space="preserve"> E=−0.400−0.591=−0.992 V。Ag</w:t>
+      </w:r>
+      <w:r>
+        <w:rPr>
+          <w:rFonts w:ascii="Times New Roman" w:hAnsi="Times New Roman" w:eastAsia="Times New Roman" w:cs="Times New Roman"/>
+          <w:vertAlign w:val="subscript"/>
+        </w:rPr>
+        <w:t>5</w:t>
+      </w:r>
+      <w:r>
+        <w:rPr>
+          <w:rFonts w:ascii="Times New Roman" w:hAnsi="Times New Roman" w:eastAsia="Times New Roman" w:cs="Times New Roman"/>
+        </w:rPr>
+        <w:t xml:space="preserve"> </w:t>
+      </w:r>
+      <w:r>
+        <w:rPr>
+          <w:rFonts w:hint="eastAsia" w:ascii="Times New Roman" w:hAnsi="Times New Roman" w:eastAsia="FangSong" w:cs="Times New Roman"/>
+        </w:rPr>
+        <w:t xml:space="preserve">最先氧化溶解放</w:t>
+      </w:r>
+      <w:r>
+        <w:rPr>
+          <w:rFonts w:ascii="Times New Roman" w:hAnsi="Times New Roman" w:eastAsia="Times New Roman" w:cs="Times New Roman"/>
+        </w:rPr>
+        <w:t xml:space="preserve"> </w:t>
+      </w:r>
+      <w:r>
+        <w:rPr>
+          <w:rFonts w:hint="eastAsia" w:ascii="Times New Roman" w:hAnsi="Times New Roman" w:eastAsia="Times New Roman" w:cs="Times New Roman"/>
+        </w:rPr>
+        <w:t>Ag</w:t>
+      </w:r>
+      <w:r>
+        <w:rPr>
+          <w:rFonts w:hint="eastAsia" w:ascii="Times New Roman" w:hAnsi="Times New Roman" w:eastAsia="Times New Roman" w:cs="Times New Roman"/>
+          <w:vertAlign w:val="superscript"/>
+        </w:rPr>
+        <w:t>+</w:t>
+      </w:r>
+      <w:r>
+        <w:rPr>
+          <w:rFonts w:hint="eastAsia" w:ascii="Times New Roman" w:hAnsi="Times New Roman" w:eastAsia="Times New Roman" w:cs="Times New Roman"/>
+        </w:rPr>
+        <w:t>（</w:t>
+      </w:r>
+      <w:r>
+        <w:rPr>
+          <w:rFonts w:hint="eastAsia" w:ascii="Times New Roman" w:hAnsi="Times New Roman" w:eastAsia="FangSong" w:cs="Times New Roman"/>
+        </w:rPr>
+        <w:t>驱动力最大</w:t>
+      </w:r>
+      <w:r>
+        <w:rPr>
+          <w:rFonts w:hint="eastAsia" w:ascii="Times New Roman" w:hAnsi="Times New Roman" w:eastAsia="Times New Roman" w:cs="Times New Roman"/>
+        </w:rPr>
+        <w:t>），Ag</w:t>
+      </w:r>
+      <w:r>
+        <w:rPr>
+          <w:rFonts w:hint="eastAsia" w:ascii="Times New Roman" w:hAnsi="Times New Roman" w:eastAsia="Times New Roman" w:cs="Times New Roman"/>
+          <w:vertAlign w:val="subscript"/>
+        </w:rPr>
+        <w:t>10</w:t>
+      </w:r>
+      <w:r>
+        <w:rPr>
+          <w:rFonts w:ascii="Times New Roman" w:hAnsi="Times New Roman" w:eastAsia="Times New Roman" w:cs="Times New Roman"/>
+        </w:rPr>
+        <w:t xml:space="preserve"> </w:t>
+      </w:r>
+      <w:r>
+        <w:rPr>
+          <w:rFonts w:hint="eastAsia" w:ascii="Times New Roman" w:hAnsi="Times New Roman" w:eastAsia="FangSong" w:cs="Times New Roman"/>
+        </w:rPr>
+        <w:t>随后</w:t>
+      </w:r>
+      <w:r>
+        <w:rPr>
+          <w:rFonts w:hint="eastAsia" w:ascii="Times New Roman" w:hAnsi="Times New Roman" w:eastAsia="Times New Roman" w:cs="Times New Roman"/>
+        </w:rPr>
+        <w:t>；Ag</w:t>
+      </w:r>
+      <w:r>
+        <w:rPr>
+          <w:rFonts w:hint="eastAsia" w:ascii="Times New Roman" w:hAnsi="Times New Roman" w:eastAsia="Times New Roman" w:cs="Times New Roman"/>
+          <w:vertAlign w:val="superscript"/>
+        </w:rPr>
+        <w:t>+</w:t>
+      </w:r>
+      <w:r>
+        <w:rPr>
+          <w:rFonts w:ascii="Times New Roman" w:hAnsi="Times New Roman" w:eastAsia="Times New Roman" w:cs="Times New Roman"/>
+        </w:rPr>
+        <w:t xml:space="preserve"> </w:t>
+      </w:r>
+      <w:r>
+        <w:rPr>
+          <w:rFonts w:hint="eastAsia" w:ascii="Times New Roman" w:hAnsi="Times New Roman" w:eastAsia="FangSong" w:cs="Times New Roman"/>
+        </w:rPr>
+        <w:t>浓度升高后可还原成块银</w:t>
+      </w:r>
+      <w:r>
+        <w:rPr>
+          <w:rFonts w:hint="eastAsia" w:ascii="Times New Roman" w:hAnsi="Times New Roman" w:eastAsia="Times New Roman" w:cs="Times New Roman"/>
+        </w:rPr>
+        <w:t>。</w:t>
+      </w:r>
+    </w:p>
+    <w:tbl>
+      <w:tblPr>
+        <w:tblStyle w:val="Table"/>
+        <w:tblW w:type="auto" w:w="0"/>
+        <w:tblLook w:firstRow="1" w:lastRow="0" w:firstColumn="0" w:lastColumn="0" w:noHBand="0" w:noVBand="0" w:val="0020"/>
+      </w:tblPr>
+      <w:tblGrid>
+        <w:gridCol w:w="3960"/>
+        <w:gridCol w:w="3960"/>
+      </w:tblGrid>
+      <w:tr>
+        <w:trPr>
+          <w:tblHeader w:val="on"/>
+        </w:trPr>
+        <w:tc>
+          <w:tcPr/>
+          <w:p>
+            <w:pPr>
+              <w:pStyle w:val="Compact"/>
+              <w:jc w:val="center"/>
+            </w:pPr>
+            <w:r>
+              <w:rPr>
+                <w:rFonts w:hint="eastAsia" w:ascii="Times New Roman" w:hAnsi="Times New Roman" w:eastAsia="SimHei" w:cs="Times New Roman"/>
+                <w:b/>
+              </w:rPr>
+              <w:t xml:space="preserve">知识点</w:t>
+            </w:r>
+          </w:p>
+        </w:tc>
+        <w:tc>
+          <w:tcPr/>
+          <w:p>
+            <w:pPr>
+              <w:pStyle w:val="Compact"/>
+              <w:jc w:val="center"/>
+            </w:pPr>
+            <w:r>
+              <w:rPr>
+                <w:rFonts w:hint="eastAsia" w:ascii="Times New Roman" w:hAnsi="Times New Roman" w:eastAsia="SimHei" w:cs="Times New Roman"/>
+                <w:b/>
+              </w:rPr>
+              <w:t xml:space="preserve">本题应用</w:t>
+            </w:r>
+          </w:p>
+        </w:tc>
+      </w:tr>
+      <w:tr>
+        <w:tc>
+          <w:tcPr/>
+          <w:p>
+            <w:pPr>
+              <w:pStyle w:val="Compact"/>
+              <w:jc w:val="center"/>
+            </w:pPr>
+            <w:r>
+              <w:rPr>
+                <w:rFonts w:hint="eastAsia" w:ascii="Times New Roman" w:hAnsi="Times New Roman" w:eastAsia="FangSong" w:cs="Times New Roman"/>
+              </w:rPr>
+              <w:t xml:space="preserve">标准电极电势</w:t>
+            </w:r>
+          </w:p>
+        </w:tc>
+        <w:tc>
+          <w:tcPr/>
+          <w:p>
+            <w:pPr>
+              <w:pStyle w:val="Compact"/>
+              <w:jc w:val="center"/>
+            </w:pPr>
+            <w:r>
+              <w:rPr>
+                <w:rFonts w:hint="eastAsia" w:ascii="Times New Roman" w:hAnsi="Times New Roman" w:eastAsia="FangSong" w:cs="Times New Roman"/>
+              </w:rPr>
+              <w:t xml:space="preserve">块体</w:t>
+            </w:r>
+            <w:r>
+              <w:rPr>
+                <w:rFonts w:ascii="Times New Roman" w:hAnsi="Times New Roman" w:eastAsia="Times New Roman" w:cs="Times New Roman"/>
+              </w:rPr>
+              <w:t xml:space="preserve"> vs </w:t>
+            </w:r>
+            <w:r>
+              <w:rPr>
+                <w:rFonts w:hint="eastAsia" w:ascii="Times New Roman" w:hAnsi="Times New Roman" w:eastAsia="FangSong" w:cs="Times New Roman"/>
+              </w:rPr>
+              <w:t xml:space="preserve">纳米簇</w:t>
+            </w:r>
+            <w:r>
+              <w:rPr>
+                <w:rFonts w:ascii="Times New Roman" w:hAnsi="Times New Roman" w:eastAsia="Times New Roman" w:cs="Times New Roman"/>
+              </w:rPr>
+              <w:t xml:space="preserve"> E^θ</w:t>
+            </w:r>
+          </w:p>
+        </w:tc>
+      </w:tr>
+      <w:tr>
+        <w:tc>
+          <w:tcPr/>
+          <w:p>
+            <w:pPr>
+              <w:pStyle w:val="Compact"/>
+              <w:jc w:val="center"/>
+            </w:pPr>
+            <w:r>
+              <w:rPr>
+                <w:rFonts w:hint="eastAsia" w:ascii="Times New Roman" w:hAnsi="Times New Roman" w:eastAsia="FangSong" w:cs="Times New Roman"/>
+              </w:rPr>
+              <w:t xml:space="preserve">能斯特方程</w:t>
+            </w:r>
+          </w:p>
+        </w:tc>
+        <w:tc>
+          <w:tcPr/>
+          <w:p>
+            <w:pPr>
+              <w:pStyle w:val="Compact"/>
+              <w:jc w:val="center"/>
+            </w:pPr>
+            <w:r>
+              <w:rPr>
+                <w:rFonts w:ascii="Times New Roman" w:hAnsi="Times New Roman" w:eastAsia="Times New Roman" w:cs="Times New Roman"/>
+              </w:rPr>
+              <w:t xml:space="preserve">E=E^θ+RT/nF·ln c</w:t>
+            </w:r>
+          </w:p>
+        </w:tc>
+      </w:tr>
+      <w:tr>
+        <w:tc>
+          <w:tcPr/>
+          <w:p>
+            <w:pPr>
+              <w:pStyle w:val="Compact"/>
+              <w:jc w:val="center"/>
+            </w:pPr>
+            <w:r>
+              <w:rPr>
+                <w:rFonts w:hint="eastAsia" w:ascii="Times New Roman" w:hAnsi="Times New Roman" w:eastAsia="FangSong" w:cs="Times New Roman"/>
+              </w:rPr>
+              <w:t xml:space="preserve">标准电极电势</w:t>
+            </w:r>
+          </w:p>
+        </w:tc>
+        <w:tc>
+          <w:tcPr/>
+          <w:p>
+            <w:pPr>
+              <w:pStyle w:val="Compact"/>
+              <w:jc w:val="center"/>
+            </w:pPr>
+            <w:r>
+              <w:rPr>
+                <w:rFonts w:hint="eastAsia" w:ascii="Times New Roman" w:hAnsi="Times New Roman" w:eastAsia="FangSong" w:cs="Times New Roman"/>
+              </w:rPr>
+              <w:t>尺寸</w:t>
+            </w:r>
+            <w:r>
+              <w:rPr>
+                <w:rFonts w:hint="eastAsia" w:ascii="Times New Roman" w:hAnsi="Times New Roman" w:eastAsia="Times New Roman" w:cs="Times New Roman"/>
+              </w:rPr>
+              <w:t>-</w:t>
+            </w:r>
+            <w:r>
+              <w:rPr>
+                <w:rFonts w:hint="eastAsia" w:ascii="Times New Roman" w:hAnsi="Times New Roman" w:eastAsia="FangSong" w:cs="Times New Roman"/>
+              </w:rPr>
+              <w:t>电势关系</w:t>
+            </w:r>
+          </w:p>
+        </w:tc>
+      </w:tr>
+    </w:tbl>
+    <w:p>
+      <w:pPr>
+        <w:spacing w:before="160" w:after="80"/>
+      </w:pPr>
+      <w:r>
+        <w:pict>
+          <v:rect style="width:0;height:1.5pt" o:hralign="center" o:hrstd="t" o:hr="t"/>
+        </w:pict>
+      </w:r>
+    </w:p>
+    <w:bookmarkEnd w:id="49"/>
+    <w:bookmarkEnd w:id="50"/>
     <w:sectPr>
       <w:footerReference w:type="default" r:id="rId9"/>
-      <w:headerReference w:type="default" r:id="rId10"/>
+      <w:headerReference w:type="default" r:id="rId11"/>
       <w:footnotePr>
         <w:numRestart w:val="eachSect"/>
       </w:footnotePr>
@@ -6943,6 +12379,91 @@
       </w:pPr>
     </w:lvl>
   </w:abstractNum>
+  <w:abstractNum w:abstractNumId="99432">
+    <w:nsid w:val="00A99432"/>
+    <w:multiLevelType w:val="multilevel"/>
+    <w:lvl w:ilvl="0">
+      <w:start w:val="2"/>
+      <w:numFmt w:val="decimal"/>
+      <w:lvlText w:val="(%1)"/>
+      <w:lvlJc w:val="left"/>
+      <w:pPr>
+        <w:ind w:left="720" w:hanging="360"/>
+      </w:pPr>
+    </w:lvl>
+    <w:lvl w:ilvl="1">
+      <w:start w:val="2"/>
+      <w:numFmt w:val="decimal"/>
+      <w:lvlText w:val="(%2)"/>
+      <w:lvlJc w:val="left"/>
+      <w:pPr>
+        <w:ind w:left="1440" w:hanging="360"/>
+      </w:pPr>
+    </w:lvl>
+    <w:lvl w:ilvl="2">
+      <w:start w:val="2"/>
+      <w:numFmt w:val="decimal"/>
+      <w:lvlText w:val="(%3)"/>
+      <w:lvlJc w:val="left"/>
+      <w:pPr>
+        <w:ind w:left="2160" w:hanging="360"/>
+      </w:pPr>
+    </w:lvl>
+    <w:lvl w:ilvl="3">
+      <w:start w:val="2"/>
+      <w:numFmt w:val="decimal"/>
+      <w:lvlText w:val="(%4)"/>
+      <w:lvlJc w:val="left"/>
+      <w:pPr>
+        <w:ind w:left="2880" w:hanging="360"/>
+      </w:pPr>
+    </w:lvl>
+    <w:lvl w:ilvl="4">
+      <w:start w:val="2"/>
+      <w:numFmt w:val="decimal"/>
+      <w:lvlText w:val="(%5)"/>
+      <w:lvlJc w:val="left"/>
+      <w:pPr>
+        <w:ind w:left="3600" w:hanging="360"/>
+      </w:pPr>
+    </w:lvl>
+    <w:lvl w:ilvl="5">
+      <w:start w:val="2"/>
+      <w:numFmt w:val="decimal"/>
+      <w:lvlText w:val="(%6)"/>
+      <w:lvlJc w:val="left"/>
+      <w:pPr>
+        <w:ind w:left="4320" w:hanging="360"/>
+      </w:pPr>
+    </w:lvl>
+    <w:lvl w:ilvl="6">
+      <w:start w:val="2"/>
+      <w:numFmt w:val="decimal"/>
+      <w:lvlText w:val="(%7)"/>
+      <w:lvlJc w:val="left"/>
+      <w:pPr>
+        <w:ind w:left="5040" w:hanging="360"/>
+      </w:pPr>
+    </w:lvl>
+    <w:lvl w:ilvl="7">
+      <w:start w:val="2"/>
+      <w:numFmt w:val="decimal"/>
+      <w:lvlText w:val="(%8)"/>
+      <w:lvlJc w:val="left"/>
+      <w:pPr>
+        <w:ind w:left="5760" w:hanging="360"/>
+      </w:pPr>
+    </w:lvl>
+    <w:lvl w:ilvl="8">
+      <w:start w:val="2"/>
+      <w:numFmt w:val="decimal"/>
+      <w:lvlText w:val="(%9)"/>
+      <w:lvlJc w:val="left"/>
+      <w:pPr>
+        <w:ind w:left="6480" w:hanging="360"/>
+      </w:pPr>
+    </w:lvl>
+  </w:abstractNum>
   <w:num w:numId="1000">
     <w:abstractNumId w:val="990"/>
   </w:num>
@@ -6974,6 +12495,36 @@
     </w:lvlOverride>
     <w:lvlOverride w:ilvl="8">
       <w:startOverride w:val="1"/>
+    </w:lvlOverride>
+  </w:num>
+  <w:num w:numId="1002">
+    <w:abstractNumId w:val="99432"/>
+    <w:lvlOverride w:ilvl="0">
+      <w:startOverride w:val="2"/>
+    </w:lvlOverride>
+    <w:lvlOverride w:ilvl="1">
+      <w:startOverride w:val="2"/>
+    </w:lvlOverride>
+    <w:lvlOverride w:ilvl="2">
+      <w:startOverride w:val="2"/>
+    </w:lvlOverride>
+    <w:lvlOverride w:ilvl="3">
+      <w:startOverride w:val="2"/>
+    </w:lvlOverride>
+    <w:lvlOverride w:ilvl="4">
+      <w:startOverride w:val="2"/>
+    </w:lvlOverride>
+    <w:lvlOverride w:ilvl="5">
+      <w:startOverride w:val="2"/>
+    </w:lvlOverride>
+    <w:lvlOverride w:ilvl="6">
+      <w:startOverride w:val="2"/>
+    </w:lvlOverride>
+    <w:lvlOverride w:ilvl="7">
+      <w:startOverride w:val="2"/>
+    </w:lvlOverride>
+    <w:lvlOverride w:ilvl="8">
+      <w:startOverride w:val="2"/>
     </w:lvlOverride>
   </w:num>
 </w:numbering>

--- a/00-首页/题组Word/习题书/学生版-打印版/第二篇-结构化学/6-超分子与材料化学.docx
+++ b/00-首页/题组Word/习题书/学生版-打印版/第二篇-结构化学/6-超分子与材料化学.docx
@@ -2,7 +2,7 @@
 <file path=word/document.xml><?xml version="1.0" encoding="utf-8"?>
 <w:document xmlns:w="http://schemas.openxmlformats.org/wordprocessingml/2006/main" xmlns:m="http://schemas.openxmlformats.org/officeDocument/2006/math" xmlns:r="http://schemas.openxmlformats.org/officeDocument/2006/relationships" xmlns:o="urn:schemas-microsoft-com:office:office" xmlns:v="urn:schemas-microsoft-com:vml" xmlns:w10="urn:schemas-microsoft-com:office:word" xmlns:a="http://schemas.openxmlformats.org/drawingml/2006/main" xmlns:pic="http://schemas.openxmlformats.org/drawingml/2006/picture" xmlns:wp="http://schemas.openxmlformats.org/drawingml/2006/wordprocessingDrawing">
   <w:body>
-    <w:bookmarkStart w:id="50" w:name="第-6-章-超分子与材料化学"/>
+    <w:bookmarkStart w:id="56" w:name="第-6-章-超分子与材料化学"/>
     <w:p>
       <w:pPr>
         <w:pStyle w:val="Heading1"/>
@@ -51,7 +51,7 @@
         </w:pict>
       </w:r>
     </w:p>
-    <w:bookmarkStart w:id="9" w:name="推断a至f及x的化学式第36届初赛第二场"/>
+    <w:bookmarkStart w:id="9" w:name="基础巩固"/>
     <w:p>
       <w:pPr>
         <w:pStyle w:val="Heading2"/>
@@ -60,6 +60,21 @@
       </w:pPr>
       <w:r>
         <w:rPr>
+          <w:rFonts w:hint="eastAsia" w:ascii="Times New Roman" w:hAnsi="Times New Roman" w:eastAsia="SimHei" w:cs="Times New Roman"/>
+        </w:rPr>
+        <w:t xml:space="preserve">基础巩固</w:t>
+      </w:r>
+    </w:p>
+    <w:bookmarkEnd w:id="9"/>
+    <w:bookmarkStart w:id="13" w:name="分子-习56"/>
+    <w:p>
+      <w:pPr>
+        <w:pStyle w:val="Heading2"/>
+        <w:spacing w:before="280" w:after="80"/>
+        <w:keepNext/>
+      </w:pPr>
+      <w:r>
+        <w:rPr>
           <w:rFonts w:ascii="Times New Roman" w:hAnsi="Times New Roman" w:eastAsia="Times New Roman" w:cs="Times New Roman"/>
         </w:rPr>
         <w:t xml:space="preserve">6.1 </w:t>
@@ -68,84 +83,522 @@
         <w:rPr>
           <w:rFonts w:hint="eastAsia" w:ascii="Times New Roman" w:hAnsi="Times New Roman" w:eastAsia="SimHei" w:cs="Times New Roman"/>
         </w:rPr>
-        <w:t>推断</w:t>
-      </w:r>
-      <w:r>
-        <w:rPr>
-          <w:rFonts w:hint="eastAsia" w:ascii="Times New Roman" w:hAnsi="Times New Roman" w:eastAsia="Times New Roman" w:cs="Times New Roman"/>
-        </w:rPr>
-        <w:t>A</w:t>
+        <w:t>分子</w:t>
+      </w:r>
+      <w:r>
+        <w:rPr>
+          <w:rFonts w:hint="eastAsia" w:ascii="Times New Roman" w:hAnsi="Times New Roman" w:eastAsia="Times New Roman" w:cs="Times New Roman"/>
+        </w:rPr>
+        <w:t>-</w:t>
       </w:r>
       <w:r>
         <w:rPr>
           <w:rFonts w:hint="eastAsia" w:ascii="Times New Roman" w:hAnsi="Times New Roman" w:eastAsia="SimHei" w:cs="Times New Roman"/>
         </w:rPr>
-        <w:t>至</w:t>
-      </w:r>
-      <w:r>
-        <w:rPr>
-          <w:rFonts w:hint="eastAsia" w:ascii="Times New Roman" w:hAnsi="Times New Roman" w:eastAsia="Times New Roman" w:cs="Times New Roman"/>
-        </w:rPr>
-        <w:t>F</w:t>
-      </w:r>
-      <w:r>
-        <w:rPr>
-          <w:rFonts w:hint="eastAsia" w:ascii="Times New Roman" w:hAnsi="Times New Roman" w:eastAsia="SimHei" w:cs="Times New Roman"/>
-        </w:rPr>
-        <w:t>及</w:t>
-      </w:r>
-      <w:r>
-        <w:rPr>
-          <w:rFonts w:hint="eastAsia" w:ascii="Times New Roman" w:hAnsi="Times New Roman" w:eastAsia="Times New Roman" w:cs="Times New Roman"/>
-        </w:rPr>
-        <w:t>X</w:t>
-      </w:r>
-      <w:r>
-        <w:rPr>
-          <w:rFonts w:hint="eastAsia" w:ascii="Times New Roman" w:hAnsi="Times New Roman" w:eastAsia="SimHei" w:cs="Times New Roman"/>
-        </w:rPr>
-        <w:t>的化学式</w:t>
-      </w:r>
-      <w:r>
-        <w:rPr>
-          <w:rFonts w:hint="eastAsia" w:ascii="Times New Roman" w:hAnsi="Times New Roman" w:eastAsia="Times New Roman" w:cs="Times New Roman"/>
-        </w:rPr>
-        <w:t>（</w:t>
-      </w:r>
-      <w:r>
-        <w:rPr>
-          <w:rFonts w:hint="eastAsia" w:ascii="Times New Roman" w:hAnsi="Times New Roman" w:eastAsia="SimHei" w:cs="Times New Roman"/>
-        </w:rPr>
-        <w:t>第</w:t>
-      </w:r>
-      <w:r>
-        <w:rPr>
-          <w:rFonts w:hint="eastAsia" w:ascii="Times New Roman" w:hAnsi="Times New Roman" w:eastAsia="Times New Roman" w:cs="Times New Roman"/>
-        </w:rPr>
-        <w:t>36</w:t>
-      </w:r>
-      <w:r>
-        <w:rPr>
-          <w:rFonts w:hint="eastAsia" w:ascii="Times New Roman" w:hAnsi="Times New Roman" w:eastAsia="SimHei" w:cs="Times New Roman"/>
-        </w:rPr>
-        <w:t>届初赛第二场</w:t>
-      </w:r>
-      <w:r>
-        <w:rPr>
-          <w:rFonts w:hint="eastAsia" w:ascii="Times New Roman" w:hAnsi="Times New Roman" w:eastAsia="Times New Roman" w:cs="Times New Roman"/>
-        </w:rPr>
-        <w:t>）</w:t>
+        <w:t>习</w:t>
+      </w:r>
+      <w:r>
+        <w:rPr>
+          <w:rFonts w:hint="eastAsia" w:ascii="Times New Roman" w:hAnsi="Times New Roman" w:eastAsia="Times New Roman" w:cs="Times New Roman"/>
+        </w:rPr>
+        <w:t>56</w:t>
+      </w:r>
+    </w:p>
+    <w:p>
+      <w:pPr>
+        <w:pStyle w:val="Compact"/>
+        <w:numPr>
+          <w:ilvl w:val="0"/>
+          <w:numId w:val="1001"/>
+        </w:numPr>
+      </w:pPr>
+      <w:r>
+        <w:rPr>
+          <w:rFonts w:ascii="Times New Roman" w:hAnsi="Times New Roman" w:eastAsia="Times New Roman" w:cs="Times New Roman"/>
+        </w:rPr>
+        <w:t xml:space="preserve">2001 </w:t>
+      </w:r>
+      <w:r>
+        <w:rPr>
+          <w:rFonts w:hint="eastAsia" w:ascii="Times New Roman" w:hAnsi="Times New Roman" w:eastAsia="FangSong" w:cs="Times New Roman"/>
+        </w:rPr>
+        <w:t>年是伟大的化学家</w:t>
+      </w:r>
+      <w:r>
+        <w:rPr>
+          <w:rFonts w:hint="eastAsia" w:ascii="Times New Roman" w:hAnsi="Times New Roman" w:eastAsia="Times New Roman" w:cs="Times New Roman"/>
+        </w:rPr>
+        <w:t>、</w:t>
+      </w:r>
+      <w:r>
+        <w:rPr>
+          <w:rFonts w:hint="eastAsia" w:ascii="Times New Roman" w:hAnsi="Times New Roman" w:eastAsia="FangSong" w:cs="Times New Roman"/>
+        </w:rPr>
+        <w:t>诺贝尔化学奖得主</w:t>
+      </w:r>
+      <w:r>
+        <w:rPr>
+          <w:rFonts w:hint="eastAsia" w:ascii="Times New Roman" w:hAnsi="Times New Roman" w:eastAsia="Times New Roman" w:cs="Times New Roman"/>
+        </w:rPr>
+        <w:t>、</w:t>
+      </w:r>
+      <w:r>
+        <w:rPr>
+          <w:rFonts w:hint="eastAsia" w:ascii="Times New Roman" w:hAnsi="Times New Roman" w:eastAsia="FangSong" w:cs="Times New Roman"/>
+        </w:rPr>
+        <w:t>著名的化学结构大师鲍林</w:t>
+      </w:r>
+      <w:r>
+        <w:rPr>
+          <w:rFonts w:ascii="Times New Roman" w:hAnsi="Times New Roman" w:eastAsia="Times New Roman" w:cs="Times New Roman"/>
+        </w:rPr>
+        <w:t xml:space="preserve"> (Linus Pauling) </w:t>
+      </w:r>
+      <w:r>
+        <w:rPr>
+          <w:rFonts w:hint="eastAsia" w:ascii="Times New Roman" w:hAnsi="Times New Roman" w:eastAsia="FangSong" w:cs="Times New Roman"/>
+        </w:rPr>
+        <w:t xml:space="preserve">教授诞辰</w:t>
+      </w:r>
+      <w:r>
+        <w:rPr>
+          <w:rFonts w:ascii="Times New Roman" w:hAnsi="Times New Roman" w:eastAsia="Times New Roman" w:cs="Times New Roman"/>
+        </w:rPr>
+        <w:t xml:space="preserve"> 100 </w:t>
+      </w:r>
+      <w:r>
+        <w:rPr>
+          <w:rFonts w:hint="eastAsia" w:ascii="Times New Roman" w:hAnsi="Times New Roman" w:eastAsia="FangSong" w:cs="Times New Roman"/>
+        </w:rPr>
+        <w:t xml:space="preserve">周年</w:t>
+      </w:r>
+      <w:r>
+        <w:rPr>
+          <w:rFonts w:ascii="Times New Roman" w:hAnsi="Times New Roman" w:eastAsia="Times New Roman" w:cs="Times New Roman"/>
+        </w:rPr>
+        <w:t xml:space="preserve"> </w:t>
+      </w:r>
+      <w:r>
+        <w:rPr>
+          <w:rFonts w:hint="eastAsia" w:ascii="Times New Roman" w:hAnsi="Times New Roman" w:eastAsia="Times New Roman" w:cs="Times New Roman"/>
+        </w:rPr>
+        <w:t>(1901—1994)。</w:t>
+      </w:r>
+      <w:r>
+        <w:rPr>
+          <w:rFonts w:hint="eastAsia" w:ascii="Times New Roman" w:hAnsi="Times New Roman" w:eastAsia="FangSong" w:cs="Times New Roman"/>
+        </w:rPr>
+        <w:t>鲍林教授逝世后</w:t>
+      </w:r>
+      <w:r>
+        <w:rPr>
+          <w:rFonts w:hint="eastAsia" w:ascii="Times New Roman" w:hAnsi="Times New Roman" w:eastAsia="Times New Roman" w:cs="Times New Roman"/>
+        </w:rPr>
+        <w:t>，</w:t>
+      </w:r>
+      <w:r>
+        <w:rPr>
+          <w:rFonts w:hint="eastAsia" w:ascii="Times New Roman" w:hAnsi="Times New Roman" w:eastAsia="FangSong" w:cs="Times New Roman"/>
+        </w:rPr>
+        <w:t>人们发现他的办公室里面有一块黑板</w:t>
+      </w:r>
+      <w:r>
+        <w:rPr>
+          <w:rFonts w:hint="eastAsia" w:ascii="Times New Roman" w:hAnsi="Times New Roman" w:eastAsia="Times New Roman" w:cs="Times New Roman"/>
+        </w:rPr>
+        <w:t>，</w:t>
+      </w:r>
+      <w:r>
+        <w:rPr>
+          <w:rFonts w:hint="eastAsia" w:ascii="Times New Roman" w:hAnsi="Times New Roman" w:eastAsia="FangSong" w:cs="Times New Roman"/>
+        </w:rPr>
+        <w:t>画得满满的</w:t>
+      </w:r>
+      <w:r>
+        <w:rPr>
+          <w:rFonts w:hint="eastAsia" w:ascii="Times New Roman" w:hAnsi="Times New Roman" w:eastAsia="Times New Roman" w:cs="Times New Roman"/>
+        </w:rPr>
+        <w:t>，</w:t>
+      </w:r>
+      <w:r>
+        <w:rPr>
+          <w:rFonts w:hint="eastAsia" w:ascii="Times New Roman" w:hAnsi="Times New Roman" w:eastAsia="FangSong" w:cs="Times New Roman"/>
+        </w:rPr>
+        <w:t>其中一个结构式如右图所示</w:t>
+      </w:r>
+      <w:r>
+        <w:rPr>
+          <w:rFonts w:hint="eastAsia" w:ascii="Times New Roman" w:hAnsi="Times New Roman" w:eastAsia="Times New Roman" w:cs="Times New Roman"/>
+        </w:rPr>
+        <w:t>。</w:t>
+      </w:r>
+      <w:r>
+        <w:rPr>
+          <w:rFonts w:hint="eastAsia" w:ascii="Times New Roman" w:hAnsi="Times New Roman" w:eastAsia="FangSong" w:cs="Times New Roman"/>
+        </w:rPr>
+        <w:t>他为什么画这个结构式</w:t>
+      </w:r>
+      <w:r>
+        <w:rPr>
+          <w:rFonts w:hint="eastAsia" w:ascii="Times New Roman" w:hAnsi="Times New Roman" w:eastAsia="Times New Roman" w:cs="Times New Roman"/>
+        </w:rPr>
+        <w:t>？</w:t>
+      </w:r>
+      <w:r>
+        <w:rPr>
+          <w:rFonts w:hint="eastAsia" w:ascii="Times New Roman" w:hAnsi="Times New Roman" w:eastAsia="FangSong" w:cs="Times New Roman"/>
+        </w:rPr>
+        <w:t>它是生命前物质</w:t>
+      </w:r>
+      <w:r>
+        <w:rPr>
+          <w:rFonts w:hint="eastAsia" w:ascii="Times New Roman" w:hAnsi="Times New Roman" w:eastAsia="Times New Roman" w:cs="Times New Roman"/>
+        </w:rPr>
+        <w:t>？</w:t>
+      </w:r>
+      <w:r>
+        <w:rPr>
+          <w:rFonts w:hint="eastAsia" w:ascii="Times New Roman" w:hAnsi="Times New Roman" w:eastAsia="FangSong" w:cs="Times New Roman"/>
+        </w:rPr>
+        <w:t>它能合成吗</w:t>
+      </w:r>
+      <w:r>
+        <w:rPr>
+          <w:rFonts w:hint="eastAsia" w:ascii="Times New Roman" w:hAnsi="Times New Roman" w:eastAsia="Times New Roman" w:cs="Times New Roman"/>
+        </w:rPr>
+        <w:t>？</w:t>
+      </w:r>
+      <w:r>
+        <w:rPr>
+          <w:rFonts w:hint="eastAsia" w:ascii="Times New Roman" w:hAnsi="Times New Roman" w:eastAsia="FangSong" w:cs="Times New Roman"/>
+        </w:rPr>
+        <w:t>它有什么性质</w:t>
+      </w:r>
+      <w:r>
+        <w:rPr>
+          <w:rFonts w:hint="eastAsia" w:ascii="Times New Roman" w:hAnsi="Times New Roman" w:eastAsia="Times New Roman" w:cs="Times New Roman"/>
+        </w:rPr>
+        <w:t>？</w:t>
+      </w:r>
+      <w:r>
+        <w:rPr>
+          <w:rFonts w:hint="eastAsia" w:ascii="Times New Roman" w:hAnsi="Times New Roman" w:eastAsia="FangSong" w:cs="Times New Roman"/>
+        </w:rPr>
+        <w:t>不得而知</w:t>
+      </w:r>
+      <w:r>
+        <w:rPr>
+          <w:rFonts w:hint="eastAsia" w:ascii="Times New Roman" w:hAnsi="Times New Roman" w:eastAsia="Times New Roman" w:cs="Times New Roman"/>
+        </w:rPr>
+        <w:t>。</w:t>
+      </w:r>
+      <w:r>
+        <w:rPr>
+          <w:rFonts w:hint="eastAsia" w:ascii="Times New Roman" w:hAnsi="Times New Roman" w:eastAsia="FangSong" w:cs="Times New Roman"/>
+        </w:rPr>
+        <w:t>这是鲍林留给世人的一个谜</w:t>
+      </w:r>
+      <w:r>
+        <w:rPr>
+          <w:rFonts w:hint="eastAsia" w:ascii="Times New Roman" w:hAnsi="Times New Roman" w:eastAsia="Times New Roman" w:cs="Times New Roman"/>
+        </w:rPr>
+        <w:t>。</w:t>
+      </w:r>
+      <w:r>
+        <w:rPr>
+          <w:rFonts w:hint="eastAsia" w:ascii="Times New Roman" w:hAnsi="Times New Roman" w:eastAsia="FangSong" w:cs="Times New Roman"/>
+        </w:rPr>
+        <w:t>也许这是永远无法解开的谜</w:t>
+      </w:r>
+      <w:r>
+        <w:rPr>
+          <w:rFonts w:hint="eastAsia" w:ascii="Times New Roman" w:hAnsi="Times New Roman" w:eastAsia="Times New Roman" w:cs="Times New Roman"/>
+        </w:rPr>
+        <w:t>；</w:t>
+      </w:r>
+      <w:r>
+        <w:rPr>
+          <w:rFonts w:hint="eastAsia" w:ascii="Times New Roman" w:hAnsi="Times New Roman" w:eastAsia="FangSong" w:cs="Times New Roman"/>
+        </w:rPr>
+        <w:t>也许你有朝一日能解开它</w:t>
+      </w:r>
+      <w:r>
+        <w:rPr>
+          <w:rFonts w:hint="eastAsia" w:ascii="Times New Roman" w:hAnsi="Times New Roman" w:eastAsia="Times New Roman" w:cs="Times New Roman"/>
+        </w:rPr>
+        <w:t>。</w:t>
+      </w:r>
+      <w:r>
+        <w:rPr>
+          <w:rFonts w:hint="eastAsia" w:ascii="Times New Roman" w:hAnsi="Times New Roman" w:eastAsia="FangSong" w:cs="Times New Roman"/>
+        </w:rPr>
+        <w:t>不管结果如何</w:t>
+      </w:r>
+      <w:r>
+        <w:rPr>
+          <w:rFonts w:hint="eastAsia" w:ascii="Times New Roman" w:hAnsi="Times New Roman" w:eastAsia="Times New Roman" w:cs="Times New Roman"/>
+        </w:rPr>
+        <w:t>，</w:t>
+      </w:r>
+      <w:r>
+        <w:rPr>
+          <w:rFonts w:hint="eastAsia" w:ascii="Times New Roman" w:hAnsi="Times New Roman" w:eastAsia="FangSong" w:cs="Times New Roman"/>
+        </w:rPr>
+        <w:t>请先对这个结构做一番考察</w:t>
+      </w:r>
+      <w:r>
+        <w:rPr>
+          <w:rFonts w:hint="eastAsia" w:ascii="Times New Roman" w:hAnsi="Times New Roman" w:eastAsia="Times New Roman" w:cs="Times New Roman"/>
+        </w:rPr>
+        <w:t>：</w:t>
       </w:r>
     </w:p>
     <w:p>
       <w:pPr>
         <w:pStyle w:val="FirstParagraph"/>
-      </w:pPr>
-      <w:r>
-        <w:rPr>
-          <w:rFonts w:hint="eastAsia" w:ascii="Times New Roman" w:hAnsi="Times New Roman" w:eastAsia="FangSong" w:cs="Times New Roman"/>
-        </w:rPr>
-        <w:t>电解质是电池的重要组分之一</w:t>
+        <w:spacing w:before="160" w:after="80"/>
+        <w:jc w:val="center"/>
+      </w:pPr>
+      <w:r>
+        <w:rPr>
+          <w:rFonts w:ascii="Times New Roman" w:hAnsi="Times New Roman" w:eastAsia="Times New Roman" w:cs="Times New Roman"/>
+        </w:rPr>
+        <w:drawing>
+          <wp:inline>
+            <wp:extent cx="3225800" cy="3162300"/>
+            <wp:effectExtent b="0" l="0" r="0" t="0"/>
+            <wp:docPr descr="" title="" id="11" name="Picture"/>
+            <a:graphic>
+              <a:graphicData uri="http://schemas.openxmlformats.org/drawingml/2006/picture">
+                <pic:pic>
+                  <pic:nvPicPr>
+                    <pic:cNvPr descr="7e8e05d3ef99809a316b7c07af4c52ac9e88c2f5aaba64f311bc9a37287c6104.jpg" id="12" name="Picture"/>
+                    <pic:cNvPicPr>
+                      <a:picLocks noChangeArrowheads="1" noChangeAspect="1"/>
+                    </pic:cNvPicPr>
+                  </pic:nvPicPr>
+                  <pic:blipFill>
+                    <a:blip r:embed="rId10"/>
+                    <a:stretch>
+                      <a:fillRect/>
+                    </a:stretch>
+                  </pic:blipFill>
+                  <pic:spPr bwMode="auto">
+                    <a:xfrm>
+                      <a:off x="0" y="0"/>
+                      <a:ext cx="3225800" cy="3162300"/>
+                    </a:xfrm>
+                    <a:prstGeom prst="rect">
+                      <a:avLst/>
+                    </a:prstGeom>
+                    <a:noFill/>
+                    <a:ln w="9525">
+                      <a:noFill/>
+                      <a:headEnd/>
+                      <a:tailEnd/>
+                    </a:ln>
+                  </pic:spPr>
+                </pic:pic>
+              </a:graphicData>
+            </a:graphic>
+          </wp:inline>
+        </w:drawing>
+      </w:r>
+    </w:p>
+    <w:p>
+      <w:pPr>
+        <w:pStyle w:val="BodyText"/>
+      </w:pPr>
+      <w:r>
+        <w:rPr>
+          <w:rFonts w:hint="eastAsia" w:ascii="Times New Roman" w:hAnsi="Times New Roman" w:eastAsia="Times New Roman" w:cs="Times New Roman"/>
+        </w:rPr>
+        <w:t>(1)</w:t>
+      </w:r>
+      <w:r>
+        <w:rPr>
+          <w:rFonts w:hint="eastAsia" w:ascii="Times New Roman" w:hAnsi="Times New Roman" w:eastAsia="FangSong" w:cs="Times New Roman"/>
+        </w:rPr>
+        <w:t>它的分子式是什么</w:t>
+      </w:r>
+      <w:r>
+        <w:rPr>
+          <w:rFonts w:hint="eastAsia" w:ascii="Times New Roman" w:hAnsi="Times New Roman" w:eastAsia="Times New Roman" w:cs="Times New Roman"/>
+        </w:rPr>
+        <w:t>？</w:t>
+      </w:r>
+    </w:p>
+    <w:p>
+      <w:pPr>
+        <w:pStyle w:val="BodyText"/>
+      </w:pPr>
+      <w:r>
+        <w:rPr>
+          <w:rFonts w:hint="eastAsia" w:ascii="Times New Roman" w:hAnsi="Times New Roman" w:eastAsia="Times New Roman" w:cs="Times New Roman"/>
+        </w:rPr>
+        <w:t>(2)</w:t>
+      </w:r>
+      <w:r>
+        <w:rPr>
+          <w:rFonts w:hint="eastAsia" w:ascii="Times New Roman" w:hAnsi="Times New Roman" w:eastAsia="FangSong" w:cs="Times New Roman"/>
+        </w:rPr>
+        <w:t>它的所有原子是否处于同一个平面上</w:t>
+      </w:r>
+      <w:r>
+        <w:rPr>
+          <w:rFonts w:hint="eastAsia" w:ascii="Times New Roman" w:hAnsi="Times New Roman" w:eastAsia="Times New Roman" w:cs="Times New Roman"/>
+        </w:rPr>
+        <w:t>?</w:t>
+      </w:r>
+    </w:p>
+    <w:p>
+      <w:pPr>
+        <w:pStyle w:val="BodyText"/>
+      </w:pPr>
+      <w:r>
+        <w:rPr>
+          <w:rFonts w:hint="eastAsia" w:ascii="Times New Roman" w:hAnsi="Times New Roman" w:eastAsia="Times New Roman" w:cs="Times New Roman"/>
+        </w:rPr>
+        <w:t>(3)</w:t>
+      </w:r>
+      <w:r>
+        <w:rPr>
+          <w:rFonts w:hint="eastAsia" w:ascii="Times New Roman" w:hAnsi="Times New Roman" w:eastAsia="FangSong" w:cs="Times New Roman"/>
+        </w:rPr>
+        <w:t>它是否带有电荷</w:t>
+      </w:r>
+      <w:r>
+        <w:rPr>
+          <w:rFonts w:hint="eastAsia" w:ascii="Times New Roman" w:hAnsi="Times New Roman" w:eastAsia="Times New Roman" w:cs="Times New Roman"/>
+        </w:rPr>
+        <w:t>?</w:t>
+      </w:r>
+    </w:p>
+    <w:p>
+      <w:pPr>
+        <w:pStyle w:val="BodyText"/>
+      </w:pPr>
+      <w:r>
+        <w:rPr>
+          <w:rFonts w:hint="eastAsia" w:ascii="Times New Roman" w:hAnsi="Times New Roman" w:eastAsia="Times New Roman" w:cs="Times New Roman"/>
+        </w:rPr>
+        <w:t>(4)</w:t>
+      </w:r>
+      <w:r>
+        <w:rPr>
+          <w:rFonts w:hint="eastAsia" w:ascii="Times New Roman" w:hAnsi="Times New Roman" w:eastAsia="FangSong" w:cs="Times New Roman"/>
+        </w:rPr>
+        <w:t>该分子中</w:t>
+      </w:r>
+      <w:r>
+        <w:rPr>
+          <w:rFonts w:ascii="Times New Roman" w:hAnsi="Times New Roman" w:eastAsia="Times New Roman" w:cs="Times New Roman"/>
+        </w:rPr>
+        <w:t xml:space="preserve"> sp </w:t>
+      </w:r>
+      <w:r>
+        <w:rPr>
+          <w:rFonts w:hint="eastAsia" w:ascii="Times New Roman" w:hAnsi="Times New Roman" w:eastAsia="FangSong" w:cs="Times New Roman"/>
+        </w:rPr>
+        <w:t xml:space="preserve">杂化的</w:t>
+      </w:r>
+      <w:r>
+        <w:rPr>
+          <w:rFonts w:ascii="Times New Roman" w:hAnsi="Times New Roman" w:eastAsia="Times New Roman" w:cs="Times New Roman"/>
+        </w:rPr>
+        <w:t xml:space="preserve"> N </w:t>
+      </w:r>
+      <w:r>
+        <w:rPr>
+          <w:rFonts w:hint="eastAsia" w:ascii="Times New Roman" w:hAnsi="Times New Roman" w:eastAsia="FangSong" w:cs="Times New Roman"/>
+        </w:rPr>
+        <w:t xml:space="preserve">原子有</w:t>
+      </w:r>
+      <w:r>
+        <w:rPr>
+          <w:rFonts w:ascii="Times New Roman" w:hAnsi="Times New Roman" w:eastAsia="Times New Roman" w:cs="Times New Roman"/>
+        </w:rPr>
+        <w:t xml:space="preserve"> ____ </w:t>
+      </w:r>
+      <w:r>
+        <w:rPr>
+          <w:rFonts w:hint="eastAsia" w:ascii="Times New Roman" w:hAnsi="Times New Roman" w:eastAsia="FangSong" w:cs="Times New Roman"/>
+        </w:rPr>
+        <w:t>个</w:t>
+      </w:r>
+      <w:r>
+        <w:rPr>
+          <w:rFonts w:hint="eastAsia" w:ascii="Times New Roman" w:hAnsi="Times New Roman" w:eastAsia="Times New Roman" w:cs="Times New Roman"/>
+        </w:rPr>
+        <w:t>;sp</w:t>
+      </w:r>
+      <w:r>
+        <w:rPr>
+          <w:rFonts w:hint="eastAsia" w:ascii="Times New Roman" w:hAnsi="Times New Roman" w:eastAsia="Times New Roman" w:cs="Times New Roman"/>
+          <w:vertAlign w:val="superscript"/>
+        </w:rPr>
+        <w:t>2</w:t>
+      </w:r>
+      <w:r>
+        <w:rPr>
+          <w:rFonts w:ascii="Times New Roman" w:hAnsi="Times New Roman" w:eastAsia="Times New Roman" w:cs="Times New Roman"/>
+        </w:rPr>
+        <w:t xml:space="preserve"> </w:t>
+      </w:r>
+      <w:r>
+        <w:rPr>
+          <w:rFonts w:hint="eastAsia" w:ascii="Times New Roman" w:hAnsi="Times New Roman" w:eastAsia="FangSong" w:cs="Times New Roman"/>
+        </w:rPr>
+        <w:t xml:space="preserve">杂化</w:t>
+      </w:r>
+      <w:r>
+        <w:rPr>
+          <w:rFonts w:ascii="Times New Roman" w:hAnsi="Times New Roman" w:eastAsia="Times New Roman" w:cs="Times New Roman"/>
+        </w:rPr>
+        <w:t xml:space="preserve"> ____ </w:t>
+      </w:r>
+      <w:r>
+        <w:rPr>
+          <w:rFonts w:hint="eastAsia" w:ascii="Times New Roman" w:hAnsi="Times New Roman" w:eastAsia="FangSong" w:cs="Times New Roman"/>
+        </w:rPr>
+        <w:t>个</w:t>
+      </w:r>
+      <w:r>
+        <w:rPr>
+          <w:rFonts w:hint="eastAsia" w:ascii="Times New Roman" w:hAnsi="Times New Roman" w:eastAsia="Times New Roman" w:cs="Times New Roman"/>
+        </w:rPr>
+        <w:t>;sp</w:t>
+      </w:r>
+      <w:r>
+        <w:rPr>
+          <w:rFonts w:hint="eastAsia" w:ascii="Times New Roman" w:hAnsi="Times New Roman" w:eastAsia="Times New Roman" w:cs="Times New Roman"/>
+          <w:vertAlign w:val="superscript"/>
+        </w:rPr>
+        <w:t>3</w:t>
+      </w:r>
+      <w:r>
+        <w:rPr>
+          <w:rFonts w:ascii="Times New Roman" w:hAnsi="Times New Roman" w:eastAsia="Times New Roman" w:cs="Times New Roman"/>
+        </w:rPr>
+        <w:t xml:space="preserve"> </w:t>
+      </w:r>
+      <w:r>
+        <w:rPr>
+          <w:rFonts w:hint="eastAsia" w:ascii="Times New Roman" w:hAnsi="Times New Roman" w:eastAsia="FangSong" w:cs="Times New Roman"/>
+        </w:rPr>
+        <w:t xml:space="preserve">杂化</w:t>
+      </w:r>
+      <w:r>
+        <w:rPr>
+          <w:rFonts w:ascii="Times New Roman" w:hAnsi="Times New Roman" w:eastAsia="Times New Roman" w:cs="Times New Roman"/>
+        </w:rPr>
+        <w:t xml:space="preserve"> ____ </w:t>
+      </w:r>
+      <w:r>
+        <w:rPr>
+          <w:rFonts w:hint="eastAsia" w:ascii="Times New Roman" w:hAnsi="Times New Roman" w:eastAsia="FangSong" w:cs="Times New Roman"/>
+        </w:rPr>
+        <w:t>个</w:t>
       </w:r>
       <w:r>
         <w:rPr>
@@ -153,294 +606,6 @@
         </w:rPr>
         <w:t>。</w:t>
       </w:r>
-      <w:r>
-        <w:rPr>
-          <w:rFonts w:hint="eastAsia" w:ascii="Times New Roman" w:hAnsi="Times New Roman" w:eastAsia="FangSong" w:cs="Times New Roman"/>
-        </w:rPr>
-        <w:t>锂离子电池中</w:t>
-      </w:r>
-      <w:r>
-        <w:rPr>
-          <w:rFonts w:hint="eastAsia" w:ascii="Times New Roman" w:hAnsi="Times New Roman" w:eastAsia="Times New Roman" w:cs="Times New Roman"/>
-        </w:rPr>
-        <w:t>，</w:t>
-      </w:r>
-      <w:r>
-        <w:rPr>
-          <w:rFonts w:hint="eastAsia" w:ascii="Times New Roman" w:hAnsi="Times New Roman" w:eastAsia="FangSong" w:cs="Times New Roman"/>
-        </w:rPr>
-        <w:t>最常用的电解质为锂盐</w:t>
-      </w:r>
-      <w:r>
-        <w:rPr>
-          <w:rFonts w:ascii="Times New Roman" w:hAnsi="Times New Roman" w:eastAsia="Times New Roman" w:cs="Times New Roman"/>
-        </w:rPr>
-        <w:t xml:space="preserve"> X。X </w:t>
-      </w:r>
-      <w:r>
-        <w:rPr>
-          <w:rFonts w:hint="eastAsia" w:ascii="Times New Roman" w:hAnsi="Times New Roman" w:eastAsia="FangSong" w:cs="Times New Roman"/>
-        </w:rPr>
-        <w:t>中阴离子为正八面体构型</w:t>
-      </w:r>
-      <w:r>
-        <w:rPr>
-          <w:rFonts w:hint="eastAsia" w:ascii="Times New Roman" w:hAnsi="Times New Roman" w:eastAsia="Times New Roman" w:cs="Times New Roman"/>
-        </w:rPr>
-        <w:t>，</w:t>
-      </w:r>
-      <w:r>
-        <w:rPr>
-          <w:rFonts w:hint="eastAsia" w:ascii="Times New Roman" w:hAnsi="Times New Roman" w:eastAsia="FangSong" w:cs="Times New Roman"/>
-        </w:rPr>
-        <w:t>其组成元素均为短周期元素</w:t>
-      </w:r>
-      <w:r>
-        <w:rPr>
-          <w:rFonts w:hint="eastAsia" w:ascii="Times New Roman" w:hAnsi="Times New Roman" w:eastAsia="Times New Roman" w:cs="Times New Roman"/>
-        </w:rPr>
-        <w:t>。X</w:t>
-      </w:r>
-      <w:r>
-        <w:rPr>
-          <w:rFonts w:ascii="Times New Roman" w:hAnsi="Times New Roman" w:eastAsia="Times New Roman" w:cs="Times New Roman"/>
-        </w:rPr>
-        <w:t xml:space="preserve"> </w:t>
-      </w:r>
-      <w:r>
-        <w:rPr>
-          <w:rFonts w:hint="eastAsia" w:ascii="Times New Roman" w:hAnsi="Times New Roman" w:eastAsia="FangSong" w:cs="Times New Roman"/>
-        </w:rPr>
-        <w:t>的合成方法之一如下</w:t>
-      </w:r>
-      <w:r>
-        <w:rPr>
-          <w:rFonts w:hint="eastAsia" w:ascii="Times New Roman" w:hAnsi="Times New Roman" w:eastAsia="Times New Roman" w:cs="Times New Roman"/>
-        </w:rPr>
-        <w:t>：</w:t>
-      </w:r>
-      <w:r>
-        <w:rPr>
-          <w:rFonts w:hint="eastAsia" w:ascii="Times New Roman" w:hAnsi="Times New Roman" w:eastAsia="FangSong" w:cs="Times New Roman"/>
-        </w:rPr>
-        <w:t>具有三角锥形分子结构的化合物</w:t>
-      </w:r>
-      <w:r>
-        <w:rPr>
-          <w:rFonts w:ascii="Times New Roman" w:hAnsi="Times New Roman" w:eastAsia="Times New Roman" w:cs="Times New Roman"/>
-        </w:rPr>
-        <w:t xml:space="preserve"> A </w:t>
-      </w:r>
-      <w:r>
-        <w:rPr>
-          <w:rFonts w:hint="eastAsia" w:ascii="Times New Roman" w:hAnsi="Times New Roman" w:eastAsia="FangSong" w:cs="Times New Roman"/>
-        </w:rPr>
-        <w:t xml:space="preserve">与化合物</w:t>
-      </w:r>
-      <w:r>
-        <w:rPr>
-          <w:rFonts w:ascii="Times New Roman" w:hAnsi="Times New Roman" w:eastAsia="Times New Roman" w:cs="Times New Roman"/>
-        </w:rPr>
-        <w:t xml:space="preserve"> B </w:t>
-      </w:r>
-      <w:r>
-        <w:rPr>
-          <w:rFonts w:hint="eastAsia" w:ascii="Times New Roman" w:hAnsi="Times New Roman" w:eastAsia="FangSong" w:cs="Times New Roman"/>
-        </w:rPr>
-        <w:t>发生复分解反应</w:t>
-      </w:r>
-      <w:r>
-        <w:rPr>
-          <w:rFonts w:hint="eastAsia" w:ascii="Times New Roman" w:hAnsi="Times New Roman" w:eastAsia="Times New Roman" w:cs="Times New Roman"/>
-        </w:rPr>
-        <w:t>，</w:t>
-      </w:r>
-      <w:r>
-        <w:rPr>
-          <w:rFonts w:hint="eastAsia" w:ascii="Times New Roman" w:hAnsi="Times New Roman" w:eastAsia="FangSong" w:cs="Times New Roman"/>
-        </w:rPr>
-        <w:t>生成</w:t>
-      </w:r>
-      <w:r>
-        <w:rPr>
-          <w:rFonts w:ascii="Times New Roman" w:hAnsi="Times New Roman" w:eastAsia="Times New Roman" w:cs="Times New Roman"/>
-        </w:rPr>
-        <w:t xml:space="preserve"> C </w:t>
-      </w:r>
-      <w:r>
-        <w:rPr>
-          <w:rFonts w:hint="eastAsia" w:ascii="Times New Roman" w:hAnsi="Times New Roman" w:eastAsia="FangSong" w:cs="Times New Roman"/>
-        </w:rPr>
-        <w:t xml:space="preserve">和</w:t>
-      </w:r>
-      <w:r>
-        <w:rPr>
-          <w:rFonts w:ascii="Times New Roman" w:hAnsi="Times New Roman" w:eastAsia="Times New Roman" w:cs="Times New Roman"/>
-        </w:rPr>
-        <w:t xml:space="preserve"> </w:t>
-      </w:r>
-      <w:r>
-        <w:rPr>
-          <w:rFonts w:hint="eastAsia" w:ascii="Times New Roman" w:hAnsi="Times New Roman" w:eastAsia="Times New Roman" w:cs="Times New Roman"/>
-        </w:rPr>
-        <w:t xml:space="preserve">HCl，C</w:t>
-      </w:r>
-      <w:r>
-        <w:rPr>
-          <w:rFonts w:ascii="Times New Roman" w:hAnsi="Times New Roman" w:eastAsia="Times New Roman" w:cs="Times New Roman"/>
-        </w:rPr>
-        <w:t xml:space="preserve"> </w:t>
-      </w:r>
-      <w:r>
-        <w:rPr>
-          <w:rFonts w:hint="eastAsia" w:ascii="Times New Roman" w:hAnsi="Times New Roman" w:eastAsia="FangSong" w:cs="Times New Roman"/>
-        </w:rPr>
-        <w:t xml:space="preserve">与黄绿色气体</w:t>
-      </w:r>
-      <w:r>
-        <w:rPr>
-          <w:rFonts w:ascii="Times New Roman" w:hAnsi="Times New Roman" w:eastAsia="Times New Roman" w:cs="Times New Roman"/>
-        </w:rPr>
-        <w:t xml:space="preserve"> D </w:t>
-      </w:r>
-      <w:r>
-        <w:rPr>
-          <w:rFonts w:hint="eastAsia" w:ascii="Times New Roman" w:hAnsi="Times New Roman" w:eastAsia="FangSong" w:cs="Times New Roman"/>
-        </w:rPr>
-        <w:t xml:space="preserve">按照</w:t>
-      </w:r>
-      <w:r>
-        <w:rPr>
-          <w:rFonts w:ascii="Times New Roman" w:hAnsi="Times New Roman" w:eastAsia="Times New Roman" w:cs="Times New Roman"/>
-        </w:rPr>
-        <w:t xml:space="preserve"> 1:1 </w:t>
-      </w:r>
-      <w:r>
-        <w:rPr>
-          <w:rFonts w:hint="eastAsia" w:ascii="Times New Roman" w:hAnsi="Times New Roman" w:eastAsia="FangSong" w:cs="Times New Roman"/>
-        </w:rPr>
-        <w:t xml:space="preserve">的比例反应生成</w:t>
-      </w:r>
-      <w:r>
-        <w:rPr>
-          <w:rFonts w:ascii="Times New Roman" w:hAnsi="Times New Roman" w:eastAsia="Times New Roman" w:cs="Times New Roman"/>
-        </w:rPr>
-        <w:t xml:space="preserve"> </w:t>
-      </w:r>
-      <w:r>
-        <w:rPr>
-          <w:rFonts w:hint="eastAsia" w:ascii="Times New Roman" w:hAnsi="Times New Roman" w:eastAsia="Times New Roman" w:cs="Times New Roman"/>
-        </w:rPr>
-        <w:t xml:space="preserve">E，E</w:t>
-      </w:r>
-      <w:r>
-        <w:rPr>
-          <w:rFonts w:ascii="Times New Roman" w:hAnsi="Times New Roman" w:eastAsia="Times New Roman" w:cs="Times New Roman"/>
-        </w:rPr>
-        <w:t xml:space="preserve"> </w:t>
-      </w:r>
-      <w:r>
-        <w:rPr>
-          <w:rFonts w:hint="eastAsia" w:ascii="Times New Roman" w:hAnsi="Times New Roman" w:eastAsia="FangSong" w:cs="Times New Roman"/>
-        </w:rPr>
-        <w:t>具有数种异构体</w:t>
-      </w:r>
-      <w:r>
-        <w:rPr>
-          <w:rFonts w:hint="eastAsia" w:ascii="Times New Roman" w:hAnsi="Times New Roman" w:eastAsia="Times New Roman" w:cs="Times New Roman"/>
-        </w:rPr>
-        <w:t>。E</w:t>
-      </w:r>
-      <w:r>
-        <w:rPr>
-          <w:rFonts w:ascii="Times New Roman" w:hAnsi="Times New Roman" w:eastAsia="Times New Roman" w:cs="Times New Roman"/>
-        </w:rPr>
-        <w:t xml:space="preserve"> </w:t>
-      </w:r>
-      <w:r>
-        <w:rPr>
-          <w:rFonts w:hint="eastAsia" w:ascii="Times New Roman" w:hAnsi="Times New Roman" w:eastAsia="FangSong" w:cs="Times New Roman"/>
-        </w:rPr>
-        <w:t xml:space="preserve">进一步与</w:t>
-      </w:r>
-      <w:r>
-        <w:rPr>
-          <w:rFonts w:ascii="Times New Roman" w:hAnsi="Times New Roman" w:eastAsia="Times New Roman" w:cs="Times New Roman"/>
-        </w:rPr>
-        <w:t xml:space="preserve"> B </w:t>
-      </w:r>
-      <w:r>
-        <w:rPr>
-          <w:rFonts w:hint="eastAsia" w:ascii="Times New Roman" w:hAnsi="Times New Roman" w:eastAsia="FangSong" w:cs="Times New Roman"/>
-        </w:rPr>
-        <w:t>反应</w:t>
-      </w:r>
-      <w:r>
-        <w:rPr>
-          <w:rFonts w:hint="eastAsia" w:ascii="Times New Roman" w:hAnsi="Times New Roman" w:eastAsia="Times New Roman" w:cs="Times New Roman"/>
-        </w:rPr>
-        <w:t>，</w:t>
-      </w:r>
-      <w:r>
-        <w:rPr>
-          <w:rFonts w:hint="eastAsia" w:ascii="Times New Roman" w:hAnsi="Times New Roman" w:eastAsia="FangSong" w:cs="Times New Roman"/>
-        </w:rPr>
-        <w:t>获得具有三角双锥结构的</w:t>
-      </w:r>
-      <w:r>
-        <w:rPr>
-          <w:rFonts w:ascii="Times New Roman" w:hAnsi="Times New Roman" w:eastAsia="Times New Roman" w:cs="Times New Roman"/>
-        </w:rPr>
-        <w:t xml:space="preserve"> F </w:t>
-      </w:r>
-      <w:r>
-        <w:rPr>
-          <w:rFonts w:hint="eastAsia" w:ascii="Times New Roman" w:hAnsi="Times New Roman" w:eastAsia="FangSong" w:cs="Times New Roman"/>
-        </w:rPr>
-        <w:t xml:space="preserve">和</w:t>
-      </w:r>
-      <w:r>
-        <w:rPr>
-          <w:rFonts w:ascii="Times New Roman" w:hAnsi="Times New Roman" w:eastAsia="Times New Roman" w:cs="Times New Roman"/>
-        </w:rPr>
-        <w:t xml:space="preserve"> </w:t>
-      </w:r>
-      <w:r>
-        <w:rPr>
-          <w:rFonts w:hint="eastAsia" w:ascii="Times New Roman" w:hAnsi="Times New Roman" w:eastAsia="Times New Roman" w:cs="Times New Roman"/>
-        </w:rPr>
-        <w:t xml:space="preserve">HCl，F</w:t>
-      </w:r>
-      <w:r>
-        <w:rPr>
-          <w:rFonts w:ascii="Times New Roman" w:hAnsi="Times New Roman" w:eastAsia="Times New Roman" w:cs="Times New Roman"/>
-        </w:rPr>
-        <w:t xml:space="preserve"> </w:t>
-      </w:r>
-      <w:r>
-        <w:rPr>
-          <w:rFonts w:hint="eastAsia" w:ascii="Times New Roman" w:hAnsi="Times New Roman" w:eastAsia="FangSong" w:cs="Times New Roman"/>
-        </w:rPr>
-        <w:t xml:space="preserve">和</w:t>
-      </w:r>
-      <w:r>
-        <w:rPr>
-          <w:rFonts w:ascii="Times New Roman" w:hAnsi="Times New Roman" w:eastAsia="Times New Roman" w:cs="Times New Roman"/>
-        </w:rPr>
-        <w:t xml:space="preserve"> LiF </w:t>
-      </w:r>
-      <w:r>
-        <w:rPr>
-          <w:rFonts w:hint="eastAsia" w:ascii="Times New Roman" w:hAnsi="Times New Roman" w:eastAsia="FangSong" w:cs="Times New Roman"/>
-        </w:rPr>
-        <w:t xml:space="preserve">反应得到</w:t>
-      </w:r>
-      <w:r>
-        <w:rPr>
-          <w:rFonts w:ascii="Times New Roman" w:hAnsi="Times New Roman" w:eastAsia="Times New Roman" w:cs="Times New Roman"/>
-        </w:rPr>
-        <w:t xml:space="preserve"> X。</w:t>
-      </w:r>
     </w:p>
     <w:p>
       <w:pPr>
@@ -448,68 +613,21 @@
       </w:pPr>
       <w:r>
         <w:rPr>
-          <w:rFonts w:hint="eastAsia" w:ascii="Times New Roman" w:hAnsi="Times New Roman" w:eastAsia="FangSong" w:cs="Times New Roman"/>
-        </w:rPr>
-        <w:t xml:space="preserve">写出</w:t>
-      </w:r>
-      <w:r>
-        <w:rPr>
-          <w:rFonts w:ascii="Times New Roman" w:hAnsi="Times New Roman" w:eastAsia="Times New Roman" w:cs="Times New Roman"/>
-        </w:rPr>
-        <w:t xml:space="preserve"> A ~ F </w:t>
-      </w:r>
-      <w:r>
-        <w:rPr>
-          <w:rFonts w:hint="eastAsia" w:ascii="Times New Roman" w:hAnsi="Times New Roman" w:eastAsia="FangSong" w:cs="Times New Roman"/>
-        </w:rPr>
-        <w:t xml:space="preserve">以及</w:t>
-      </w:r>
-      <w:r>
-        <w:rPr>
-          <w:rFonts w:ascii="Times New Roman" w:hAnsi="Times New Roman" w:eastAsia="Times New Roman" w:cs="Times New Roman"/>
-        </w:rPr>
-        <w:t xml:space="preserve"> X </w:t>
-      </w:r>
-      <w:r>
-        <w:rPr>
-          <w:rFonts w:hint="eastAsia" w:ascii="Times New Roman" w:hAnsi="Times New Roman" w:eastAsia="FangSong" w:cs="Times New Roman"/>
-        </w:rPr>
-        <w:t>的化学式</w:t>
-      </w:r>
-      <w:r>
-        <w:rPr>
-          <w:rFonts w:hint="eastAsia" w:ascii="Times New Roman" w:hAnsi="Times New Roman" w:eastAsia="Times New Roman" w:cs="Times New Roman"/>
-        </w:rPr>
-        <w:t>。</w:t>
-      </w:r>
-    </w:p>
-    <w:p>
-      <w:pPr>
-        <w:pStyle w:val="FirstParagraph"/>
-      </w:pPr>
-      <w:r>
-        <w:rPr>
-          <w:rFonts w:hint="eastAsia" w:ascii="Times New Roman" w:hAnsi="Times New Roman" w:eastAsia="FangSong" w:cs="Times New Roman"/>
-        </w:rPr>
-        <w:t xml:space="preserve">写出</w:t>
-      </w:r>
-      <w:r>
-        <w:rPr>
-          <w:rFonts w:ascii="Times New Roman" w:hAnsi="Times New Roman" w:eastAsia="Times New Roman" w:cs="Times New Roman"/>
-        </w:rPr>
-        <w:t xml:space="preserve"> E </w:t>
-      </w:r>
-      <w:r>
-        <w:rPr>
-          <w:rFonts w:hint="eastAsia" w:ascii="Times New Roman" w:hAnsi="Times New Roman" w:eastAsia="FangSong" w:cs="Times New Roman"/>
-        </w:rPr>
-        <w:t>的异构体数目并画出所有异构体的结构</w:t>
-      </w:r>
-      <w:r>
-        <w:rPr>
-          <w:rFonts w:hint="eastAsia" w:ascii="Times New Roman" w:hAnsi="Times New Roman" w:eastAsia="Times New Roman" w:cs="Times New Roman"/>
-        </w:rPr>
-        <w:t>。</w:t>
+          <w:rFonts w:hint="eastAsia" w:ascii="Times New Roman" w:hAnsi="Times New Roman" w:eastAsia="Times New Roman" w:cs="Times New Roman"/>
+        </w:rPr>
+        <w:t>(5)</w:t>
+      </w:r>
+      <w:r>
+        <w:rPr>
+          <w:rFonts w:hint="eastAsia" w:ascii="Times New Roman" w:hAnsi="Times New Roman" w:eastAsia="FangSong" w:cs="Times New Roman"/>
+        </w:rPr>
+        <w:t>为什么人们猜它是炸药</w:t>
+      </w:r>
+      <w:r>
+        <w:rPr>
+          <w:rFonts w:hint="eastAsia" w:ascii="Times New Roman" w:hAnsi="Times New Roman" w:eastAsia="Times New Roman" w:cs="Times New Roman"/>
+        </w:rPr>
+        <w:t>？</w:t>
       </w:r>
     </w:p>
     <w:p>
@@ -522,8 +640,8 @@
         </w:pict>
       </w:r>
     </w:p>
-    <w:bookmarkEnd w:id="9"/>
-    <w:bookmarkStart w:id="16" w:name="一分册测试-ch1b-10-组氨酸硅钨酸盐超分子"/>
+    <w:bookmarkEnd w:id="13"/>
+    <w:bookmarkStart w:id="14" w:name="推断a至f及x的化学式第36届初赛第二场"/>
     <w:p>
       <w:pPr>
         <w:pStyle w:val="Heading2"/>
@@ -540,13 +658,494 @@
         <w:rPr>
           <w:rFonts w:hint="eastAsia" w:ascii="Times New Roman" w:hAnsi="Times New Roman" w:eastAsia="SimHei" w:cs="Times New Roman"/>
         </w:rPr>
-        <w:t>一分册测试</w:t>
-      </w:r>
-      <w:r>
-        <w:rPr>
-          <w:rFonts w:hint="eastAsia" w:ascii="Times New Roman" w:hAnsi="Times New Roman" w:eastAsia="Times New Roman" w:cs="Times New Roman"/>
-        </w:rPr>
-        <w:t>-Ch1B-10-</w:t>
+        <w:t>推断</w:t>
+      </w:r>
+      <w:r>
+        <w:rPr>
+          <w:rFonts w:hint="eastAsia" w:ascii="Times New Roman" w:hAnsi="Times New Roman" w:eastAsia="Times New Roman" w:cs="Times New Roman"/>
+        </w:rPr>
+        <w:t>A</w:t>
+      </w:r>
+      <w:r>
+        <w:rPr>
+          <w:rFonts w:hint="eastAsia" w:ascii="Times New Roman" w:hAnsi="Times New Roman" w:eastAsia="SimHei" w:cs="Times New Roman"/>
+        </w:rPr>
+        <w:t>至</w:t>
+      </w:r>
+      <w:r>
+        <w:rPr>
+          <w:rFonts w:hint="eastAsia" w:ascii="Times New Roman" w:hAnsi="Times New Roman" w:eastAsia="Times New Roman" w:cs="Times New Roman"/>
+        </w:rPr>
+        <w:t>F</w:t>
+      </w:r>
+      <w:r>
+        <w:rPr>
+          <w:rFonts w:hint="eastAsia" w:ascii="Times New Roman" w:hAnsi="Times New Roman" w:eastAsia="SimHei" w:cs="Times New Roman"/>
+        </w:rPr>
+        <w:t>及</w:t>
+      </w:r>
+      <w:r>
+        <w:rPr>
+          <w:rFonts w:hint="eastAsia" w:ascii="Times New Roman" w:hAnsi="Times New Roman" w:eastAsia="Times New Roman" w:cs="Times New Roman"/>
+        </w:rPr>
+        <w:t>X</w:t>
+      </w:r>
+      <w:r>
+        <w:rPr>
+          <w:rFonts w:hint="eastAsia" w:ascii="Times New Roman" w:hAnsi="Times New Roman" w:eastAsia="SimHei" w:cs="Times New Roman"/>
+        </w:rPr>
+        <w:t>的化学式</w:t>
+      </w:r>
+      <w:r>
+        <w:rPr>
+          <w:rFonts w:hint="eastAsia" w:ascii="Times New Roman" w:hAnsi="Times New Roman" w:eastAsia="Times New Roman" w:cs="Times New Roman"/>
+        </w:rPr>
+        <w:t>（</w:t>
+      </w:r>
+      <w:r>
+        <w:rPr>
+          <w:rFonts w:hint="eastAsia" w:ascii="Times New Roman" w:hAnsi="Times New Roman" w:eastAsia="SimHei" w:cs="Times New Roman"/>
+        </w:rPr>
+        <w:t>第</w:t>
+      </w:r>
+      <w:r>
+        <w:rPr>
+          <w:rFonts w:hint="eastAsia" w:ascii="Times New Roman" w:hAnsi="Times New Roman" w:eastAsia="Times New Roman" w:cs="Times New Roman"/>
+        </w:rPr>
+        <w:t>36</w:t>
+      </w:r>
+      <w:r>
+        <w:rPr>
+          <w:rFonts w:hint="eastAsia" w:ascii="Times New Roman" w:hAnsi="Times New Roman" w:eastAsia="SimHei" w:cs="Times New Roman"/>
+        </w:rPr>
+        <w:t>届初赛第二场</w:t>
+      </w:r>
+      <w:r>
+        <w:rPr>
+          <w:rFonts w:hint="eastAsia" w:ascii="Times New Roman" w:hAnsi="Times New Roman" w:eastAsia="Times New Roman" w:cs="Times New Roman"/>
+        </w:rPr>
+        <w:t>）</w:t>
+      </w:r>
+    </w:p>
+    <w:p>
+      <w:pPr>
+        <w:pStyle w:val="FirstParagraph"/>
+      </w:pPr>
+      <w:r>
+        <w:rPr>
+          <w:rFonts w:hint="eastAsia" w:ascii="Times New Roman" w:hAnsi="Times New Roman" w:eastAsia="FangSong" w:cs="Times New Roman"/>
+        </w:rPr>
+        <w:t>电解质是电池的重要组分之一</w:t>
+      </w:r>
+      <w:r>
+        <w:rPr>
+          <w:rFonts w:hint="eastAsia" w:ascii="Times New Roman" w:hAnsi="Times New Roman" w:eastAsia="Times New Roman" w:cs="Times New Roman"/>
+        </w:rPr>
+        <w:t>。</w:t>
+      </w:r>
+      <w:r>
+        <w:rPr>
+          <w:rFonts w:hint="eastAsia" w:ascii="Times New Roman" w:hAnsi="Times New Roman" w:eastAsia="FangSong" w:cs="Times New Roman"/>
+        </w:rPr>
+        <w:t>锂离子电池中</w:t>
+      </w:r>
+      <w:r>
+        <w:rPr>
+          <w:rFonts w:hint="eastAsia" w:ascii="Times New Roman" w:hAnsi="Times New Roman" w:eastAsia="Times New Roman" w:cs="Times New Roman"/>
+        </w:rPr>
+        <w:t>，</w:t>
+      </w:r>
+      <w:r>
+        <w:rPr>
+          <w:rFonts w:hint="eastAsia" w:ascii="Times New Roman" w:hAnsi="Times New Roman" w:eastAsia="FangSong" w:cs="Times New Roman"/>
+        </w:rPr>
+        <w:t>最常用的电解质为锂盐</w:t>
+      </w:r>
+      <w:r>
+        <w:rPr>
+          <w:rFonts w:ascii="Times New Roman" w:hAnsi="Times New Roman" w:eastAsia="Times New Roman" w:cs="Times New Roman"/>
+        </w:rPr>
+        <w:t xml:space="preserve"> X。X </w:t>
+      </w:r>
+      <w:r>
+        <w:rPr>
+          <w:rFonts w:hint="eastAsia" w:ascii="Times New Roman" w:hAnsi="Times New Roman" w:eastAsia="FangSong" w:cs="Times New Roman"/>
+        </w:rPr>
+        <w:t>中阴离子为正八面体构型</w:t>
+      </w:r>
+      <w:r>
+        <w:rPr>
+          <w:rFonts w:hint="eastAsia" w:ascii="Times New Roman" w:hAnsi="Times New Roman" w:eastAsia="Times New Roman" w:cs="Times New Roman"/>
+        </w:rPr>
+        <w:t>，</w:t>
+      </w:r>
+      <w:r>
+        <w:rPr>
+          <w:rFonts w:hint="eastAsia" w:ascii="Times New Roman" w:hAnsi="Times New Roman" w:eastAsia="FangSong" w:cs="Times New Roman"/>
+        </w:rPr>
+        <w:t>其组成元素均为短周期元素</w:t>
+      </w:r>
+      <w:r>
+        <w:rPr>
+          <w:rFonts w:hint="eastAsia" w:ascii="Times New Roman" w:hAnsi="Times New Roman" w:eastAsia="Times New Roman" w:cs="Times New Roman"/>
+        </w:rPr>
+        <w:t>。X</w:t>
+      </w:r>
+      <w:r>
+        <w:rPr>
+          <w:rFonts w:ascii="Times New Roman" w:hAnsi="Times New Roman" w:eastAsia="Times New Roman" w:cs="Times New Roman"/>
+        </w:rPr>
+        <w:t xml:space="preserve"> </w:t>
+      </w:r>
+      <w:r>
+        <w:rPr>
+          <w:rFonts w:hint="eastAsia" w:ascii="Times New Roman" w:hAnsi="Times New Roman" w:eastAsia="FangSong" w:cs="Times New Roman"/>
+        </w:rPr>
+        <w:t>的合成方法之一如下</w:t>
+      </w:r>
+      <w:r>
+        <w:rPr>
+          <w:rFonts w:hint="eastAsia" w:ascii="Times New Roman" w:hAnsi="Times New Roman" w:eastAsia="Times New Roman" w:cs="Times New Roman"/>
+        </w:rPr>
+        <w:t>：</w:t>
+      </w:r>
+      <w:r>
+        <w:rPr>
+          <w:rFonts w:hint="eastAsia" w:ascii="Times New Roman" w:hAnsi="Times New Roman" w:eastAsia="FangSong" w:cs="Times New Roman"/>
+        </w:rPr>
+        <w:t>具有三角锥形分子结构的化合物</w:t>
+      </w:r>
+      <w:r>
+        <w:rPr>
+          <w:rFonts w:ascii="Times New Roman" w:hAnsi="Times New Roman" w:eastAsia="Times New Roman" w:cs="Times New Roman"/>
+        </w:rPr>
+        <w:t xml:space="preserve"> A </w:t>
+      </w:r>
+      <w:r>
+        <w:rPr>
+          <w:rFonts w:hint="eastAsia" w:ascii="Times New Roman" w:hAnsi="Times New Roman" w:eastAsia="FangSong" w:cs="Times New Roman"/>
+        </w:rPr>
+        <w:t xml:space="preserve">与化合物</w:t>
+      </w:r>
+      <w:r>
+        <w:rPr>
+          <w:rFonts w:ascii="Times New Roman" w:hAnsi="Times New Roman" w:eastAsia="Times New Roman" w:cs="Times New Roman"/>
+        </w:rPr>
+        <w:t xml:space="preserve"> B </w:t>
+      </w:r>
+      <w:r>
+        <w:rPr>
+          <w:rFonts w:hint="eastAsia" w:ascii="Times New Roman" w:hAnsi="Times New Roman" w:eastAsia="FangSong" w:cs="Times New Roman"/>
+        </w:rPr>
+        <w:t>发生复分解反应</w:t>
+      </w:r>
+      <w:r>
+        <w:rPr>
+          <w:rFonts w:hint="eastAsia" w:ascii="Times New Roman" w:hAnsi="Times New Roman" w:eastAsia="Times New Roman" w:cs="Times New Roman"/>
+        </w:rPr>
+        <w:t>，</w:t>
+      </w:r>
+      <w:r>
+        <w:rPr>
+          <w:rFonts w:hint="eastAsia" w:ascii="Times New Roman" w:hAnsi="Times New Roman" w:eastAsia="FangSong" w:cs="Times New Roman"/>
+        </w:rPr>
+        <w:t>生成</w:t>
+      </w:r>
+      <w:r>
+        <w:rPr>
+          <w:rFonts w:ascii="Times New Roman" w:hAnsi="Times New Roman" w:eastAsia="Times New Roman" w:cs="Times New Roman"/>
+        </w:rPr>
+        <w:t xml:space="preserve"> C </w:t>
+      </w:r>
+      <w:r>
+        <w:rPr>
+          <w:rFonts w:hint="eastAsia" w:ascii="Times New Roman" w:hAnsi="Times New Roman" w:eastAsia="FangSong" w:cs="Times New Roman"/>
+        </w:rPr>
+        <w:t xml:space="preserve">和</w:t>
+      </w:r>
+      <w:r>
+        <w:rPr>
+          <w:rFonts w:ascii="Times New Roman" w:hAnsi="Times New Roman" w:eastAsia="Times New Roman" w:cs="Times New Roman"/>
+        </w:rPr>
+        <w:t xml:space="preserve"> </w:t>
+      </w:r>
+      <w:r>
+        <w:rPr>
+          <w:rFonts w:hint="eastAsia" w:ascii="Times New Roman" w:hAnsi="Times New Roman" w:eastAsia="Times New Roman" w:cs="Times New Roman"/>
+        </w:rPr>
+        <w:t xml:space="preserve">HCl，C</w:t>
+      </w:r>
+      <w:r>
+        <w:rPr>
+          <w:rFonts w:ascii="Times New Roman" w:hAnsi="Times New Roman" w:eastAsia="Times New Roman" w:cs="Times New Roman"/>
+        </w:rPr>
+        <w:t xml:space="preserve"> </w:t>
+      </w:r>
+      <w:r>
+        <w:rPr>
+          <w:rFonts w:hint="eastAsia" w:ascii="Times New Roman" w:hAnsi="Times New Roman" w:eastAsia="FangSong" w:cs="Times New Roman"/>
+        </w:rPr>
+        <w:t xml:space="preserve">与黄绿色气体</w:t>
+      </w:r>
+      <w:r>
+        <w:rPr>
+          <w:rFonts w:ascii="Times New Roman" w:hAnsi="Times New Roman" w:eastAsia="Times New Roman" w:cs="Times New Roman"/>
+        </w:rPr>
+        <w:t xml:space="preserve"> D </w:t>
+      </w:r>
+      <w:r>
+        <w:rPr>
+          <w:rFonts w:hint="eastAsia" w:ascii="Times New Roman" w:hAnsi="Times New Roman" w:eastAsia="FangSong" w:cs="Times New Roman"/>
+        </w:rPr>
+        <w:t xml:space="preserve">按照</w:t>
+      </w:r>
+      <w:r>
+        <w:rPr>
+          <w:rFonts w:ascii="Times New Roman" w:hAnsi="Times New Roman" w:eastAsia="Times New Roman" w:cs="Times New Roman"/>
+        </w:rPr>
+        <w:t xml:space="preserve"> 1:1 </w:t>
+      </w:r>
+      <w:r>
+        <w:rPr>
+          <w:rFonts w:hint="eastAsia" w:ascii="Times New Roman" w:hAnsi="Times New Roman" w:eastAsia="FangSong" w:cs="Times New Roman"/>
+        </w:rPr>
+        <w:t xml:space="preserve">的比例反应生成</w:t>
+      </w:r>
+      <w:r>
+        <w:rPr>
+          <w:rFonts w:ascii="Times New Roman" w:hAnsi="Times New Roman" w:eastAsia="Times New Roman" w:cs="Times New Roman"/>
+        </w:rPr>
+        <w:t xml:space="preserve"> </w:t>
+      </w:r>
+      <w:r>
+        <w:rPr>
+          <w:rFonts w:hint="eastAsia" w:ascii="Times New Roman" w:hAnsi="Times New Roman" w:eastAsia="Times New Roman" w:cs="Times New Roman"/>
+        </w:rPr>
+        <w:t xml:space="preserve">E，E</w:t>
+      </w:r>
+      <w:r>
+        <w:rPr>
+          <w:rFonts w:ascii="Times New Roman" w:hAnsi="Times New Roman" w:eastAsia="Times New Roman" w:cs="Times New Roman"/>
+        </w:rPr>
+        <w:t xml:space="preserve"> </w:t>
+      </w:r>
+      <w:r>
+        <w:rPr>
+          <w:rFonts w:hint="eastAsia" w:ascii="Times New Roman" w:hAnsi="Times New Roman" w:eastAsia="FangSong" w:cs="Times New Roman"/>
+        </w:rPr>
+        <w:t>具有数种异构体</w:t>
+      </w:r>
+      <w:r>
+        <w:rPr>
+          <w:rFonts w:hint="eastAsia" w:ascii="Times New Roman" w:hAnsi="Times New Roman" w:eastAsia="Times New Roman" w:cs="Times New Roman"/>
+        </w:rPr>
+        <w:t>。E</w:t>
+      </w:r>
+      <w:r>
+        <w:rPr>
+          <w:rFonts w:ascii="Times New Roman" w:hAnsi="Times New Roman" w:eastAsia="Times New Roman" w:cs="Times New Roman"/>
+        </w:rPr>
+        <w:t xml:space="preserve"> </w:t>
+      </w:r>
+      <w:r>
+        <w:rPr>
+          <w:rFonts w:hint="eastAsia" w:ascii="Times New Roman" w:hAnsi="Times New Roman" w:eastAsia="FangSong" w:cs="Times New Roman"/>
+        </w:rPr>
+        <w:t xml:space="preserve">进一步与</w:t>
+      </w:r>
+      <w:r>
+        <w:rPr>
+          <w:rFonts w:ascii="Times New Roman" w:hAnsi="Times New Roman" w:eastAsia="Times New Roman" w:cs="Times New Roman"/>
+        </w:rPr>
+        <w:t xml:space="preserve"> B </w:t>
+      </w:r>
+      <w:r>
+        <w:rPr>
+          <w:rFonts w:hint="eastAsia" w:ascii="Times New Roman" w:hAnsi="Times New Roman" w:eastAsia="FangSong" w:cs="Times New Roman"/>
+        </w:rPr>
+        <w:t>反应</w:t>
+      </w:r>
+      <w:r>
+        <w:rPr>
+          <w:rFonts w:hint="eastAsia" w:ascii="Times New Roman" w:hAnsi="Times New Roman" w:eastAsia="Times New Roman" w:cs="Times New Roman"/>
+        </w:rPr>
+        <w:t>，</w:t>
+      </w:r>
+      <w:r>
+        <w:rPr>
+          <w:rFonts w:hint="eastAsia" w:ascii="Times New Roman" w:hAnsi="Times New Roman" w:eastAsia="FangSong" w:cs="Times New Roman"/>
+        </w:rPr>
+        <w:t>获得具有三角双锥结构的</w:t>
+      </w:r>
+      <w:r>
+        <w:rPr>
+          <w:rFonts w:ascii="Times New Roman" w:hAnsi="Times New Roman" w:eastAsia="Times New Roman" w:cs="Times New Roman"/>
+        </w:rPr>
+        <w:t xml:space="preserve"> F </w:t>
+      </w:r>
+      <w:r>
+        <w:rPr>
+          <w:rFonts w:hint="eastAsia" w:ascii="Times New Roman" w:hAnsi="Times New Roman" w:eastAsia="FangSong" w:cs="Times New Roman"/>
+        </w:rPr>
+        <w:t xml:space="preserve">和</w:t>
+      </w:r>
+      <w:r>
+        <w:rPr>
+          <w:rFonts w:ascii="Times New Roman" w:hAnsi="Times New Roman" w:eastAsia="Times New Roman" w:cs="Times New Roman"/>
+        </w:rPr>
+        <w:t xml:space="preserve"> </w:t>
+      </w:r>
+      <w:r>
+        <w:rPr>
+          <w:rFonts w:hint="eastAsia" w:ascii="Times New Roman" w:hAnsi="Times New Roman" w:eastAsia="Times New Roman" w:cs="Times New Roman"/>
+        </w:rPr>
+        <w:t xml:space="preserve">HCl，F</w:t>
+      </w:r>
+      <w:r>
+        <w:rPr>
+          <w:rFonts w:ascii="Times New Roman" w:hAnsi="Times New Roman" w:eastAsia="Times New Roman" w:cs="Times New Roman"/>
+        </w:rPr>
+        <w:t xml:space="preserve"> </w:t>
+      </w:r>
+      <w:r>
+        <w:rPr>
+          <w:rFonts w:hint="eastAsia" w:ascii="Times New Roman" w:hAnsi="Times New Roman" w:eastAsia="FangSong" w:cs="Times New Roman"/>
+        </w:rPr>
+        <w:t xml:space="preserve">和</w:t>
+      </w:r>
+      <w:r>
+        <w:rPr>
+          <w:rFonts w:ascii="Times New Roman" w:hAnsi="Times New Roman" w:eastAsia="Times New Roman" w:cs="Times New Roman"/>
+        </w:rPr>
+        <w:t xml:space="preserve"> LiF </w:t>
+      </w:r>
+      <w:r>
+        <w:rPr>
+          <w:rFonts w:hint="eastAsia" w:ascii="Times New Roman" w:hAnsi="Times New Roman" w:eastAsia="FangSong" w:cs="Times New Roman"/>
+        </w:rPr>
+        <w:t xml:space="preserve">反应得到</w:t>
+      </w:r>
+      <w:r>
+        <w:rPr>
+          <w:rFonts w:ascii="Times New Roman" w:hAnsi="Times New Roman" w:eastAsia="Times New Roman" w:cs="Times New Roman"/>
+        </w:rPr>
+        <w:t xml:space="preserve"> X。</w:t>
+      </w:r>
+    </w:p>
+    <w:p>
+      <w:pPr>
+        <w:pStyle w:val="BodyText"/>
+      </w:pPr>
+      <w:r>
+        <w:rPr>
+          <w:rFonts w:hint="eastAsia" w:ascii="Times New Roman" w:hAnsi="Times New Roman" w:eastAsia="FangSong" w:cs="Times New Roman"/>
+        </w:rPr>
+        <w:t xml:space="preserve">写出</w:t>
+      </w:r>
+      <w:r>
+        <w:rPr>
+          <w:rFonts w:ascii="Times New Roman" w:hAnsi="Times New Roman" w:eastAsia="Times New Roman" w:cs="Times New Roman"/>
+        </w:rPr>
+        <w:t xml:space="preserve"> A ~ F </w:t>
+      </w:r>
+      <w:r>
+        <w:rPr>
+          <w:rFonts w:hint="eastAsia" w:ascii="Times New Roman" w:hAnsi="Times New Roman" w:eastAsia="FangSong" w:cs="Times New Roman"/>
+        </w:rPr>
+        <w:t xml:space="preserve">以及</w:t>
+      </w:r>
+      <w:r>
+        <w:rPr>
+          <w:rFonts w:ascii="Times New Roman" w:hAnsi="Times New Roman" w:eastAsia="Times New Roman" w:cs="Times New Roman"/>
+        </w:rPr>
+        <w:t xml:space="preserve"> X </w:t>
+      </w:r>
+      <w:r>
+        <w:rPr>
+          <w:rFonts w:hint="eastAsia" w:ascii="Times New Roman" w:hAnsi="Times New Roman" w:eastAsia="FangSong" w:cs="Times New Roman"/>
+        </w:rPr>
+        <w:t>的化学式</w:t>
+      </w:r>
+      <w:r>
+        <w:rPr>
+          <w:rFonts w:hint="eastAsia" w:ascii="Times New Roman" w:hAnsi="Times New Roman" w:eastAsia="Times New Roman" w:cs="Times New Roman"/>
+        </w:rPr>
+        <w:t>。</w:t>
+      </w:r>
+    </w:p>
+    <w:p>
+      <w:pPr>
+        <w:pStyle w:val="FirstParagraph"/>
+      </w:pPr>
+      <w:r>
+        <w:rPr>
+          <w:rFonts w:hint="eastAsia" w:ascii="Times New Roman" w:hAnsi="Times New Roman" w:eastAsia="FangSong" w:cs="Times New Roman"/>
+        </w:rPr>
+        <w:t xml:space="preserve">写出</w:t>
+      </w:r>
+      <w:r>
+        <w:rPr>
+          <w:rFonts w:ascii="Times New Roman" w:hAnsi="Times New Roman" w:eastAsia="Times New Roman" w:cs="Times New Roman"/>
+        </w:rPr>
+        <w:t xml:space="preserve"> E </w:t>
+      </w:r>
+      <w:r>
+        <w:rPr>
+          <w:rFonts w:hint="eastAsia" w:ascii="Times New Roman" w:hAnsi="Times New Roman" w:eastAsia="FangSong" w:cs="Times New Roman"/>
+        </w:rPr>
+        <w:t>的异构体数目并画出所有异构体的结构</w:t>
+      </w:r>
+      <w:r>
+        <w:rPr>
+          <w:rFonts w:hint="eastAsia" w:ascii="Times New Roman" w:hAnsi="Times New Roman" w:eastAsia="Times New Roman" w:cs="Times New Roman"/>
+        </w:rPr>
+        <w:t>。</w:t>
+      </w:r>
+    </w:p>
+    <w:p>
+      <w:pPr>
+        <w:spacing w:before="160" w:after="80"/>
+      </w:pPr>
+      <w:r>
+        <w:pict>
+          <v:rect style="width:0;height:1.5pt" o:hralign="center" o:hrstd="t" o:hr="t"/>
+        </w:pict>
+      </w:r>
+    </w:p>
+    <w:bookmarkEnd w:id="14"/>
+    <w:bookmarkStart w:id="15" w:name="竞赛提升"/>
+    <w:p>
+      <w:pPr>
+        <w:pStyle w:val="Heading2"/>
+        <w:spacing w:before="280" w:after="80"/>
+        <w:keepNext/>
+      </w:pPr>
+      <w:r>
+        <w:rPr>
+          <w:rFonts w:hint="eastAsia" w:ascii="Times New Roman" w:hAnsi="Times New Roman" w:eastAsia="SimHei" w:cs="Times New Roman"/>
+        </w:rPr>
+        <w:t xml:space="preserve">竞赛提升</w:t>
+      </w:r>
+    </w:p>
+    <w:bookmarkEnd w:id="15"/>
+    <w:bookmarkStart w:id="22" w:name="ch1b-10-组氨酸硅钨酸盐超分子"/>
+    <w:p>
+      <w:pPr>
+        <w:pStyle w:val="Heading2"/>
+        <w:spacing w:before="280" w:after="80"/>
+        <w:keepNext/>
+      </w:pPr>
+      <w:r>
+        <w:rPr>
+          <w:rFonts w:ascii="Times New Roman" w:hAnsi="Times New Roman" w:eastAsia="Times New Roman" w:cs="Times New Roman"/>
+        </w:rPr>
+        <w:t xml:space="preserve">6.3 </w:t>
+      </w:r>
+      <w:r>
+        <w:rPr>
+          <w:rFonts w:hint="eastAsia" w:ascii="Times New Roman" w:hAnsi="Times New Roman" w:eastAsia="Times New Roman" w:cs="Times New Roman"/>
+        </w:rPr>
+        <w:t>Ch1B-10-</w:t>
       </w:r>
       <w:r>
         <w:rPr>
@@ -763,18 +1362,18 @@
           <wp:inline>
             <wp:extent cx="2654300" cy="1816100"/>
             <wp:effectExtent b="0" l="0" r="0" t="0"/>
-            <wp:docPr descr="" title="" id="11" name="Picture"/>
+            <wp:docPr descr="" title="" id="17" name="Picture"/>
             <a:graphic>
               <a:graphicData uri="http://schemas.openxmlformats.org/drawingml/2006/picture">
                 <pic:pic>
                   <pic:nvPicPr>
-                    <pic:cNvPr descr="f7d1189b37a09b50253b53792883563ae8eb6868f82a7445cb43180e89aabfd7.jpg" id="12" name="Picture"/>
+                    <pic:cNvPr descr="f7d1189b37a09b50253b53792883563ae8eb6868f82a7445cb43180e89aabfd7.jpg" id="18" name="Picture"/>
                     <pic:cNvPicPr>
                       <a:picLocks noChangeArrowheads="1" noChangeAspect="1"/>
                     </pic:cNvPicPr>
                   </pic:nvPicPr>
                   <pic:blipFill>
-                    <a:blip r:embed="rId10"/>
+                    <a:blip r:embed="rId16"/>
                     <a:stretch>
                       <a:fillRect/>
                     </a:stretch>
@@ -1129,18 +1728,18 @@
           <wp:inline>
             <wp:extent cx="3600000" cy="2543119"/>
             <wp:effectExtent b="0" l="0" r="0" t="0"/>
-            <wp:docPr descr="" title="" id="14" name="Picture"/>
+            <wp:docPr descr="" title="" id="20" name="Picture"/>
             <a:graphic>
               <a:graphicData uri="http://schemas.openxmlformats.org/drawingml/2006/picture">
                 <pic:pic>
                   <pic:nvPicPr>
-                    <pic:cNvPr descr="5b14386fb0b452fff0a37af3bf785b303ac550ebc7b4183db003f61e6424b355.jpg" id="15" name="Picture"/>
+                    <pic:cNvPr descr="5b14386fb0b452fff0a37af3bf785b303ac550ebc7b4183db003f61e6424b355.jpg" id="21" name="Picture"/>
                     <pic:cNvPicPr>
                       <a:picLocks noChangeArrowheads="1" noChangeAspect="1"/>
                     </pic:cNvPicPr>
                   </pic:nvPicPr>
                   <pic:blipFill>
-                    <a:blip r:embed="rId13"/>
+                    <a:blip r:embed="rId19"/>
                     <a:stretch>
                       <a:fillRect/>
                     </a:stretch>
@@ -1451,8 +2050,8 @@
         </w:pict>
       </w:r>
     </w:p>
-    <w:bookmarkEnd w:id="16"/>
-    <w:bookmarkStart w:id="17" w:name="无机固体化学-习题10.3"/>
+    <w:bookmarkEnd w:id="22"/>
+    <w:bookmarkStart w:id="23" w:name="无机固体化学-习题10.3"/>
     <w:p>
       <w:pPr>
         <w:pStyle w:val="Heading2"/>
@@ -1463,7 +2062,7 @@
         <w:rPr>
           <w:rFonts w:ascii="Times New Roman" w:hAnsi="Times New Roman" w:eastAsia="Times New Roman" w:cs="Times New Roman"/>
         </w:rPr>
-        <w:t xml:space="preserve">6.3 </w:t>
+        <w:t xml:space="preserve">6.4 </w:t>
       </w:r>
       <w:r>
         <w:rPr>
@@ -1553,8 +2152,8 @@
         </w:pict>
       </w:r>
     </w:p>
-    <w:bookmarkEnd w:id="17"/>
-    <w:bookmarkStart w:id="18" w:name="无机固体化学-习题10.5"/>
+    <w:bookmarkEnd w:id="23"/>
+    <w:bookmarkStart w:id="24" w:name="无机固体化学-习题10.5"/>
     <w:p>
       <w:pPr>
         <w:pStyle w:val="Heading2"/>
@@ -1565,7 +2164,7 @@
         <w:rPr>
           <w:rFonts w:ascii="Times New Roman" w:hAnsi="Times New Roman" w:eastAsia="Times New Roman" w:cs="Times New Roman"/>
         </w:rPr>
-        <w:t xml:space="preserve">6.4 </w:t>
+        <w:t xml:space="preserve">6.5 </w:t>
       </w:r>
       <w:r>
         <w:rPr>
@@ -1679,8 +2278,8 @@
         </w:pict>
       </w:r>
     </w:p>
-    <w:bookmarkEnd w:id="18"/>
-    <w:bookmarkStart w:id="19" w:name="无机固体化学-习题10.6"/>
+    <w:bookmarkEnd w:id="24"/>
+    <w:bookmarkStart w:id="25" w:name="无机固体化学-习题10.6"/>
     <w:p>
       <w:pPr>
         <w:pStyle w:val="Heading2"/>
@@ -1691,7 +2290,7 @@
         <w:rPr>
           <w:rFonts w:ascii="Times New Roman" w:hAnsi="Times New Roman" w:eastAsia="Times New Roman" w:cs="Times New Roman"/>
         </w:rPr>
-        <w:t xml:space="preserve">6.5 </w:t>
+        <w:t xml:space="preserve">6.6 </w:t>
       </w:r>
       <w:r>
         <w:rPr>
@@ -1788,8 +2387,8 @@
         </w:pict>
       </w:r>
     </w:p>
-    <w:bookmarkEnd w:id="19"/>
-    <w:bookmarkStart w:id="20" w:name="无机固体化学-习题10.7"/>
+    <w:bookmarkEnd w:id="25"/>
+    <w:bookmarkStart w:id="26" w:name="无机固体化学-习题10.7"/>
     <w:p>
       <w:pPr>
         <w:pStyle w:val="Heading2"/>
@@ -1800,7 +2399,7 @@
         <w:rPr>
           <w:rFonts w:ascii="Times New Roman" w:hAnsi="Times New Roman" w:eastAsia="Times New Roman" w:cs="Times New Roman"/>
         </w:rPr>
-        <w:t xml:space="preserve">6.6 </w:t>
+        <w:t xml:space="preserve">6.7 </w:t>
       </w:r>
       <w:r>
         <w:rPr>
@@ -2012,8 +2611,8 @@
         </w:pict>
       </w:r>
     </w:p>
-    <w:bookmarkEnd w:id="20"/>
-    <w:bookmarkStart w:id="27" w:name="化学能力测试-ch3b-3-licoo2电极材料"/>
+    <w:bookmarkEnd w:id="26"/>
+    <w:bookmarkStart w:id="33" w:name="ch3b-3-licoo2电极材料"/>
     <w:p>
       <w:pPr>
         <w:pStyle w:val="Heading2"/>
@@ -2024,19 +2623,13 @@
         <w:rPr>
           <w:rFonts w:ascii="Times New Roman" w:hAnsi="Times New Roman" w:eastAsia="Times New Roman" w:cs="Times New Roman"/>
         </w:rPr>
-        <w:t xml:space="preserve">6.7 </w:t>
-      </w:r>
-      <w:r>
-        <w:rPr>
-          <w:rFonts w:hint="eastAsia" w:ascii="Times New Roman" w:hAnsi="Times New Roman" w:eastAsia="SimHei" w:cs="Times New Roman"/>
-        </w:rPr>
-        <w:t>化学能力测试</w:t>
-      </w:r>
-      <w:r>
-        <w:rPr>
-          <w:rFonts w:hint="eastAsia" w:ascii="Times New Roman" w:hAnsi="Times New Roman" w:eastAsia="Times New Roman" w:cs="Times New Roman"/>
-        </w:rPr>
-        <w:t>-Ch3B-3-LiCoO2</w:t>
+        <w:t xml:space="preserve">6.8 </w:t>
+      </w:r>
+      <w:r>
+        <w:rPr>
+          <w:rFonts w:hint="eastAsia" w:ascii="Times New Roman" w:hAnsi="Times New Roman" w:eastAsia="Times New Roman" w:cs="Times New Roman"/>
+        </w:rPr>
+        <w:t>Ch3B-3-LiCoO2</w:t>
       </w:r>
       <w:r>
         <w:rPr>
@@ -2088,18 +2681,18 @@
           <wp:inline>
             <wp:extent cx="2095500" cy="5930900"/>
             <wp:effectExtent b="0" l="0" r="0" t="0"/>
-            <wp:docPr descr="" title="" id="22" name="Picture"/>
+            <wp:docPr descr="" title="" id="28" name="Picture"/>
             <a:graphic>
               <a:graphicData uri="http://schemas.openxmlformats.org/drawingml/2006/picture">
                 <pic:pic>
                   <pic:nvPicPr>
-                    <pic:cNvPr descr="bfd06cb6af8ec92631039aa6884e22d2438340c14a36619ae840fffb8d5d7b0d.jpg" id="23" name="Picture"/>
+                    <pic:cNvPr descr="bfd06cb6af8ec92631039aa6884e22d2438340c14a36619ae840fffb8d5d7b0d.jpg" id="29" name="Picture"/>
                     <pic:cNvPicPr>
                       <a:picLocks noChangeArrowheads="1" noChangeAspect="1"/>
                     </pic:cNvPicPr>
                   </pic:nvPicPr>
                   <pic:blipFill>
-                    <a:blip r:embed="rId21"/>
+                    <a:blip r:embed="rId27"/>
                     <a:stretch>
                       <a:fillRect/>
                     </a:stretch>
@@ -2637,18 +3230,18 @@
           <wp:inline>
             <wp:extent cx="2520000" cy="3653592"/>
             <wp:effectExtent b="0" l="0" r="0" t="0"/>
-            <wp:docPr descr="" title="" id="25" name="Picture"/>
+            <wp:docPr descr="" title="" id="31" name="Picture"/>
             <a:graphic>
               <a:graphicData uri="http://schemas.openxmlformats.org/drawingml/2006/picture">
                 <pic:pic>
                   <pic:nvPicPr>
-                    <pic:cNvPr descr="42d34317d318a0132a21da52cf701fa06540e97170ce00b877824b7b10aca185.jpg" id="26" name="Picture"/>
+                    <pic:cNvPr descr="42d34317d318a0132a21da52cf701fa06540e97170ce00b877824b7b10aca185.jpg" id="32" name="Picture"/>
                     <pic:cNvPicPr>
                       <a:picLocks noChangeArrowheads="1" noChangeAspect="1"/>
                     </pic:cNvPicPr>
                   </pic:nvPicPr>
                   <pic:blipFill>
-                    <a:blip r:embed="rId24"/>
+                    <a:blip r:embed="rId30"/>
                     <a:stretch>
                       <a:fillRect/>
                     </a:stretch>
@@ -4133,8 +4726,8 @@
         </w:pict>
       </w:r>
     </w:p>
-    <w:bookmarkEnd w:id="27"/>
-    <w:bookmarkStart w:id="28" w:name="超分子-习题10.1"/>
+    <w:bookmarkEnd w:id="33"/>
+    <w:bookmarkStart w:id="34" w:name="超分子-习题10.1"/>
     <w:p>
       <w:pPr>
         <w:pStyle w:val="Heading2"/>
@@ -4145,7 +4738,7 @@
         <w:rPr>
           <w:rFonts w:ascii="Times New Roman" w:hAnsi="Times New Roman" w:eastAsia="Times New Roman" w:cs="Times New Roman"/>
         </w:rPr>
-        <w:t xml:space="preserve">6.8 </w:t>
+        <w:t xml:space="preserve">6.9 </w:t>
       </w:r>
       <w:r>
         <w:rPr>
@@ -4465,8 +5058,8 @@
         </w:pict>
       </w:r>
     </w:p>
-    <w:bookmarkEnd w:id="28"/>
-    <w:bookmarkStart w:id="29" w:name="超分子-习题10.2"/>
+    <w:bookmarkEnd w:id="34"/>
+    <w:bookmarkStart w:id="35" w:name="超分子-习题10.2"/>
     <w:p>
       <w:pPr>
         <w:pStyle w:val="Heading2"/>
@@ -4477,7 +5070,7 @@
         <w:rPr>
           <w:rFonts w:ascii="Times New Roman" w:hAnsi="Times New Roman" w:eastAsia="Times New Roman" w:cs="Times New Roman"/>
         </w:rPr>
-        <w:t xml:space="preserve">6.9 </w:t>
+        <w:t xml:space="preserve">6.10 </w:t>
       </w:r>
       <w:r>
         <w:rPr>
@@ -5185,8 +5778,8 @@
         </w:pict>
       </w:r>
     </w:p>
-    <w:bookmarkEnd w:id="29"/>
-    <w:bookmarkStart w:id="30" w:name="超分子-习题10.3"/>
+    <w:bookmarkEnd w:id="35"/>
+    <w:bookmarkStart w:id="36" w:name="超分子-习题10.3"/>
     <w:p>
       <w:pPr>
         <w:pStyle w:val="Heading2"/>
@@ -5197,7 +5790,7 @@
         <w:rPr>
           <w:rFonts w:ascii="Times New Roman" w:hAnsi="Times New Roman" w:eastAsia="Times New Roman" w:cs="Times New Roman"/>
         </w:rPr>
-        <w:t xml:space="preserve">6.10 </w:t>
+        <w:t xml:space="preserve">6.11 </w:t>
       </w:r>
       <w:r>
         <w:rPr>
@@ -5441,7 +6034,7 @@
       <w:pPr>
         <w:numPr>
           <w:ilvl w:val="0"/>
-          <w:numId w:val="1001"/>
+          <w:numId w:val="1002"/>
         </w:numPr>
       </w:pPr>
       <w:r>
@@ -5504,7 +6097,7 @@
       <w:pPr>
         <w:numPr>
           <w:ilvl w:val="0"/>
-          <w:numId w:val="1001"/>
+          <w:numId w:val="1002"/>
         </w:numPr>
       </w:pPr>
       <m:oMath>
@@ -5784,7 +6377,7 @@
       <w:pPr>
         <w:numPr>
           <w:ilvl w:val="0"/>
-          <w:numId w:val="1001"/>
+          <w:numId w:val="1002"/>
         </w:numPr>
       </w:pPr>
       <m:oMath>
@@ -6019,7 +6612,7 @@
       <w:pPr>
         <w:numPr>
           <w:ilvl w:val="0"/>
-          <w:numId w:val="1001"/>
+          <w:numId w:val="1002"/>
         </w:numPr>
       </w:pPr>
       <m:oMath>
@@ -6295,7 +6888,7 @@
       <w:pPr>
         <w:numPr>
           <w:ilvl w:val="0"/>
-          <w:numId w:val="1001"/>
+          <w:numId w:val="1002"/>
         </w:numPr>
       </w:pPr>
       <m:oMath>
@@ -6465,8 +7058,8 @@
         </w:pict>
       </w:r>
     </w:p>
-    <w:bookmarkEnd w:id="30"/>
-    <w:bookmarkStart w:id="31" w:name="超分子-习题10.4"/>
+    <w:bookmarkEnd w:id="36"/>
+    <w:bookmarkStart w:id="37" w:name="超分子-习题10.4"/>
     <w:p>
       <w:pPr>
         <w:pStyle w:val="Heading2"/>
@@ -6477,7 +7070,7 @@
         <w:rPr>
           <w:rFonts w:ascii="Times New Roman" w:hAnsi="Times New Roman" w:eastAsia="Times New Roman" w:cs="Times New Roman"/>
         </w:rPr>
-        <w:t xml:space="preserve">6.11 </w:t>
+        <w:t xml:space="preserve">6.12 </w:t>
       </w:r>
       <w:r>
         <w:rPr>
@@ -6775,8 +7368,8 @@
         </w:pict>
       </w:r>
     </w:p>
-    <w:bookmarkEnd w:id="31"/>
-    <w:bookmarkStart w:id="32" w:name="超分子-习题10.5"/>
+    <w:bookmarkEnd w:id="37"/>
+    <w:bookmarkStart w:id="38" w:name="超分子-习题10.5"/>
     <w:p>
       <w:pPr>
         <w:pStyle w:val="Heading2"/>
@@ -6787,7 +7380,7 @@
         <w:rPr>
           <w:rFonts w:ascii="Times New Roman" w:hAnsi="Times New Roman" w:eastAsia="Times New Roman" w:cs="Times New Roman"/>
         </w:rPr>
-        <w:t xml:space="preserve">6.12 </w:t>
+        <w:t xml:space="preserve">6.13 </w:t>
       </w:r>
       <w:r>
         <w:rPr>
@@ -6968,8 +7561,8 @@
         </w:pict>
       </w:r>
     </w:p>
-    <w:bookmarkEnd w:id="32"/>
-    <w:bookmarkStart w:id="33" w:name="超分子-习题10.6"/>
+    <w:bookmarkEnd w:id="38"/>
+    <w:bookmarkStart w:id="39" w:name="超分子-习题10.6"/>
     <w:p>
       <w:pPr>
         <w:pStyle w:val="Heading2"/>
@@ -6980,7 +7573,7 @@
         <w:rPr>
           <w:rFonts w:ascii="Times New Roman" w:hAnsi="Times New Roman" w:eastAsia="Times New Roman" w:cs="Times New Roman"/>
         </w:rPr>
-        <w:t xml:space="preserve">6.13 </w:t>
+        <w:t xml:space="preserve">6.14 </w:t>
       </w:r>
       <w:r>
         <w:rPr>
@@ -7238,8 +7831,8 @@
         </w:pict>
       </w:r>
     </w:p>
-    <w:bookmarkEnd w:id="33"/>
-    <w:bookmarkStart w:id="34" w:name="超分子-习题10.7"/>
+    <w:bookmarkEnd w:id="39"/>
+    <w:bookmarkStart w:id="40" w:name="超分子-习题10.7"/>
     <w:p>
       <w:pPr>
         <w:pStyle w:val="Heading2"/>
@@ -7250,7 +7843,7 @@
         <w:rPr>
           <w:rFonts w:ascii="Times New Roman" w:hAnsi="Times New Roman" w:eastAsia="Times New Roman" w:cs="Times New Roman"/>
         </w:rPr>
-        <w:t xml:space="preserve">6.14 </w:t>
+        <w:t xml:space="preserve">6.15 </w:t>
       </w:r>
       <w:r>
         <w:rPr>
@@ -7298,8 +7891,8 @@
         </w:pict>
       </w:r>
     </w:p>
-    <w:bookmarkEnd w:id="34"/>
-    <w:bookmarkStart w:id="35" w:name="超分子-习题10.8"/>
+    <w:bookmarkEnd w:id="40"/>
+    <w:bookmarkStart w:id="41" w:name="超分子-习题10.8"/>
     <w:p>
       <w:pPr>
         <w:pStyle w:val="Heading2"/>
@@ -7310,7 +7903,7 @@
         <w:rPr>
           <w:rFonts w:ascii="Times New Roman" w:hAnsi="Times New Roman" w:eastAsia="Times New Roman" w:cs="Times New Roman"/>
         </w:rPr>
-        <w:t xml:space="preserve">6.15 </w:t>
+        <w:t xml:space="preserve">6.16 </w:t>
       </w:r>
       <w:r>
         <w:rPr>
@@ -7750,8 +8343,8 @@
         </w:pict>
       </w:r>
     </w:p>
-    <w:bookmarkEnd w:id="35"/>
-    <w:bookmarkStart w:id="36" w:name="超分子-习题10.9"/>
+    <w:bookmarkEnd w:id="41"/>
+    <w:bookmarkStart w:id="42" w:name="超分子-习题10.9"/>
     <w:p>
       <w:pPr>
         <w:pStyle w:val="Heading2"/>
@@ -7762,7 +8355,7 @@
         <w:rPr>
           <w:rFonts w:ascii="Times New Roman" w:hAnsi="Times New Roman" w:eastAsia="Times New Roman" w:cs="Times New Roman"/>
         </w:rPr>
-        <w:t xml:space="preserve">6.16 </w:t>
+        <w:t xml:space="preserve">6.17 </w:t>
       </w:r>
       <w:r>
         <w:rPr>
@@ -7928,8 +8521,8 @@
         </w:pict>
       </w:r>
     </w:p>
-    <w:bookmarkEnd w:id="36"/>
-    <w:bookmarkStart w:id="37" w:name="超分子-习题10.10"/>
+    <w:bookmarkEnd w:id="42"/>
+    <w:bookmarkStart w:id="43" w:name="超分子-习题10.10"/>
     <w:p>
       <w:pPr>
         <w:pStyle w:val="Heading2"/>
@@ -7940,7 +8533,7 @@
         <w:rPr>
           <w:rFonts w:ascii="Times New Roman" w:hAnsi="Times New Roman" w:eastAsia="Times New Roman" w:cs="Times New Roman"/>
         </w:rPr>
-        <w:t xml:space="preserve">6.17 </w:t>
+        <w:t xml:space="preserve">6.18 </w:t>
       </w:r>
       <w:r>
         <w:rPr>
@@ -8024,8 +8617,8 @@
         </w:pict>
       </w:r>
     </w:p>
-    <w:bookmarkEnd w:id="37"/>
-    <w:bookmarkStart w:id="38" w:name="超分子-习题10.11"/>
+    <w:bookmarkEnd w:id="43"/>
+    <w:bookmarkStart w:id="44" w:name="超分子-习题10.11"/>
     <w:p>
       <w:pPr>
         <w:pStyle w:val="Heading2"/>
@@ -8036,7 +8629,7 @@
         <w:rPr>
           <w:rFonts w:ascii="Times New Roman" w:hAnsi="Times New Roman" w:eastAsia="Times New Roman" w:cs="Times New Roman"/>
         </w:rPr>
-        <w:t xml:space="preserve">6.18 </w:t>
+        <w:t xml:space="preserve">6.19 </w:t>
       </w:r>
       <w:r>
         <w:rPr>
@@ -8258,8 +8851,8 @@
         </w:pict>
       </w:r>
     </w:p>
-    <w:bookmarkEnd w:id="38"/>
-    <w:bookmarkStart w:id="39" w:name="超分子-习题10.12"/>
+    <w:bookmarkEnd w:id="44"/>
+    <w:bookmarkStart w:id="45" w:name="超分子-习题10.12"/>
     <w:p>
       <w:pPr>
         <w:pStyle w:val="Heading2"/>
@@ -8270,7 +8863,7 @@
         <w:rPr>
           <w:rFonts w:ascii="Times New Roman" w:hAnsi="Times New Roman" w:eastAsia="Times New Roman" w:cs="Times New Roman"/>
         </w:rPr>
-        <w:t xml:space="preserve">6.19 </w:t>
+        <w:t xml:space="preserve">6.20 </w:t>
       </w:r>
       <w:r>
         <w:rPr>
@@ -8493,8 +9086,8 @@
         </w:pict>
       </w:r>
     </w:p>
-    <w:bookmarkEnd w:id="39"/>
-    <w:bookmarkStart w:id="40" w:name="超分子-习题10.13"/>
+    <w:bookmarkEnd w:id="45"/>
+    <w:bookmarkStart w:id="46" w:name="超分子-习题10.13"/>
     <w:p>
       <w:pPr>
         <w:pStyle w:val="Heading2"/>
@@ -8505,7 +9098,7 @@
         <w:rPr>
           <w:rFonts w:ascii="Times New Roman" w:hAnsi="Times New Roman" w:eastAsia="Times New Roman" w:cs="Times New Roman"/>
         </w:rPr>
-        <w:t xml:space="preserve">6.20 </w:t>
+        <w:t xml:space="preserve">6.21 </w:t>
       </w:r>
       <w:r>
         <w:rPr>
@@ -8740,8 +9333,8 @@
         </w:pict>
       </w:r>
     </w:p>
-    <w:bookmarkEnd w:id="40"/>
-    <w:bookmarkStart w:id="41" w:name="超分子-习题10.14"/>
+    <w:bookmarkEnd w:id="46"/>
+    <w:bookmarkStart w:id="47" w:name="超分子-习题10.14"/>
     <w:p>
       <w:pPr>
         <w:pStyle w:val="Heading2"/>
@@ -8752,7 +9345,7 @@
         <w:rPr>
           <w:rFonts w:ascii="Times New Roman" w:hAnsi="Times New Roman" w:eastAsia="Times New Roman" w:cs="Times New Roman"/>
         </w:rPr>
-        <w:t xml:space="preserve">6.21 </w:t>
+        <w:t xml:space="preserve">6.22 </w:t>
       </w:r>
       <w:r>
         <w:rPr>
@@ -8883,8 +9476,8 @@
         </w:pict>
       </w:r>
     </w:p>
-    <w:bookmarkEnd w:id="41"/>
-    <w:bookmarkStart w:id="42" w:name="超分子-习题10.15"/>
+    <w:bookmarkEnd w:id="47"/>
+    <w:bookmarkStart w:id="48" w:name="超分子-习题10.15"/>
     <w:p>
       <w:pPr>
         <w:pStyle w:val="Heading2"/>
@@ -8895,7 +9488,7 @@
         <w:rPr>
           <w:rFonts w:ascii="Times New Roman" w:hAnsi="Times New Roman" w:eastAsia="Times New Roman" w:cs="Times New Roman"/>
         </w:rPr>
-        <w:t xml:space="preserve">6.22 </w:t>
+        <w:t xml:space="preserve">6.23 </w:t>
       </w:r>
       <w:r>
         <w:rPr>
@@ -9003,8 +9596,8 @@
         </w:pict>
       </w:r>
     </w:p>
-    <w:bookmarkEnd w:id="42"/>
-    <w:bookmarkStart w:id="43" w:name="超分子-习题10.16"/>
+    <w:bookmarkEnd w:id="48"/>
+    <w:bookmarkStart w:id="49" w:name="超分子-习题10.16"/>
     <w:p>
       <w:pPr>
         <w:pStyle w:val="Heading2"/>
@@ -9015,7 +9608,7 @@
         <w:rPr>
           <w:rFonts w:ascii="Times New Roman" w:hAnsi="Times New Roman" w:eastAsia="Times New Roman" w:cs="Times New Roman"/>
         </w:rPr>
-        <w:t xml:space="preserve">6.23 </w:t>
+        <w:t xml:space="preserve">6.24 </w:t>
       </w:r>
       <w:r>
         <w:rPr>
@@ -9175,8 +9768,8 @@
         </w:pict>
       </w:r>
     </w:p>
-    <w:bookmarkEnd w:id="43"/>
-    <w:bookmarkStart w:id="44" w:name="超分子-习题10.17"/>
+    <w:bookmarkEnd w:id="49"/>
+    <w:bookmarkStart w:id="50" w:name="超分子-习题10.17"/>
     <w:p>
       <w:pPr>
         <w:pStyle w:val="Heading2"/>
@@ -9187,7 +9780,7 @@
         <w:rPr>
           <w:rFonts w:ascii="Times New Roman" w:hAnsi="Times New Roman" w:eastAsia="Times New Roman" w:cs="Times New Roman"/>
         </w:rPr>
-        <w:t xml:space="preserve">6.24 </w:t>
+        <w:t xml:space="preserve">6.25 </w:t>
       </w:r>
       <w:r>
         <w:rPr>
@@ -9409,8 +10002,8 @@
         </w:pict>
       </w:r>
     </w:p>
-    <w:bookmarkEnd w:id="44"/>
-    <w:bookmarkStart w:id="45" w:name="超分子-习题10.18"/>
+    <w:bookmarkEnd w:id="50"/>
+    <w:bookmarkStart w:id="51" w:name="超分子-习题10.18"/>
     <w:p>
       <w:pPr>
         <w:pStyle w:val="Heading2"/>
@@ -9421,7 +10014,7 @@
         <w:rPr>
           <w:rFonts w:ascii="Times New Roman" w:hAnsi="Times New Roman" w:eastAsia="Times New Roman" w:cs="Times New Roman"/>
         </w:rPr>
-        <w:t xml:space="preserve">6.25 </w:t>
+        <w:t xml:space="preserve">6.26 </w:t>
       </w:r>
       <w:r>
         <w:rPr>
@@ -9475,8 +10068,8 @@
         </w:pict>
       </w:r>
     </w:p>
-    <w:bookmarkEnd w:id="45"/>
-    <w:bookmarkStart w:id="46" w:name="超分子-习题10.19"/>
+    <w:bookmarkEnd w:id="51"/>
+    <w:bookmarkStart w:id="52" w:name="超分子-习题10.19"/>
     <w:p>
       <w:pPr>
         <w:pStyle w:val="Heading2"/>
@@ -9487,7 +10080,7 @@
         <w:rPr>
           <w:rFonts w:ascii="Times New Roman" w:hAnsi="Times New Roman" w:eastAsia="Times New Roman" w:cs="Times New Roman"/>
         </w:rPr>
-        <w:t xml:space="preserve">6.26 </w:t>
+        <w:t xml:space="preserve">6.27 </w:t>
       </w:r>
       <w:r>
         <w:rPr>
@@ -9541,8 +10134,8 @@
         </w:pict>
       </w:r>
     </w:p>
-    <w:bookmarkEnd w:id="46"/>
-    <w:bookmarkStart w:id="47" w:name="超分子-习题10.20"/>
+    <w:bookmarkEnd w:id="52"/>
+    <w:bookmarkStart w:id="53" w:name="超分子-习题10.20"/>
     <w:p>
       <w:pPr>
         <w:pStyle w:val="Heading2"/>
@@ -9553,7 +10146,7 @@
         <w:rPr>
           <w:rFonts w:ascii="Times New Roman" w:hAnsi="Times New Roman" w:eastAsia="Times New Roman" w:cs="Times New Roman"/>
         </w:rPr>
-        <w:t xml:space="preserve">6.27 </w:t>
+        <w:t xml:space="preserve">6.28 </w:t>
       </w:r>
       <w:r>
         <w:rPr>
@@ -9607,8 +10200,8 @@
         </w:pict>
       </w:r>
     </w:p>
-    <w:bookmarkEnd w:id="47"/>
-    <w:bookmarkStart w:id="48" w:name="超分子-习题10.21"/>
+    <w:bookmarkEnd w:id="53"/>
+    <w:bookmarkStart w:id="54" w:name="超分子-习题10.21"/>
     <w:p>
       <w:pPr>
         <w:pStyle w:val="Heading2"/>
@@ -9619,7 +10212,7 @@
         <w:rPr>
           <w:rFonts w:ascii="Times New Roman" w:hAnsi="Times New Roman" w:eastAsia="Times New Roman" w:cs="Times New Roman"/>
         </w:rPr>
-        <w:t xml:space="preserve">6.28 </w:t>
+        <w:t xml:space="preserve">6.29 </w:t>
       </w:r>
       <w:r>
         <w:rPr>
@@ -9679,8 +10272,8 @@
         </w:pict>
       </w:r>
     </w:p>
-    <w:bookmarkEnd w:id="48"/>
-    <w:bookmarkStart w:id="49" w:name="化学能力测试-ch7b-7-银纳米簇电化学"/>
+    <w:bookmarkEnd w:id="54"/>
+    <w:bookmarkStart w:id="55" w:name="ch7b-7-银纳米簇电化学"/>
     <w:p>
       <w:pPr>
         <w:pStyle w:val="Heading2"/>
@@ -9691,19 +10284,13 @@
         <w:rPr>
           <w:rFonts w:ascii="Times New Roman" w:hAnsi="Times New Roman" w:eastAsia="Times New Roman" w:cs="Times New Roman"/>
         </w:rPr>
-        <w:t xml:space="preserve">6.29 </w:t>
-      </w:r>
-      <w:r>
-        <w:rPr>
-          <w:rFonts w:hint="eastAsia" w:ascii="Times New Roman" w:hAnsi="Times New Roman" w:eastAsia="SimHei" w:cs="Times New Roman"/>
-        </w:rPr>
-        <w:t>化学能力测试</w:t>
-      </w:r>
-      <w:r>
-        <w:rPr>
-          <w:rFonts w:hint="eastAsia" w:ascii="Times New Roman" w:hAnsi="Times New Roman" w:eastAsia="Times New Roman" w:cs="Times New Roman"/>
-        </w:rPr>
-        <w:t>-Ch7B-7-</w:t>
+        <w:t xml:space="preserve">6.30 </w:t>
+      </w:r>
+      <w:r>
+        <w:rPr>
+          <w:rFonts w:hint="eastAsia" w:ascii="Times New Roman" w:hAnsi="Times New Roman" w:eastAsia="Times New Roman" w:cs="Times New Roman"/>
+        </w:rPr>
+        <w:t>Ch7B-7-</w:t>
       </w:r>
       <w:r>
         <w:rPr>
@@ -11406,7 +11993,7 @@
       <w:pPr>
         <w:numPr>
           <w:ilvl w:val="0"/>
-          <w:numId w:val="1002"/>
+          <w:numId w:val="1003"/>
         </w:numPr>
       </w:pPr>
       <w:r>
@@ -11668,7 +12255,7 @@
       <w:pPr>
         <w:numPr>
           <w:ilvl w:val="0"/>
-          <w:numId w:val="1002"/>
+          <w:numId w:val="1003"/>
         </w:numPr>
         <w:spacing w:after="80"/>
       </w:pPr>
@@ -12065,8 +12652,8 @@
         </w:pict>
       </w:r>
     </w:p>
-    <w:bookmarkEnd w:id="49"/>
-    <w:bookmarkEnd w:id="50"/>
+    <w:bookmarkEnd w:id="55"/>
+    <w:bookmarkEnd w:id="56"/>
     <w:sectPr>
       <w:footerReference w:type="default" r:id="rId9"/>
       <w:headerReference w:type="default" r:id="rId11"/>
@@ -12294,6 +12881,91 @@
       </w:pPr>
     </w:lvl>
   </w:abstractNum>
+  <w:abstractNum w:abstractNumId="994156">
+    <w:nsid w:val="0A994156"/>
+    <w:multiLevelType w:val="multilevel"/>
+    <w:lvl w:ilvl="0">
+      <w:start w:val="56"/>
+      <w:numFmt w:val="decimal"/>
+      <w:lvlText w:val="%1."/>
+      <w:lvlJc w:val="left"/>
+      <w:pPr>
+        <w:ind w:left="720" w:hanging="360"/>
+      </w:pPr>
+    </w:lvl>
+    <w:lvl w:ilvl="1">
+      <w:start w:val="56"/>
+      <w:numFmt w:val="decimal"/>
+      <w:lvlText w:val="%2."/>
+      <w:lvlJc w:val="left"/>
+      <w:pPr>
+        <w:ind w:left="1440" w:hanging="360"/>
+      </w:pPr>
+    </w:lvl>
+    <w:lvl w:ilvl="2">
+      <w:start w:val="56"/>
+      <w:numFmt w:val="decimal"/>
+      <w:lvlText w:val="%3."/>
+      <w:lvlJc w:val="left"/>
+      <w:pPr>
+        <w:ind w:left="2160" w:hanging="360"/>
+      </w:pPr>
+    </w:lvl>
+    <w:lvl w:ilvl="3">
+      <w:start w:val="56"/>
+      <w:numFmt w:val="decimal"/>
+      <w:lvlText w:val="%4."/>
+      <w:lvlJc w:val="left"/>
+      <w:pPr>
+        <w:ind w:left="2880" w:hanging="360"/>
+      </w:pPr>
+    </w:lvl>
+    <w:lvl w:ilvl="4">
+      <w:start w:val="56"/>
+      <w:numFmt w:val="decimal"/>
+      <w:lvlText w:val="%5."/>
+      <w:lvlJc w:val="left"/>
+      <w:pPr>
+        <w:ind w:left="3600" w:hanging="360"/>
+      </w:pPr>
+    </w:lvl>
+    <w:lvl w:ilvl="5">
+      <w:start w:val="56"/>
+      <w:numFmt w:val="decimal"/>
+      <w:lvlText w:val="%6."/>
+      <w:lvlJc w:val="left"/>
+      <w:pPr>
+        <w:ind w:left="4320" w:hanging="360"/>
+      </w:pPr>
+    </w:lvl>
+    <w:lvl w:ilvl="6">
+      <w:start w:val="56"/>
+      <w:numFmt w:val="decimal"/>
+      <w:lvlText w:val="%7."/>
+      <w:lvlJc w:val="left"/>
+      <w:pPr>
+        <w:ind w:left="5040" w:hanging="360"/>
+      </w:pPr>
+    </w:lvl>
+    <w:lvl w:ilvl="7">
+      <w:start w:val="56"/>
+      <w:numFmt w:val="decimal"/>
+      <w:lvlText w:val="%8."/>
+      <w:lvlJc w:val="left"/>
+      <w:pPr>
+        <w:ind w:left="5760" w:hanging="360"/>
+      </w:pPr>
+    </w:lvl>
+    <w:lvl w:ilvl="8">
+      <w:start w:val="56"/>
+      <w:numFmt w:val="decimal"/>
+      <w:lvlText w:val="%9."/>
+      <w:lvlJc w:val="left"/>
+      <w:pPr>
+        <w:ind w:left="6480" w:hanging="360"/>
+      </w:pPr>
+    </w:lvl>
+  </w:abstractNum>
   <w:abstractNum w:abstractNumId="99431">
     <w:nsid w:val="00A99431"/>
     <w:multiLevelType w:val="multilevel"/>
@@ -12468,6 +13140,36 @@
     <w:abstractNumId w:val="990"/>
   </w:num>
   <w:num w:numId="1001">
+    <w:abstractNumId w:val="994156"/>
+    <w:lvlOverride w:ilvl="0">
+      <w:startOverride w:val="56"/>
+    </w:lvlOverride>
+    <w:lvlOverride w:ilvl="1">
+      <w:startOverride w:val="56"/>
+    </w:lvlOverride>
+    <w:lvlOverride w:ilvl="2">
+      <w:startOverride w:val="56"/>
+    </w:lvlOverride>
+    <w:lvlOverride w:ilvl="3">
+      <w:startOverride w:val="56"/>
+    </w:lvlOverride>
+    <w:lvlOverride w:ilvl="4">
+      <w:startOverride w:val="56"/>
+    </w:lvlOverride>
+    <w:lvlOverride w:ilvl="5">
+      <w:startOverride w:val="56"/>
+    </w:lvlOverride>
+    <w:lvlOverride w:ilvl="6">
+      <w:startOverride w:val="56"/>
+    </w:lvlOverride>
+    <w:lvlOverride w:ilvl="7">
+      <w:startOverride w:val="56"/>
+    </w:lvlOverride>
+    <w:lvlOverride w:ilvl="8">
+      <w:startOverride w:val="56"/>
+    </w:lvlOverride>
+  </w:num>
+  <w:num w:numId="1002">
     <w:abstractNumId w:val="99431"/>
     <w:lvlOverride w:ilvl="0">
       <w:startOverride w:val="1"/>
@@ -12497,7 +13199,7 @@
       <w:startOverride w:val="1"/>
     </w:lvlOverride>
   </w:num>
-  <w:num w:numId="1002">
+  <w:num w:numId="1003">
     <w:abstractNumId w:val="99432"/>
     <w:lvlOverride w:ilvl="0">
       <w:startOverride w:val="2"/>
